--- a/report/CA1.docx
+++ b/report/CA1.docx
@@ -19,113 +19,50 @@
     <w:p>
       <w:pPr>
         <w:pStyle w:val="NoSpacing"/>
-        <w:rPr>
-          <w:sz w:val="22"/>
-          <w:szCs w:val="22"/>
-        </w:rPr>
       </w:pPr>
       <w:r>
-        <w:rPr>
-          <w:sz w:val="22"/>
-          <w:szCs w:val="22"/>
-        </w:rPr>
-        <w:t>Kingdom Community Property Services</w:t>
-      </w:r>
-      <w:r>
-        <w:rPr>
-          <w:sz w:val="22"/>
-          <w:szCs w:val="22"/>
-        </w:rPr>
-        <w:t xml:space="preserve"> (KCPS) is an organization that maintains a mixed portfolio of community buildings, small offices, and rented residential properties.</w:t>
+        <w:t>Kingdom Community Property Services (KCPS) is an organization that maintains a mixed portfolio of community buildings, small offices, and rented residential properties.</w:t>
       </w:r>
     </w:p>
     <w:p>
       <w:pPr>
         <w:pStyle w:val="NoSpacing"/>
-        <w:rPr>
-          <w:sz w:val="22"/>
-          <w:szCs w:val="22"/>
-        </w:rPr>
       </w:pPr>
       <w:r>
-        <w:rPr>
-          <w:sz w:val="22"/>
-          <w:szCs w:val="22"/>
-        </w:rPr>
         <w:t>Requests come from occupants, caretakers, property managers and partner organizations. The work is completed by internal maintenance staff and approved external contractors. Currently, the information for a request is placed across email, spreadsheets, paper job sheets and messaging groups. Photographs, quotations, appointments and completion notes are stored wherever the person handling them happens to keep.</w:t>
       </w:r>
     </w:p>
     <w:p>
       <w:pPr>
         <w:pStyle w:val="NoSpacing"/>
-        <w:rPr>
-          <w:sz w:val="22"/>
-          <w:szCs w:val="22"/>
-        </w:rPr>
       </w:pPr>
     </w:p>
     <w:p>
       <w:pPr>
         <w:pStyle w:val="NoSpacing"/>
-        <w:rPr>
-          <w:sz w:val="22"/>
-          <w:szCs w:val="22"/>
-        </w:rPr>
       </w:pPr>
       <w:r>
-        <w:rPr>
-          <w:sz w:val="22"/>
-          <w:szCs w:val="22"/>
-        </w:rPr>
         <w:t xml:space="preserve">The process is following: </w:t>
       </w:r>
       <w:r>
-        <w:rPr>
-          <w:sz w:val="22"/>
-          <w:szCs w:val="22"/>
-        </w:rPr>
         <w:t xml:space="preserve">reporter describes the problem, </w:t>
       </w:r>
       <w:r>
-        <w:rPr>
-          <w:sz w:val="22"/>
-          <w:szCs w:val="22"/>
-        </w:rPr>
         <w:t xml:space="preserve">staff creates </w:t>
       </w:r>
       <w:r>
-        <w:rPr>
-          <w:sz w:val="22"/>
-          <w:szCs w:val="22"/>
-        </w:rPr>
         <w:t>the</w:t>
       </w:r>
       <w:r>
-        <w:rPr>
-          <w:sz w:val="22"/>
-          <w:szCs w:val="22"/>
-        </w:rPr>
         <w:t xml:space="preserve"> request, assigns it its priority level</w:t>
       </w:r>
       <w:r>
-        <w:rPr>
-          <w:sz w:val="22"/>
-          <w:szCs w:val="22"/>
-        </w:rPr>
         <w:t xml:space="preserve"> and decides whether it is KCPS case or not</w:t>
       </w:r>
       <w:r>
-        <w:rPr>
-          <w:sz w:val="22"/>
-          <w:szCs w:val="22"/>
-        </w:rPr>
         <w:t xml:space="preserve">, </w:t>
       </w:r>
       <w:r>
-        <w:rPr>
-          <w:sz w:val="22"/>
-          <w:szCs w:val="22"/>
-        </w:rPr>
         <w:t xml:space="preserve">the work is allocated to a suitable worker, access is provided, worker is given a relevant contact, one or more visits take place, order parts or recalculate the amount of trade, the request will be closed after completion and providing evidence and confirmation. </w:t>
       </w:r>
     </w:p>
@@ -168,16 +105,8 @@
           <w:p>
             <w:pPr>
               <w:pStyle w:val="NoSpacing"/>
-              <w:rPr>
-                <w:sz w:val="22"/>
-                <w:szCs w:val="22"/>
-              </w:rPr>
-            </w:pPr>
-            <w:r>
-              <w:rPr>
-                <w:sz w:val="22"/>
-                <w:szCs w:val="22"/>
-              </w:rPr>
+            </w:pPr>
+            <w:r>
               <w:t>Problem</w:t>
             </w:r>
           </w:p>
@@ -189,16 +118,8 @@
           <w:p>
             <w:pPr>
               <w:pStyle w:val="NoSpacing"/>
-              <w:rPr>
-                <w:sz w:val="22"/>
-                <w:szCs w:val="22"/>
-              </w:rPr>
-            </w:pPr>
-            <w:r>
-              <w:rPr>
-                <w:sz w:val="22"/>
-                <w:szCs w:val="22"/>
-              </w:rPr>
+            </w:pPr>
+            <w:r>
               <w:t>Consequence</w:t>
             </w:r>
           </w:p>
@@ -212,23 +133,11 @@
           <w:p>
             <w:pPr>
               <w:pStyle w:val="NoSpacing"/>
-              <w:rPr>
-                <w:sz w:val="22"/>
-                <w:szCs w:val="22"/>
-              </w:rPr>
-            </w:pPr>
-            <w:r>
-              <w:rPr>
-                <w:sz w:val="22"/>
-                <w:szCs w:val="22"/>
-              </w:rPr>
+            </w:pPr>
+            <w:r>
               <w:t>Information about request is spread out between email, spreadsheet, paper job sheet and messaging group and its status is not always current</w:t>
             </w:r>
             <w:r>
-              <w:rPr>
-                <w:sz w:val="22"/>
-                <w:szCs w:val="22"/>
-              </w:rPr>
               <w:t>.</w:t>
             </w:r>
           </w:p>
@@ -240,30 +149,14 @@
           <w:p>
             <w:pPr>
               <w:pStyle w:val="NoSpacing"/>
-              <w:rPr>
-                <w:sz w:val="22"/>
-                <w:szCs w:val="22"/>
-              </w:rPr>
-            </w:pPr>
-            <w:r>
-              <w:rPr>
-                <w:sz w:val="22"/>
-                <w:szCs w:val="22"/>
-              </w:rPr>
+            </w:pPr>
+            <w:r>
               <w:t>Staff and reporters can’t trust its status</w:t>
             </w:r>
             <w:r>
-              <w:rPr>
-                <w:sz w:val="22"/>
-                <w:szCs w:val="22"/>
-              </w:rPr>
               <w:t xml:space="preserve"> and a lot of time will be consumed changing information for one request</w:t>
             </w:r>
             <w:r>
-              <w:rPr>
-                <w:sz w:val="22"/>
-                <w:szCs w:val="22"/>
-              </w:rPr>
               <w:t>.</w:t>
             </w:r>
           </w:p>
@@ -277,16 +170,8 @@
           <w:p>
             <w:pPr>
               <w:pStyle w:val="NoSpacing"/>
-              <w:rPr>
-                <w:sz w:val="22"/>
-                <w:szCs w:val="22"/>
-              </w:rPr>
-            </w:pPr>
-            <w:r>
-              <w:rPr>
-                <w:sz w:val="22"/>
-                <w:szCs w:val="22"/>
-              </w:rPr>
+            </w:pPr>
+            <w:r>
               <w:t xml:space="preserve">Different staff members use different descriptions for the same room, asset or fault. </w:t>
             </w:r>
           </w:p>
@@ -298,16 +183,8 @@
           <w:p>
             <w:pPr>
               <w:pStyle w:val="NoSpacing"/>
-              <w:rPr>
-                <w:sz w:val="22"/>
-                <w:szCs w:val="22"/>
-              </w:rPr>
-            </w:pPr>
-            <w:r>
-              <w:rPr>
-                <w:sz w:val="22"/>
-                <w:szCs w:val="22"/>
-              </w:rPr>
+            </w:pPr>
+            <w:r>
               <w:t>Duplicates and repeat faults will be a problem for employees.</w:t>
             </w:r>
           </w:p>
@@ -321,24 +198,9 @@
           <w:p>
             <w:pPr>
               <w:pStyle w:val="NoSpacing"/>
-              <w:rPr>
-                <w:sz w:val="22"/>
-                <w:szCs w:val="22"/>
-              </w:rPr>
-            </w:pPr>
-            <w:r>
-              <w:rPr>
-                <w:sz w:val="22"/>
-                <w:szCs w:val="22"/>
-              </w:rPr>
-              <w:t>The meaning of emergency, urgent and routine is not applied consistently</w:t>
-            </w:r>
-            <w:r>
-              <w:rPr>
-                <w:sz w:val="22"/>
-                <w:szCs w:val="22"/>
-              </w:rPr>
-              <w:t>.</w:t>
+            </w:pPr>
+            <w:r>
+              <w:t>The meaning of emergency, urgent and routine is not applied consistently.</w:t>
             </w:r>
           </w:p>
         </w:tc>
@@ -349,30 +211,14 @@
           <w:p>
             <w:pPr>
               <w:pStyle w:val="NoSpacing"/>
-              <w:rPr>
-                <w:sz w:val="22"/>
-                <w:szCs w:val="22"/>
-              </w:rPr>
-            </w:pPr>
-            <w:r>
-              <w:rPr>
-                <w:sz w:val="22"/>
-                <w:szCs w:val="22"/>
-              </w:rPr>
+            </w:pPr>
+            <w:r>
               <w:t>W</w:t>
             </w:r>
             <w:r>
-              <w:rPr>
-                <w:sz w:val="22"/>
-                <w:szCs w:val="22"/>
-              </w:rPr>
               <w:t>rong interpretation of priority of a property.</w:t>
             </w:r>
             <w:r>
-              <w:rPr>
-                <w:sz w:val="22"/>
-                <w:szCs w:val="22"/>
-              </w:rPr>
               <w:t xml:space="preserve"> May delay critical and rush with routine work. </w:t>
             </w:r>
           </w:p>
@@ -386,16 +232,8 @@
           <w:p>
             <w:pPr>
               <w:pStyle w:val="NoSpacing"/>
-              <w:rPr>
-                <w:sz w:val="22"/>
-                <w:szCs w:val="22"/>
-              </w:rPr>
-            </w:pPr>
-            <w:r>
-              <w:rPr>
-                <w:sz w:val="22"/>
-                <w:szCs w:val="22"/>
-              </w:rPr>
+            </w:pPr>
+            <w:r>
               <w:t>Several reports may concern the same problem, while one report may reveal several separate work items.</w:t>
             </w:r>
           </w:p>
@@ -407,23 +245,11 @@
           <w:p>
             <w:pPr>
               <w:pStyle w:val="NoSpacing"/>
-              <w:rPr>
-                <w:sz w:val="22"/>
-                <w:szCs w:val="22"/>
-              </w:rPr>
-            </w:pPr>
-            <w:r>
-              <w:rPr>
-                <w:sz w:val="22"/>
-                <w:szCs w:val="22"/>
-              </w:rPr>
+            </w:pPr>
+            <w:r>
               <w:t>Effort is duplicated or work items might miss</w:t>
             </w:r>
             <w:r>
-              <w:rPr>
-                <w:sz w:val="22"/>
-                <w:szCs w:val="22"/>
-              </w:rPr>
               <w:t>.</w:t>
             </w:r>
           </w:p>
@@ -437,16 +263,8 @@
           <w:p>
             <w:pPr>
               <w:pStyle w:val="NoSpacing"/>
-              <w:rPr>
-                <w:sz w:val="22"/>
-                <w:szCs w:val="22"/>
-              </w:rPr>
-            </w:pPr>
-            <w:r>
-              <w:rPr>
-                <w:sz w:val="22"/>
-                <w:szCs w:val="22"/>
-              </w:rPr>
+            </w:pPr>
+            <w:r>
               <w:t>Staff do not consistently distinguish no access, occupant cancellation and contractor delay.</w:t>
             </w:r>
           </w:p>
@@ -458,16 +276,8 @@
           <w:p>
             <w:pPr>
               <w:pStyle w:val="NoSpacing"/>
-              <w:rPr>
-                <w:sz w:val="22"/>
-                <w:szCs w:val="22"/>
-              </w:rPr>
-            </w:pPr>
-            <w:r>
-              <w:rPr>
-                <w:sz w:val="22"/>
-                <w:szCs w:val="22"/>
-              </w:rPr>
+            </w:pPr>
+            <w:r>
               <w:t>Responsibility is unclear and wasted visits and can’t be explained.</w:t>
             </w:r>
           </w:p>
@@ -481,16 +291,8 @@
           <w:p>
             <w:pPr>
               <w:pStyle w:val="NoSpacing"/>
-              <w:rPr>
-                <w:sz w:val="22"/>
-                <w:szCs w:val="22"/>
-              </w:rPr>
-            </w:pPr>
-            <w:r>
-              <w:rPr>
-                <w:sz w:val="22"/>
-                <w:szCs w:val="22"/>
-              </w:rPr>
+            </w:pPr>
+            <w:r>
               <w:t>Staff currently use phrases such as fixed, safe for now, awaiting parts and needs another visit without agreed meanings.</w:t>
             </w:r>
           </w:p>
@@ -502,16 +304,8 @@
           <w:p>
             <w:pPr>
               <w:pStyle w:val="NoSpacing"/>
-              <w:rPr>
-                <w:sz w:val="22"/>
-                <w:szCs w:val="22"/>
-              </w:rPr>
-            </w:pPr>
-            <w:r>
-              <w:rPr>
-                <w:sz w:val="22"/>
-                <w:szCs w:val="22"/>
-              </w:rPr>
+            </w:pPr>
+            <w:r>
               <w:t>Temporary repairs may be considered as fixed.</w:t>
             </w:r>
           </w:p>
@@ -525,16 +319,8 @@
           <w:p>
             <w:pPr>
               <w:pStyle w:val="NoSpacing"/>
-              <w:rPr>
-                <w:sz w:val="22"/>
-                <w:szCs w:val="22"/>
-              </w:rPr>
-            </w:pPr>
-            <w:r>
-              <w:rPr>
-                <w:sz w:val="22"/>
-                <w:szCs w:val="22"/>
-              </w:rPr>
+            </w:pPr>
+            <w:r>
               <w:t>Reopened requests are not always linked to the earlier job.</w:t>
             </w:r>
           </w:p>
@@ -546,16 +332,8 @@
           <w:p>
             <w:pPr>
               <w:pStyle w:val="NoSpacing"/>
-              <w:rPr>
-                <w:sz w:val="22"/>
-                <w:szCs w:val="22"/>
-              </w:rPr>
-            </w:pPr>
-            <w:r>
-              <w:rPr>
-                <w:sz w:val="22"/>
-                <w:szCs w:val="22"/>
-              </w:rPr>
+            </w:pPr>
+            <w:r>
               <w:t>Reappearing problems or poor-quality repairs will remain invisible</w:t>
             </w:r>
           </w:p>
@@ -572,16 +350,8 @@
           <w:p>
             <w:pPr>
               <w:pStyle w:val="NoSpacing"/>
-              <w:rPr>
-                <w:sz w:val="22"/>
-                <w:szCs w:val="22"/>
-              </w:rPr>
-            </w:pPr>
-            <w:r>
-              <w:rPr>
-                <w:sz w:val="22"/>
-                <w:szCs w:val="22"/>
-              </w:rPr>
+            </w:pPr>
+            <w:r>
               <w:t>Some properties have several responsible organisations, and it is not always clear who should approve or pay for work.</w:t>
             </w:r>
           </w:p>
@@ -593,16 +363,8 @@
           <w:p>
             <w:pPr>
               <w:pStyle w:val="NoSpacing"/>
-              <w:rPr>
-                <w:sz w:val="22"/>
-                <w:szCs w:val="22"/>
-              </w:rPr>
-            </w:pPr>
-            <w:r>
-              <w:rPr>
-                <w:sz w:val="22"/>
-                <w:szCs w:val="22"/>
-              </w:rPr>
+            </w:pPr>
+            <w:r>
               <w:t>Not clear who must pay for the work</w:t>
             </w:r>
           </w:p>
@@ -619,16 +381,8 @@
           <w:p>
             <w:pPr>
               <w:pStyle w:val="NoSpacing"/>
-              <w:rPr>
-                <w:sz w:val="22"/>
-                <w:szCs w:val="22"/>
-              </w:rPr>
-            </w:pPr>
-            <w:r>
-              <w:rPr>
-                <w:sz w:val="22"/>
-                <w:szCs w:val="22"/>
-              </w:rPr>
+            </w:pPr>
+            <w:r>
               <w:t>Workers may receive more information than needed.</w:t>
             </w:r>
           </w:p>
@@ -640,16 +394,8 @@
           <w:p>
             <w:pPr>
               <w:pStyle w:val="NoSpacing"/>
-              <w:rPr>
-                <w:sz w:val="22"/>
-                <w:szCs w:val="22"/>
-              </w:rPr>
-            </w:pPr>
-            <w:r>
-              <w:rPr>
-                <w:sz w:val="22"/>
-                <w:szCs w:val="22"/>
-              </w:rPr>
+            </w:pPr>
+            <w:r>
               <w:t>Privacy and confidentiality breach.</w:t>
             </w:r>
           </w:p>
@@ -659,19 +405,1181 @@
     <w:p>
       <w:pPr>
         <w:pStyle w:val="NoSpacing"/>
-        <w:rPr>
-          <w:sz w:val="22"/>
-          <w:szCs w:val="22"/>
-        </w:rPr>
       </w:pPr>
     </w:p>
     <w:p/>
     <w:p/>
+    <w:p>
+      <w:pPr>
+        <w:pStyle w:val="Heading2"/>
+      </w:pPr>
+      <w:r>
+        <w:lastRenderedPageBreak/>
+        <w:t>Purpose, Scope and Boundary</w:t>
+      </w:r>
+    </w:p>
+    <w:p>
+      <w:pPr>
+        <w:rPr>
+          <w:lang w:val="en-US"/>
+        </w:rPr>
+      </w:pPr>
+      <w:r>
+        <w:rPr>
+          <w:b/>
+          <w:bCs/>
+          <w:lang w:val="en-US"/>
+        </w:rPr>
+        <w:t xml:space="preserve">Purpose. </w:t>
+      </w:r>
+      <w:r>
+        <w:rPr>
+          <w:lang w:val="en-US"/>
+        </w:rPr>
+        <w:t>The Property Maintenance Request Service gives KCPS one consistent record of each maintenance request from report to confirmed completion. It also handles the coordination of workers and access to properties and the recording of completion of a task, using shared phrases for priority and outcomes.</w:t>
+      </w:r>
+    </w:p>
+    <w:p>
+      <w:pPr>
+        <w:rPr>
+          <w:lang w:val="en-US"/>
+        </w:rPr>
+      </w:pPr>
+    </w:p>
+    <w:tbl>
+      <w:tblPr>
+        <w:tblStyle w:val="TableGrid"/>
+        <w:tblW w:w="0" w:type="auto"/>
+        <w:tblLook w:val="04A0" w:firstRow="1" w:lastRow="0" w:firstColumn="1" w:lastColumn="0" w:noHBand="0" w:noVBand="1"/>
+      </w:tblPr>
+      <w:tblGrid>
+        <w:gridCol w:w="4508"/>
+        <w:gridCol w:w="4508"/>
+      </w:tblGrid>
+      <w:tr>
+        <w:tc>
+          <w:tcPr>
+            <w:tcW w:w="4508" w:type="dxa"/>
+          </w:tcPr>
+          <w:p>
+            <w:r>
+              <w:t>In scope</w:t>
+            </w:r>
+          </w:p>
+        </w:tc>
+        <w:tc>
+          <w:tcPr>
+            <w:tcW w:w="4508" w:type="dxa"/>
+          </w:tcPr>
+          <w:p>
+            <w:r>
+              <w:t>Out of scope</w:t>
+            </w:r>
+          </w:p>
+        </w:tc>
+      </w:tr>
+      <w:tr>
+        <w:tc>
+          <w:tcPr>
+            <w:tcW w:w="4508" w:type="dxa"/>
+          </w:tcPr>
+          <w:p>
+            <w:r>
+              <w:t xml:space="preserve">Receiving </w:t>
+            </w:r>
+            <w:r>
+              <w:t>of maintenance requests</w:t>
+            </w:r>
+          </w:p>
+        </w:tc>
+        <w:tc>
+          <w:tcPr>
+            <w:tcW w:w="4508" w:type="dxa"/>
+          </w:tcPr>
+          <w:p>
+            <w:r>
+              <w:t>Rent staff</w:t>
+            </w:r>
+          </w:p>
+        </w:tc>
+      </w:tr>
+      <w:tr>
+        <w:tc>
+          <w:tcPr>
+            <w:tcW w:w="4508" w:type="dxa"/>
+          </w:tcPr>
+          <w:p>
+            <w:r>
+              <w:t>Priority assessment and redirection</w:t>
+            </w:r>
+          </w:p>
+        </w:tc>
+        <w:tc>
+          <w:tcPr>
+            <w:tcW w:w="4508" w:type="dxa"/>
+          </w:tcPr>
+          <w:p>
+            <w:r>
+              <w:t>Building asset management system</w:t>
+            </w:r>
+          </w:p>
+        </w:tc>
+      </w:tr>
+      <w:tr>
+        <w:tc>
+          <w:tcPr>
+            <w:tcW w:w="4508" w:type="dxa"/>
+          </w:tcPr>
+          <w:p>
+            <w:r>
+              <w:t>Linking duplicate reports and splitting requests into different jobs</w:t>
+            </w:r>
+          </w:p>
+        </w:tc>
+        <w:tc>
+          <w:tcPr>
+            <w:tcW w:w="4508" w:type="dxa"/>
+          </w:tcPr>
+          <w:p>
+            <w:r>
+              <w:t>Contractors payroll</w:t>
+            </w:r>
+          </w:p>
+        </w:tc>
+      </w:tr>
+      <w:tr>
+        <w:tc>
+          <w:tcPr>
+            <w:tcW w:w="4508" w:type="dxa"/>
+          </w:tcPr>
+          <w:p>
+            <w:r>
+              <w:t>Distributing jobs to internal or external contractors</w:t>
+            </w:r>
+          </w:p>
+        </w:tc>
+        <w:tc>
+          <w:tcPr>
+            <w:tcW w:w="4508" w:type="dxa"/>
+          </w:tcPr>
+          <w:p>
+            <w:r>
+              <w:t>Approving contractors to the approved contractors list</w:t>
+            </w:r>
+          </w:p>
+        </w:tc>
+      </w:tr>
+      <w:tr>
+        <w:tc>
+          <w:tcPr>
+            <w:tcW w:w="4508" w:type="dxa"/>
+          </w:tcPr>
+          <w:p>
+            <w:r>
+              <w:t xml:space="preserve">Make records of access management and outcomes </w:t>
+            </w:r>
+          </w:p>
+        </w:tc>
+        <w:tc>
+          <w:tcPr>
+            <w:tcW w:w="4508" w:type="dxa"/>
+          </w:tcPr>
+          <w:p>
+            <w:r>
+              <w:t>Payment process</w:t>
+            </w:r>
+          </w:p>
+        </w:tc>
+      </w:tr>
+      <w:tr>
+        <w:tc>
+          <w:tcPr>
+            <w:tcW w:w="4508" w:type="dxa"/>
+          </w:tcPr>
+          <w:p>
+            <w:r>
+              <w:t xml:space="preserve">Make records of parts that have been used and the evidence of completion </w:t>
+            </w:r>
+          </w:p>
+        </w:tc>
+        <w:tc>
+          <w:tcPr>
+            <w:tcW w:w="4508" w:type="dxa"/>
+          </w:tcPr>
+          <w:p/>
+        </w:tc>
+      </w:tr>
+      <w:tr>
+        <w:tc>
+          <w:tcPr>
+            <w:tcW w:w="4508" w:type="dxa"/>
+          </w:tcPr>
+          <w:p>
+            <w:r>
+              <w:t>Management of recurring problems</w:t>
+            </w:r>
+          </w:p>
+        </w:tc>
+        <w:tc>
+          <w:tcPr>
+            <w:tcW w:w="4508" w:type="dxa"/>
+          </w:tcPr>
+          <w:p/>
+        </w:tc>
+      </w:tr>
+    </w:tbl>
     <w:p/>
     <w:p>
       <w:pPr>
         <w:pStyle w:val="NoSpacing"/>
-      </w:pPr>
+        <w:rPr>
+          <w:lang w:val="ru-RU"/>
+        </w:rPr>
+      </w:pPr>
+      <w:r>
+        <w:rPr>
+          <w:b/>
+          <w:bCs/>
+        </w:rPr>
+        <w:t xml:space="preserve">Dependencies. </w:t>
+      </w:r>
+      <w:r>
+        <w:t>Service depends on the external financial system that will handle invoicing. Also, an important part will be dependency on the accuracy of data referred to location and property and approver from organizations.</w:t>
+      </w:r>
+    </w:p>
+    <w:p>
+      <w:pPr>
+        <w:pStyle w:val="NoSpacing"/>
+        <w:rPr>
+          <w:lang w:val="ru-RU"/>
+        </w:rPr>
+      </w:pPr>
+    </w:p>
+    <w:p>
+      <w:pPr>
+        <w:pStyle w:val="NoSpacing"/>
+        <w:rPr>
+          <w:lang w:val="en-US"/>
+        </w:rPr>
+      </w:pPr>
+      <w:r>
+        <w:rPr>
+          <w:b/>
+          <w:bCs/>
+          <w:lang w:val="en-US"/>
+        </w:rPr>
+        <w:t>Assumptions and Constraints</w:t>
+      </w:r>
+      <w:r>
+        <w:rPr>
+          <w:b/>
+          <w:bCs/>
+        </w:rPr>
+        <w:t xml:space="preserve">. </w:t>
+      </w:r>
+      <w:r>
+        <w:rPr>
+          <w:lang w:val="en-US"/>
+        </w:rPr>
+        <w:t>The main constraints are the separation out of finance, and the data protection law that covers occupants and workers that are coming from the external companies.</w:t>
+      </w:r>
+    </w:p>
+    <w:p>
+      <w:pPr>
+        <w:pStyle w:val="NoSpacing"/>
+        <w:rPr>
+          <w:lang w:val="en-US"/>
+        </w:rPr>
+      </w:pPr>
+    </w:p>
+    <w:p>
+      <w:pPr>
+        <w:pStyle w:val="NoSpacing"/>
+        <w:rPr>
+          <w:lang w:val="en-US"/>
+        </w:rPr>
+      </w:pPr>
+    </w:p>
+    <w:p>
+      <w:pPr>
+        <w:pStyle w:val="Heading2"/>
+        <w:rPr>
+          <w:lang w:val="en-US"/>
+        </w:rPr>
+      </w:pPr>
+      <w:r>
+        <w:rPr>
+          <w:lang w:val="en-US"/>
+        </w:rPr>
+        <w:t>Stakeholders and Actors</w:t>
+      </w:r>
+    </w:p>
+    <w:p>
+      <w:pPr>
+        <w:pStyle w:val="Heading3"/>
+        <w:rPr>
+          <w:lang w:val="en-US"/>
+        </w:rPr>
+      </w:pPr>
+      <w:r>
+        <w:rPr>
+          <w:lang w:val="en-US"/>
+        </w:rPr>
+        <w:t>Stakeholder List</w:t>
+      </w:r>
+    </w:p>
+    <w:tbl>
+      <w:tblPr>
+        <w:tblStyle w:val="TableGrid"/>
+        <w:tblW w:w="0" w:type="auto"/>
+        <w:tblLook w:val="04A0" w:firstRow="1" w:lastRow="0" w:firstColumn="1" w:lastColumn="0" w:noHBand="0" w:noVBand="1"/>
+      </w:tblPr>
+      <w:tblGrid>
+        <w:gridCol w:w="2254"/>
+        <w:gridCol w:w="2254"/>
+        <w:gridCol w:w="2254"/>
+        <w:gridCol w:w="2254"/>
+      </w:tblGrid>
+      <w:tr>
+        <w:tc>
+          <w:tcPr>
+            <w:tcW w:w="2254" w:type="dxa"/>
+          </w:tcPr>
+          <w:p>
+            <w:pPr>
+              <w:rPr>
+                <w:lang w:val="en-US"/>
+              </w:rPr>
+            </w:pPr>
+            <w:r>
+              <w:rPr>
+                <w:lang w:val="en-US"/>
+              </w:rPr>
+              <w:t>Stakeholder</w:t>
+            </w:r>
+          </w:p>
+        </w:tc>
+        <w:tc>
+          <w:tcPr>
+            <w:tcW w:w="2254" w:type="dxa"/>
+          </w:tcPr>
+          <w:p>
+            <w:pPr>
+              <w:rPr>
+                <w:lang w:val="en-US"/>
+              </w:rPr>
+            </w:pPr>
+            <w:r>
+              <w:rPr>
+                <w:lang w:val="en-US"/>
+              </w:rPr>
+              <w:t>Goals</w:t>
+            </w:r>
+          </w:p>
+        </w:tc>
+        <w:tc>
+          <w:tcPr>
+            <w:tcW w:w="2254" w:type="dxa"/>
+          </w:tcPr>
+          <w:p>
+            <w:pPr>
+              <w:rPr>
+                <w:lang w:val="en-US"/>
+              </w:rPr>
+            </w:pPr>
+            <w:r>
+              <w:rPr>
+                <w:lang w:val="en-US"/>
+              </w:rPr>
+              <w:t>Concern</w:t>
+            </w:r>
+          </w:p>
+        </w:tc>
+        <w:tc>
+          <w:tcPr>
+            <w:tcW w:w="2254" w:type="dxa"/>
+          </w:tcPr>
+          <w:p>
+            <w:pPr>
+              <w:rPr>
+                <w:lang w:val="en-US"/>
+              </w:rPr>
+            </w:pPr>
+            <w:r>
+              <w:rPr>
+                <w:lang w:val="en-US"/>
+              </w:rPr>
+              <w:t>Influence</w:t>
+            </w:r>
+          </w:p>
+        </w:tc>
+      </w:tr>
+      <w:tr>
+        <w:tc>
+          <w:tcPr>
+            <w:tcW w:w="2254" w:type="dxa"/>
+          </w:tcPr>
+          <w:p>
+            <w:pPr>
+              <w:rPr>
+                <w:lang w:val="en-US"/>
+              </w:rPr>
+            </w:pPr>
+            <w:r>
+              <w:rPr>
+                <w:lang w:val="en-US"/>
+              </w:rPr>
+              <w:t>KCPS Management</w:t>
+            </w:r>
+          </w:p>
+        </w:tc>
+        <w:tc>
+          <w:tcPr>
+            <w:tcW w:w="2254" w:type="dxa"/>
+          </w:tcPr>
+          <w:p>
+            <w:pPr>
+              <w:rPr>
+                <w:lang w:val="en-US"/>
+              </w:rPr>
+            </w:pPr>
+            <w:r>
+              <w:rPr>
+                <w:lang w:val="en-US"/>
+              </w:rPr>
+              <w:t>Deliver consistent service</w:t>
+            </w:r>
+          </w:p>
+        </w:tc>
+        <w:tc>
+          <w:tcPr>
+            <w:tcW w:w="2254" w:type="dxa"/>
+          </w:tcPr>
+          <w:p>
+            <w:pPr>
+              <w:rPr>
+                <w:lang w:val="en-US"/>
+              </w:rPr>
+            </w:pPr>
+            <w:r>
+              <w:rPr>
+                <w:lang w:val="en-US"/>
+              </w:rPr>
+              <w:t>Reputation, cost</w:t>
+            </w:r>
+          </w:p>
+        </w:tc>
+        <w:tc>
+          <w:tcPr>
+            <w:tcW w:w="2254" w:type="dxa"/>
+          </w:tcPr>
+          <w:p>
+            <w:pPr>
+              <w:rPr>
+                <w:lang w:val="en-US"/>
+              </w:rPr>
+            </w:pPr>
+            <w:r>
+              <w:rPr>
+                <w:lang w:val="en-US"/>
+              </w:rPr>
+              <w:t>High</w:t>
+            </w:r>
+          </w:p>
+        </w:tc>
+      </w:tr>
+      <w:tr>
+        <w:tc>
+          <w:tcPr>
+            <w:tcW w:w="2254" w:type="dxa"/>
+          </w:tcPr>
+          <w:p>
+            <w:pPr>
+              <w:rPr>
+                <w:lang w:val="en-US"/>
+              </w:rPr>
+            </w:pPr>
+            <w:r>
+              <w:rPr>
+                <w:lang w:val="en-US"/>
+              </w:rPr>
+              <w:t>Occupant</w:t>
+            </w:r>
+          </w:p>
+        </w:tc>
+        <w:tc>
+          <w:tcPr>
+            <w:tcW w:w="2254" w:type="dxa"/>
+          </w:tcPr>
+          <w:p>
+            <w:pPr>
+              <w:rPr>
+                <w:lang w:val="en-US"/>
+              </w:rPr>
+            </w:pPr>
+            <w:r>
+              <w:rPr>
+                <w:lang w:val="en-US"/>
+              </w:rPr>
+              <w:t>Report problem, being informed</w:t>
+            </w:r>
+          </w:p>
+        </w:tc>
+        <w:tc>
+          <w:tcPr>
+            <w:tcW w:w="2254" w:type="dxa"/>
+          </w:tcPr>
+          <w:p>
+            <w:pPr>
+              <w:rPr>
+                <w:lang w:val="en-US"/>
+              </w:rPr>
+            </w:pPr>
+            <w:r>
+              <w:rPr>
+                <w:lang w:val="en-US"/>
+              </w:rPr>
+              <w:t>Doesn’t know the trade, privacy</w:t>
+            </w:r>
+          </w:p>
+        </w:tc>
+        <w:tc>
+          <w:tcPr>
+            <w:tcW w:w="2254" w:type="dxa"/>
+          </w:tcPr>
+          <w:p>
+            <w:pPr>
+              <w:rPr>
+                <w:lang w:val="en-US"/>
+              </w:rPr>
+            </w:pPr>
+            <w:r>
+              <w:rPr>
+                <w:lang w:val="en-US"/>
+              </w:rPr>
+              <w:t>Medium</w:t>
+            </w:r>
+          </w:p>
+        </w:tc>
+      </w:tr>
+      <w:tr>
+        <w:tc>
+          <w:tcPr>
+            <w:tcW w:w="2254" w:type="dxa"/>
+          </w:tcPr>
+          <w:p>
+            <w:pPr>
+              <w:rPr>
+                <w:lang w:val="en-US"/>
+              </w:rPr>
+            </w:pPr>
+            <w:r>
+              <w:rPr>
+                <w:lang w:val="en-US"/>
+              </w:rPr>
+              <w:t>Caretaker</w:t>
+            </w:r>
+          </w:p>
+        </w:tc>
+        <w:tc>
+          <w:tcPr>
+            <w:tcW w:w="2254" w:type="dxa"/>
+          </w:tcPr>
+          <w:p>
+            <w:pPr>
+              <w:rPr>
+                <w:lang w:val="en-US"/>
+              </w:rPr>
+            </w:pPr>
+            <w:r>
+              <w:rPr>
+                <w:lang w:val="en-US"/>
+              </w:rPr>
+              <w:t xml:space="preserve">Provide controlled environment </w:t>
+            </w:r>
+          </w:p>
+        </w:tc>
+        <w:tc>
+          <w:tcPr>
+            <w:tcW w:w="2254" w:type="dxa"/>
+          </w:tcPr>
+          <w:p>
+            <w:pPr>
+              <w:rPr>
+                <w:lang w:val="en-US"/>
+              </w:rPr>
+            </w:pPr>
+            <w:r>
+              <w:rPr>
+                <w:lang w:val="en-US"/>
+              </w:rPr>
+              <w:t>Key control, personal data</w:t>
+            </w:r>
+          </w:p>
+        </w:tc>
+        <w:tc>
+          <w:tcPr>
+            <w:tcW w:w="2254" w:type="dxa"/>
+          </w:tcPr>
+          <w:p>
+            <w:pPr>
+              <w:rPr>
+                <w:lang w:val="en-US"/>
+              </w:rPr>
+            </w:pPr>
+            <w:r>
+              <w:rPr>
+                <w:lang w:val="en-US"/>
+              </w:rPr>
+              <w:t>Medium</w:t>
+            </w:r>
+          </w:p>
+        </w:tc>
+      </w:tr>
+      <w:tr>
+        <w:tc>
+          <w:tcPr>
+            <w:tcW w:w="2254" w:type="dxa"/>
+          </w:tcPr>
+          <w:p>
+            <w:pPr>
+              <w:rPr>
+                <w:lang w:val="en-US"/>
+              </w:rPr>
+            </w:pPr>
+            <w:r>
+              <w:rPr>
+                <w:lang w:val="en-US"/>
+              </w:rPr>
+              <w:t>Technician</w:t>
+            </w:r>
+          </w:p>
+        </w:tc>
+        <w:tc>
+          <w:tcPr>
+            <w:tcW w:w="2254" w:type="dxa"/>
+          </w:tcPr>
+          <w:p>
+            <w:pPr>
+              <w:rPr>
+                <w:lang w:val="en-US"/>
+              </w:rPr>
+            </w:pPr>
+            <w:r>
+              <w:rPr>
+                <w:lang w:val="en-US"/>
+              </w:rPr>
+              <w:t>Record honest outcomes</w:t>
+            </w:r>
+          </w:p>
+        </w:tc>
+        <w:tc>
+          <w:tcPr>
+            <w:tcW w:w="2254" w:type="dxa"/>
+          </w:tcPr>
+          <w:p>
+            <w:pPr>
+              <w:rPr>
+                <w:lang w:val="en-US"/>
+              </w:rPr>
+            </w:pPr>
+            <w:r>
+              <w:rPr>
+                <w:lang w:val="en-US"/>
+              </w:rPr>
+              <w:t>“Safe for now” is not “repaired”</w:t>
+            </w:r>
+          </w:p>
+        </w:tc>
+        <w:tc>
+          <w:tcPr>
+            <w:tcW w:w="2254" w:type="dxa"/>
+          </w:tcPr>
+          <w:p>
+            <w:pPr>
+              <w:rPr>
+                <w:lang w:val="en-US"/>
+              </w:rPr>
+            </w:pPr>
+            <w:r>
+              <w:rPr>
+                <w:lang w:val="en-US"/>
+              </w:rPr>
+              <w:t>Medium</w:t>
+            </w:r>
+          </w:p>
+        </w:tc>
+      </w:tr>
+      <w:tr>
+        <w:tc>
+          <w:tcPr>
+            <w:tcW w:w="2254" w:type="dxa"/>
+          </w:tcPr>
+          <w:p>
+            <w:pPr>
+              <w:rPr>
+                <w:lang w:val="en-US"/>
+              </w:rPr>
+            </w:pPr>
+            <w:r>
+              <w:rPr>
+                <w:lang w:val="en-US"/>
+              </w:rPr>
+              <w:t>External Technician</w:t>
+            </w:r>
+          </w:p>
+        </w:tc>
+        <w:tc>
+          <w:tcPr>
+            <w:tcW w:w="2254" w:type="dxa"/>
+          </w:tcPr>
+          <w:p>
+            <w:pPr>
+              <w:rPr>
+                <w:lang w:val="en-US"/>
+              </w:rPr>
+            </w:pPr>
+            <w:r>
+              <w:rPr>
+                <w:lang w:val="en-US"/>
+              </w:rPr>
+              <w:t>Work only when approved</w:t>
+            </w:r>
+          </w:p>
+        </w:tc>
+        <w:tc>
+          <w:tcPr>
+            <w:tcW w:w="2254" w:type="dxa"/>
+          </w:tcPr>
+          <w:p>
+            <w:pPr>
+              <w:rPr>
+                <w:lang w:val="en-US"/>
+              </w:rPr>
+            </w:pPr>
+            <w:r>
+              <w:rPr>
+                <w:lang w:val="en-US"/>
+              </w:rPr>
+              <w:t>Wasted time, unpaid work</w:t>
+            </w:r>
+          </w:p>
+        </w:tc>
+        <w:tc>
+          <w:tcPr>
+            <w:tcW w:w="2254" w:type="dxa"/>
+          </w:tcPr>
+          <w:p>
+            <w:pPr>
+              <w:rPr>
+                <w:lang w:val="en-US"/>
+              </w:rPr>
+            </w:pPr>
+            <w:r>
+              <w:rPr>
+                <w:lang w:val="en-US"/>
+              </w:rPr>
+              <w:t>Medium</w:t>
+            </w:r>
+          </w:p>
+        </w:tc>
+      </w:tr>
+      <w:tr>
+        <w:tc>
+          <w:tcPr>
+            <w:tcW w:w="2254" w:type="dxa"/>
+          </w:tcPr>
+          <w:p>
+            <w:pPr>
+              <w:rPr>
+                <w:lang w:val="en-US"/>
+              </w:rPr>
+            </w:pPr>
+            <w:r>
+              <w:rPr>
+                <w:lang w:val="en-US"/>
+              </w:rPr>
+              <w:t>Maintenance Coordinator</w:t>
+            </w:r>
+          </w:p>
+        </w:tc>
+        <w:tc>
+          <w:tcPr>
+            <w:tcW w:w="2254" w:type="dxa"/>
+          </w:tcPr>
+          <w:p>
+            <w:pPr>
+              <w:rPr>
+                <w:lang w:val="en-US"/>
+              </w:rPr>
+            </w:pPr>
+            <w:r>
+              <w:rPr>
+                <w:lang w:val="en-US"/>
+              </w:rPr>
+              <w:t xml:space="preserve">Provide consistent priority </w:t>
+            </w:r>
+            <w:r>
+              <w:rPr>
+                <w:lang w:val="en-US"/>
+              </w:rPr>
+              <w:t>marks</w:t>
+            </w:r>
+            <w:r>
+              <w:rPr>
+                <w:lang w:val="en-US"/>
+              </w:rPr>
+              <w:t xml:space="preserve"> and allocation of work</w:t>
+            </w:r>
+          </w:p>
+        </w:tc>
+        <w:tc>
+          <w:tcPr>
+            <w:tcW w:w="2254" w:type="dxa"/>
+          </w:tcPr>
+          <w:p>
+            <w:pPr>
+              <w:rPr>
+                <w:lang w:val="en-US"/>
+              </w:rPr>
+            </w:pPr>
+            <w:r>
+              <w:rPr>
+                <w:lang w:val="en-US"/>
+              </w:rPr>
+              <w:t>“Urgent” means different things</w:t>
+            </w:r>
+          </w:p>
+        </w:tc>
+        <w:tc>
+          <w:tcPr>
+            <w:tcW w:w="2254" w:type="dxa"/>
+          </w:tcPr>
+          <w:p>
+            <w:pPr>
+              <w:rPr>
+                <w:lang w:val="en-US"/>
+              </w:rPr>
+            </w:pPr>
+            <w:r>
+              <w:rPr>
+                <w:lang w:val="en-US"/>
+              </w:rPr>
+              <w:t>High</w:t>
+            </w:r>
+          </w:p>
+        </w:tc>
+      </w:tr>
+      <w:tr>
+        <w:tc>
+          <w:tcPr>
+            <w:tcW w:w="2254" w:type="dxa"/>
+          </w:tcPr>
+          <w:p>
+            <w:pPr>
+              <w:rPr>
+                <w:lang w:val="en-US"/>
+              </w:rPr>
+            </w:pPr>
+            <w:r>
+              <w:rPr>
+                <w:lang w:val="en-US"/>
+              </w:rPr>
+              <w:lastRenderedPageBreak/>
+              <w:t>Property Manager</w:t>
+            </w:r>
+          </w:p>
+        </w:tc>
+        <w:tc>
+          <w:tcPr>
+            <w:tcW w:w="2254" w:type="dxa"/>
+          </w:tcPr>
+          <w:p>
+            <w:pPr>
+              <w:rPr>
+                <w:lang w:val="en-US"/>
+              </w:rPr>
+            </w:pPr>
+            <w:r>
+              <w:rPr>
+                <w:lang w:val="en-US"/>
+              </w:rPr>
+              <w:t>See open overdue, temporary and recurring work</w:t>
+            </w:r>
+          </w:p>
+        </w:tc>
+        <w:tc>
+          <w:tcPr>
+            <w:tcW w:w="2254" w:type="dxa"/>
+          </w:tcPr>
+          <w:p>
+            <w:pPr>
+              <w:rPr>
+                <w:lang w:val="en-US"/>
+              </w:rPr>
+            </w:pPr>
+            <w:r>
+              <w:rPr>
+                <w:lang w:val="en-US"/>
+              </w:rPr>
+              <w:t>Repeat faults not linked</w:t>
+            </w:r>
+          </w:p>
+        </w:tc>
+        <w:tc>
+          <w:tcPr>
+            <w:tcW w:w="2254" w:type="dxa"/>
+          </w:tcPr>
+          <w:p>
+            <w:pPr>
+              <w:rPr>
+                <w:lang w:val="en-US"/>
+              </w:rPr>
+            </w:pPr>
+            <w:r>
+              <w:rPr>
+                <w:lang w:val="en-US"/>
+              </w:rPr>
+              <w:t>High</w:t>
+            </w:r>
+          </w:p>
+        </w:tc>
+      </w:tr>
+      <w:tr>
+        <w:tc>
+          <w:tcPr>
+            <w:tcW w:w="2254" w:type="dxa"/>
+          </w:tcPr>
+          <w:p>
+            <w:pPr>
+              <w:rPr>
+                <w:lang w:val="en-US"/>
+              </w:rPr>
+            </w:pPr>
+            <w:r>
+              <w:rPr>
+                <w:lang w:val="en-US"/>
+              </w:rPr>
+              <w:t>Responsible Organization</w:t>
+            </w:r>
+          </w:p>
+        </w:tc>
+        <w:tc>
+          <w:tcPr>
+            <w:tcW w:w="2254" w:type="dxa"/>
+          </w:tcPr>
+          <w:p>
+            <w:pPr>
+              <w:rPr>
+                <w:lang w:val="en-US"/>
+              </w:rPr>
+            </w:pPr>
+            <w:r>
+              <w:rPr>
+                <w:lang w:val="en-US"/>
+              </w:rPr>
+              <w:t>Approve and pay for its own work</w:t>
+            </w:r>
+          </w:p>
+        </w:tc>
+        <w:tc>
+          <w:tcPr>
+            <w:tcW w:w="2254" w:type="dxa"/>
+          </w:tcPr>
+          <w:p>
+            <w:pPr>
+              <w:rPr>
+                <w:lang w:val="en-US"/>
+              </w:rPr>
+            </w:pPr>
+            <w:r>
+              <w:rPr>
+                <w:lang w:val="en-US"/>
+              </w:rPr>
+              <w:t>Unclear liability</w:t>
+            </w:r>
+          </w:p>
+        </w:tc>
+        <w:tc>
+          <w:tcPr>
+            <w:tcW w:w="2254" w:type="dxa"/>
+          </w:tcPr>
+          <w:p>
+            <w:pPr>
+              <w:rPr>
+                <w:lang w:val="en-US"/>
+              </w:rPr>
+            </w:pPr>
+            <w:r>
+              <w:rPr>
+                <w:lang w:val="en-US"/>
+              </w:rPr>
+              <w:t>High</w:t>
+            </w:r>
+          </w:p>
+        </w:tc>
+      </w:tr>
+      <w:tr>
+        <w:tc>
+          <w:tcPr>
+            <w:tcW w:w="2254" w:type="dxa"/>
+          </w:tcPr>
+          <w:p>
+            <w:pPr>
+              <w:rPr>
+                <w:lang w:val="en-US"/>
+              </w:rPr>
+            </w:pPr>
+            <w:r>
+              <w:rPr>
+                <w:lang w:val="en-US"/>
+              </w:rPr>
+              <w:t>Finance System</w:t>
+            </w:r>
+          </w:p>
+        </w:tc>
+        <w:tc>
+          <w:tcPr>
+            <w:tcW w:w="2254" w:type="dxa"/>
+          </w:tcPr>
+          <w:p>
+            <w:pPr>
+              <w:rPr>
+                <w:lang w:val="en-US"/>
+              </w:rPr>
+            </w:pPr>
+            <w:r>
+              <w:rPr>
+                <w:lang w:val="en-US"/>
+              </w:rPr>
+              <w:t>Receive approved work, produce invoices</w:t>
+            </w:r>
+          </w:p>
+        </w:tc>
+        <w:tc>
+          <w:tcPr>
+            <w:tcW w:w="2254" w:type="dxa"/>
+          </w:tcPr>
+          <w:p>
+            <w:pPr>
+              <w:rPr>
+                <w:lang w:val="en-US"/>
+              </w:rPr>
+            </w:pPr>
+            <w:r>
+              <w:rPr>
+                <w:lang w:val="en-US"/>
+              </w:rPr>
+              <w:t>Duplicated or unapproved charges</w:t>
+            </w:r>
+          </w:p>
+        </w:tc>
+        <w:tc>
+          <w:tcPr>
+            <w:tcW w:w="2254" w:type="dxa"/>
+          </w:tcPr>
+          <w:p>
+            <w:pPr>
+              <w:rPr>
+                <w:lang w:val="en-US"/>
+              </w:rPr>
+            </w:pPr>
+            <w:r>
+              <w:rPr>
+                <w:lang w:val="en-US"/>
+              </w:rPr>
+              <w:t>High</w:t>
+            </w:r>
+          </w:p>
+        </w:tc>
+      </w:tr>
+    </w:tbl>
+    <w:p>
+      <w:pPr>
+        <w:rPr>
+          <w:lang w:val="en-US"/>
+        </w:rPr>
+      </w:pPr>
+    </w:p>
+    <w:p>
+      <w:pPr>
+        <w:rPr>
+          <w:lang w:val="en-US"/>
+        </w:rPr>
+      </w:pPr>
+      <w:r>
+        <w:rPr>
+          <w:b/>
+          <w:bCs/>
+          <w:lang w:val="en-US"/>
+        </w:rPr>
+        <w:t>Observations.</w:t>
+      </w:r>
+      <w:r>
+        <w:rPr>
+          <w:b/>
+          <w:bCs/>
+          <w:lang w:val="en-US"/>
+        </w:rPr>
+        <w:t xml:space="preserve"> </w:t>
+      </w:r>
+    </w:p>
+    <w:p>
+      <w:pPr>
+        <w:pStyle w:val="ListParagraph"/>
+        <w:numPr>
+          <w:ilvl w:val="0"/>
+          <w:numId w:val="2"/>
+        </w:numPr>
+        <w:rPr>
+          <w:lang w:val="en-US"/>
+        </w:rPr>
+      </w:pPr>
+      <w:r>
+        <w:rPr>
+          <w:lang w:val="en-US"/>
+        </w:rPr>
+        <w:t>Not every stakeholder is a daily user.</w:t>
+      </w:r>
+    </w:p>
+    <w:p>
+      <w:pPr>
+        <w:pStyle w:val="ListParagraph"/>
+        <w:numPr>
+          <w:ilvl w:val="0"/>
+          <w:numId w:val="2"/>
+        </w:numPr>
+        <w:rPr>
+          <w:lang w:val="en-US"/>
+        </w:rPr>
+      </w:pPr>
+      <w:r>
+        <w:rPr>
+          <w:lang w:val="en-US"/>
+        </w:rPr>
+        <w:t>Stakeholders’ goals can conflict. Contractors want certainty, while coordinators speed</w:t>
+      </w:r>
+    </w:p>
+    <w:p>
+      <w:pPr>
+        <w:rPr>
+          <w:lang w:val="en-US"/>
+        </w:rPr>
+      </w:pPr>
+    </w:p>
+    <w:p>
+      <w:pPr>
+        <w:pStyle w:val="Heading3"/>
+        <w:rPr>
+          <w:lang w:val="en-US"/>
+        </w:rPr>
+      </w:pPr>
+      <w:r>
+        <w:rPr>
+          <w:lang w:val="en-US"/>
+        </w:rPr>
+        <w:t>Actors</w:t>
+      </w:r>
     </w:p>
     <w:sectPr>
       <w:pgSz w:w="11906" w:h="16838"/>
@@ -683,6 +1591,241 @@
 </w:document>
 </file>
 
+<file path=word/numbering.xml><?xml version="1.0" encoding="utf-8"?>
+<w:numbering xmlns:wpc="http://schemas.microsoft.com/office/word/2010/wordprocessingCanvas" xmlns:cx="http://schemas.microsoft.com/office/drawing/2014/chartex" xmlns:cx1="http://schemas.microsoft.com/office/drawing/2015/9/8/chartex" xmlns:cx2="http://schemas.microsoft.com/office/drawing/2015/10/21/chartex" xmlns:cx3="http://schemas.microsoft.com/office/drawing/2016/5/9/chartex" xmlns:cx4="http://schemas.microsoft.com/office/drawing/2016/5/10/chartex" xmlns:cx5="http://schemas.microsoft.com/office/drawing/2016/5/11/chartex" xmlns:cx6="http://schemas.microsoft.com/office/drawing/2016/5/12/chartex" xmlns:cx7="http://schemas.microsoft.com/office/drawing/2016/5/13/chartex" xmlns:cx8="http://schemas.microsoft.com/office/drawing/2016/5/14/chartex" xmlns:mc="http://schemas.openxmlformats.org/markup-compatibility/2006" xmlns:aink="http://schemas.microsoft.com/office/drawing/2016/ink" xmlns:am3d="http://schemas.microsoft.com/office/drawing/2017/model3d" xmlns:o="urn:schemas-microsoft-com:office:office" xmlns:oel="http://schemas.microsoft.com/office/2019/extlst" xmlns:r="http://schemas.openxmlformats.org/officeDocument/2006/relationships" xmlns:m="http://schemas.openxmlformats.org/officeDocument/2006/math" xmlns:v="urn:schemas-microsoft-com:vml" xmlns:wp14="http://schemas.microsoft.com/office/word/2010/wordprocessingDrawing" xmlns:wp="http://schemas.openxmlformats.org/drawingml/2006/wordprocessingDrawing" xmlns:w10="urn:schemas-microsoft-com:office:word" xmlns:w="http://schemas.openxmlformats.org/wordprocessingml/2006/main" xmlns:w14="http://schemas.microsoft.com/office/word/2010/wordml" xmlns:w15="http://schemas.microsoft.com/office/word/2012/wordml" xmlns:w16cex="http://schemas.microsoft.com/office/word/2018/wordml/cex" xmlns:w16cid="http://schemas.microsoft.com/office/word/2016/wordml/cid" xmlns:w16="http://schemas.microsoft.com/office/word/2018/wordml" xmlns:w16du="http://schemas.microsoft.com/office/word/2023/wordml/word16du" xmlns:w16sdtdh="http://schemas.microsoft.com/office/word/2020/wordml/sdtdatahash" xmlns:w16sdtfl="http://schemas.microsoft.com/office/word/2024/wordml/sdtformatlock" xmlns:w16se="http://schemas.microsoft.com/office/word/2015/wordml/symex" xmlns:wpg="http://schemas.microsoft.com/office/word/2010/wordprocessingGroup" xmlns:wpi="http://schemas.microsoft.com/office/word/2010/wordprocessingInk" xmlns:wne="http://schemas.microsoft.com/office/word/2006/wordml" xmlns:wps="http://schemas.microsoft.com/office/word/2010/wordprocessingShape" mc:Ignorable="w14 w15 w16se w16cid w16 w16cex w16sdtdh w16sdtfl w16du wp14">
+  <w:abstractNum w:abstractNumId="0" w15:restartNumberingAfterBreak="0">
+    <w:nsid w:val="5D7A6293"/>
+    <w:multiLevelType w:val="hybridMultilevel"/>
+    <w:tmpl w:val="C3DC6C7C"/>
+    <w:lvl w:ilvl="0" w:tplc="AE22D3E0">
+      <w:numFmt w:val="bullet"/>
+      <w:lvlText w:val="-"/>
+      <w:lvlJc w:val="left"/>
+      <w:pPr>
+        <w:ind w:left="720" w:hanging="360"/>
+      </w:pPr>
+      <w:rPr>
+        <w:rFonts w:ascii="Aptos" w:eastAsiaTheme="minorHAnsi" w:hAnsi="Aptos" w:cstheme="minorBidi" w:hint="default"/>
+      </w:rPr>
+    </w:lvl>
+    <w:lvl w:ilvl="1" w:tplc="18090003" w:tentative="1">
+      <w:start w:val="1"/>
+      <w:numFmt w:val="bullet"/>
+      <w:lvlText w:val="o"/>
+      <w:lvlJc w:val="left"/>
+      <w:pPr>
+        <w:ind w:left="1440" w:hanging="360"/>
+      </w:pPr>
+      <w:rPr>
+        <w:rFonts w:ascii="Courier New" w:hAnsi="Courier New" w:cs="Courier New" w:hint="default"/>
+      </w:rPr>
+    </w:lvl>
+    <w:lvl w:ilvl="2" w:tplc="18090005" w:tentative="1">
+      <w:start w:val="1"/>
+      <w:numFmt w:val="bullet"/>
+      <w:lvlText w:val=""/>
+      <w:lvlJc w:val="left"/>
+      <w:pPr>
+        <w:ind w:left="2160" w:hanging="360"/>
+      </w:pPr>
+      <w:rPr>
+        <w:rFonts w:ascii="Wingdings" w:hAnsi="Wingdings" w:hint="default"/>
+      </w:rPr>
+    </w:lvl>
+    <w:lvl w:ilvl="3" w:tplc="18090001" w:tentative="1">
+      <w:start w:val="1"/>
+      <w:numFmt w:val="bullet"/>
+      <w:lvlText w:val=""/>
+      <w:lvlJc w:val="left"/>
+      <w:pPr>
+        <w:ind w:left="2880" w:hanging="360"/>
+      </w:pPr>
+      <w:rPr>
+        <w:rFonts w:ascii="Symbol" w:hAnsi="Symbol" w:hint="default"/>
+      </w:rPr>
+    </w:lvl>
+    <w:lvl w:ilvl="4" w:tplc="18090003" w:tentative="1">
+      <w:start w:val="1"/>
+      <w:numFmt w:val="bullet"/>
+      <w:lvlText w:val="o"/>
+      <w:lvlJc w:val="left"/>
+      <w:pPr>
+        <w:ind w:left="3600" w:hanging="360"/>
+      </w:pPr>
+      <w:rPr>
+        <w:rFonts w:ascii="Courier New" w:hAnsi="Courier New" w:cs="Courier New" w:hint="default"/>
+      </w:rPr>
+    </w:lvl>
+    <w:lvl w:ilvl="5" w:tplc="18090005" w:tentative="1">
+      <w:start w:val="1"/>
+      <w:numFmt w:val="bullet"/>
+      <w:lvlText w:val=""/>
+      <w:lvlJc w:val="left"/>
+      <w:pPr>
+        <w:ind w:left="4320" w:hanging="360"/>
+      </w:pPr>
+      <w:rPr>
+        <w:rFonts w:ascii="Wingdings" w:hAnsi="Wingdings" w:hint="default"/>
+      </w:rPr>
+    </w:lvl>
+    <w:lvl w:ilvl="6" w:tplc="18090001" w:tentative="1">
+      <w:start w:val="1"/>
+      <w:numFmt w:val="bullet"/>
+      <w:lvlText w:val=""/>
+      <w:lvlJc w:val="left"/>
+      <w:pPr>
+        <w:ind w:left="5040" w:hanging="360"/>
+      </w:pPr>
+      <w:rPr>
+        <w:rFonts w:ascii="Symbol" w:hAnsi="Symbol" w:hint="default"/>
+      </w:rPr>
+    </w:lvl>
+    <w:lvl w:ilvl="7" w:tplc="18090003" w:tentative="1">
+      <w:start w:val="1"/>
+      <w:numFmt w:val="bullet"/>
+      <w:lvlText w:val="o"/>
+      <w:lvlJc w:val="left"/>
+      <w:pPr>
+        <w:ind w:left="5760" w:hanging="360"/>
+      </w:pPr>
+      <w:rPr>
+        <w:rFonts w:ascii="Courier New" w:hAnsi="Courier New" w:cs="Courier New" w:hint="default"/>
+      </w:rPr>
+    </w:lvl>
+    <w:lvl w:ilvl="8" w:tplc="18090005" w:tentative="1">
+      <w:start w:val="1"/>
+      <w:numFmt w:val="bullet"/>
+      <w:lvlText w:val=""/>
+      <w:lvlJc w:val="left"/>
+      <w:pPr>
+        <w:ind w:left="6480" w:hanging="360"/>
+      </w:pPr>
+      <w:rPr>
+        <w:rFonts w:ascii="Wingdings" w:hAnsi="Wingdings" w:hint="default"/>
+      </w:rPr>
+    </w:lvl>
+  </w:abstractNum>
+  <w:abstractNum w:abstractNumId="1" w15:restartNumberingAfterBreak="0">
+    <w:nsid w:val="64304D7B"/>
+    <w:multiLevelType w:val="hybridMultilevel"/>
+    <w:tmpl w:val="A986FB3A"/>
+    <w:lvl w:ilvl="0" w:tplc="2E804FE6">
+      <w:numFmt w:val="bullet"/>
+      <w:lvlText w:val="-"/>
+      <w:lvlJc w:val="left"/>
+      <w:pPr>
+        <w:ind w:left="720" w:hanging="360"/>
+      </w:pPr>
+      <w:rPr>
+        <w:rFonts w:ascii="Aptos" w:eastAsiaTheme="minorHAnsi" w:hAnsi="Aptos" w:cstheme="minorBidi" w:hint="default"/>
+      </w:rPr>
+    </w:lvl>
+    <w:lvl w:ilvl="1" w:tplc="18090003" w:tentative="1">
+      <w:start w:val="1"/>
+      <w:numFmt w:val="bullet"/>
+      <w:lvlText w:val="o"/>
+      <w:lvlJc w:val="left"/>
+      <w:pPr>
+        <w:ind w:left="1440" w:hanging="360"/>
+      </w:pPr>
+      <w:rPr>
+        <w:rFonts w:ascii="Courier New" w:hAnsi="Courier New" w:cs="Courier New" w:hint="default"/>
+      </w:rPr>
+    </w:lvl>
+    <w:lvl w:ilvl="2" w:tplc="18090005" w:tentative="1">
+      <w:start w:val="1"/>
+      <w:numFmt w:val="bullet"/>
+      <w:lvlText w:val=""/>
+      <w:lvlJc w:val="left"/>
+      <w:pPr>
+        <w:ind w:left="2160" w:hanging="360"/>
+      </w:pPr>
+      <w:rPr>
+        <w:rFonts w:ascii="Wingdings" w:hAnsi="Wingdings" w:hint="default"/>
+      </w:rPr>
+    </w:lvl>
+    <w:lvl w:ilvl="3" w:tplc="18090001" w:tentative="1">
+      <w:start w:val="1"/>
+      <w:numFmt w:val="bullet"/>
+      <w:lvlText w:val=""/>
+      <w:lvlJc w:val="left"/>
+      <w:pPr>
+        <w:ind w:left="2880" w:hanging="360"/>
+      </w:pPr>
+      <w:rPr>
+        <w:rFonts w:ascii="Symbol" w:hAnsi="Symbol" w:hint="default"/>
+      </w:rPr>
+    </w:lvl>
+    <w:lvl w:ilvl="4" w:tplc="18090003" w:tentative="1">
+      <w:start w:val="1"/>
+      <w:numFmt w:val="bullet"/>
+      <w:lvlText w:val="o"/>
+      <w:lvlJc w:val="left"/>
+      <w:pPr>
+        <w:ind w:left="3600" w:hanging="360"/>
+      </w:pPr>
+      <w:rPr>
+        <w:rFonts w:ascii="Courier New" w:hAnsi="Courier New" w:cs="Courier New" w:hint="default"/>
+      </w:rPr>
+    </w:lvl>
+    <w:lvl w:ilvl="5" w:tplc="18090005" w:tentative="1">
+      <w:start w:val="1"/>
+      <w:numFmt w:val="bullet"/>
+      <w:lvlText w:val=""/>
+      <w:lvlJc w:val="left"/>
+      <w:pPr>
+        <w:ind w:left="4320" w:hanging="360"/>
+      </w:pPr>
+      <w:rPr>
+        <w:rFonts w:ascii="Wingdings" w:hAnsi="Wingdings" w:hint="default"/>
+      </w:rPr>
+    </w:lvl>
+    <w:lvl w:ilvl="6" w:tplc="18090001" w:tentative="1">
+      <w:start w:val="1"/>
+      <w:numFmt w:val="bullet"/>
+      <w:lvlText w:val=""/>
+      <w:lvlJc w:val="left"/>
+      <w:pPr>
+        <w:ind w:left="5040" w:hanging="360"/>
+      </w:pPr>
+      <w:rPr>
+        <w:rFonts w:ascii="Symbol" w:hAnsi="Symbol" w:hint="default"/>
+      </w:rPr>
+    </w:lvl>
+    <w:lvl w:ilvl="7" w:tplc="18090003" w:tentative="1">
+      <w:start w:val="1"/>
+      <w:numFmt w:val="bullet"/>
+      <w:lvlText w:val="o"/>
+      <w:lvlJc w:val="left"/>
+      <w:pPr>
+        <w:ind w:left="5760" w:hanging="360"/>
+      </w:pPr>
+      <w:rPr>
+        <w:rFonts w:ascii="Courier New" w:hAnsi="Courier New" w:cs="Courier New" w:hint="default"/>
+      </w:rPr>
+    </w:lvl>
+    <w:lvl w:ilvl="8" w:tplc="18090005" w:tentative="1">
+      <w:start w:val="1"/>
+      <w:numFmt w:val="bullet"/>
+      <w:lvlText w:val=""/>
+      <w:lvlJc w:val="left"/>
+      <w:pPr>
+        <w:ind w:left="6480" w:hanging="360"/>
+      </w:pPr>
+      <w:rPr>
+        <w:rFonts w:ascii="Wingdings" w:hAnsi="Wingdings" w:hint="default"/>
+      </w:rPr>
+    </w:lvl>
+  </w:abstractNum>
+  <w:num w:numId="1" w16cid:durableId="364913152">
+    <w:abstractNumId w:val="1"/>
+  </w:num>
+  <w:num w:numId="2" w16cid:durableId="313682462">
+    <w:abstractNumId w:val="0"/>
+  </w:num>
+</w:numbering>
+</file>
+
 <file path=word/styles.xml><?xml version="1.0" encoding="utf-8"?>
 <w:styles xmlns:mc="http://schemas.openxmlformats.org/markup-compatibility/2006" xmlns:r="http://schemas.openxmlformats.org/officeDocument/2006/relationships" xmlns:w="http://schemas.openxmlformats.org/wordprocessingml/2006/main" xmlns:w14="http://schemas.microsoft.com/office/word/2010/wordml" xmlns:w15="http://schemas.microsoft.com/office/word/2012/wordml" xmlns:w16cex="http://schemas.microsoft.com/office/word/2018/wordml/cex" xmlns:w16cid="http://schemas.microsoft.com/office/word/2016/wordml/cid" xmlns:w16="http://schemas.microsoft.com/office/word/2018/wordml" xmlns:w16du="http://schemas.microsoft.com/office/word/2023/wordml/word16du" xmlns:w16sdtdh="http://schemas.microsoft.com/office/word/2020/wordml/sdtdatahash" xmlns:w16sdtfl="http://schemas.microsoft.com/office/word/2024/wordml/sdtformatlock" xmlns:w16se="http://schemas.microsoft.com/office/word/2015/wordml/symex" mc:Ignorable="w14 w15 w16se w16cid w16 w16cex w16sdtdh w16sdtfl w16du">
   <w:docDefaults>
@@ -690,8 +1833,8 @@
       <w:rPr>
         <w:rFonts w:asciiTheme="minorHAnsi" w:eastAsiaTheme="minorHAnsi" w:hAnsiTheme="minorHAnsi" w:cstheme="minorBidi"/>
         <w:kern w:val="2"/>
-        <w:sz w:val="24"/>
-        <w:szCs w:val="24"/>
+        <w:sz w:val="22"/>
+        <w:szCs w:val="22"/>
         <w:lang w:val="en-IE" w:eastAsia="en-US" w:bidi="ar-SA"/>
         <w14:ligatures w14:val="standardContextual"/>
       </w:rPr>
@@ -1133,7 +2276,6 @@
     <w:next w:val="Normal"/>
     <w:link w:val="Heading3Char"/>
     <w:uiPriority w:val="9"/>
-    <w:semiHidden/>
     <w:unhideWhenUsed/>
     <w:qFormat/>
     <w:rsid w:val="006F29A7"/>
@@ -1285,6 +2427,7 @@
   <w:style w:type="character" w:default="1" w:styleId="DefaultParagraphFont">
     <w:name w:val="Default Paragraph Font"/>
     <w:uiPriority w:val="1"/>
+    <w:semiHidden/>
     <w:unhideWhenUsed/>
   </w:style>
   <w:style w:type="table" w:default="1" w:styleId="TableNormal">
@@ -1339,7 +2482,6 @@
     <w:basedOn w:val="DefaultParagraphFont"/>
     <w:link w:val="Heading3"/>
     <w:uiPriority w:val="9"/>
-    <w:semiHidden/>
     <w:rsid w:val="006F29A7"/>
     <w:rPr>
       <w:rFonts w:eastAsiaTheme="majorEastAsia" w:cstheme="majorBidi"/>

--- a/report/CA1.docx
+++ b/report/CA1.docx
@@ -632,9 +632,6 @@
     <w:p>
       <w:pPr>
         <w:pStyle w:val="NoSpacing"/>
-        <w:rPr>
-          <w:lang w:val="ru-RU"/>
-        </w:rPr>
       </w:pPr>
       <w:r>
         <w:rPr>
@@ -650,9 +647,6 @@
     <w:p>
       <w:pPr>
         <w:pStyle w:val="NoSpacing"/>
-        <w:rPr>
-          <w:lang w:val="ru-RU"/>
-        </w:rPr>
       </w:pPr>
     </w:p>
     <w:p>
@@ -1580,6 +1574,2129 @@
         </w:rPr>
         <w:t>Actors</w:t>
       </w:r>
+    </w:p>
+    <w:tbl>
+      <w:tblPr>
+        <w:tblStyle w:val="TableGrid"/>
+        <w:tblW w:w="0" w:type="auto"/>
+        <w:tblLook w:val="04A0" w:firstRow="1" w:lastRow="0" w:firstColumn="1" w:lastColumn="0" w:noHBand="0" w:noVBand="1"/>
+      </w:tblPr>
+      <w:tblGrid>
+        <w:gridCol w:w="3005"/>
+        <w:gridCol w:w="3005"/>
+        <w:gridCol w:w="3006"/>
+      </w:tblGrid>
+      <w:tr>
+        <w:tc>
+          <w:tcPr>
+            <w:tcW w:w="3005" w:type="dxa"/>
+          </w:tcPr>
+          <w:p>
+            <w:pPr>
+              <w:rPr>
+                <w:lang w:val="en-US"/>
+              </w:rPr>
+            </w:pPr>
+            <w:r>
+              <w:rPr>
+                <w:lang w:val="en-US"/>
+              </w:rPr>
+              <w:t>Reporter (occupant, caretaker)</w:t>
+            </w:r>
+          </w:p>
+        </w:tc>
+        <w:tc>
+          <w:tcPr>
+            <w:tcW w:w="3005" w:type="dxa"/>
+          </w:tcPr>
+          <w:p>
+            <w:pPr>
+              <w:rPr>
+                <w:lang w:val="en-US"/>
+              </w:rPr>
+            </w:pPr>
+            <w:r>
+              <w:rPr>
+                <w:lang w:val="en-US"/>
+              </w:rPr>
+              <w:t>Primary Actor</w:t>
+            </w:r>
+          </w:p>
+        </w:tc>
+        <w:tc>
+          <w:tcPr>
+            <w:tcW w:w="3006" w:type="dxa"/>
+          </w:tcPr>
+          <w:p>
+            <w:pPr>
+              <w:rPr>
+                <w:lang w:val="en-US"/>
+              </w:rPr>
+            </w:pPr>
+            <w:r>
+              <w:rPr>
+                <w:lang w:val="en-US"/>
+              </w:rPr>
+              <w:t>Looking for a problem and record it</w:t>
+            </w:r>
+          </w:p>
+        </w:tc>
+      </w:tr>
+      <w:tr>
+        <w:tc>
+          <w:tcPr>
+            <w:tcW w:w="3005" w:type="dxa"/>
+          </w:tcPr>
+          <w:p>
+            <w:pPr>
+              <w:rPr>
+                <w:lang w:val="en-US"/>
+              </w:rPr>
+            </w:pPr>
+            <w:r>
+              <w:rPr>
+                <w:lang w:val="en-US"/>
+              </w:rPr>
+              <w:t>Maintenance Coordinator</w:t>
+            </w:r>
+          </w:p>
+        </w:tc>
+        <w:tc>
+          <w:tcPr>
+            <w:tcW w:w="3005" w:type="dxa"/>
+          </w:tcPr>
+          <w:p>
+            <w:pPr>
+              <w:rPr>
+                <w:lang w:val="en-US"/>
+              </w:rPr>
+            </w:pPr>
+            <w:r>
+              <w:rPr>
+                <w:lang w:val="en-US"/>
+              </w:rPr>
+              <w:t>Primary Actor</w:t>
+            </w:r>
+          </w:p>
+        </w:tc>
+        <w:tc>
+          <w:tcPr>
+            <w:tcW w:w="3006" w:type="dxa"/>
+          </w:tcPr>
+          <w:p>
+            <w:pPr>
+              <w:rPr>
+                <w:lang w:val="en-US"/>
+              </w:rPr>
+            </w:pPr>
+            <w:r>
+              <w:rPr>
+                <w:lang w:val="en-US"/>
+              </w:rPr>
+              <w:t>Evaluation of priority, allocation of contractors, access and confirmation goals</w:t>
+            </w:r>
+          </w:p>
+        </w:tc>
+      </w:tr>
+      <w:tr>
+        <w:tc>
+          <w:tcPr>
+            <w:tcW w:w="3005" w:type="dxa"/>
+          </w:tcPr>
+          <w:p>
+            <w:pPr>
+              <w:rPr>
+                <w:lang w:val="en-US"/>
+              </w:rPr>
+            </w:pPr>
+            <w:r>
+              <w:rPr>
+                <w:lang w:val="en-US"/>
+              </w:rPr>
+              <w:t>Contractor (technician, external contractor)</w:t>
+            </w:r>
+          </w:p>
+        </w:tc>
+        <w:tc>
+          <w:tcPr>
+            <w:tcW w:w="3005" w:type="dxa"/>
+          </w:tcPr>
+          <w:p>
+            <w:pPr>
+              <w:rPr>
+                <w:lang w:val="en-US"/>
+              </w:rPr>
+            </w:pPr>
+            <w:r>
+              <w:rPr>
+                <w:lang w:val="en-US"/>
+              </w:rPr>
+              <w:t>Primary actor</w:t>
+            </w:r>
+          </w:p>
+        </w:tc>
+        <w:tc>
+          <w:tcPr>
+            <w:tcW w:w="3006" w:type="dxa"/>
+          </w:tcPr>
+          <w:p>
+            <w:pPr>
+              <w:rPr>
+                <w:lang w:val="en-US"/>
+              </w:rPr>
+            </w:pPr>
+            <w:r>
+              <w:rPr>
+                <w:lang w:val="en-US"/>
+              </w:rPr>
+              <w:t>Record the outcomes of visit</w:t>
+            </w:r>
+          </w:p>
+        </w:tc>
+      </w:tr>
+      <w:tr>
+        <w:tc>
+          <w:tcPr>
+            <w:tcW w:w="3005" w:type="dxa"/>
+          </w:tcPr>
+          <w:p>
+            <w:pPr>
+              <w:rPr>
+                <w:lang w:val="en-US"/>
+              </w:rPr>
+            </w:pPr>
+            <w:r>
+              <w:rPr>
+                <w:lang w:val="en-US"/>
+              </w:rPr>
+              <w:t>Approver (responsible organization)</w:t>
+            </w:r>
+          </w:p>
+        </w:tc>
+        <w:tc>
+          <w:tcPr>
+            <w:tcW w:w="3005" w:type="dxa"/>
+          </w:tcPr>
+          <w:p>
+            <w:pPr>
+              <w:rPr>
+                <w:lang w:val="en-US"/>
+              </w:rPr>
+            </w:pPr>
+            <w:r>
+              <w:rPr>
+                <w:lang w:val="en-US"/>
+              </w:rPr>
+              <w:t>Primary actor</w:t>
+            </w:r>
+          </w:p>
+        </w:tc>
+        <w:tc>
+          <w:tcPr>
+            <w:tcW w:w="3006" w:type="dxa"/>
+          </w:tcPr>
+          <w:p>
+            <w:pPr>
+              <w:rPr>
+                <w:lang w:val="en-US"/>
+              </w:rPr>
+            </w:pPr>
+            <w:r>
+              <w:rPr>
+                <w:lang w:val="en-US"/>
+              </w:rPr>
+              <w:t>The problem was solved and paid only for required work</w:t>
+            </w:r>
+          </w:p>
+        </w:tc>
+      </w:tr>
+      <w:tr>
+        <w:tc>
+          <w:tcPr>
+            <w:tcW w:w="3005" w:type="dxa"/>
+          </w:tcPr>
+          <w:p>
+            <w:pPr>
+              <w:rPr>
+                <w:lang w:val="en-US"/>
+              </w:rPr>
+            </w:pPr>
+            <w:r>
+              <w:rPr>
+                <w:lang w:val="en-US"/>
+              </w:rPr>
+              <w:t>Property Manager</w:t>
+            </w:r>
+          </w:p>
+        </w:tc>
+        <w:tc>
+          <w:tcPr>
+            <w:tcW w:w="3005" w:type="dxa"/>
+          </w:tcPr>
+          <w:p>
+            <w:pPr>
+              <w:rPr>
+                <w:lang w:val="en-US"/>
+              </w:rPr>
+            </w:pPr>
+            <w:r>
+              <w:rPr>
+                <w:lang w:val="en-US"/>
+              </w:rPr>
+              <w:t>Primary actor</w:t>
+            </w:r>
+          </w:p>
+        </w:tc>
+        <w:tc>
+          <w:tcPr>
+            <w:tcW w:w="3006" w:type="dxa"/>
+          </w:tcPr>
+          <w:p>
+            <w:pPr>
+              <w:rPr>
+                <w:lang w:val="en-US"/>
+              </w:rPr>
+            </w:pPr>
+            <w:r>
+              <w:rPr>
+                <w:lang w:val="en-US"/>
+              </w:rPr>
+              <w:t>Seeking oversight information, approving work</w:t>
+            </w:r>
+          </w:p>
+        </w:tc>
+      </w:tr>
+      <w:tr>
+        <w:tc>
+          <w:tcPr>
+            <w:tcW w:w="3005" w:type="dxa"/>
+          </w:tcPr>
+          <w:p>
+            <w:pPr>
+              <w:rPr>
+                <w:lang w:val="en-US"/>
+              </w:rPr>
+            </w:pPr>
+            <w:r>
+              <w:rPr>
+                <w:lang w:val="en-US"/>
+              </w:rPr>
+              <w:t>Caretaker</w:t>
+            </w:r>
+          </w:p>
+        </w:tc>
+        <w:tc>
+          <w:tcPr>
+            <w:tcW w:w="3005" w:type="dxa"/>
+          </w:tcPr>
+          <w:p>
+            <w:pPr>
+              <w:rPr>
+                <w:lang w:val="en-US"/>
+              </w:rPr>
+            </w:pPr>
+            <w:r>
+              <w:rPr>
+                <w:lang w:val="en-US"/>
+              </w:rPr>
+              <w:t>Supporting actor</w:t>
+            </w:r>
+          </w:p>
+        </w:tc>
+        <w:tc>
+          <w:tcPr>
+            <w:tcW w:w="3006" w:type="dxa"/>
+          </w:tcPr>
+          <w:p>
+            <w:pPr>
+              <w:rPr>
+                <w:lang w:val="en-US"/>
+              </w:rPr>
+            </w:pPr>
+            <w:r>
+              <w:rPr>
+                <w:lang w:val="en-US"/>
+              </w:rPr>
+              <w:t>Provides key and controlled access</w:t>
+            </w:r>
+          </w:p>
+        </w:tc>
+      </w:tr>
+      <w:tr>
+        <w:tc>
+          <w:tcPr>
+            <w:tcW w:w="3005" w:type="dxa"/>
+          </w:tcPr>
+          <w:p>
+            <w:pPr>
+              <w:rPr>
+                <w:lang w:val="en-US"/>
+              </w:rPr>
+            </w:pPr>
+            <w:r>
+              <w:rPr>
+                <w:lang w:val="en-US"/>
+              </w:rPr>
+              <w:t>Occupant</w:t>
+            </w:r>
+          </w:p>
+        </w:tc>
+        <w:tc>
+          <w:tcPr>
+            <w:tcW w:w="3005" w:type="dxa"/>
+          </w:tcPr>
+          <w:p>
+            <w:pPr>
+              <w:rPr>
+                <w:lang w:val="en-US"/>
+              </w:rPr>
+            </w:pPr>
+            <w:r>
+              <w:rPr>
+                <w:lang w:val="en-US"/>
+              </w:rPr>
+              <w:t>Supporting actor</w:t>
+            </w:r>
+          </w:p>
+        </w:tc>
+        <w:tc>
+          <w:tcPr>
+            <w:tcW w:w="3006" w:type="dxa"/>
+          </w:tcPr>
+          <w:p>
+            <w:pPr>
+              <w:rPr>
+                <w:lang w:val="en-US"/>
+              </w:rPr>
+            </w:pPr>
+            <w:r>
+              <w:rPr>
+                <w:lang w:val="en-US"/>
+              </w:rPr>
+              <w:t>Confirms completion</w:t>
+            </w:r>
+          </w:p>
+        </w:tc>
+      </w:tr>
+      <w:tr>
+        <w:tc>
+          <w:tcPr>
+            <w:tcW w:w="3005" w:type="dxa"/>
+          </w:tcPr>
+          <w:p>
+            <w:pPr>
+              <w:rPr>
+                <w:lang w:val="en-US"/>
+              </w:rPr>
+            </w:pPr>
+            <w:r>
+              <w:rPr>
+                <w:lang w:val="en-US"/>
+              </w:rPr>
+              <w:t>Finance System</w:t>
+            </w:r>
+          </w:p>
+        </w:tc>
+        <w:tc>
+          <w:tcPr>
+            <w:tcW w:w="3005" w:type="dxa"/>
+          </w:tcPr>
+          <w:p>
+            <w:pPr>
+              <w:rPr>
+                <w:lang w:val="en-US"/>
+              </w:rPr>
+            </w:pPr>
+            <w:r>
+              <w:rPr>
+                <w:lang w:val="en-US"/>
+              </w:rPr>
+              <w:t>Supporting actor</w:t>
+            </w:r>
+          </w:p>
+        </w:tc>
+        <w:tc>
+          <w:tcPr>
+            <w:tcW w:w="3006" w:type="dxa"/>
+          </w:tcPr>
+          <w:p>
+            <w:pPr>
+              <w:rPr>
+                <w:lang w:val="en-US"/>
+              </w:rPr>
+            </w:pPr>
+            <w:r>
+              <w:rPr>
+                <w:lang w:val="en-US"/>
+              </w:rPr>
+              <w:t>External system which provides invoices</w:t>
+            </w:r>
+          </w:p>
+        </w:tc>
+      </w:tr>
+    </w:tbl>
+    <w:p>
+      <w:pPr>
+        <w:rPr>
+          <w:lang w:val="en-US"/>
+        </w:rPr>
+      </w:pPr>
+    </w:p>
+    <w:p>
+      <w:pPr>
+        <w:pStyle w:val="Heading2"/>
+        <w:rPr>
+          <w:lang w:val="en-US"/>
+        </w:rPr>
+      </w:pPr>
+      <w:r>
+        <w:rPr>
+          <w:lang w:val="en-US"/>
+        </w:rPr>
+        <w:t xml:space="preserve">Requirements, Rules and uncertainty </w:t>
+      </w:r>
+    </w:p>
+    <w:p>
+      <w:pPr>
+        <w:pStyle w:val="Heading3"/>
+        <w:rPr>
+          <w:lang w:val="en-US"/>
+        </w:rPr>
+      </w:pPr>
+      <w:r>
+        <w:rPr>
+          <w:lang w:val="en-US"/>
+        </w:rPr>
+        <w:t>Functional Requirements</w:t>
+      </w:r>
+    </w:p>
+    <w:tbl>
+      <w:tblPr>
+        <w:tblStyle w:val="TableGrid"/>
+        <w:tblW w:w="9067" w:type="dxa"/>
+        <w:tblLook w:val="04A0" w:firstRow="1" w:lastRow="0" w:firstColumn="1" w:lastColumn="0" w:noHBand="0" w:noVBand="1"/>
+      </w:tblPr>
+      <w:tblGrid>
+        <w:gridCol w:w="965"/>
+        <w:gridCol w:w="5192"/>
+        <w:gridCol w:w="1358"/>
+        <w:gridCol w:w="1552"/>
+      </w:tblGrid>
+      <w:tr>
+        <w:tc>
+          <w:tcPr>
+            <w:tcW w:w="965" w:type="dxa"/>
+          </w:tcPr>
+          <w:p>
+            <w:pPr>
+              <w:rPr>
+                <w:lang w:val="en-US"/>
+              </w:rPr>
+            </w:pPr>
+            <w:r>
+              <w:rPr>
+                <w:lang w:val="en-US"/>
+              </w:rPr>
+              <w:t>ID</w:t>
+            </w:r>
+          </w:p>
+        </w:tc>
+        <w:tc>
+          <w:tcPr>
+            <w:tcW w:w="5192" w:type="dxa"/>
+          </w:tcPr>
+          <w:p>
+            <w:pPr>
+              <w:rPr>
+                <w:lang w:val="en-US"/>
+              </w:rPr>
+            </w:pPr>
+            <w:r>
+              <w:rPr>
+                <w:lang w:val="en-US"/>
+              </w:rPr>
+              <w:t>Functional Requirements</w:t>
+            </w:r>
+          </w:p>
+        </w:tc>
+        <w:tc>
+          <w:tcPr>
+            <w:tcW w:w="1358" w:type="dxa"/>
+          </w:tcPr>
+          <w:p>
+            <w:pPr>
+              <w:rPr>
+                <w:lang w:val="en-US"/>
+              </w:rPr>
+            </w:pPr>
+            <w:r>
+              <w:rPr>
+                <w:lang w:val="en-US"/>
+              </w:rPr>
+              <w:t>Priority</w:t>
+            </w:r>
+          </w:p>
+        </w:tc>
+        <w:tc>
+          <w:tcPr>
+            <w:tcW w:w="1552" w:type="dxa"/>
+          </w:tcPr>
+          <w:p>
+            <w:pPr>
+              <w:rPr>
+                <w:lang w:val="en-US"/>
+              </w:rPr>
+            </w:pPr>
+            <w:r>
+              <w:rPr>
+                <w:lang w:val="en-US"/>
+              </w:rPr>
+              <w:t>Source</w:t>
+            </w:r>
+          </w:p>
+        </w:tc>
+      </w:tr>
+      <w:tr>
+        <w:tc>
+          <w:tcPr>
+            <w:tcW w:w="965" w:type="dxa"/>
+          </w:tcPr>
+          <w:p>
+            <w:pPr>
+              <w:rPr>
+                <w:lang w:val="en-US"/>
+              </w:rPr>
+            </w:pPr>
+            <w:r>
+              <w:rPr>
+                <w:lang w:val="en-US"/>
+              </w:rPr>
+              <w:t>FR-01</w:t>
+            </w:r>
+          </w:p>
+        </w:tc>
+        <w:tc>
+          <w:tcPr>
+            <w:tcW w:w="5192" w:type="dxa"/>
+          </w:tcPr>
+          <w:p>
+            <w:pPr>
+              <w:rPr>
+                <w:lang w:val="en-US"/>
+              </w:rPr>
+            </w:pPr>
+            <w:r>
+              <w:rPr>
+                <w:lang w:val="en-US"/>
+              </w:rPr>
+              <w:t>The system should allow a reporter to create a record of a maintenance request with property, location, problem, person contact and access availability</w:t>
+            </w:r>
+          </w:p>
+        </w:tc>
+        <w:tc>
+          <w:tcPr>
+            <w:tcW w:w="1358" w:type="dxa"/>
+          </w:tcPr>
+          <w:p>
+            <w:pPr>
+              <w:rPr>
+                <w:lang w:val="en-US"/>
+              </w:rPr>
+            </w:pPr>
+            <w:r>
+              <w:rPr>
+                <w:lang w:val="en-US"/>
+              </w:rPr>
+              <w:t>Must</w:t>
+            </w:r>
+          </w:p>
+        </w:tc>
+        <w:tc>
+          <w:tcPr>
+            <w:tcW w:w="1552" w:type="dxa"/>
+          </w:tcPr>
+          <w:p>
+            <w:pPr>
+              <w:rPr>
+                <w:lang w:val="en-US"/>
+              </w:rPr>
+            </w:pPr>
+            <w:r>
+              <w:rPr>
+                <w:lang w:val="en-US"/>
+              </w:rPr>
+              <w:t>Occupant</w:t>
+            </w:r>
+            <w:r>
+              <w:rPr>
+                <w:lang w:val="en-US"/>
+              </w:rPr>
+              <w:t>, Responsible Organization</w:t>
+            </w:r>
+          </w:p>
+        </w:tc>
+      </w:tr>
+      <w:tr>
+        <w:tc>
+          <w:tcPr>
+            <w:tcW w:w="965" w:type="dxa"/>
+          </w:tcPr>
+          <w:p>
+            <w:pPr>
+              <w:rPr>
+                <w:lang w:val="en-US"/>
+              </w:rPr>
+            </w:pPr>
+            <w:r>
+              <w:rPr>
+                <w:lang w:val="en-US"/>
+              </w:rPr>
+              <w:t>FR-02</w:t>
+            </w:r>
+          </w:p>
+        </w:tc>
+        <w:tc>
+          <w:tcPr>
+            <w:tcW w:w="5192" w:type="dxa"/>
+          </w:tcPr>
+          <w:p>
+            <w:pPr>
+              <w:rPr>
+                <w:lang w:val="en-US"/>
+              </w:rPr>
+            </w:pPr>
+            <w:r>
+              <w:rPr>
+                <w:lang w:val="en-US"/>
+              </w:rPr>
+              <w:t>The system should notify the reporter of his report being discovered, an appointment confirmed or work has been completed</w:t>
+            </w:r>
+          </w:p>
+        </w:tc>
+        <w:tc>
+          <w:tcPr>
+            <w:tcW w:w="1358" w:type="dxa"/>
+          </w:tcPr>
+          <w:p>
+            <w:pPr>
+              <w:rPr>
+                <w:lang w:val="en-US"/>
+              </w:rPr>
+            </w:pPr>
+            <w:r>
+              <w:rPr>
+                <w:lang w:val="en-US"/>
+              </w:rPr>
+              <w:t>Should</w:t>
+            </w:r>
+          </w:p>
+        </w:tc>
+        <w:tc>
+          <w:tcPr>
+            <w:tcW w:w="1552" w:type="dxa"/>
+          </w:tcPr>
+          <w:p>
+            <w:pPr>
+              <w:rPr>
+                <w:lang w:val="en-US"/>
+              </w:rPr>
+            </w:pPr>
+            <w:r>
+              <w:rPr>
+                <w:lang w:val="en-US"/>
+              </w:rPr>
+              <w:t>Occupant</w:t>
+            </w:r>
+          </w:p>
+        </w:tc>
+      </w:tr>
+      <w:tr>
+        <w:tc>
+          <w:tcPr>
+            <w:tcW w:w="965" w:type="dxa"/>
+          </w:tcPr>
+          <w:p>
+            <w:pPr>
+              <w:rPr>
+                <w:lang w:val="en-US"/>
+              </w:rPr>
+            </w:pPr>
+            <w:r>
+              <w:rPr>
+                <w:lang w:val="en-US"/>
+              </w:rPr>
+              <w:t>FR-03</w:t>
+            </w:r>
+          </w:p>
+        </w:tc>
+        <w:tc>
+          <w:tcPr>
+            <w:tcW w:w="5192" w:type="dxa"/>
+          </w:tcPr>
+          <w:p>
+            <w:pPr>
+              <w:rPr>
+                <w:lang w:val="en-US"/>
+              </w:rPr>
+            </w:pPr>
+            <w:r>
+              <w:rPr>
+                <w:lang w:val="en-US"/>
+              </w:rPr>
+              <w:t xml:space="preserve">The system should allow coordinator to determine the decision to the report (accepted, returned for </w:t>
+            </w:r>
+            <w:r>
+              <w:rPr>
+                <w:lang w:val="en-US"/>
+              </w:rPr>
+              <w:lastRenderedPageBreak/>
+              <w:t>more information, referred, occupant’s responsibility)</w:t>
+            </w:r>
+          </w:p>
+        </w:tc>
+        <w:tc>
+          <w:tcPr>
+            <w:tcW w:w="1358" w:type="dxa"/>
+          </w:tcPr>
+          <w:p>
+            <w:pPr>
+              <w:rPr>
+                <w:lang w:val="en-US"/>
+              </w:rPr>
+            </w:pPr>
+            <w:r>
+              <w:rPr>
+                <w:lang w:val="en-US"/>
+              </w:rPr>
+              <w:lastRenderedPageBreak/>
+              <w:t>Must</w:t>
+            </w:r>
+          </w:p>
+        </w:tc>
+        <w:tc>
+          <w:tcPr>
+            <w:tcW w:w="1552" w:type="dxa"/>
+          </w:tcPr>
+          <w:p>
+            <w:pPr>
+              <w:rPr>
+                <w:lang w:val="en-US"/>
+              </w:rPr>
+            </w:pPr>
+            <w:r>
+              <w:rPr>
+                <w:lang w:val="en-US"/>
+              </w:rPr>
+              <w:t>Coordinator</w:t>
+            </w:r>
+          </w:p>
+        </w:tc>
+      </w:tr>
+      <w:tr>
+        <w:tc>
+          <w:tcPr>
+            <w:tcW w:w="965" w:type="dxa"/>
+          </w:tcPr>
+          <w:p>
+            <w:pPr>
+              <w:rPr>
+                <w:lang w:val="en-US"/>
+              </w:rPr>
+            </w:pPr>
+            <w:r>
+              <w:rPr>
+                <w:lang w:val="en-US"/>
+              </w:rPr>
+              <w:t>FR-04</w:t>
+            </w:r>
+          </w:p>
+        </w:tc>
+        <w:tc>
+          <w:tcPr>
+            <w:tcW w:w="5192" w:type="dxa"/>
+          </w:tcPr>
+          <w:p>
+            <w:pPr>
+              <w:rPr>
+                <w:lang w:val="en-US"/>
+              </w:rPr>
+            </w:pPr>
+            <w:r>
+              <w:rPr>
+                <w:lang w:val="en-US"/>
+              </w:rPr>
+              <w:t>The system should allow coordinator to determine priority level of a problem and escalate to the contractor</w:t>
+            </w:r>
+          </w:p>
+        </w:tc>
+        <w:tc>
+          <w:tcPr>
+            <w:tcW w:w="1358" w:type="dxa"/>
+          </w:tcPr>
+          <w:p>
+            <w:pPr>
+              <w:rPr>
+                <w:lang w:val="en-US"/>
+              </w:rPr>
+            </w:pPr>
+            <w:r>
+              <w:rPr>
+                <w:lang w:val="en-US"/>
+              </w:rPr>
+              <w:t>MUST</w:t>
+            </w:r>
+          </w:p>
+        </w:tc>
+        <w:tc>
+          <w:tcPr>
+            <w:tcW w:w="1552" w:type="dxa"/>
+          </w:tcPr>
+          <w:p>
+            <w:pPr>
+              <w:rPr>
+                <w:lang w:val="en-US"/>
+              </w:rPr>
+            </w:pPr>
+            <w:r>
+              <w:rPr>
+                <w:lang w:val="en-US"/>
+              </w:rPr>
+              <w:t>Coordinator</w:t>
+            </w:r>
+          </w:p>
+        </w:tc>
+      </w:tr>
+      <w:tr>
+        <w:tc>
+          <w:tcPr>
+            <w:tcW w:w="965" w:type="dxa"/>
+          </w:tcPr>
+          <w:p>
+            <w:pPr>
+              <w:rPr>
+                <w:lang w:val="en-US"/>
+              </w:rPr>
+            </w:pPr>
+            <w:r>
+              <w:rPr>
+                <w:lang w:val="en-US"/>
+              </w:rPr>
+              <w:t>FR-05</w:t>
+            </w:r>
+          </w:p>
+        </w:tc>
+        <w:tc>
+          <w:tcPr>
+            <w:tcW w:w="5192" w:type="dxa"/>
+          </w:tcPr>
+          <w:p>
+            <w:pPr>
+              <w:rPr>
+                <w:lang w:val="en-US"/>
+              </w:rPr>
+            </w:pPr>
+            <w:r>
+              <w:rPr>
+                <w:lang w:val="en-US"/>
+              </w:rPr>
+              <w:t>The system should allow coordinator to link duplicated reports with each other and split one request into different jobs</w:t>
+            </w:r>
+          </w:p>
+        </w:tc>
+        <w:tc>
+          <w:tcPr>
+            <w:tcW w:w="1358" w:type="dxa"/>
+          </w:tcPr>
+          <w:p>
+            <w:pPr>
+              <w:rPr>
+                <w:lang w:val="en-US"/>
+              </w:rPr>
+            </w:pPr>
+            <w:r>
+              <w:rPr>
+                <w:lang w:val="en-US"/>
+              </w:rPr>
+              <w:t>Should</w:t>
+            </w:r>
+          </w:p>
+        </w:tc>
+        <w:tc>
+          <w:tcPr>
+            <w:tcW w:w="1552" w:type="dxa"/>
+          </w:tcPr>
+          <w:p>
+            <w:pPr>
+              <w:rPr>
+                <w:lang w:val="en-US"/>
+              </w:rPr>
+            </w:pPr>
+            <w:r>
+              <w:rPr>
+                <w:lang w:val="en-US"/>
+              </w:rPr>
+              <w:t>Coordinator</w:t>
+            </w:r>
+          </w:p>
+        </w:tc>
+      </w:tr>
+      <w:tr>
+        <w:tc>
+          <w:tcPr>
+            <w:tcW w:w="965" w:type="dxa"/>
+          </w:tcPr>
+          <w:p>
+            <w:pPr>
+              <w:rPr>
+                <w:lang w:val="en-US"/>
+              </w:rPr>
+            </w:pPr>
+            <w:r>
+              <w:rPr>
+                <w:lang w:val="en-US"/>
+              </w:rPr>
+              <w:t>FR-06</w:t>
+            </w:r>
+          </w:p>
+        </w:tc>
+        <w:tc>
+          <w:tcPr>
+            <w:tcW w:w="5192" w:type="dxa"/>
+          </w:tcPr>
+          <w:p>
+            <w:pPr>
+              <w:rPr>
+                <w:lang w:val="en-US"/>
+              </w:rPr>
+            </w:pPr>
+            <w:r>
+              <w:rPr>
+                <w:lang w:val="en-US"/>
+              </w:rPr>
+              <w:t xml:space="preserve">The system should allow </w:t>
+            </w:r>
+            <w:r>
+              <w:rPr>
+                <w:lang w:val="en-US"/>
+              </w:rPr>
+              <w:t xml:space="preserve">coordinator </w:t>
+            </w:r>
+            <w:r>
+              <w:rPr>
+                <w:lang w:val="en-US"/>
+              </w:rPr>
+              <w:t xml:space="preserve">to match the job to the contractor whose trade, </w:t>
+            </w:r>
+            <w:r>
+              <w:rPr>
+                <w:lang w:val="en-US"/>
+              </w:rPr>
+              <w:t>location, availability, access requirements and whether specialist certification is needed</w:t>
+            </w:r>
+          </w:p>
+        </w:tc>
+        <w:tc>
+          <w:tcPr>
+            <w:tcW w:w="1358" w:type="dxa"/>
+          </w:tcPr>
+          <w:p>
+            <w:pPr>
+              <w:rPr>
+                <w:lang w:val="en-US"/>
+              </w:rPr>
+            </w:pPr>
+            <w:r>
+              <w:rPr>
+                <w:lang w:val="en-US"/>
+              </w:rPr>
+              <w:t>Must</w:t>
+            </w:r>
+          </w:p>
+        </w:tc>
+        <w:tc>
+          <w:tcPr>
+            <w:tcW w:w="1552" w:type="dxa"/>
+          </w:tcPr>
+          <w:p>
+            <w:pPr>
+              <w:rPr>
+                <w:lang w:val="en-US"/>
+              </w:rPr>
+            </w:pPr>
+            <w:r>
+              <w:rPr>
+                <w:lang w:val="en-US"/>
+              </w:rPr>
+              <w:t>Coordinator</w:t>
+            </w:r>
+          </w:p>
+        </w:tc>
+      </w:tr>
+      <w:tr>
+        <w:tc>
+          <w:tcPr>
+            <w:tcW w:w="965" w:type="dxa"/>
+          </w:tcPr>
+          <w:p>
+            <w:pPr>
+              <w:rPr>
+                <w:lang w:val="en-US"/>
+              </w:rPr>
+            </w:pPr>
+            <w:r>
+              <w:rPr>
+                <w:lang w:val="en-US"/>
+              </w:rPr>
+              <w:t>FR-07</w:t>
+            </w:r>
+          </w:p>
+        </w:tc>
+        <w:tc>
+          <w:tcPr>
+            <w:tcW w:w="5192" w:type="dxa"/>
+          </w:tcPr>
+          <w:p>
+            <w:pPr>
+              <w:rPr>
+                <w:lang w:val="en-US"/>
+              </w:rPr>
+            </w:pPr>
+            <w:r>
+              <w:rPr>
+                <w:lang w:val="en-US"/>
+              </w:rPr>
+              <w:t>The system shall monitor access arrangements and whether access is being confirmed</w:t>
+            </w:r>
+          </w:p>
+        </w:tc>
+        <w:tc>
+          <w:tcPr>
+            <w:tcW w:w="1358" w:type="dxa"/>
+          </w:tcPr>
+          <w:p>
+            <w:pPr>
+              <w:rPr>
+                <w:lang w:val="en-US"/>
+              </w:rPr>
+            </w:pPr>
+            <w:r>
+              <w:rPr>
+                <w:lang w:val="en-US"/>
+              </w:rPr>
+              <w:t>Must</w:t>
+            </w:r>
+          </w:p>
+        </w:tc>
+        <w:tc>
+          <w:tcPr>
+            <w:tcW w:w="1552" w:type="dxa"/>
+          </w:tcPr>
+          <w:p>
+            <w:pPr>
+              <w:rPr>
+                <w:lang w:val="en-US"/>
+              </w:rPr>
+            </w:pPr>
+            <w:r>
+              <w:rPr>
+                <w:lang w:val="en-US"/>
+              </w:rPr>
+              <w:t>Contractor, Caretaker, Occupant,</w:t>
+            </w:r>
+          </w:p>
+          <w:p>
+            <w:pPr>
+              <w:rPr>
+                <w:lang w:val="en-US"/>
+              </w:rPr>
+            </w:pPr>
+            <w:r>
+              <w:rPr>
+                <w:lang w:val="en-US"/>
+              </w:rPr>
+              <w:t>Responsible Organization</w:t>
+            </w:r>
+          </w:p>
+        </w:tc>
+      </w:tr>
+      <w:tr>
+        <w:tc>
+          <w:tcPr>
+            <w:tcW w:w="965" w:type="dxa"/>
+          </w:tcPr>
+          <w:p>
+            <w:pPr>
+              <w:rPr>
+                <w:lang w:val="en-US"/>
+              </w:rPr>
+            </w:pPr>
+            <w:r>
+              <w:rPr>
+                <w:lang w:val="en-US"/>
+              </w:rPr>
+              <w:t>FR-08</w:t>
+            </w:r>
+          </w:p>
+        </w:tc>
+        <w:tc>
+          <w:tcPr>
+            <w:tcW w:w="5192" w:type="dxa"/>
+          </w:tcPr>
+          <w:p>
+            <w:pPr>
+              <w:rPr>
+                <w:lang w:val="en-US"/>
+              </w:rPr>
+            </w:pPr>
+            <w:r>
+              <w:rPr>
+                <w:lang w:val="en-US"/>
+              </w:rPr>
+              <w:t>The system should allow an authorized approver to approve contractor, quotation and temporary repairs</w:t>
+            </w:r>
+          </w:p>
+        </w:tc>
+        <w:tc>
+          <w:tcPr>
+            <w:tcW w:w="1358" w:type="dxa"/>
+          </w:tcPr>
+          <w:p>
+            <w:pPr>
+              <w:rPr>
+                <w:lang w:val="en-US"/>
+              </w:rPr>
+            </w:pPr>
+            <w:r>
+              <w:rPr>
+                <w:lang w:val="en-US"/>
+              </w:rPr>
+              <w:t>Assumption</w:t>
+            </w:r>
+          </w:p>
+        </w:tc>
+        <w:tc>
+          <w:tcPr>
+            <w:tcW w:w="1552" w:type="dxa"/>
+          </w:tcPr>
+          <w:p>
+            <w:pPr>
+              <w:rPr>
+                <w:lang w:val="en-US"/>
+              </w:rPr>
+            </w:pPr>
+            <w:r>
+              <w:rPr>
+                <w:lang w:val="en-US"/>
+              </w:rPr>
+              <w:t>Contractor,</w:t>
+            </w:r>
+          </w:p>
+          <w:p>
+            <w:pPr>
+              <w:rPr>
+                <w:lang w:val="en-US"/>
+              </w:rPr>
+            </w:pPr>
+            <w:r>
+              <w:rPr>
+                <w:lang w:val="en-US"/>
+              </w:rPr>
+              <w:t>Responsible Organization</w:t>
+            </w:r>
+          </w:p>
+        </w:tc>
+      </w:tr>
+      <w:tr>
+        <w:tc>
+          <w:tcPr>
+            <w:tcW w:w="965" w:type="dxa"/>
+          </w:tcPr>
+          <w:p>
+            <w:pPr>
+              <w:rPr>
+                <w:lang w:val="en-US"/>
+              </w:rPr>
+            </w:pPr>
+            <w:r>
+              <w:rPr>
+                <w:lang w:val="en-US"/>
+              </w:rPr>
+              <w:t>FR-09</w:t>
+            </w:r>
+          </w:p>
+        </w:tc>
+        <w:tc>
+          <w:tcPr>
+            <w:tcW w:w="5192" w:type="dxa"/>
+          </w:tcPr>
+          <w:p>
+            <w:pPr>
+              <w:rPr>
+                <w:lang w:val="en-US"/>
+              </w:rPr>
+            </w:pPr>
+            <w:r>
+              <w:rPr>
+                <w:lang w:val="en-US"/>
+              </w:rPr>
+              <w:t>The system should allow a technician to report outcomes of each visi</w:t>
+            </w:r>
+            <w:r>
+              <w:rPr>
+                <w:lang w:val="en-US"/>
+              </w:rPr>
+              <w:t>t, provide photos and price of parts</w:t>
+            </w:r>
+          </w:p>
+        </w:tc>
+        <w:tc>
+          <w:tcPr>
+            <w:tcW w:w="1358" w:type="dxa"/>
+          </w:tcPr>
+          <w:p>
+            <w:pPr>
+              <w:rPr>
+                <w:lang w:val="en-US"/>
+              </w:rPr>
+            </w:pPr>
+            <w:r>
+              <w:rPr>
+                <w:lang w:val="en-US"/>
+              </w:rPr>
+              <w:t>Must</w:t>
+            </w:r>
+          </w:p>
+        </w:tc>
+        <w:tc>
+          <w:tcPr>
+            <w:tcW w:w="1552" w:type="dxa"/>
+          </w:tcPr>
+          <w:p>
+            <w:pPr>
+              <w:rPr>
+                <w:lang w:val="en-US"/>
+              </w:rPr>
+            </w:pPr>
+            <w:r>
+              <w:rPr>
+                <w:lang w:val="en-US"/>
+              </w:rPr>
+              <w:t>Contractor,</w:t>
+            </w:r>
+          </w:p>
+          <w:p>
+            <w:pPr>
+              <w:rPr>
+                <w:lang w:val="en-US"/>
+              </w:rPr>
+            </w:pPr>
+            <w:r>
+              <w:rPr>
+                <w:lang w:val="en-US"/>
+              </w:rPr>
+              <w:t>External Contractor</w:t>
+            </w:r>
+          </w:p>
+        </w:tc>
+      </w:tr>
+      <w:tr>
+        <w:tc>
+          <w:tcPr>
+            <w:tcW w:w="965" w:type="dxa"/>
+          </w:tcPr>
+          <w:p>
+            <w:pPr>
+              <w:rPr>
+                <w:lang w:val="en-US"/>
+              </w:rPr>
+            </w:pPr>
+            <w:r>
+              <w:rPr>
+                <w:lang w:val="en-US"/>
+              </w:rPr>
+              <w:t>FR-10</w:t>
+            </w:r>
+          </w:p>
+        </w:tc>
+        <w:tc>
+          <w:tcPr>
+            <w:tcW w:w="5192" w:type="dxa"/>
+          </w:tcPr>
+          <w:p>
+            <w:pPr>
+              <w:rPr>
+                <w:lang w:val="en-US"/>
+              </w:rPr>
+            </w:pPr>
+            <w:r>
+              <w:rPr>
+                <w:lang w:val="en-US"/>
+              </w:rPr>
+              <w:t>The system should link a new report of a problem at the same location and break to the recurring problem</w:t>
+            </w:r>
+          </w:p>
+        </w:tc>
+        <w:tc>
+          <w:tcPr>
+            <w:tcW w:w="1358" w:type="dxa"/>
+          </w:tcPr>
+          <w:p>
+            <w:pPr>
+              <w:rPr>
+                <w:lang w:val="en-US"/>
+              </w:rPr>
+            </w:pPr>
+            <w:r>
+              <w:rPr>
+                <w:lang w:val="en-US"/>
+              </w:rPr>
+              <w:t>Must</w:t>
+            </w:r>
+          </w:p>
+        </w:tc>
+        <w:tc>
+          <w:tcPr>
+            <w:tcW w:w="1552" w:type="dxa"/>
+          </w:tcPr>
+          <w:p>
+            <w:pPr>
+              <w:rPr>
+                <w:lang w:val="en-US"/>
+              </w:rPr>
+            </w:pPr>
+            <w:r>
+              <w:rPr>
+                <w:lang w:val="en-US"/>
+              </w:rPr>
+              <w:t>Property Manager</w:t>
+            </w:r>
+          </w:p>
+        </w:tc>
+      </w:tr>
+      <w:tr>
+        <w:tc>
+          <w:tcPr>
+            <w:tcW w:w="965" w:type="dxa"/>
+          </w:tcPr>
+          <w:p>
+            <w:pPr>
+              <w:rPr>
+                <w:lang w:val="en-US"/>
+              </w:rPr>
+            </w:pPr>
+            <w:r>
+              <w:rPr>
+                <w:lang w:val="en-US"/>
+              </w:rPr>
+              <w:t>FR-11</w:t>
+            </w:r>
+          </w:p>
+        </w:tc>
+        <w:tc>
+          <w:tcPr>
+            <w:tcW w:w="5192" w:type="dxa"/>
+          </w:tcPr>
+          <w:p>
+            <w:pPr>
+              <w:rPr>
+                <w:lang w:val="en-US"/>
+              </w:rPr>
+            </w:pPr>
+            <w:r>
+              <w:rPr>
+                <w:lang w:val="en-US"/>
+              </w:rPr>
+              <w:t>The system should allow the property manager to access views of open requests, overdue jobs, repeated faults, contractor workload, temporary repairs and properties with recurring problems</w:t>
+            </w:r>
+          </w:p>
+        </w:tc>
+        <w:tc>
+          <w:tcPr>
+            <w:tcW w:w="1358" w:type="dxa"/>
+          </w:tcPr>
+          <w:p>
+            <w:pPr>
+              <w:rPr>
+                <w:lang w:val="en-US"/>
+              </w:rPr>
+            </w:pPr>
+            <w:r>
+              <w:rPr>
+                <w:lang w:val="en-US"/>
+              </w:rPr>
+              <w:t>Should</w:t>
+            </w:r>
+          </w:p>
+        </w:tc>
+        <w:tc>
+          <w:tcPr>
+            <w:tcW w:w="1552" w:type="dxa"/>
+          </w:tcPr>
+          <w:p>
+            <w:pPr>
+              <w:rPr>
+                <w:lang w:val="en-US"/>
+              </w:rPr>
+            </w:pPr>
+            <w:r>
+              <w:rPr>
+                <w:lang w:val="en-US"/>
+              </w:rPr>
+              <w:t>Property Manager</w:t>
+            </w:r>
+          </w:p>
+        </w:tc>
+      </w:tr>
+    </w:tbl>
+    <w:p>
+      <w:pPr>
+        <w:rPr>
+          <w:lang w:val="en-US"/>
+        </w:rPr>
+      </w:pPr>
+    </w:p>
+    <w:p>
+      <w:pPr>
+        <w:pStyle w:val="Heading3"/>
+        <w:rPr>
+          <w:lang w:val="en-US"/>
+        </w:rPr>
+      </w:pPr>
+      <w:r>
+        <w:rPr>
+          <w:lang w:val="en-US"/>
+        </w:rPr>
+        <w:t>Non-functional Requirements</w:t>
+      </w:r>
+    </w:p>
+    <w:tbl>
+      <w:tblPr>
+        <w:tblStyle w:val="TableGrid"/>
+        <w:tblW w:w="0" w:type="auto"/>
+        <w:tblLook w:val="04A0" w:firstRow="1" w:lastRow="0" w:firstColumn="1" w:lastColumn="0" w:noHBand="0" w:noVBand="1"/>
+      </w:tblPr>
+      <w:tblGrid>
+        <w:gridCol w:w="2689"/>
+        <w:gridCol w:w="4677"/>
+        <w:gridCol w:w="1650"/>
+      </w:tblGrid>
+      <w:tr>
+        <w:tc>
+          <w:tcPr>
+            <w:tcW w:w="2689" w:type="dxa"/>
+          </w:tcPr>
+          <w:p>
+            <w:pPr>
+              <w:rPr>
+                <w:lang w:val="en-US"/>
+              </w:rPr>
+            </w:pPr>
+            <w:r>
+              <w:rPr>
+                <w:lang w:val="en-US"/>
+              </w:rPr>
+              <w:t>Weak Statement</w:t>
+            </w:r>
+          </w:p>
+        </w:tc>
+        <w:tc>
+          <w:tcPr>
+            <w:tcW w:w="4677" w:type="dxa"/>
+          </w:tcPr>
+          <w:p>
+            <w:pPr>
+              <w:rPr>
+                <w:lang w:val="en-US"/>
+              </w:rPr>
+            </w:pPr>
+            <w:r>
+              <w:rPr>
+                <w:lang w:val="en-US"/>
+              </w:rPr>
+              <w:t>Measurable Statement</w:t>
+            </w:r>
+          </w:p>
+        </w:tc>
+        <w:tc>
+          <w:tcPr>
+            <w:tcW w:w="1650" w:type="dxa"/>
+          </w:tcPr>
+          <w:p>
+            <w:pPr>
+              <w:rPr>
+                <w:lang w:val="en-US"/>
+              </w:rPr>
+            </w:pPr>
+            <w:r>
+              <w:rPr>
+                <w:lang w:val="en-US"/>
+              </w:rPr>
+              <w:t>Quality</w:t>
+            </w:r>
+          </w:p>
+        </w:tc>
+      </w:tr>
+      <w:tr>
+        <w:tc>
+          <w:tcPr>
+            <w:tcW w:w="2689" w:type="dxa"/>
+          </w:tcPr>
+          <w:p>
+            <w:pPr>
+              <w:rPr>
+                <w:lang w:val="en-US"/>
+              </w:rPr>
+            </w:pPr>
+            <w:r>
+              <w:rPr>
+                <w:lang w:val="en-US"/>
+              </w:rPr>
+              <w:t>Reporting should be easy</w:t>
+            </w:r>
+          </w:p>
+        </w:tc>
+        <w:tc>
+          <w:tcPr>
+            <w:tcW w:w="4677" w:type="dxa"/>
+          </w:tcPr>
+          <w:p>
+            <w:pPr>
+              <w:rPr>
+                <w:lang w:val="en-US"/>
+              </w:rPr>
+            </w:pPr>
+            <w:r>
+              <w:rPr>
+                <w:lang w:val="en-US"/>
+              </w:rPr>
+              <w:t>In 90% of cases reporters must be able to submit a report within 5 minutes from the start</w:t>
+            </w:r>
+          </w:p>
+        </w:tc>
+        <w:tc>
+          <w:tcPr>
+            <w:tcW w:w="1650" w:type="dxa"/>
+          </w:tcPr>
+          <w:p>
+            <w:pPr>
+              <w:rPr>
+                <w:lang w:val="en-US"/>
+              </w:rPr>
+            </w:pPr>
+            <w:r>
+              <w:rPr>
+                <w:lang w:val="en-US"/>
+              </w:rPr>
+              <w:t>Usability</w:t>
+            </w:r>
+          </w:p>
+        </w:tc>
+      </w:tr>
+      <w:tr>
+        <w:tc>
+          <w:tcPr>
+            <w:tcW w:w="2689" w:type="dxa"/>
+          </w:tcPr>
+          <w:p>
+            <w:pPr>
+              <w:rPr>
+                <w:lang w:val="en-US"/>
+              </w:rPr>
+            </w:pPr>
+            <w:r>
+              <w:rPr>
+                <w:lang w:val="en-US"/>
+              </w:rPr>
+              <w:t>Contractors should not see private data</w:t>
+            </w:r>
+          </w:p>
+        </w:tc>
+        <w:tc>
+          <w:tcPr>
+            <w:tcW w:w="4677" w:type="dxa"/>
+          </w:tcPr>
+          <w:p>
+            <w:pPr>
+              <w:rPr>
+                <w:lang w:val="en-US"/>
+              </w:rPr>
+            </w:pPr>
+            <w:r>
+              <w:rPr>
+                <w:lang w:val="en-US"/>
+              </w:rPr>
+              <w:t>Worker must only see property, location, contact of caretaker/occupant, access availability.</w:t>
+            </w:r>
+          </w:p>
+        </w:tc>
+        <w:tc>
+          <w:tcPr>
+            <w:tcW w:w="1650" w:type="dxa"/>
+          </w:tcPr>
+          <w:p>
+            <w:pPr>
+              <w:rPr>
+                <w:lang w:val="en-US"/>
+              </w:rPr>
+            </w:pPr>
+            <w:r>
+              <w:rPr>
+                <w:lang w:val="en-US"/>
+              </w:rPr>
+              <w:t>Privacy</w:t>
+            </w:r>
+          </w:p>
+        </w:tc>
+      </w:tr>
+      <w:tr>
+        <w:tc>
+          <w:tcPr>
+            <w:tcW w:w="2689" w:type="dxa"/>
+          </w:tcPr>
+          <w:p>
+            <w:pPr>
+              <w:rPr>
+                <w:lang w:val="en-US"/>
+              </w:rPr>
+            </w:pPr>
+            <w:r>
+              <w:rPr>
+                <w:lang w:val="en-US"/>
+              </w:rPr>
+              <w:t>Reporters should get replies quickly</w:t>
+            </w:r>
+          </w:p>
+        </w:tc>
+        <w:tc>
+          <w:tcPr>
+            <w:tcW w:w="4677" w:type="dxa"/>
+          </w:tcPr>
+          <w:p>
+            <w:pPr>
+              <w:rPr>
+                <w:lang w:val="en-US"/>
+              </w:rPr>
+            </w:pPr>
+            <w:r>
+              <w:rPr>
+                <w:lang w:val="en-US"/>
+              </w:rPr>
+              <w:t>An acknowledgment should be visible to reporter within an hour from the application period, during working time</w:t>
+            </w:r>
+          </w:p>
+        </w:tc>
+        <w:tc>
+          <w:tcPr>
+            <w:tcW w:w="1650" w:type="dxa"/>
+          </w:tcPr>
+          <w:p>
+            <w:pPr>
+              <w:rPr>
+                <w:lang w:val="en-US"/>
+              </w:rPr>
+            </w:pPr>
+            <w:r>
+              <w:rPr>
+                <w:lang w:val="en-US"/>
+              </w:rPr>
+              <w:t>Performance</w:t>
+            </w:r>
+          </w:p>
+        </w:tc>
+      </w:tr>
+      <w:tr>
+        <w:tc>
+          <w:tcPr>
+            <w:tcW w:w="2689" w:type="dxa"/>
+          </w:tcPr>
+          <w:p>
+            <w:pPr>
+              <w:rPr>
+                <w:lang w:val="en-US"/>
+              </w:rPr>
+            </w:pPr>
+            <w:r>
+              <w:rPr>
+                <w:lang w:val="en-US"/>
+              </w:rPr>
+              <w:t>Changes should be tracked</w:t>
+            </w:r>
+          </w:p>
+        </w:tc>
+        <w:tc>
+          <w:tcPr>
+            <w:tcW w:w="4677" w:type="dxa"/>
+          </w:tcPr>
+          <w:p>
+            <w:pPr>
+              <w:rPr>
+                <w:lang w:val="en-US"/>
+              </w:rPr>
+            </w:pPr>
+            <w:r>
+              <w:rPr>
+                <w:lang w:val="en-US"/>
+              </w:rPr>
+              <w:t>100% of changes, approvals, referrals or closures must record who made them, when and why</w:t>
+            </w:r>
+          </w:p>
+        </w:tc>
+        <w:tc>
+          <w:tcPr>
+            <w:tcW w:w="1650" w:type="dxa"/>
+          </w:tcPr>
+          <w:p>
+            <w:pPr>
+              <w:rPr>
+                <w:lang w:val="en-US"/>
+              </w:rPr>
+            </w:pPr>
+            <w:r>
+              <w:rPr>
+                <w:lang w:val="en-US"/>
+              </w:rPr>
+              <w:t>Performance</w:t>
+            </w:r>
+          </w:p>
+        </w:tc>
+      </w:tr>
+    </w:tbl>
+    <w:p>
+      <w:pPr>
+        <w:rPr>
+          <w:lang w:val="en-US"/>
+        </w:rPr>
+      </w:pPr>
+    </w:p>
+    <w:p>
+      <w:pPr>
+        <w:rPr>
+          <w:lang w:val="en-US"/>
+        </w:rPr>
+      </w:pPr>
+    </w:p>
+    <w:p>
+      <w:pPr>
+        <w:pStyle w:val="Heading3"/>
+        <w:rPr>
+          <w:lang w:val="en-US"/>
+        </w:rPr>
+      </w:pPr>
+      <w:r>
+        <w:rPr>
+          <w:lang w:val="en-US"/>
+        </w:rPr>
+        <w:lastRenderedPageBreak/>
+        <w:t>MoSCoW Priority</w:t>
+      </w:r>
+    </w:p>
+    <w:tbl>
+      <w:tblPr>
+        <w:tblStyle w:val="TableGrid"/>
+        <w:tblW w:w="0" w:type="auto"/>
+        <w:tblLook w:val="04A0" w:firstRow="1" w:lastRow="0" w:firstColumn="1" w:lastColumn="0" w:noHBand="0" w:noVBand="1"/>
+      </w:tblPr>
+      <w:tblGrid>
+        <w:gridCol w:w="1696"/>
+        <w:gridCol w:w="3119"/>
+        <w:gridCol w:w="4201"/>
+      </w:tblGrid>
+      <w:tr>
+        <w:tc>
+          <w:tcPr>
+            <w:tcW w:w="1696" w:type="dxa"/>
+          </w:tcPr>
+          <w:p>
+            <w:pPr>
+              <w:rPr>
+                <w:lang w:val="en-US"/>
+              </w:rPr>
+            </w:pPr>
+            <w:r>
+              <w:rPr>
+                <w:lang w:val="en-US"/>
+              </w:rPr>
+              <w:t>Priority</w:t>
+            </w:r>
+          </w:p>
+        </w:tc>
+        <w:tc>
+          <w:tcPr>
+            <w:tcW w:w="3119" w:type="dxa"/>
+          </w:tcPr>
+          <w:p>
+            <w:pPr>
+              <w:rPr>
+                <w:lang w:val="en-US"/>
+              </w:rPr>
+            </w:pPr>
+            <w:r>
+              <w:rPr>
+                <w:lang w:val="en-US"/>
+              </w:rPr>
+              <w:t>Meaning</w:t>
+            </w:r>
+          </w:p>
+        </w:tc>
+        <w:tc>
+          <w:tcPr>
+            <w:tcW w:w="4201" w:type="dxa"/>
+          </w:tcPr>
+          <w:p>
+            <w:pPr>
+              <w:rPr>
+                <w:lang w:val="en-US"/>
+              </w:rPr>
+            </w:pPr>
+            <w:r>
+              <w:rPr>
+                <w:lang w:val="en-US"/>
+              </w:rPr>
+              <w:t>Interpretation</w:t>
+            </w:r>
+          </w:p>
+        </w:tc>
+      </w:tr>
+      <w:tr>
+        <w:tc>
+          <w:tcPr>
+            <w:tcW w:w="1696" w:type="dxa"/>
+          </w:tcPr>
+          <w:p>
+            <w:pPr>
+              <w:rPr>
+                <w:lang w:val="en-US"/>
+              </w:rPr>
+            </w:pPr>
+            <w:r>
+              <w:rPr>
+                <w:lang w:val="en-US"/>
+              </w:rPr>
+              <w:t>Must</w:t>
+            </w:r>
+          </w:p>
+        </w:tc>
+        <w:tc>
+          <w:tcPr>
+            <w:tcW w:w="3119" w:type="dxa"/>
+          </w:tcPr>
+          <w:p>
+            <w:pPr>
+              <w:rPr>
+                <w:lang w:val="en-US"/>
+              </w:rPr>
+            </w:pPr>
+            <w:r>
+              <w:t>Essential to achieve the release purpose</w:t>
+            </w:r>
+          </w:p>
+        </w:tc>
+        <w:tc>
+          <w:tcPr>
+            <w:tcW w:w="4201" w:type="dxa"/>
+          </w:tcPr>
+          <w:p>
+            <w:pPr>
+              <w:rPr>
+                <w:lang w:val="en-US"/>
+              </w:rPr>
+            </w:pPr>
+            <w:r>
+              <w:rPr>
+                <w:lang w:val="en-US"/>
+              </w:rPr>
+              <w:t>Record requests, priority testament, allocation, confirm access, approval, record, link recurring faults</w:t>
+            </w:r>
+          </w:p>
+        </w:tc>
+      </w:tr>
+      <w:tr>
+        <w:tc>
+          <w:tcPr>
+            <w:tcW w:w="1696" w:type="dxa"/>
+          </w:tcPr>
+          <w:p>
+            <w:pPr>
+              <w:rPr>
+                <w:lang w:val="en-US"/>
+              </w:rPr>
+            </w:pPr>
+            <w:r>
+              <w:rPr>
+                <w:lang w:val="en-US"/>
+              </w:rPr>
+              <w:t>Should</w:t>
+            </w:r>
+          </w:p>
+        </w:tc>
+        <w:tc>
+          <w:tcPr>
+            <w:tcW w:w="3119" w:type="dxa"/>
+          </w:tcPr>
+          <w:p>
+            <w:pPr>
+              <w:rPr>
+                <w:lang w:val="en-US"/>
+              </w:rPr>
+            </w:pPr>
+            <w:r>
+              <w:t>Important, but a workaround exists</w:t>
+            </w:r>
+          </w:p>
+        </w:tc>
+        <w:tc>
+          <w:tcPr>
+            <w:tcW w:w="4201" w:type="dxa"/>
+          </w:tcPr>
+          <w:p>
+            <w:pPr>
+              <w:rPr>
+                <w:lang w:val="en-US"/>
+              </w:rPr>
+            </w:pPr>
+            <w:r>
+              <w:rPr>
+                <w:lang w:val="en-US"/>
+              </w:rPr>
+              <w:t xml:space="preserve">Duplicate linking </w:t>
+            </w:r>
+          </w:p>
+        </w:tc>
+      </w:tr>
+      <w:tr>
+        <w:tc>
+          <w:tcPr>
+            <w:tcW w:w="1696" w:type="dxa"/>
+          </w:tcPr>
+          <w:p>
+            <w:pPr>
+              <w:rPr>
+                <w:lang w:val="en-US"/>
+              </w:rPr>
+            </w:pPr>
+            <w:r>
+              <w:rPr>
+                <w:lang w:val="en-US"/>
+              </w:rPr>
+              <w:t>Could</w:t>
+            </w:r>
+          </w:p>
+        </w:tc>
+        <w:tc>
+          <w:tcPr>
+            <w:tcW w:w="3119" w:type="dxa"/>
+          </w:tcPr>
+          <w:p>
+            <w:pPr>
+              <w:rPr>
+                <w:lang w:val="en-US"/>
+              </w:rPr>
+            </w:pPr>
+            <w:r>
+              <w:t>Desirable if time permits</w:t>
+            </w:r>
+          </w:p>
+        </w:tc>
+        <w:tc>
+          <w:tcPr>
+            <w:tcW w:w="4201" w:type="dxa"/>
+          </w:tcPr>
+          <w:p>
+            <w:pPr>
+              <w:rPr>
+                <w:lang w:val="en-US"/>
+              </w:rPr>
+            </w:pPr>
+            <w:r>
+              <w:rPr>
+                <w:lang w:val="en-US"/>
+              </w:rPr>
+              <w:t>Reporter notifications</w:t>
+            </w:r>
+          </w:p>
+        </w:tc>
+      </w:tr>
+      <w:tr>
+        <w:tc>
+          <w:tcPr>
+            <w:tcW w:w="1696" w:type="dxa"/>
+          </w:tcPr>
+          <w:p>
+            <w:pPr>
+              <w:rPr>
+                <w:lang w:val="en-US"/>
+              </w:rPr>
+            </w:pPr>
+            <w:r>
+              <w:rPr>
+                <w:lang w:val="en-US"/>
+              </w:rPr>
+              <w:t>Won’t this time</w:t>
+            </w:r>
+          </w:p>
+        </w:tc>
+        <w:tc>
+          <w:tcPr>
+            <w:tcW w:w="3119" w:type="dxa"/>
+          </w:tcPr>
+          <w:p>
+            <w:pPr>
+              <w:rPr>
+                <w:lang w:val="en-US"/>
+              </w:rPr>
+            </w:pPr>
+            <w:r>
+              <w:t>Explicitly deferred</w:t>
+            </w:r>
+          </w:p>
+        </w:tc>
+        <w:tc>
+          <w:tcPr>
+            <w:tcW w:w="4201" w:type="dxa"/>
+          </w:tcPr>
+          <w:p>
+            <w:pPr>
+              <w:rPr>
+                <w:lang w:val="en-US"/>
+              </w:rPr>
+            </w:pPr>
+            <w:r>
+              <w:rPr>
+                <w:lang w:val="en-US"/>
+              </w:rPr>
+              <w:t>Asset management, emergency service dispatch, contractor payroll.</w:t>
+            </w:r>
+          </w:p>
+        </w:tc>
+      </w:tr>
+    </w:tbl>
+    <w:p>
+      <w:pPr>
+        <w:rPr>
+          <w:lang w:val="en-US"/>
+        </w:rPr>
+      </w:pPr>
+    </w:p>
+    <w:p>
+      <w:pPr>
+        <w:pStyle w:val="Heading3"/>
+        <w:rPr>
+          <w:lang w:val="en-US"/>
+        </w:rPr>
+      </w:pPr>
+      <w:r>
+        <w:rPr>
+          <w:lang w:val="en-US"/>
+        </w:rPr>
+        <w:t>Business Rules</w:t>
+      </w:r>
+    </w:p>
+    <w:p>
+      <w:pPr>
+        <w:rPr>
+          <w:lang w:val="en-US"/>
+        </w:rPr>
+      </w:pPr>
     </w:p>
     <w:sectPr>
       <w:pgSz w:w="11906" w:h="16838"/>
@@ -2427,7 +4544,6 @@
   <w:style w:type="character" w:default="1" w:styleId="DefaultParagraphFont">
     <w:name w:val="Default Paragraph Font"/>
     <w:uiPriority w:val="1"/>
-    <w:semiHidden/>
     <w:unhideWhenUsed/>
   </w:style>
   <w:style w:type="table" w:default="1" w:styleId="TableNormal">

--- a/report/CA1.docx
+++ b/report/CA1.docx
@@ -3690,6 +3690,1043 @@
         </w:rPr>
         <w:t>Business Rules</w:t>
       </w:r>
+    </w:p>
+    <w:tbl>
+      <w:tblPr>
+        <w:tblStyle w:val="TableGrid"/>
+        <w:tblW w:w="0" w:type="auto"/>
+        <w:tblLook w:val="04A0" w:firstRow="1" w:lastRow="0" w:firstColumn="1" w:lastColumn="0" w:noHBand="0" w:noVBand="1"/>
+      </w:tblPr>
+      <w:tblGrid>
+        <w:gridCol w:w="4508"/>
+        <w:gridCol w:w="4508"/>
+      </w:tblGrid>
+      <w:tr>
+        <w:tc>
+          <w:tcPr>
+            <w:tcW w:w="4508" w:type="dxa"/>
+          </w:tcPr>
+          <w:p>
+            <w:pPr>
+              <w:rPr>
+                <w:lang w:val="en-US"/>
+              </w:rPr>
+            </w:pPr>
+            <w:r>
+              <w:rPr>
+                <w:lang w:val="en-US"/>
+              </w:rPr>
+              <w:t>Business rule</w:t>
+            </w:r>
+          </w:p>
+        </w:tc>
+        <w:tc>
+          <w:tcPr>
+            <w:tcW w:w="4508" w:type="dxa"/>
+          </w:tcPr>
+          <w:p>
+            <w:pPr>
+              <w:rPr>
+                <w:lang w:val="en-US"/>
+              </w:rPr>
+            </w:pPr>
+            <w:r>
+              <w:rPr>
+                <w:lang w:val="en-US"/>
+              </w:rPr>
+              <w:t>Evidence</w:t>
+            </w:r>
+          </w:p>
+        </w:tc>
+      </w:tr>
+      <w:tr>
+        <w:tc>
+          <w:tcPr>
+            <w:tcW w:w="4508" w:type="dxa"/>
+          </w:tcPr>
+          <w:p>
+            <w:pPr>
+              <w:rPr>
+                <w:lang w:val="en-US"/>
+              </w:rPr>
+            </w:pPr>
+            <w:r>
+              <w:rPr>
+                <w:lang w:val="en-US"/>
+              </w:rPr>
+              <w:t>Requests are</w:t>
+            </w:r>
+            <w:r>
+              <w:rPr>
+                <w:lang w:val="en-US"/>
+              </w:rPr>
+              <w:t xml:space="preserve"> accepted only when property, problem time, location</w:t>
+            </w:r>
+            <w:r>
+              <w:rPr>
+                <w:lang w:val="en-US"/>
+              </w:rPr>
+              <w:t>, contact person</w:t>
+            </w:r>
+            <w:r>
+              <w:rPr>
+                <w:lang w:val="en-US"/>
+              </w:rPr>
+              <w:t xml:space="preserve"> and access availability are attached, otherwise it is returned for more information</w:t>
+            </w:r>
+          </w:p>
+        </w:tc>
+        <w:tc>
+          <w:tcPr>
+            <w:tcW w:w="4508" w:type="dxa"/>
+          </w:tcPr>
+          <w:p>
+            <w:pPr>
+              <w:pStyle w:val="Compact"/>
+              <w:spacing w:before="20" w:after="20"/>
+              <w:rPr>
+                <w:lang w:val="en-IE"/>
+              </w:rPr>
+            </w:pPr>
+            <w:r>
+              <w:rPr>
+                <w:lang w:val="en-IE"/>
+              </w:rPr>
+              <w:t>A request normally identifies</w:t>
+            </w:r>
+            <w:r>
+              <w:rPr>
+                <w:lang w:val="en-IE"/>
+              </w:rPr>
+              <w:t>…</w:t>
+            </w:r>
+          </w:p>
+          <w:p>
+            <w:pPr>
+              <w:pStyle w:val="Compact"/>
+              <w:spacing w:before="20" w:after="20"/>
+            </w:pPr>
+            <w:r>
+              <w:rPr>
+                <w:lang w:val="en-IE"/>
+              </w:rPr>
+              <w:t>…</w:t>
+            </w:r>
+            <w:r>
+              <w:rPr>
+                <w:lang w:val="en-IE"/>
+              </w:rPr>
+              <w:t>returned for more information</w:t>
+            </w:r>
+          </w:p>
+          <w:p>
+            <w:pPr>
+              <w:rPr>
+                <w:lang w:val="en-US"/>
+              </w:rPr>
+            </w:pPr>
+          </w:p>
+        </w:tc>
+      </w:tr>
+      <w:tr>
+        <w:tc>
+          <w:tcPr>
+            <w:tcW w:w="4508" w:type="dxa"/>
+          </w:tcPr>
+          <w:p>
+            <w:pPr>
+              <w:rPr>
+                <w:lang w:val="en-US"/>
+              </w:rPr>
+            </w:pPr>
+            <w:r>
+              <w:rPr>
+                <w:lang w:val="en-US"/>
+              </w:rPr>
+              <w:t>A temporary repair “safe for now” won’t complete a request</w:t>
+            </w:r>
+          </w:p>
+        </w:tc>
+        <w:tc>
+          <w:tcPr>
+            <w:tcW w:w="4508" w:type="dxa"/>
+          </w:tcPr>
+          <w:p>
+            <w:pPr>
+              <w:rPr>
+                <w:lang w:val="en-US"/>
+              </w:rPr>
+            </w:pPr>
+            <w:r>
+              <w:rPr>
+                <w:lang w:val="en-US"/>
+              </w:rPr>
+              <w:t>Technician: “Safe for now is not the same as repaired.”</w:t>
+            </w:r>
+          </w:p>
+          <w:p>
+            <w:pPr>
+              <w:rPr>
+                <w:lang w:val="en-US"/>
+              </w:rPr>
+            </w:pPr>
+          </w:p>
+        </w:tc>
+      </w:tr>
+      <w:tr>
+        <w:tc>
+          <w:tcPr>
+            <w:tcW w:w="4508" w:type="dxa"/>
+          </w:tcPr>
+          <w:p>
+            <w:pPr>
+              <w:rPr>
+                <w:lang w:val="en-US"/>
+              </w:rPr>
+            </w:pPr>
+            <w:r>
+              <w:t>A request that requires inspection or occupant confirmation cannot be closed until it is recorded.</w:t>
+            </w:r>
+          </w:p>
+        </w:tc>
+        <w:tc>
+          <w:tcPr>
+            <w:tcW w:w="4508" w:type="dxa"/>
+          </w:tcPr>
+          <w:p>
+            <w:pPr>
+              <w:rPr>
+                <w:lang w:val="en-US"/>
+              </w:rPr>
+            </w:pPr>
+            <w:r>
+              <w:t>S</w:t>
+            </w:r>
+            <w:r>
+              <w:t>ome work requires inspection or occupant confirmation before the request is closed</w:t>
+            </w:r>
+          </w:p>
+        </w:tc>
+      </w:tr>
+      <w:tr>
+        <w:tc>
+          <w:tcPr>
+            <w:tcW w:w="4508" w:type="dxa"/>
+          </w:tcPr>
+          <w:p>
+            <w:r>
+              <w:t>A worker receives only contact, location</w:t>
+            </w:r>
+            <w:r>
+              <w:t xml:space="preserve"> and</w:t>
+            </w:r>
+            <w:r>
+              <w:t xml:space="preserve"> access for the allocated job.</w:t>
+            </w:r>
+          </w:p>
+        </w:tc>
+        <w:tc>
+          <w:tcPr>
+            <w:tcW w:w="4508" w:type="dxa"/>
+          </w:tcPr>
+          <w:p>
+            <w:pPr>
+              <w:rPr>
+                <w:lang w:val="en-US"/>
+              </w:rPr>
+            </w:pPr>
+            <w:r>
+              <w:rPr>
+                <w:lang w:val="en-US"/>
+              </w:rPr>
+              <w:t xml:space="preserve">Caretaker: “A worker may need a </w:t>
+            </w:r>
+            <w:r>
+              <w:rPr>
+                <w:lang w:val="en-US"/>
+              </w:rPr>
+              <w:t>key but</w:t>
+            </w:r>
+            <w:r>
+              <w:rPr>
+                <w:lang w:val="en-US"/>
+              </w:rPr>
+              <w:t xml:space="preserve"> should not receive every occupant’s personal details.”</w:t>
+            </w:r>
+          </w:p>
+          <w:p>
+            <w:pPr>
+              <w:rPr>
+                <w:lang w:val="en-US"/>
+              </w:rPr>
+            </w:pPr>
+          </w:p>
+        </w:tc>
+      </w:tr>
+      <w:tr>
+        <w:tc>
+          <w:tcPr>
+            <w:tcW w:w="4508" w:type="dxa"/>
+          </w:tcPr>
+          <w:p>
+            <w:pPr>
+              <w:rPr>
+                <w:lang w:val="en-US"/>
+              </w:rPr>
+            </w:pPr>
+            <w:r>
+              <w:rPr>
+                <w:lang w:val="en-US"/>
+              </w:rPr>
+              <w:t>External contractor work won’t be started until access and quotation are confirmed</w:t>
+            </w:r>
+          </w:p>
+        </w:tc>
+        <w:tc>
+          <w:tcPr>
+            <w:tcW w:w="4508" w:type="dxa"/>
+          </w:tcPr>
+          <w:p>
+            <w:pPr>
+              <w:rPr>
+                <w:lang w:val="en-US"/>
+              </w:rPr>
+            </w:pPr>
+            <w:r>
+              <w:rPr>
+                <w:lang w:val="en-US"/>
+              </w:rPr>
+              <w:t>Contractor: “I need confirmed access and approval before I commit specialist time.”</w:t>
+            </w:r>
+          </w:p>
+          <w:p>
+            <w:pPr>
+              <w:rPr>
+                <w:lang w:val="en-US"/>
+              </w:rPr>
+            </w:pPr>
+          </w:p>
+        </w:tc>
+      </w:tr>
+    </w:tbl>
+    <w:p>
+      <w:pPr>
+        <w:rPr>
+          <w:lang w:val="en-US"/>
+        </w:rPr>
+      </w:pPr>
+    </w:p>
+    <w:p>
+      <w:pPr>
+        <w:pStyle w:val="Heading3"/>
+        <w:rPr>
+          <w:lang w:val="en-US"/>
+        </w:rPr>
+      </w:pPr>
+      <w:r>
+        <w:rPr>
+          <w:lang w:val="en-US"/>
+        </w:rPr>
+        <w:t>Assumptions, Constraints and Risks</w:t>
+      </w:r>
+    </w:p>
+    <w:tbl>
+      <w:tblPr>
+        <w:tblStyle w:val="TableGrid"/>
+        <w:tblW w:w="0" w:type="auto"/>
+        <w:tblLook w:val="04A0" w:firstRow="1" w:lastRow="0" w:firstColumn="1" w:lastColumn="0" w:noHBand="0" w:noVBand="1"/>
+      </w:tblPr>
+      <w:tblGrid>
+        <w:gridCol w:w="1413"/>
+        <w:gridCol w:w="4597"/>
+        <w:gridCol w:w="3006"/>
+      </w:tblGrid>
+      <w:tr>
+        <w:tc>
+          <w:tcPr>
+            <w:tcW w:w="1413" w:type="dxa"/>
+          </w:tcPr>
+          <w:p>
+            <w:pPr>
+              <w:rPr>
+                <w:lang w:val="en-US"/>
+              </w:rPr>
+            </w:pPr>
+            <w:r>
+              <w:rPr>
+                <w:lang w:val="en-US"/>
+              </w:rPr>
+              <w:t>Type</w:t>
+            </w:r>
+          </w:p>
+        </w:tc>
+        <w:tc>
+          <w:tcPr>
+            <w:tcW w:w="4597" w:type="dxa"/>
+          </w:tcPr>
+          <w:p>
+            <w:pPr>
+              <w:rPr>
+                <w:lang w:val="en-US"/>
+              </w:rPr>
+            </w:pPr>
+            <w:r>
+              <w:rPr>
+                <w:lang w:val="en-US"/>
+              </w:rPr>
+              <w:t>Statement</w:t>
+            </w:r>
+          </w:p>
+        </w:tc>
+        <w:tc>
+          <w:tcPr>
+            <w:tcW w:w="3006" w:type="dxa"/>
+          </w:tcPr>
+          <w:p>
+            <w:pPr>
+              <w:rPr>
+                <w:lang w:val="en-US"/>
+              </w:rPr>
+            </w:pPr>
+            <w:r>
+              <w:rPr>
+                <w:lang w:val="en-US"/>
+              </w:rPr>
+              <w:t>Explanation</w:t>
+            </w:r>
+          </w:p>
+        </w:tc>
+      </w:tr>
+      <w:tr>
+        <w:tc>
+          <w:tcPr>
+            <w:tcW w:w="1413" w:type="dxa"/>
+          </w:tcPr>
+          <w:p>
+            <w:pPr>
+              <w:rPr>
+                <w:lang w:val="en-US"/>
+              </w:rPr>
+            </w:pPr>
+            <w:r>
+              <w:rPr>
+                <w:lang w:val="en-US"/>
+              </w:rPr>
+              <w:t>Assumption</w:t>
+            </w:r>
+          </w:p>
+        </w:tc>
+        <w:tc>
+          <w:tcPr>
+            <w:tcW w:w="4597" w:type="dxa"/>
+          </w:tcPr>
+          <w:p>
+            <w:pPr>
+              <w:rPr>
+                <w:lang w:val="en-US"/>
+              </w:rPr>
+            </w:pPr>
+            <w:r>
+              <w:rPr>
+                <w:lang w:val="en-US"/>
+              </w:rPr>
+              <w:t>Recurring faults have no time limit</w:t>
+            </w:r>
+          </w:p>
+        </w:tc>
+        <w:tc>
+          <w:tcPr>
+            <w:tcW w:w="3006" w:type="dxa"/>
+          </w:tcPr>
+          <w:p>
+            <w:pPr>
+              <w:rPr>
+                <w:lang w:val="en-US"/>
+              </w:rPr>
+            </w:pPr>
+            <w:r>
+              <w:rPr>
+                <w:lang w:val="en-US"/>
+              </w:rPr>
+              <w:t>Requires clarification</w:t>
+            </w:r>
+          </w:p>
+        </w:tc>
+      </w:tr>
+      <w:tr>
+        <w:tc>
+          <w:tcPr>
+            <w:tcW w:w="1413" w:type="dxa"/>
+          </w:tcPr>
+          <w:p>
+            <w:pPr>
+              <w:rPr>
+                <w:lang w:val="en-US"/>
+              </w:rPr>
+            </w:pPr>
+            <w:r>
+              <w:rPr>
+                <w:lang w:val="en-US"/>
+              </w:rPr>
+              <w:t>Assumption</w:t>
+            </w:r>
+          </w:p>
+        </w:tc>
+        <w:tc>
+          <w:tcPr>
+            <w:tcW w:w="4597" w:type="dxa"/>
+          </w:tcPr>
+          <w:p>
+            <w:pPr>
+              <w:rPr>
+                <w:lang w:val="en-US"/>
+              </w:rPr>
+            </w:pPr>
+            <w:r>
+              <w:rPr>
+                <w:lang w:val="en-US"/>
+              </w:rPr>
+              <w:t>Reporters can be contacted by email, phone</w:t>
+            </w:r>
+          </w:p>
+        </w:tc>
+        <w:tc>
+          <w:tcPr>
+            <w:tcW w:w="3006" w:type="dxa"/>
+          </w:tcPr>
+          <w:p>
+            <w:pPr>
+              <w:rPr>
+                <w:lang w:val="en-US"/>
+              </w:rPr>
+            </w:pPr>
+            <w:r>
+              <w:rPr>
+                <w:lang w:val="en-US"/>
+              </w:rPr>
+              <w:t>Probably true</w:t>
+            </w:r>
+          </w:p>
+        </w:tc>
+      </w:tr>
+      <w:tr>
+        <w:tc>
+          <w:tcPr>
+            <w:tcW w:w="1413" w:type="dxa"/>
+          </w:tcPr>
+          <w:p>
+            <w:pPr>
+              <w:rPr>
+                <w:lang w:val="en-US"/>
+              </w:rPr>
+            </w:pPr>
+            <w:r>
+              <w:rPr>
+                <w:lang w:val="en-US"/>
+              </w:rPr>
+              <w:t>Assumption</w:t>
+            </w:r>
+          </w:p>
+        </w:tc>
+        <w:tc>
+          <w:tcPr>
+            <w:tcW w:w="4597" w:type="dxa"/>
+          </w:tcPr>
+          <w:p>
+            <w:pPr>
+              <w:rPr>
+                <w:lang w:val="en-US"/>
+              </w:rPr>
+            </w:pPr>
+            <w:r>
+              <w:t>The coordinator decides what counts as a duplicate.</w:t>
+            </w:r>
+          </w:p>
+        </w:tc>
+        <w:tc>
+          <w:tcPr>
+            <w:tcW w:w="3006" w:type="dxa"/>
+          </w:tcPr>
+          <w:p>
+            <w:pPr>
+              <w:rPr>
+                <w:lang w:val="en-US"/>
+              </w:rPr>
+            </w:pPr>
+            <w:r>
+              <w:rPr>
+                <w:lang w:val="en-US"/>
+              </w:rPr>
+              <w:t>Must be verified</w:t>
+            </w:r>
+          </w:p>
+        </w:tc>
+      </w:tr>
+      <w:tr>
+        <w:tc>
+          <w:tcPr>
+            <w:tcW w:w="1413" w:type="dxa"/>
+          </w:tcPr>
+          <w:p>
+            <w:pPr>
+              <w:rPr>
+                <w:lang w:val="en-US"/>
+              </w:rPr>
+            </w:pPr>
+            <w:r>
+              <w:rPr>
+                <w:lang w:val="en-US"/>
+              </w:rPr>
+              <w:t>Constraint</w:t>
+            </w:r>
+          </w:p>
+        </w:tc>
+        <w:tc>
+          <w:tcPr>
+            <w:tcW w:w="4597" w:type="dxa"/>
+          </w:tcPr>
+          <w:p>
+            <w:pPr>
+              <w:rPr>
+                <w:lang w:val="en-US"/>
+              </w:rPr>
+            </w:pPr>
+            <w:r>
+              <w:rPr>
+                <w:lang w:val="en-US"/>
+              </w:rPr>
+              <w:t>Invoicing remains in separate finance system</w:t>
+            </w:r>
+          </w:p>
+        </w:tc>
+        <w:tc>
+          <w:tcPr>
+            <w:tcW w:w="3006" w:type="dxa"/>
+          </w:tcPr>
+          <w:p>
+            <w:pPr>
+              <w:rPr>
+                <w:lang w:val="en-US"/>
+              </w:rPr>
+            </w:pPr>
+            <w:r>
+              <w:rPr>
+                <w:lang w:val="en-US"/>
+              </w:rPr>
+              <w:t>Restrict the solution</w:t>
+            </w:r>
+          </w:p>
+        </w:tc>
+      </w:tr>
+      <w:tr>
+        <w:tc>
+          <w:tcPr>
+            <w:tcW w:w="1413" w:type="dxa"/>
+          </w:tcPr>
+          <w:p>
+            <w:pPr>
+              <w:rPr>
+                <w:lang w:val="en-US"/>
+              </w:rPr>
+            </w:pPr>
+            <w:r>
+              <w:rPr>
+                <w:lang w:val="en-US"/>
+              </w:rPr>
+              <w:t>Constraint</w:t>
+            </w:r>
+          </w:p>
+        </w:tc>
+        <w:tc>
+          <w:tcPr>
+            <w:tcW w:w="4597" w:type="dxa"/>
+          </w:tcPr>
+          <w:p>
+            <w:pPr>
+              <w:rPr>
+                <w:lang w:val="en-US"/>
+              </w:rPr>
+            </w:pPr>
+            <w:r>
+              <w:rPr>
+                <w:lang w:val="en-US"/>
+              </w:rPr>
+              <w:t>External contractors are separate firms</w:t>
+            </w:r>
+          </w:p>
+        </w:tc>
+        <w:tc>
+          <w:tcPr>
+            <w:tcW w:w="3006" w:type="dxa"/>
+          </w:tcPr>
+          <w:p>
+            <w:pPr>
+              <w:rPr>
+                <w:lang w:val="en-US"/>
+              </w:rPr>
+            </w:pPr>
+            <w:r>
+              <w:rPr>
+                <w:lang w:val="en-US"/>
+              </w:rPr>
+              <w:t>KCPS can’t control them completely</w:t>
+            </w:r>
+          </w:p>
+        </w:tc>
+      </w:tr>
+      <w:tr>
+        <w:tc>
+          <w:tcPr>
+            <w:tcW w:w="1413" w:type="dxa"/>
+          </w:tcPr>
+          <w:p>
+            <w:pPr>
+              <w:rPr>
+                <w:lang w:val="en-US"/>
+              </w:rPr>
+            </w:pPr>
+            <w:r>
+              <w:rPr>
+                <w:lang w:val="en-US"/>
+              </w:rPr>
+              <w:t>Risk</w:t>
+            </w:r>
+          </w:p>
+        </w:tc>
+        <w:tc>
+          <w:tcPr>
+            <w:tcW w:w="4597" w:type="dxa"/>
+          </w:tcPr>
+          <w:p>
+            <w:pPr>
+              <w:rPr>
+                <w:lang w:val="en-US"/>
+              </w:rPr>
+            </w:pPr>
+            <w:r>
+              <w:rPr>
+                <w:lang w:val="en-US"/>
+              </w:rPr>
+              <w:t>Priority classification is not agreed</w:t>
+            </w:r>
+          </w:p>
+        </w:tc>
+        <w:tc>
+          <w:tcPr>
+            <w:tcW w:w="3006" w:type="dxa"/>
+          </w:tcPr>
+          <w:p>
+            <w:pPr>
+              <w:rPr>
+                <w:lang w:val="en-US"/>
+              </w:rPr>
+            </w:pPr>
+            <w:r>
+              <w:rPr>
+                <w:lang w:val="en-US"/>
+              </w:rPr>
+              <w:t>May lead to misleading of priority</w:t>
+            </w:r>
+          </w:p>
+        </w:tc>
+      </w:tr>
+      <w:tr>
+        <w:tc>
+          <w:tcPr>
+            <w:tcW w:w="1413" w:type="dxa"/>
+          </w:tcPr>
+          <w:p>
+            <w:pPr>
+              <w:rPr>
+                <w:lang w:val="en-US"/>
+              </w:rPr>
+            </w:pPr>
+            <w:r>
+              <w:rPr>
+                <w:lang w:val="en-US"/>
+              </w:rPr>
+              <w:t>Risk</w:t>
+            </w:r>
+          </w:p>
+        </w:tc>
+        <w:tc>
+          <w:tcPr>
+            <w:tcW w:w="4597" w:type="dxa"/>
+          </w:tcPr>
+          <w:p>
+            <w:pPr>
+              <w:rPr>
+                <w:lang w:val="en-US"/>
+              </w:rPr>
+            </w:pPr>
+            <w:r>
+              <w:rPr>
+                <w:lang w:val="en-US"/>
+              </w:rPr>
+              <w:t>No metric on how to distinguish failed access, cancellation or contractor delay</w:t>
+            </w:r>
+          </w:p>
+        </w:tc>
+        <w:tc>
+          <w:tcPr>
+            <w:tcW w:w="3006" w:type="dxa"/>
+          </w:tcPr>
+          <w:p>
+            <w:pPr>
+              <w:rPr>
+                <w:lang w:val="en-US"/>
+              </w:rPr>
+            </w:pPr>
+            <w:r>
+              <w:rPr>
+                <w:lang w:val="en-US"/>
+              </w:rPr>
+              <w:t>Wasted time, money, reputation</w:t>
+            </w:r>
+          </w:p>
+        </w:tc>
+      </w:tr>
+    </w:tbl>
+    <w:p>
+      <w:pPr>
+        <w:rPr>
+          <w:lang w:val="en-US"/>
+        </w:rPr>
+      </w:pPr>
+    </w:p>
+    <w:p>
+      <w:pPr>
+        <w:rPr>
+          <w:lang w:val="en-US"/>
+        </w:rPr>
+      </w:pPr>
+    </w:p>
+    <w:p>
+      <w:pPr>
+        <w:rPr>
+          <w:lang w:val="en-US"/>
+        </w:rPr>
+      </w:pPr>
+    </w:p>
+    <w:p>
+      <w:pPr>
+        <w:pStyle w:val="Heading2"/>
+        <w:rPr>
+          <w:lang w:val="en-US"/>
+        </w:rPr>
+      </w:pPr>
+      <w:r>
+        <w:rPr>
+          <w:lang w:val="en-US"/>
+        </w:rPr>
+        <w:t>Clarification Questions</w:t>
+      </w:r>
+    </w:p>
+    <w:tbl>
+      <w:tblPr>
+        <w:tblStyle w:val="TableGrid"/>
+        <w:tblW w:w="0" w:type="auto"/>
+        <w:tblLook w:val="04A0" w:firstRow="1" w:lastRow="0" w:firstColumn="1" w:lastColumn="0" w:noHBand="0" w:noVBand="1"/>
+      </w:tblPr>
+      <w:tblGrid>
+        <w:gridCol w:w="9016"/>
+      </w:tblGrid>
+      <w:tr>
+        <w:tc>
+          <w:tcPr>
+            <w:tcW w:w="9016" w:type="dxa"/>
+          </w:tcPr>
+          <w:p>
+            <w:pPr>
+              <w:rPr>
+                <w:lang w:val="en-US"/>
+              </w:rPr>
+            </w:pPr>
+            <w:r>
+              <w:rPr>
+                <w:lang w:val="en-US"/>
+              </w:rPr>
+              <w:t>Question</w:t>
+            </w:r>
+          </w:p>
+        </w:tc>
+      </w:tr>
+      <w:tr>
+        <w:tc>
+          <w:tcPr>
+            <w:tcW w:w="9016" w:type="dxa"/>
+          </w:tcPr>
+          <w:p>
+            <w:pPr>
+              <w:rPr>
+                <w:lang w:val="en-US"/>
+              </w:rPr>
+            </w:pPr>
+            <w:r>
+              <w:rPr>
+                <w:lang w:val="en-US"/>
+              </w:rPr>
+              <w:t>How are emergency, urgent and routine circumstances defined?</w:t>
+            </w:r>
+          </w:p>
+        </w:tc>
+      </w:tr>
+      <w:tr>
+        <w:tc>
+          <w:tcPr>
+            <w:tcW w:w="9016" w:type="dxa"/>
+          </w:tcPr>
+          <w:p>
+            <w:pPr>
+              <w:rPr>
+                <w:lang w:val="en-US"/>
+              </w:rPr>
+            </w:pPr>
+            <w:r>
+              <w:rPr>
+                <w:lang w:val="en-US"/>
+              </w:rPr>
+              <w:t>When are two reports duplicates?</w:t>
+            </w:r>
+          </w:p>
+        </w:tc>
+      </w:tr>
+      <w:tr>
+        <w:tc>
+          <w:tcPr>
+            <w:tcW w:w="9016" w:type="dxa"/>
+          </w:tcPr>
+          <w:p>
+            <w:pPr>
+              <w:rPr>
+                <w:lang w:val="en-US"/>
+              </w:rPr>
+            </w:pPr>
+            <w:r>
+              <w:rPr>
+                <w:lang w:val="en-US"/>
+              </w:rPr>
+              <w:t xml:space="preserve">Who must confirm completion and when a closed request may be reopened? </w:t>
+            </w:r>
+          </w:p>
+        </w:tc>
+      </w:tr>
+      <w:tr>
+        <w:tc>
+          <w:tcPr>
+            <w:tcW w:w="9016" w:type="dxa"/>
+          </w:tcPr>
+          <w:p>
+            <w:pPr>
+              <w:rPr>
+                <w:lang w:val="en-US"/>
+              </w:rPr>
+            </w:pPr>
+            <w:r>
+              <w:rPr>
+                <w:lang w:val="en-US"/>
+              </w:rPr>
+              <w:t>How failed access, cancellation and contractor delay should be distinguished?</w:t>
+            </w:r>
+          </w:p>
+        </w:tc>
+      </w:tr>
+      <w:tr>
+        <w:tc>
+          <w:tcPr>
+            <w:tcW w:w="9016" w:type="dxa"/>
+          </w:tcPr>
+          <w:p>
+            <w:pPr>
+              <w:rPr>
+                <w:lang w:val="en-US"/>
+              </w:rPr>
+            </w:pPr>
+            <w:r>
+              <w:rPr>
+                <w:lang w:val="en-US"/>
+              </w:rPr>
+              <w:t>Who may approve external contractors, quotations and temporary repairs?</w:t>
+            </w:r>
+          </w:p>
+        </w:tc>
+      </w:tr>
+      <w:tr>
+        <w:tc>
+          <w:tcPr>
+            <w:tcW w:w="9016" w:type="dxa"/>
+          </w:tcPr>
+          <w:p>
+            <w:pPr>
+              <w:rPr>
+                <w:lang w:val="en-US"/>
+              </w:rPr>
+            </w:pPr>
+            <w:r>
+              <w:t>W</w:t>
+            </w:r>
+            <w:r>
+              <w:t>hen a temporary repair allows a request to pause or requires continued escalation</w:t>
+            </w:r>
+            <w:r>
+              <w:t>?</w:t>
+            </w:r>
+          </w:p>
+        </w:tc>
+      </w:tr>
+      <w:tr>
+        <w:tc>
+          <w:tcPr>
+            <w:tcW w:w="9016" w:type="dxa"/>
+          </w:tcPr>
+          <w:p>
+            <w:pPr>
+              <w:rPr>
+                <w:lang w:val="en-US"/>
+              </w:rPr>
+            </w:pPr>
+            <w:r>
+              <w:rPr>
+                <w:lang w:val="en-US"/>
+              </w:rPr>
+              <w:t>W</w:t>
+            </w:r>
+            <w:r>
+              <w:rPr>
+                <w:lang w:val="en-US"/>
+              </w:rPr>
+              <w:t xml:space="preserve">hich occupant, property, access and commercial information </w:t>
+            </w:r>
+            <w:proofErr w:type="gramStart"/>
+            <w:r>
+              <w:rPr>
+                <w:lang w:val="en-US"/>
+              </w:rPr>
+              <w:t>each role may</w:t>
+            </w:r>
+            <w:proofErr w:type="gramEnd"/>
+            <w:r>
+              <w:rPr>
+                <w:lang w:val="en-US"/>
+              </w:rPr>
+              <w:t xml:space="preserve"> see</w:t>
+            </w:r>
+            <w:r>
+              <w:rPr>
+                <w:lang w:val="en-US"/>
+              </w:rPr>
+              <w:t>?</w:t>
+            </w:r>
+          </w:p>
+        </w:tc>
+      </w:tr>
+    </w:tbl>
+    <w:p>
+      <w:pPr>
+        <w:rPr>
+          <w:lang w:val="en-US"/>
+        </w:rPr>
+      </w:pPr>
     </w:p>
     <w:p>
       <w:pPr>
@@ -4883,6 +5920,42 @@
       </w:tblBorders>
     </w:tblPr>
   </w:style>
+  <w:style w:type="paragraph" w:customStyle="1" w:styleId="Compact">
+    <w:name w:val="Compact"/>
+    <w:basedOn w:val="BodyText"/>
+    <w:qFormat/>
+    <w:rsid w:val="001506FC"/>
+    <w:pPr>
+      <w:spacing w:before="36" w:after="36" w:line="240" w:lineRule="auto"/>
+    </w:pPr>
+    <w:rPr>
+      <w:rFonts w:ascii="Calibri" w:eastAsia="Calibri" w:hAnsi="Calibri"/>
+      <w:kern w:val="0"/>
+      <w:szCs w:val="24"/>
+      <w:lang w:val="en-US"/>
+      <w14:ligatures w14:val="none"/>
+    </w:rPr>
+  </w:style>
+  <w:style w:type="paragraph" w:styleId="BodyText">
+    <w:name w:val="Body Text"/>
+    <w:basedOn w:val="Normal"/>
+    <w:link w:val="BodyTextChar"/>
+    <w:uiPriority w:val="99"/>
+    <w:semiHidden/>
+    <w:unhideWhenUsed/>
+    <w:rsid w:val="001506FC"/>
+    <w:pPr>
+      <w:spacing w:after="120"/>
+    </w:pPr>
+  </w:style>
+  <w:style w:type="character" w:customStyle="1" w:styleId="BodyTextChar">
+    <w:name w:val="Body Text Char"/>
+    <w:basedOn w:val="DefaultParagraphFont"/>
+    <w:link w:val="BodyText"/>
+    <w:uiPriority w:val="99"/>
+    <w:semiHidden/>
+    <w:rsid w:val="001506FC"/>
+  </w:style>
 </w:styles>
 </file>
 

--- a/report/CA1.docx
+++ b/report/CA1.docx
@@ -2,6 +2,1130 @@
 <file path=word/document.xml><?xml version="1.0" encoding="utf-8"?>
 <w:document xmlns:wpc="http://schemas.microsoft.com/office/word/2010/wordprocessingCanvas" xmlns:cx="http://schemas.microsoft.com/office/drawing/2014/chartex" xmlns:cx1="http://schemas.microsoft.com/office/drawing/2015/9/8/chartex" xmlns:cx2="http://schemas.microsoft.com/office/drawing/2015/10/21/chartex" xmlns:cx3="http://schemas.microsoft.com/office/drawing/2016/5/9/chartex" xmlns:cx4="http://schemas.microsoft.com/office/drawing/2016/5/10/chartex" xmlns:cx5="http://schemas.microsoft.com/office/drawing/2016/5/11/chartex" xmlns:cx6="http://schemas.microsoft.com/office/drawing/2016/5/12/chartex" xmlns:cx7="http://schemas.microsoft.com/office/drawing/2016/5/13/chartex" xmlns:cx8="http://schemas.microsoft.com/office/drawing/2016/5/14/chartex" xmlns:mc="http://schemas.openxmlformats.org/markup-compatibility/2006" xmlns:aink="http://schemas.microsoft.com/office/drawing/2016/ink" xmlns:am3d="http://schemas.microsoft.com/office/drawing/2017/model3d" xmlns:o="urn:schemas-microsoft-com:office:office" xmlns:oel="http://schemas.microsoft.com/office/2019/extlst" xmlns:r="http://schemas.openxmlformats.org/officeDocument/2006/relationships" xmlns:m="http://schemas.openxmlformats.org/officeDocument/2006/math" xmlns:v="urn:schemas-microsoft-com:vml" xmlns:wp14="http://schemas.microsoft.com/office/word/2010/wordprocessingDrawing" xmlns:wp="http://schemas.openxmlformats.org/drawingml/2006/wordprocessingDrawing" xmlns:w10="urn:schemas-microsoft-com:office:word" xmlns:w="http://schemas.openxmlformats.org/wordprocessingml/2006/main" xmlns:w14="http://schemas.microsoft.com/office/word/2010/wordml" xmlns:w15="http://schemas.microsoft.com/office/word/2012/wordml" xmlns:w16cex="http://schemas.microsoft.com/office/word/2018/wordml/cex" xmlns:w16cid="http://schemas.microsoft.com/office/word/2016/wordml/cid" xmlns:w16="http://schemas.microsoft.com/office/word/2018/wordml" xmlns:w16du="http://schemas.microsoft.com/office/word/2023/wordml/word16du" xmlns:w16sdtdh="http://schemas.microsoft.com/office/word/2020/wordml/sdtdatahash" xmlns:w16sdtfl="http://schemas.microsoft.com/office/word/2024/wordml/sdtformatlock" xmlns:w16se="http://schemas.microsoft.com/office/word/2015/wordml/symex" xmlns:wpg="http://schemas.microsoft.com/office/word/2010/wordprocessingGroup" xmlns:wpi="http://schemas.microsoft.com/office/word/2010/wordprocessingInk" xmlns:wne="http://schemas.microsoft.com/office/word/2006/wordml" xmlns:wps="http://schemas.microsoft.com/office/word/2010/wordprocessingShape" mc:Ignorable="w14 w15 w16se w16cid w16 w16cex w16sdtdh w16sdtfl w16du wp14">
   <w:body>
+    <w:p>
+      <w:pPr>
+        <w:pStyle w:val="Heading1"/>
+        <w:rPr>
+          <w:b/>
+          <w:bCs/>
+        </w:rPr>
+      </w:pPr>
+      <w:bookmarkStart w:id="0" w:name="_Toc243468257"/>
+      <w:r>
+        <w:rPr>
+          <w:b/>
+          <w:bCs/>
+        </w:rPr>
+        <w:t>Scenario 32 - Property Maintenance Request Service</w:t>
+      </w:r>
+      <w:bookmarkEnd w:id="0"/>
+    </w:p>
+    <w:p>
+      <w:pPr>
+        <w:pStyle w:val="Subtitle"/>
+        <w:jc w:val="center"/>
+        <w:rPr>
+          <w:lang w:val="en-US"/>
+        </w:rPr>
+      </w:pPr>
+      <w:r>
+        <w:rPr>
+          <w:lang w:val="en-US"/>
+        </w:rPr>
+        <w:t>Oleksandr Motoryhin</w:t>
+      </w:r>
+    </w:p>
+    <w:sdt>
+      <w:sdtPr>
+        <w:id w:val="-778095134"/>
+        <w:docPartObj>
+          <w:docPartGallery w:val="Table of Contents"/>
+          <w:docPartUnique/>
+        </w:docPartObj>
+      </w:sdtPr>
+      <w:sdtEndPr>
+        <w:rPr>
+          <w:rFonts w:asciiTheme="minorHAnsi" w:eastAsiaTheme="minorHAnsi" w:hAnsiTheme="minorHAnsi" w:cstheme="minorBidi"/>
+          <w:b/>
+          <w:bCs/>
+          <w:noProof/>
+          <w:color w:val="auto"/>
+          <w:kern w:val="2"/>
+          <w:sz w:val="22"/>
+          <w:szCs w:val="22"/>
+          <w:lang w:val="en-IE"/>
+          <w14:ligatures w14:val="standardContextual"/>
+        </w:rPr>
+      </w:sdtEndPr>
+      <w:sdtContent>
+        <w:p>
+          <w:pPr>
+            <w:pStyle w:val="TOCHeading"/>
+          </w:pPr>
+          <w:r>
+            <w:t>Contents</w:t>
+          </w:r>
+        </w:p>
+        <w:p>
+          <w:pPr>
+            <w:pStyle w:val="TOC1"/>
+            <w:tabs>
+              <w:tab w:val="right" w:leader="dot" w:pos="9016"/>
+            </w:tabs>
+            <w:rPr>
+              <w:rFonts w:eastAsiaTheme="minorEastAsia"/>
+              <w:noProof/>
+              <w:sz w:val="24"/>
+              <w:szCs w:val="24"/>
+              <w:lang w:eastAsia="en-IE"/>
+            </w:rPr>
+          </w:pPr>
+          <w:r>
+            <w:fldChar w:fldCharType="begin"/>
+          </w:r>
+          <w:r>
+            <w:instrText xml:space="preserve"> TOC \o "1-3" \h \z \u </w:instrText>
+          </w:r>
+          <w:r>
+            <w:fldChar w:fldCharType="separate"/>
+          </w:r>
+          <w:hyperlink w:anchor="_Toc243468257" w:history="1">
+            <w:r>
+              <w:rPr>
+                <w:rStyle w:val="Hyperlink"/>
+                <w:b/>
+                <w:bCs/>
+                <w:noProof/>
+              </w:rPr>
+              <w:t>Scenario 32 - Property Maintenance Request Service</w:t>
+            </w:r>
+            <w:r>
+              <w:rPr>
+                <w:noProof/>
+                <w:webHidden/>
+              </w:rPr>
+              <w:tab/>
+            </w:r>
+            <w:r>
+              <w:rPr>
+                <w:noProof/>
+                <w:webHidden/>
+              </w:rPr>
+              <w:fldChar w:fldCharType="begin"/>
+            </w:r>
+            <w:r>
+              <w:rPr>
+                <w:noProof/>
+                <w:webHidden/>
+              </w:rPr>
+              <w:instrText xml:space="preserve"> PAGEREF _Toc243468257 \h </w:instrText>
+            </w:r>
+            <w:r>
+              <w:rPr>
+                <w:noProof/>
+                <w:webHidden/>
+              </w:rPr>
+            </w:r>
+            <w:r>
+              <w:rPr>
+                <w:noProof/>
+                <w:webHidden/>
+              </w:rPr>
+              <w:fldChar w:fldCharType="separate"/>
+            </w:r>
+            <w:r>
+              <w:rPr>
+                <w:noProof/>
+                <w:webHidden/>
+              </w:rPr>
+              <w:t>1</w:t>
+            </w:r>
+            <w:r>
+              <w:rPr>
+                <w:noProof/>
+                <w:webHidden/>
+              </w:rPr>
+              <w:fldChar w:fldCharType="end"/>
+            </w:r>
+          </w:hyperlink>
+        </w:p>
+        <w:p>
+          <w:pPr>
+            <w:pStyle w:val="TOC1"/>
+            <w:tabs>
+              <w:tab w:val="right" w:leader="dot" w:pos="9016"/>
+            </w:tabs>
+            <w:rPr>
+              <w:rFonts w:eastAsiaTheme="minorEastAsia"/>
+              <w:noProof/>
+              <w:sz w:val="24"/>
+              <w:szCs w:val="24"/>
+              <w:lang w:eastAsia="en-IE"/>
+            </w:rPr>
+          </w:pPr>
+          <w:hyperlink w:anchor="_Toc243468258" w:history="1">
+            <w:r>
+              <w:rPr>
+                <w:rStyle w:val="Hyperlink"/>
+                <w:noProof/>
+                <w:lang w:val="en-US"/>
+              </w:rPr>
+              <w:t>Scenario interpretation</w:t>
+            </w:r>
+            <w:r>
+              <w:rPr>
+                <w:noProof/>
+                <w:webHidden/>
+              </w:rPr>
+              <w:tab/>
+            </w:r>
+            <w:r>
+              <w:rPr>
+                <w:noProof/>
+                <w:webHidden/>
+              </w:rPr>
+              <w:fldChar w:fldCharType="begin"/>
+            </w:r>
+            <w:r>
+              <w:rPr>
+                <w:noProof/>
+                <w:webHidden/>
+              </w:rPr>
+              <w:instrText xml:space="preserve"> PAGEREF _Toc243468258 \h </w:instrText>
+            </w:r>
+            <w:r>
+              <w:rPr>
+                <w:noProof/>
+                <w:webHidden/>
+              </w:rPr>
+            </w:r>
+            <w:r>
+              <w:rPr>
+                <w:noProof/>
+                <w:webHidden/>
+              </w:rPr>
+              <w:fldChar w:fldCharType="separate"/>
+            </w:r>
+            <w:r>
+              <w:rPr>
+                <w:noProof/>
+                <w:webHidden/>
+              </w:rPr>
+              <w:t>2</w:t>
+            </w:r>
+            <w:r>
+              <w:rPr>
+                <w:noProof/>
+                <w:webHidden/>
+              </w:rPr>
+              <w:fldChar w:fldCharType="end"/>
+            </w:r>
+          </w:hyperlink>
+        </w:p>
+        <w:p>
+          <w:pPr>
+            <w:pStyle w:val="TOC2"/>
+            <w:tabs>
+              <w:tab w:val="right" w:leader="dot" w:pos="9016"/>
+            </w:tabs>
+            <w:rPr>
+              <w:rFonts w:eastAsiaTheme="minorEastAsia"/>
+              <w:noProof/>
+              <w:sz w:val="24"/>
+              <w:szCs w:val="24"/>
+              <w:lang w:eastAsia="en-IE"/>
+            </w:rPr>
+          </w:pPr>
+          <w:hyperlink w:anchor="_Toc243468259" w:history="1">
+            <w:r>
+              <w:rPr>
+                <w:rStyle w:val="Hyperlink"/>
+                <w:noProof/>
+              </w:rPr>
+              <w:t>Problems and Consequences</w:t>
+            </w:r>
+            <w:r>
+              <w:rPr>
+                <w:noProof/>
+                <w:webHidden/>
+              </w:rPr>
+              <w:tab/>
+            </w:r>
+            <w:r>
+              <w:rPr>
+                <w:noProof/>
+                <w:webHidden/>
+              </w:rPr>
+              <w:fldChar w:fldCharType="begin"/>
+            </w:r>
+            <w:r>
+              <w:rPr>
+                <w:noProof/>
+                <w:webHidden/>
+              </w:rPr>
+              <w:instrText xml:space="preserve"> PAGEREF _Toc243468259 \h </w:instrText>
+            </w:r>
+            <w:r>
+              <w:rPr>
+                <w:noProof/>
+                <w:webHidden/>
+              </w:rPr>
+            </w:r>
+            <w:r>
+              <w:rPr>
+                <w:noProof/>
+                <w:webHidden/>
+              </w:rPr>
+              <w:fldChar w:fldCharType="separate"/>
+            </w:r>
+            <w:r>
+              <w:rPr>
+                <w:noProof/>
+                <w:webHidden/>
+              </w:rPr>
+              <w:t>3</w:t>
+            </w:r>
+            <w:r>
+              <w:rPr>
+                <w:noProof/>
+                <w:webHidden/>
+              </w:rPr>
+              <w:fldChar w:fldCharType="end"/>
+            </w:r>
+          </w:hyperlink>
+        </w:p>
+        <w:p>
+          <w:pPr>
+            <w:pStyle w:val="TOC2"/>
+            <w:tabs>
+              <w:tab w:val="right" w:leader="dot" w:pos="9016"/>
+            </w:tabs>
+            <w:rPr>
+              <w:rFonts w:eastAsiaTheme="minorEastAsia"/>
+              <w:noProof/>
+              <w:sz w:val="24"/>
+              <w:szCs w:val="24"/>
+              <w:lang w:eastAsia="en-IE"/>
+            </w:rPr>
+          </w:pPr>
+          <w:hyperlink w:anchor="_Toc243468260" w:history="1">
+            <w:r>
+              <w:rPr>
+                <w:rStyle w:val="Hyperlink"/>
+                <w:noProof/>
+              </w:rPr>
+              <w:t>Purpose, Scope and Boundary</w:t>
+            </w:r>
+            <w:r>
+              <w:rPr>
+                <w:noProof/>
+                <w:webHidden/>
+              </w:rPr>
+              <w:tab/>
+            </w:r>
+            <w:r>
+              <w:rPr>
+                <w:noProof/>
+                <w:webHidden/>
+              </w:rPr>
+              <w:fldChar w:fldCharType="begin"/>
+            </w:r>
+            <w:r>
+              <w:rPr>
+                <w:noProof/>
+                <w:webHidden/>
+              </w:rPr>
+              <w:instrText xml:space="preserve"> PAGEREF _Toc243468260 \h </w:instrText>
+            </w:r>
+            <w:r>
+              <w:rPr>
+                <w:noProof/>
+                <w:webHidden/>
+              </w:rPr>
+            </w:r>
+            <w:r>
+              <w:rPr>
+                <w:noProof/>
+                <w:webHidden/>
+              </w:rPr>
+              <w:fldChar w:fldCharType="separate"/>
+            </w:r>
+            <w:r>
+              <w:rPr>
+                <w:noProof/>
+                <w:webHidden/>
+              </w:rPr>
+              <w:t>4</w:t>
+            </w:r>
+            <w:r>
+              <w:rPr>
+                <w:noProof/>
+                <w:webHidden/>
+              </w:rPr>
+              <w:fldChar w:fldCharType="end"/>
+            </w:r>
+          </w:hyperlink>
+        </w:p>
+        <w:p>
+          <w:pPr>
+            <w:pStyle w:val="TOC2"/>
+            <w:tabs>
+              <w:tab w:val="right" w:leader="dot" w:pos="9016"/>
+            </w:tabs>
+            <w:rPr>
+              <w:rFonts w:eastAsiaTheme="minorEastAsia"/>
+              <w:noProof/>
+              <w:sz w:val="24"/>
+              <w:szCs w:val="24"/>
+              <w:lang w:eastAsia="en-IE"/>
+            </w:rPr>
+          </w:pPr>
+          <w:hyperlink w:anchor="_Toc243468261" w:history="1">
+            <w:r>
+              <w:rPr>
+                <w:rStyle w:val="Hyperlink"/>
+                <w:noProof/>
+                <w:lang w:val="en-US"/>
+              </w:rPr>
+              <w:t>Stakeholders and Actors</w:t>
+            </w:r>
+            <w:r>
+              <w:rPr>
+                <w:noProof/>
+                <w:webHidden/>
+              </w:rPr>
+              <w:tab/>
+            </w:r>
+            <w:r>
+              <w:rPr>
+                <w:noProof/>
+                <w:webHidden/>
+              </w:rPr>
+              <w:fldChar w:fldCharType="begin"/>
+            </w:r>
+            <w:r>
+              <w:rPr>
+                <w:noProof/>
+                <w:webHidden/>
+              </w:rPr>
+              <w:instrText xml:space="preserve"> PAGEREF _Toc243468261 \h </w:instrText>
+            </w:r>
+            <w:r>
+              <w:rPr>
+                <w:noProof/>
+                <w:webHidden/>
+              </w:rPr>
+            </w:r>
+            <w:r>
+              <w:rPr>
+                <w:noProof/>
+                <w:webHidden/>
+              </w:rPr>
+              <w:fldChar w:fldCharType="separate"/>
+            </w:r>
+            <w:r>
+              <w:rPr>
+                <w:noProof/>
+                <w:webHidden/>
+              </w:rPr>
+              <w:t>4</w:t>
+            </w:r>
+            <w:r>
+              <w:rPr>
+                <w:noProof/>
+                <w:webHidden/>
+              </w:rPr>
+              <w:fldChar w:fldCharType="end"/>
+            </w:r>
+          </w:hyperlink>
+        </w:p>
+        <w:p>
+          <w:pPr>
+            <w:pStyle w:val="TOC3"/>
+            <w:tabs>
+              <w:tab w:val="right" w:leader="dot" w:pos="9016"/>
+            </w:tabs>
+            <w:rPr>
+              <w:rFonts w:eastAsiaTheme="minorEastAsia"/>
+              <w:noProof/>
+              <w:sz w:val="24"/>
+              <w:szCs w:val="24"/>
+              <w:lang w:eastAsia="en-IE"/>
+            </w:rPr>
+          </w:pPr>
+          <w:hyperlink w:anchor="_Toc243468262" w:history="1">
+            <w:r>
+              <w:rPr>
+                <w:rStyle w:val="Hyperlink"/>
+                <w:noProof/>
+                <w:lang w:val="en-US"/>
+              </w:rPr>
+              <w:t>Stakeholder List</w:t>
+            </w:r>
+            <w:r>
+              <w:rPr>
+                <w:noProof/>
+                <w:webHidden/>
+              </w:rPr>
+              <w:tab/>
+            </w:r>
+            <w:r>
+              <w:rPr>
+                <w:noProof/>
+                <w:webHidden/>
+              </w:rPr>
+              <w:fldChar w:fldCharType="begin"/>
+            </w:r>
+            <w:r>
+              <w:rPr>
+                <w:noProof/>
+                <w:webHidden/>
+              </w:rPr>
+              <w:instrText xml:space="preserve"> PAGEREF _Toc243468262 \h </w:instrText>
+            </w:r>
+            <w:r>
+              <w:rPr>
+                <w:noProof/>
+                <w:webHidden/>
+              </w:rPr>
+            </w:r>
+            <w:r>
+              <w:rPr>
+                <w:noProof/>
+                <w:webHidden/>
+              </w:rPr>
+              <w:fldChar w:fldCharType="separate"/>
+            </w:r>
+            <w:r>
+              <w:rPr>
+                <w:noProof/>
+                <w:webHidden/>
+              </w:rPr>
+              <w:t>4</w:t>
+            </w:r>
+            <w:r>
+              <w:rPr>
+                <w:noProof/>
+                <w:webHidden/>
+              </w:rPr>
+              <w:fldChar w:fldCharType="end"/>
+            </w:r>
+          </w:hyperlink>
+        </w:p>
+        <w:p>
+          <w:pPr>
+            <w:pStyle w:val="TOC3"/>
+            <w:tabs>
+              <w:tab w:val="right" w:leader="dot" w:pos="9016"/>
+            </w:tabs>
+            <w:rPr>
+              <w:rFonts w:eastAsiaTheme="minorEastAsia"/>
+              <w:noProof/>
+              <w:sz w:val="24"/>
+              <w:szCs w:val="24"/>
+              <w:lang w:eastAsia="en-IE"/>
+            </w:rPr>
+          </w:pPr>
+          <w:hyperlink w:anchor="_Toc243468263" w:history="1">
+            <w:r>
+              <w:rPr>
+                <w:rStyle w:val="Hyperlink"/>
+                <w:noProof/>
+                <w:lang w:val="en-US"/>
+              </w:rPr>
+              <w:t>Actors</w:t>
+            </w:r>
+            <w:r>
+              <w:rPr>
+                <w:noProof/>
+                <w:webHidden/>
+              </w:rPr>
+              <w:tab/>
+            </w:r>
+            <w:r>
+              <w:rPr>
+                <w:noProof/>
+                <w:webHidden/>
+              </w:rPr>
+              <w:fldChar w:fldCharType="begin"/>
+            </w:r>
+            <w:r>
+              <w:rPr>
+                <w:noProof/>
+                <w:webHidden/>
+              </w:rPr>
+              <w:instrText xml:space="preserve"> PAGEREF _Toc243468263 \h </w:instrText>
+            </w:r>
+            <w:r>
+              <w:rPr>
+                <w:noProof/>
+                <w:webHidden/>
+              </w:rPr>
+            </w:r>
+            <w:r>
+              <w:rPr>
+                <w:noProof/>
+                <w:webHidden/>
+              </w:rPr>
+              <w:fldChar w:fldCharType="separate"/>
+            </w:r>
+            <w:r>
+              <w:rPr>
+                <w:noProof/>
+                <w:webHidden/>
+              </w:rPr>
+              <w:t>5</w:t>
+            </w:r>
+            <w:r>
+              <w:rPr>
+                <w:noProof/>
+                <w:webHidden/>
+              </w:rPr>
+              <w:fldChar w:fldCharType="end"/>
+            </w:r>
+          </w:hyperlink>
+        </w:p>
+        <w:p>
+          <w:pPr>
+            <w:pStyle w:val="TOC2"/>
+            <w:tabs>
+              <w:tab w:val="right" w:leader="dot" w:pos="9016"/>
+            </w:tabs>
+            <w:rPr>
+              <w:rFonts w:eastAsiaTheme="minorEastAsia"/>
+              <w:noProof/>
+              <w:sz w:val="24"/>
+              <w:szCs w:val="24"/>
+              <w:lang w:eastAsia="en-IE"/>
+            </w:rPr>
+          </w:pPr>
+          <w:hyperlink w:anchor="_Toc243468264" w:history="1">
+            <w:r>
+              <w:rPr>
+                <w:rStyle w:val="Hyperlink"/>
+                <w:noProof/>
+                <w:lang w:val="en-US"/>
+              </w:rPr>
+              <w:t>Requirements, Rules and uncertainty</w:t>
+            </w:r>
+            <w:r>
+              <w:rPr>
+                <w:noProof/>
+                <w:webHidden/>
+              </w:rPr>
+              <w:tab/>
+            </w:r>
+            <w:r>
+              <w:rPr>
+                <w:noProof/>
+                <w:webHidden/>
+              </w:rPr>
+              <w:fldChar w:fldCharType="begin"/>
+            </w:r>
+            <w:r>
+              <w:rPr>
+                <w:noProof/>
+                <w:webHidden/>
+              </w:rPr>
+              <w:instrText xml:space="preserve"> PAGEREF _Toc243468264 \h </w:instrText>
+            </w:r>
+            <w:r>
+              <w:rPr>
+                <w:noProof/>
+                <w:webHidden/>
+              </w:rPr>
+            </w:r>
+            <w:r>
+              <w:rPr>
+                <w:noProof/>
+                <w:webHidden/>
+              </w:rPr>
+              <w:fldChar w:fldCharType="separate"/>
+            </w:r>
+            <w:r>
+              <w:rPr>
+                <w:noProof/>
+                <w:webHidden/>
+              </w:rPr>
+              <w:t>5</w:t>
+            </w:r>
+            <w:r>
+              <w:rPr>
+                <w:noProof/>
+                <w:webHidden/>
+              </w:rPr>
+              <w:fldChar w:fldCharType="end"/>
+            </w:r>
+          </w:hyperlink>
+        </w:p>
+        <w:p>
+          <w:pPr>
+            <w:pStyle w:val="TOC3"/>
+            <w:tabs>
+              <w:tab w:val="right" w:leader="dot" w:pos="9016"/>
+            </w:tabs>
+            <w:rPr>
+              <w:rFonts w:eastAsiaTheme="minorEastAsia"/>
+              <w:noProof/>
+              <w:sz w:val="24"/>
+              <w:szCs w:val="24"/>
+              <w:lang w:eastAsia="en-IE"/>
+            </w:rPr>
+          </w:pPr>
+          <w:hyperlink w:anchor="_Toc243468265" w:history="1">
+            <w:r>
+              <w:rPr>
+                <w:rStyle w:val="Hyperlink"/>
+                <w:noProof/>
+                <w:lang w:val="en-US"/>
+              </w:rPr>
+              <w:t>Functional Requirements</w:t>
+            </w:r>
+            <w:r>
+              <w:rPr>
+                <w:noProof/>
+                <w:webHidden/>
+              </w:rPr>
+              <w:tab/>
+            </w:r>
+            <w:r>
+              <w:rPr>
+                <w:noProof/>
+                <w:webHidden/>
+              </w:rPr>
+              <w:fldChar w:fldCharType="begin"/>
+            </w:r>
+            <w:r>
+              <w:rPr>
+                <w:noProof/>
+                <w:webHidden/>
+              </w:rPr>
+              <w:instrText xml:space="preserve"> PAGEREF _Toc243468265 \h </w:instrText>
+            </w:r>
+            <w:r>
+              <w:rPr>
+                <w:noProof/>
+                <w:webHidden/>
+              </w:rPr>
+            </w:r>
+            <w:r>
+              <w:rPr>
+                <w:noProof/>
+                <w:webHidden/>
+              </w:rPr>
+              <w:fldChar w:fldCharType="separate"/>
+            </w:r>
+            <w:r>
+              <w:rPr>
+                <w:noProof/>
+                <w:webHidden/>
+              </w:rPr>
+              <w:t>5</w:t>
+            </w:r>
+            <w:r>
+              <w:rPr>
+                <w:noProof/>
+                <w:webHidden/>
+              </w:rPr>
+              <w:fldChar w:fldCharType="end"/>
+            </w:r>
+          </w:hyperlink>
+        </w:p>
+        <w:p>
+          <w:pPr>
+            <w:pStyle w:val="TOC3"/>
+            <w:tabs>
+              <w:tab w:val="right" w:leader="dot" w:pos="9016"/>
+            </w:tabs>
+            <w:rPr>
+              <w:rFonts w:eastAsiaTheme="minorEastAsia"/>
+              <w:noProof/>
+              <w:sz w:val="24"/>
+              <w:szCs w:val="24"/>
+              <w:lang w:eastAsia="en-IE"/>
+            </w:rPr>
+          </w:pPr>
+          <w:hyperlink w:anchor="_Toc243468266" w:history="1">
+            <w:r>
+              <w:rPr>
+                <w:rStyle w:val="Hyperlink"/>
+                <w:noProof/>
+                <w:lang w:val="en-US"/>
+              </w:rPr>
+              <w:t>Non-functional Requirements</w:t>
+            </w:r>
+            <w:r>
+              <w:rPr>
+                <w:noProof/>
+                <w:webHidden/>
+              </w:rPr>
+              <w:tab/>
+            </w:r>
+            <w:r>
+              <w:rPr>
+                <w:noProof/>
+                <w:webHidden/>
+              </w:rPr>
+              <w:fldChar w:fldCharType="begin"/>
+            </w:r>
+            <w:r>
+              <w:rPr>
+                <w:noProof/>
+                <w:webHidden/>
+              </w:rPr>
+              <w:instrText xml:space="preserve"> PAGEREF _Toc243468266 \h </w:instrText>
+            </w:r>
+            <w:r>
+              <w:rPr>
+                <w:noProof/>
+                <w:webHidden/>
+              </w:rPr>
+            </w:r>
+            <w:r>
+              <w:rPr>
+                <w:noProof/>
+                <w:webHidden/>
+              </w:rPr>
+              <w:fldChar w:fldCharType="separate"/>
+            </w:r>
+            <w:r>
+              <w:rPr>
+                <w:noProof/>
+                <w:webHidden/>
+              </w:rPr>
+              <w:t>6</w:t>
+            </w:r>
+            <w:r>
+              <w:rPr>
+                <w:noProof/>
+                <w:webHidden/>
+              </w:rPr>
+              <w:fldChar w:fldCharType="end"/>
+            </w:r>
+          </w:hyperlink>
+        </w:p>
+        <w:p>
+          <w:pPr>
+            <w:pStyle w:val="TOC3"/>
+            <w:tabs>
+              <w:tab w:val="right" w:leader="dot" w:pos="9016"/>
+            </w:tabs>
+            <w:rPr>
+              <w:rFonts w:eastAsiaTheme="minorEastAsia"/>
+              <w:noProof/>
+              <w:sz w:val="24"/>
+              <w:szCs w:val="24"/>
+              <w:lang w:eastAsia="en-IE"/>
+            </w:rPr>
+          </w:pPr>
+          <w:hyperlink w:anchor="_Toc243468267" w:history="1">
+            <w:r>
+              <w:rPr>
+                <w:rStyle w:val="Hyperlink"/>
+                <w:noProof/>
+                <w:lang w:val="en-US"/>
+              </w:rPr>
+              <w:t>MoSCoW Priority</w:t>
+            </w:r>
+            <w:r>
+              <w:rPr>
+                <w:noProof/>
+                <w:webHidden/>
+              </w:rPr>
+              <w:tab/>
+            </w:r>
+            <w:r>
+              <w:rPr>
+                <w:noProof/>
+                <w:webHidden/>
+              </w:rPr>
+              <w:fldChar w:fldCharType="begin"/>
+            </w:r>
+            <w:r>
+              <w:rPr>
+                <w:noProof/>
+                <w:webHidden/>
+              </w:rPr>
+              <w:instrText xml:space="preserve"> PAGEREF _Toc243468267 \h </w:instrText>
+            </w:r>
+            <w:r>
+              <w:rPr>
+                <w:noProof/>
+                <w:webHidden/>
+              </w:rPr>
+            </w:r>
+            <w:r>
+              <w:rPr>
+                <w:noProof/>
+                <w:webHidden/>
+              </w:rPr>
+              <w:fldChar w:fldCharType="separate"/>
+            </w:r>
+            <w:r>
+              <w:rPr>
+                <w:noProof/>
+                <w:webHidden/>
+              </w:rPr>
+              <w:t>7</w:t>
+            </w:r>
+            <w:r>
+              <w:rPr>
+                <w:noProof/>
+                <w:webHidden/>
+              </w:rPr>
+              <w:fldChar w:fldCharType="end"/>
+            </w:r>
+          </w:hyperlink>
+        </w:p>
+        <w:p>
+          <w:pPr>
+            <w:pStyle w:val="TOC3"/>
+            <w:tabs>
+              <w:tab w:val="right" w:leader="dot" w:pos="9016"/>
+            </w:tabs>
+            <w:rPr>
+              <w:rFonts w:eastAsiaTheme="minorEastAsia"/>
+              <w:noProof/>
+              <w:sz w:val="24"/>
+              <w:szCs w:val="24"/>
+              <w:lang w:eastAsia="en-IE"/>
+            </w:rPr>
+          </w:pPr>
+          <w:hyperlink w:anchor="_Toc243468268" w:history="1">
+            <w:r>
+              <w:rPr>
+                <w:rStyle w:val="Hyperlink"/>
+                <w:noProof/>
+                <w:lang w:val="en-US"/>
+              </w:rPr>
+              <w:t>Business Rules</w:t>
+            </w:r>
+            <w:r>
+              <w:rPr>
+                <w:noProof/>
+                <w:webHidden/>
+              </w:rPr>
+              <w:tab/>
+            </w:r>
+            <w:r>
+              <w:rPr>
+                <w:noProof/>
+                <w:webHidden/>
+              </w:rPr>
+              <w:fldChar w:fldCharType="begin"/>
+            </w:r>
+            <w:r>
+              <w:rPr>
+                <w:noProof/>
+                <w:webHidden/>
+              </w:rPr>
+              <w:instrText xml:space="preserve"> PAGEREF _Toc243468268 \h </w:instrText>
+            </w:r>
+            <w:r>
+              <w:rPr>
+                <w:noProof/>
+                <w:webHidden/>
+              </w:rPr>
+            </w:r>
+            <w:r>
+              <w:rPr>
+                <w:noProof/>
+                <w:webHidden/>
+              </w:rPr>
+              <w:fldChar w:fldCharType="separate"/>
+            </w:r>
+            <w:r>
+              <w:rPr>
+                <w:noProof/>
+                <w:webHidden/>
+              </w:rPr>
+              <w:t>7</w:t>
+            </w:r>
+            <w:r>
+              <w:rPr>
+                <w:noProof/>
+                <w:webHidden/>
+              </w:rPr>
+              <w:fldChar w:fldCharType="end"/>
+            </w:r>
+          </w:hyperlink>
+        </w:p>
+        <w:p>
+          <w:pPr>
+            <w:pStyle w:val="TOC3"/>
+            <w:tabs>
+              <w:tab w:val="right" w:leader="dot" w:pos="9016"/>
+            </w:tabs>
+            <w:rPr>
+              <w:rFonts w:eastAsiaTheme="minorEastAsia"/>
+              <w:noProof/>
+              <w:sz w:val="24"/>
+              <w:szCs w:val="24"/>
+              <w:lang w:eastAsia="en-IE"/>
+            </w:rPr>
+          </w:pPr>
+          <w:hyperlink w:anchor="_Toc243468269" w:history="1">
+            <w:r>
+              <w:rPr>
+                <w:rStyle w:val="Hyperlink"/>
+                <w:noProof/>
+                <w:lang w:val="en-US"/>
+              </w:rPr>
+              <w:t>Assumptions, Constraints and Risks</w:t>
+            </w:r>
+            <w:r>
+              <w:rPr>
+                <w:noProof/>
+                <w:webHidden/>
+              </w:rPr>
+              <w:tab/>
+            </w:r>
+            <w:r>
+              <w:rPr>
+                <w:noProof/>
+                <w:webHidden/>
+              </w:rPr>
+              <w:fldChar w:fldCharType="begin"/>
+            </w:r>
+            <w:r>
+              <w:rPr>
+                <w:noProof/>
+                <w:webHidden/>
+              </w:rPr>
+              <w:instrText xml:space="preserve"> PAGEREF _Toc243468269 \h </w:instrText>
+            </w:r>
+            <w:r>
+              <w:rPr>
+                <w:noProof/>
+                <w:webHidden/>
+              </w:rPr>
+            </w:r>
+            <w:r>
+              <w:rPr>
+                <w:noProof/>
+                <w:webHidden/>
+              </w:rPr>
+              <w:fldChar w:fldCharType="separate"/>
+            </w:r>
+            <w:r>
+              <w:rPr>
+                <w:noProof/>
+                <w:webHidden/>
+              </w:rPr>
+              <w:t>7</w:t>
+            </w:r>
+            <w:r>
+              <w:rPr>
+                <w:noProof/>
+                <w:webHidden/>
+              </w:rPr>
+              <w:fldChar w:fldCharType="end"/>
+            </w:r>
+          </w:hyperlink>
+        </w:p>
+        <w:p>
+          <w:pPr>
+            <w:pStyle w:val="TOC2"/>
+            <w:tabs>
+              <w:tab w:val="right" w:leader="dot" w:pos="9016"/>
+            </w:tabs>
+            <w:rPr>
+              <w:rFonts w:eastAsiaTheme="minorEastAsia"/>
+              <w:noProof/>
+              <w:sz w:val="24"/>
+              <w:szCs w:val="24"/>
+              <w:lang w:eastAsia="en-IE"/>
+            </w:rPr>
+          </w:pPr>
+          <w:hyperlink w:anchor="_Toc243468270" w:history="1">
+            <w:r>
+              <w:rPr>
+                <w:rStyle w:val="Hyperlink"/>
+                <w:noProof/>
+                <w:lang w:val="en-US"/>
+              </w:rPr>
+              <w:t>Clarification Questions</w:t>
+            </w:r>
+            <w:r>
+              <w:rPr>
+                <w:noProof/>
+                <w:webHidden/>
+              </w:rPr>
+              <w:tab/>
+            </w:r>
+            <w:r>
+              <w:rPr>
+                <w:noProof/>
+                <w:webHidden/>
+              </w:rPr>
+              <w:fldChar w:fldCharType="begin"/>
+            </w:r>
+            <w:r>
+              <w:rPr>
+                <w:noProof/>
+                <w:webHidden/>
+              </w:rPr>
+              <w:instrText xml:space="preserve"> PAGEREF _Toc243468270 \h </w:instrText>
+            </w:r>
+            <w:r>
+              <w:rPr>
+                <w:noProof/>
+                <w:webHidden/>
+              </w:rPr>
+            </w:r>
+            <w:r>
+              <w:rPr>
+                <w:noProof/>
+                <w:webHidden/>
+              </w:rPr>
+              <w:fldChar w:fldCharType="separate"/>
+            </w:r>
+            <w:r>
+              <w:rPr>
+                <w:noProof/>
+                <w:webHidden/>
+              </w:rPr>
+              <w:t>8</w:t>
+            </w:r>
+            <w:r>
+              <w:rPr>
+                <w:noProof/>
+                <w:webHidden/>
+              </w:rPr>
+              <w:fldChar w:fldCharType="end"/>
+            </w:r>
+          </w:hyperlink>
+        </w:p>
+        <w:p>
+          <w:r>
+            <w:rPr>
+              <w:b/>
+              <w:bCs/>
+              <w:noProof/>
+            </w:rPr>
+            <w:fldChar w:fldCharType="end"/>
+          </w:r>
+        </w:p>
+      </w:sdtContent>
+    </w:sdt>
+    <w:p>
+      <w:pPr>
+        <w:rPr>
+          <w:rFonts w:asciiTheme="majorHAnsi" w:eastAsiaTheme="majorEastAsia" w:hAnsiTheme="majorHAnsi" w:cstheme="majorBidi"/>
+          <w:color w:val="0F4761" w:themeColor="accent1" w:themeShade="BF"/>
+          <w:sz w:val="40"/>
+          <w:szCs w:val="40"/>
+          <w:lang w:val="en-US"/>
+        </w:rPr>
+      </w:pPr>
+      <w:bookmarkStart w:id="1" w:name="_Toc243468258"/>
+      <w:r>
+        <w:rPr>
+          <w:lang w:val="en-US"/>
+        </w:rPr>
+        <w:br w:type="page"/>
+      </w:r>
+    </w:p>
     <w:p>
       <w:pPr>
         <w:pStyle w:val="Heading1"/>
@@ -13,8 +1137,10 @@
         <w:rPr>
           <w:lang w:val="en-US"/>
         </w:rPr>
+        <w:lastRenderedPageBreak/>
         <w:t>Scenario interpretation</w:t>
       </w:r>
+      <w:bookmarkEnd w:id="1"/>
     </w:p>
     <w:p>
       <w:pPr>
@@ -80,12 +1206,14 @@
       <w:pPr>
         <w:pStyle w:val="Heading2"/>
       </w:pPr>
+      <w:bookmarkStart w:id="2" w:name="_Toc243468259"/>
       <w:r>
         <w:t>Problems</w:t>
       </w:r>
       <w:r>
         <w:t xml:space="preserve"> and Consequences</w:t>
       </w:r>
+      <w:bookmarkEnd w:id="2"/>
     </w:p>
     <w:tbl>
       <w:tblPr>
@@ -413,10 +1541,12 @@
       <w:pPr>
         <w:pStyle w:val="Heading2"/>
       </w:pPr>
+      <w:bookmarkStart w:id="3" w:name="_Toc243468260"/>
       <w:r>
         <w:lastRenderedPageBreak/>
         <w:t>Purpose, Scope and Boundary</w:t>
       </w:r>
+      <w:bookmarkEnd w:id="3"/>
     </w:p>
     <w:p>
       <w:pPr>
@@ -701,12 +1831,14 @@
           <w:lang w:val="en-US"/>
         </w:rPr>
       </w:pPr>
+      <w:bookmarkStart w:id="4" w:name="_Toc243468261"/>
       <w:r>
         <w:rPr>
           <w:lang w:val="en-US"/>
         </w:rPr>
         <w:t>Stakeholders and Actors</w:t>
       </w:r>
+      <w:bookmarkEnd w:id="4"/>
     </w:p>
     <w:p>
       <w:pPr>
@@ -715,12 +1847,14 @@
           <w:lang w:val="en-US"/>
         </w:rPr>
       </w:pPr>
+      <w:bookmarkStart w:id="5" w:name="_Toc243468262"/>
       <w:r>
         <w:rPr>
           <w:lang w:val="en-US"/>
         </w:rPr>
         <w:t>Stakeholder List</w:t>
       </w:r>
+      <w:bookmarkEnd w:id="5"/>
     </w:p>
     <w:tbl>
       <w:tblPr>
@@ -1568,12 +2702,14 @@
           <w:lang w:val="en-US"/>
         </w:rPr>
       </w:pPr>
+      <w:bookmarkStart w:id="6" w:name="_Toc243468263"/>
       <w:r>
         <w:rPr>
           <w:lang w:val="en-US"/>
         </w:rPr>
         <w:t>Actors</w:t>
       </w:r>
+      <w:bookmarkEnd w:id="6"/>
     </w:p>
     <w:tbl>
       <w:tblPr>
@@ -2049,11 +3185,19 @@
           <w:lang w:val="en-US"/>
         </w:rPr>
       </w:pPr>
+      <w:bookmarkStart w:id="7" w:name="_Toc243468264"/>
       <w:r>
         <w:rPr>
           <w:lang w:val="en-US"/>
         </w:rPr>
-        <w:t xml:space="preserve">Requirements, Rules and uncertainty </w:t>
+        <w:t>Requirements, Rules and uncertainty</w:t>
+      </w:r>
+      <w:bookmarkEnd w:id="7"/>
+      <w:r>
+        <w:rPr>
+          <w:lang w:val="en-US"/>
+        </w:rPr>
+        <w:t xml:space="preserve"> </w:t>
       </w:r>
     </w:p>
     <w:p>
@@ -2063,12 +3207,14 @@
           <w:lang w:val="en-US"/>
         </w:rPr>
       </w:pPr>
+      <w:bookmarkStart w:id="8" w:name="_Toc243468265"/>
       <w:r>
         <w:rPr>
           <w:lang w:val="en-US"/>
         </w:rPr>
         <w:t>Functional Requirements</w:t>
       </w:r>
+      <w:bookmarkEnd w:id="8"/>
     </w:p>
     <w:tbl>
       <w:tblPr>
@@ -3062,12 +4208,14 @@
           <w:lang w:val="en-US"/>
         </w:rPr>
       </w:pPr>
+      <w:bookmarkStart w:id="9" w:name="_Toc243468266"/>
       <w:r>
         <w:rPr>
           <w:lang w:val="en-US"/>
         </w:rPr>
         <w:t>Non-functional Requirements</w:t>
       </w:r>
+      <w:bookmarkEnd w:id="9"/>
     </w:p>
     <w:tbl>
       <w:tblPr>
@@ -3382,6 +4530,7 @@
           <w:lang w:val="en-US"/>
         </w:rPr>
       </w:pPr>
+      <w:bookmarkStart w:id="10" w:name="_Toc243468267"/>
       <w:r>
         <w:rPr>
           <w:lang w:val="en-US"/>
@@ -3389,6 +4538,7 @@
         <w:lastRenderedPageBreak/>
         <w:t>MoSCoW Priority</w:t>
       </w:r>
+      <w:bookmarkEnd w:id="10"/>
     </w:p>
     <w:tbl>
       <w:tblPr>
@@ -3684,12 +4834,14 @@
           <w:lang w:val="en-US"/>
         </w:rPr>
       </w:pPr>
+      <w:bookmarkStart w:id="11" w:name="_Toc243468268"/>
       <w:r>
         <w:rPr>
           <w:lang w:val="en-US"/>
         </w:rPr>
         <w:t>Business Rules</w:t>
       </w:r>
+      <w:bookmarkEnd w:id="11"/>
     </w:p>
     <w:tbl>
       <w:tblPr>
@@ -3939,19 +5091,7 @@
               <w:rPr>
                 <w:lang w:val="en-US"/>
               </w:rPr>
-              <w:t xml:space="preserve">Caretaker: “A worker may need a </w:t>
-            </w:r>
-            <w:r>
-              <w:rPr>
-                <w:lang w:val="en-US"/>
-              </w:rPr>
-              <w:t>key but</w:t>
-            </w:r>
-            <w:r>
-              <w:rPr>
-                <w:lang w:val="en-US"/>
-              </w:rPr>
-              <w:t xml:space="preserve"> should not receive every occupant’s personal details.”</w:t>
+              <w:t>Caretaker: “A worker may need a key but should not receive every occupant’s personal details.”</w:t>
             </w:r>
           </w:p>
           <w:p>
@@ -4023,12 +5163,14 @@
           <w:lang w:val="en-US"/>
         </w:rPr>
       </w:pPr>
+      <w:bookmarkStart w:id="12" w:name="_Toc243468269"/>
       <w:r>
         <w:rPr>
           <w:lang w:val="en-US"/>
         </w:rPr>
         <w:t>Assumptions, Constraints and Risks</w:t>
       </w:r>
+      <w:bookmarkEnd w:id="12"/>
     </w:p>
     <w:tbl>
       <w:tblPr>
@@ -4515,12 +5657,14 @@
           <w:lang w:val="en-US"/>
         </w:rPr>
       </w:pPr>
+      <w:bookmarkStart w:id="13" w:name="_Toc243468270"/>
       <w:r>
         <w:rPr>
           <w:lang w:val="en-US"/>
         </w:rPr>
         <w:t>Clarification Questions</w:t>
       </w:r>
+      <w:bookmarkEnd w:id="13"/>
     </w:p>
     <w:tbl>
       <w:tblPr>
@@ -4695,21 +5839,7 @@
               <w:rPr>
                 <w:lang w:val="en-US"/>
               </w:rPr>
-              <w:t xml:space="preserve">hich occupant, property, access and commercial information </w:t>
-            </w:r>
-            <w:proofErr w:type="gramStart"/>
-            <w:r>
-              <w:rPr>
-                <w:lang w:val="en-US"/>
-              </w:rPr>
-              <w:t>each role may</w:t>
-            </w:r>
-            <w:proofErr w:type="gramEnd"/>
-            <w:r>
-              <w:rPr>
-                <w:lang w:val="en-US"/>
-              </w:rPr>
-              <w:t xml:space="preserve"> see</w:t>
+              <w:t>hich occupant, property, access and commercial information each role may see</w:t>
             </w:r>
             <w:r>
               <w:rPr>
@@ -5956,6 +7086,75 @@
     <w:semiHidden/>
     <w:rsid w:val="001506FC"/>
   </w:style>
+  <w:style w:type="paragraph" w:styleId="TOCHeading">
+    <w:name w:val="TOC Heading"/>
+    <w:basedOn w:val="Heading1"/>
+    <w:next w:val="Normal"/>
+    <w:uiPriority w:val="39"/>
+    <w:unhideWhenUsed/>
+    <w:qFormat/>
+    <w:rsid w:val="00F10200"/>
+    <w:pPr>
+      <w:spacing w:before="240" w:after="0" w:line="259" w:lineRule="auto"/>
+      <w:outlineLvl w:val="9"/>
+    </w:pPr>
+    <w:rPr>
+      <w:kern w:val="0"/>
+      <w:sz w:val="32"/>
+      <w:szCs w:val="32"/>
+      <w:lang w:val="en-US"/>
+      <w14:ligatures w14:val="none"/>
+    </w:rPr>
+  </w:style>
+  <w:style w:type="paragraph" w:styleId="TOC1">
+    <w:name w:val="toc 1"/>
+    <w:basedOn w:val="Normal"/>
+    <w:next w:val="Normal"/>
+    <w:autoRedefine/>
+    <w:uiPriority w:val="39"/>
+    <w:unhideWhenUsed/>
+    <w:rsid w:val="00F10200"/>
+    <w:pPr>
+      <w:spacing w:after="100"/>
+    </w:pPr>
+  </w:style>
+  <w:style w:type="paragraph" w:styleId="TOC2">
+    <w:name w:val="toc 2"/>
+    <w:basedOn w:val="Normal"/>
+    <w:next w:val="Normal"/>
+    <w:autoRedefine/>
+    <w:uiPriority w:val="39"/>
+    <w:unhideWhenUsed/>
+    <w:rsid w:val="00F10200"/>
+    <w:pPr>
+      <w:spacing w:after="100"/>
+      <w:ind w:left="220"/>
+    </w:pPr>
+  </w:style>
+  <w:style w:type="paragraph" w:styleId="TOC3">
+    <w:name w:val="toc 3"/>
+    <w:basedOn w:val="Normal"/>
+    <w:next w:val="Normal"/>
+    <w:autoRedefine/>
+    <w:uiPriority w:val="39"/>
+    <w:unhideWhenUsed/>
+    <w:rsid w:val="00F10200"/>
+    <w:pPr>
+      <w:spacing w:after="100"/>
+      <w:ind w:left="440"/>
+    </w:pPr>
+  </w:style>
+  <w:style w:type="character" w:styleId="Hyperlink">
+    <w:name w:val="Hyperlink"/>
+    <w:basedOn w:val="DefaultParagraphFont"/>
+    <w:uiPriority w:val="99"/>
+    <w:unhideWhenUsed/>
+    <w:rsid w:val="00F10200"/>
+    <w:rPr>
+      <w:color w:val="467886" w:themeColor="hyperlink"/>
+      <w:u w:val="single"/>
+    </w:rPr>
+  </w:style>
 </w:styles>
 </file>
 
@@ -6272,4 +7471,16 @@
     </a:ext>
   </a:extLst>
 </a:theme>
+</file>
+
+<file path=customXml/item1.xml><?xml version="1.0" encoding="utf-8"?>
+<b:Sources xmlns:b="http://schemas.openxmlformats.org/officeDocument/2006/bibliography" xmlns="http://schemas.openxmlformats.org/officeDocument/2006/bibliography" SelectedStyle="\APASixthEditionOfficeOnline.xsl" StyleName="APA" Version="6"/>
+</file>
+
+<file path=customXml/itemProps1.xml><?xml version="1.0" encoding="utf-8"?>
+<ds:datastoreItem xmlns:ds="http://schemas.openxmlformats.org/officeDocument/2006/customXml" ds:itemID="{58E280CD-DD81-4646-AD26-EE406CC9FF9C}">
+  <ds:schemaRefs>
+    <ds:schemaRef ds:uri="http://schemas.openxmlformats.org/officeDocument/2006/bibliography"/>
+  </ds:schemaRefs>
+</ds:datastoreItem>
 </file>
--- a/report/CA1.docx
+++ b/report/CA1.docx
@@ -37,6 +37,15 @@
     </w:p>
     <w:sdt>
       <w:sdtPr>
+        <w:rPr>
+          <w:rFonts w:asciiTheme="minorHAnsi" w:eastAsiaTheme="minorHAnsi" w:hAnsiTheme="minorHAnsi" w:cstheme="minorBidi"/>
+          <w:color w:val="auto"/>
+          <w:kern w:val="2"/>
+          <w:sz w:val="22"/>
+          <w:szCs w:val="22"/>
+          <w:lang w:val="en-IE"/>
+          <w14:ligatures w14:val="standardContextual"/>
+        </w:rPr>
         <w:id w:val="-778095134"/>
         <w:docPartObj>
           <w:docPartGallery w:val="Table of Contents"/>
@@ -45,16 +54,9 @@
       </w:sdtPr>
       <w:sdtEndPr>
         <w:rPr>
-          <w:rFonts w:asciiTheme="minorHAnsi" w:eastAsiaTheme="minorHAnsi" w:hAnsiTheme="minorHAnsi" w:cstheme="minorBidi"/>
           <w:b/>
           <w:bCs/>
           <w:noProof/>
-          <w:color w:val="auto"/>
-          <w:kern w:val="2"/>
-          <w:sz w:val="22"/>
-          <w:szCs w:val="22"/>
-          <w:lang w:val="en-IE"/>
-          <w14:ligatures w14:val="standardContextual"/>
         </w:rPr>
       </w:sdtEndPr>
       <w:sdtContent>
@@ -5645,14 +5647,7 @@
     </w:p>
     <w:p>
       <w:pPr>
-        <w:rPr>
-          <w:lang w:val="en-US"/>
-        </w:rPr>
-      </w:pPr>
-    </w:p>
-    <w:p>
-      <w:pPr>
-        <w:pStyle w:val="Heading2"/>
+        <w:pStyle w:val="Heading3"/>
         <w:rPr>
           <w:lang w:val="en-US"/>
         </w:rPr>
@@ -5662,6 +5657,7 @@
         <w:rPr>
           <w:lang w:val="en-US"/>
         </w:rPr>
+        <w:lastRenderedPageBreak/>
         <w:t>Clarification Questions</w:t>
       </w:r>
       <w:bookmarkEnd w:id="13"/>
@@ -5839,7 +5835,19 @@
               <w:rPr>
                 <w:lang w:val="en-US"/>
               </w:rPr>
-              <w:t>hich occupant, property, access and commercial information each role may see</w:t>
+              <w:t xml:space="preserve">hich occupant, property, access and commercial information </w:t>
+            </w:r>
+            <w:r>
+              <w:rPr>
+                <w:lang w:val="en-US"/>
+              </w:rPr>
+              <w:t>may each role</w:t>
+            </w:r>
+            <w:r>
+              <w:rPr>
+                <w:lang w:val="en-US"/>
+              </w:rPr>
+              <w:t xml:space="preserve"> see</w:t>
             </w:r>
             <w:r>
               <w:rPr>
@@ -5861,6 +5869,1138 @@
     <w:p>
       <w:pPr>
         <w:rPr>
+          <w:lang w:val="en-US"/>
+        </w:rPr>
+      </w:pPr>
+    </w:p>
+    <w:p>
+      <w:pPr>
+        <w:pStyle w:val="Heading2"/>
+        <w:rPr>
+          <w:lang w:val="ru-RU"/>
+        </w:rPr>
+      </w:pPr>
+      <w:r>
+        <w:rPr>
+          <w:lang w:val="en-US"/>
+        </w:rPr>
+        <w:t>Use-Case Model</w:t>
+      </w:r>
+    </w:p>
+    <w:p>
+      <w:pPr>
+        <w:pStyle w:val="Heading3"/>
+        <w:rPr>
+          <w:lang w:val="en-US"/>
+        </w:rPr>
+      </w:pPr>
+      <w:r>
+        <w:rPr>
+          <w:lang w:val="en-US"/>
+        </w:rPr>
+        <w:t>Use-Case Catalogue</w:t>
+      </w:r>
+    </w:p>
+    <w:tbl>
+      <w:tblPr>
+        <w:tblStyle w:val="TableGrid"/>
+        <w:tblW w:w="0" w:type="auto"/>
+        <w:tblLook w:val="04A0" w:firstRow="1" w:lastRow="0" w:firstColumn="1" w:lastColumn="0" w:noHBand="0" w:noVBand="1"/>
+      </w:tblPr>
+      <w:tblGrid>
+        <w:gridCol w:w="2614"/>
+        <w:gridCol w:w="2261"/>
+        <w:gridCol w:w="4141"/>
+      </w:tblGrid>
+      <w:tr>
+        <w:tc>
+          <w:tcPr>
+            <w:tcW w:w="2630" w:type="dxa"/>
+          </w:tcPr>
+          <w:p>
+            <w:pPr>
+              <w:rPr>
+                <w:lang w:val="en-US"/>
+              </w:rPr>
+            </w:pPr>
+            <w:r>
+              <w:rPr>
+                <w:lang w:val="en-US"/>
+              </w:rPr>
+              <w:t>Use case</w:t>
+            </w:r>
+          </w:p>
+        </w:tc>
+        <w:tc>
+          <w:tcPr>
+            <w:tcW w:w="2211" w:type="dxa"/>
+          </w:tcPr>
+          <w:p>
+            <w:pPr>
+              <w:rPr>
+                <w:lang w:val="en-US"/>
+              </w:rPr>
+            </w:pPr>
+            <w:r>
+              <w:rPr>
+                <w:lang w:val="en-US"/>
+              </w:rPr>
+              <w:t>Primary actor</w:t>
+            </w:r>
+          </w:p>
+        </w:tc>
+        <w:tc>
+          <w:tcPr>
+            <w:tcW w:w="4175" w:type="dxa"/>
+          </w:tcPr>
+          <w:p>
+            <w:pPr>
+              <w:rPr>
+                <w:lang w:val="en-US"/>
+              </w:rPr>
+            </w:pPr>
+            <w:r>
+              <w:rPr>
+                <w:lang w:val="en-US"/>
+              </w:rPr>
+              <w:t>Meaningful outcome</w:t>
+            </w:r>
+          </w:p>
+        </w:tc>
+      </w:tr>
+      <w:tr>
+        <w:tc>
+          <w:tcPr>
+            <w:tcW w:w="2630" w:type="dxa"/>
+          </w:tcPr>
+          <w:p>
+            <w:pPr>
+              <w:rPr>
+                <w:lang w:val="en-US"/>
+              </w:rPr>
+            </w:pPr>
+            <w:r>
+              <w:rPr>
+                <w:lang w:val="en-US"/>
+              </w:rPr>
+              <w:t>Report Maintenance Problem</w:t>
+            </w:r>
+          </w:p>
+        </w:tc>
+        <w:tc>
+          <w:tcPr>
+            <w:tcW w:w="2211" w:type="dxa"/>
+          </w:tcPr>
+          <w:p>
+            <w:pPr>
+              <w:rPr>
+                <w:lang w:val="en-US"/>
+              </w:rPr>
+            </w:pPr>
+            <w:r>
+              <w:rPr>
+                <w:lang w:val="en-US"/>
+              </w:rPr>
+              <w:t>Reporter</w:t>
+            </w:r>
+          </w:p>
+        </w:tc>
+        <w:tc>
+          <w:tcPr>
+            <w:tcW w:w="4175" w:type="dxa"/>
+          </w:tcPr>
+          <w:p>
+            <w:pPr>
+              <w:rPr>
+                <w:lang w:val="en-US"/>
+              </w:rPr>
+            </w:pPr>
+            <w:r>
+              <w:rPr>
+                <w:lang w:val="en-US"/>
+              </w:rPr>
+              <w:t>The request is reported and confirmed or under considerations</w:t>
+            </w:r>
+          </w:p>
+        </w:tc>
+      </w:tr>
+      <w:tr>
+        <w:tc>
+          <w:tcPr>
+            <w:tcW w:w="2630" w:type="dxa"/>
+          </w:tcPr>
+          <w:p>
+            <w:pPr>
+              <w:rPr>
+                <w:lang w:val="en-US"/>
+              </w:rPr>
+            </w:pPr>
+            <w:r>
+              <w:rPr>
+                <w:lang w:val="en-US"/>
+              </w:rPr>
+              <w:t>Evaluate Priority level</w:t>
+            </w:r>
+          </w:p>
+        </w:tc>
+        <w:tc>
+          <w:tcPr>
+            <w:tcW w:w="2211" w:type="dxa"/>
+          </w:tcPr>
+          <w:p>
+            <w:pPr>
+              <w:rPr>
+                <w:lang w:val="en-US"/>
+              </w:rPr>
+            </w:pPr>
+            <w:r>
+              <w:rPr>
+                <w:lang w:val="en-US"/>
+              </w:rPr>
+              <w:t>Coordinator</w:t>
+            </w:r>
+          </w:p>
+        </w:tc>
+        <w:tc>
+          <w:tcPr>
+            <w:tcW w:w="4175" w:type="dxa"/>
+          </w:tcPr>
+          <w:p>
+            <w:pPr>
+              <w:rPr>
+                <w:lang w:val="en-US"/>
+              </w:rPr>
+            </w:pPr>
+            <w:r>
+              <w:rPr>
+                <w:lang w:val="en-US"/>
+              </w:rPr>
+              <w:t>The priority of job is recorded</w:t>
+            </w:r>
+          </w:p>
+        </w:tc>
+      </w:tr>
+      <w:tr>
+        <w:tc>
+          <w:tcPr>
+            <w:tcW w:w="2630" w:type="dxa"/>
+          </w:tcPr>
+          <w:p>
+            <w:pPr>
+              <w:rPr>
+                <w:lang w:val="en-US"/>
+              </w:rPr>
+            </w:pPr>
+            <w:r>
+              <w:rPr>
+                <w:lang w:val="en-US"/>
+              </w:rPr>
+              <w:t>Arrange access</w:t>
+            </w:r>
+          </w:p>
+        </w:tc>
+        <w:tc>
+          <w:tcPr>
+            <w:tcW w:w="2211" w:type="dxa"/>
+          </w:tcPr>
+          <w:p>
+            <w:pPr>
+              <w:rPr>
+                <w:lang w:val="en-US"/>
+              </w:rPr>
+            </w:pPr>
+            <w:r>
+              <w:rPr>
+                <w:lang w:val="en-US"/>
+              </w:rPr>
+              <w:t>Coordinator/Reporter</w:t>
+            </w:r>
+          </w:p>
+        </w:tc>
+        <w:tc>
+          <w:tcPr>
+            <w:tcW w:w="4175" w:type="dxa"/>
+          </w:tcPr>
+          <w:p>
+            <w:pPr>
+              <w:rPr>
+                <w:lang w:val="en-US"/>
+              </w:rPr>
+            </w:pPr>
+            <w:r>
+              <w:rPr>
+                <w:lang w:val="en-US"/>
+              </w:rPr>
+              <w:t>Confirmed access is recorded</w:t>
+            </w:r>
+          </w:p>
+        </w:tc>
+      </w:tr>
+      <w:tr>
+        <w:tc>
+          <w:tcPr>
+            <w:tcW w:w="2630" w:type="dxa"/>
+          </w:tcPr>
+          <w:p>
+            <w:pPr>
+              <w:rPr>
+                <w:lang w:val="en-US"/>
+              </w:rPr>
+            </w:pPr>
+            <w:r>
+              <w:rPr>
+                <w:lang w:val="en-US"/>
+              </w:rPr>
+              <w:t>Approve work</w:t>
+            </w:r>
+          </w:p>
+        </w:tc>
+        <w:tc>
+          <w:tcPr>
+            <w:tcW w:w="2211" w:type="dxa"/>
+          </w:tcPr>
+          <w:p>
+            <w:pPr>
+              <w:rPr>
+                <w:lang w:val="en-US"/>
+              </w:rPr>
+            </w:pPr>
+            <w:r>
+              <w:rPr>
+                <w:lang w:val="en-US"/>
+              </w:rPr>
+              <w:t>Approver</w:t>
+            </w:r>
+          </w:p>
+        </w:tc>
+        <w:tc>
+          <w:tcPr>
+            <w:tcW w:w="4175" w:type="dxa"/>
+          </w:tcPr>
+          <w:p>
+            <w:pPr>
+              <w:rPr>
+                <w:lang w:val="en-US"/>
+              </w:rPr>
+            </w:pPr>
+            <w:r>
+              <w:rPr>
+                <w:lang w:val="en-US"/>
+              </w:rPr>
+              <w:t>Work is distributed</w:t>
+            </w:r>
+          </w:p>
+        </w:tc>
+      </w:tr>
+      <w:tr>
+        <w:tc>
+          <w:tcPr>
+            <w:tcW w:w="2630" w:type="dxa"/>
+          </w:tcPr>
+          <w:p>
+            <w:pPr>
+              <w:rPr>
+                <w:lang w:val="en-US"/>
+              </w:rPr>
+            </w:pPr>
+            <w:r>
+              <w:rPr>
+                <w:lang w:val="en-US"/>
+              </w:rPr>
+              <w:t>Record visit outcome</w:t>
+            </w:r>
+          </w:p>
+        </w:tc>
+        <w:tc>
+          <w:tcPr>
+            <w:tcW w:w="2211" w:type="dxa"/>
+          </w:tcPr>
+          <w:p>
+            <w:pPr>
+              <w:rPr>
+                <w:lang w:val="en-US"/>
+              </w:rPr>
+            </w:pPr>
+            <w:r>
+              <w:rPr>
+                <w:lang w:val="en-US"/>
+              </w:rPr>
+              <w:t xml:space="preserve">Technician </w:t>
+            </w:r>
+          </w:p>
+        </w:tc>
+        <w:tc>
+          <w:tcPr>
+            <w:tcW w:w="4175" w:type="dxa"/>
+          </w:tcPr>
+          <w:p>
+            <w:pPr>
+              <w:rPr>
+                <w:lang w:val="en-US"/>
+              </w:rPr>
+            </w:pPr>
+            <w:r>
+              <w:rPr>
+                <w:lang w:val="en-US"/>
+              </w:rPr>
+              <w:t>The visit result is recorded</w:t>
+            </w:r>
+          </w:p>
+        </w:tc>
+      </w:tr>
+      <w:tr>
+        <w:tc>
+          <w:tcPr>
+            <w:tcW w:w="2630" w:type="dxa"/>
+          </w:tcPr>
+          <w:p>
+            <w:pPr>
+              <w:rPr>
+                <w:lang w:val="en-US"/>
+              </w:rPr>
+            </w:pPr>
+            <w:r>
+              <w:rPr>
+                <w:lang w:val="en-US"/>
+              </w:rPr>
+              <w:t xml:space="preserve">Reopen or Link recurring fault </w:t>
+            </w:r>
+          </w:p>
+        </w:tc>
+        <w:tc>
+          <w:tcPr>
+            <w:tcW w:w="2211" w:type="dxa"/>
+          </w:tcPr>
+          <w:p>
+            <w:pPr>
+              <w:rPr>
+                <w:lang w:val="en-US"/>
+              </w:rPr>
+            </w:pPr>
+            <w:r>
+              <w:rPr>
+                <w:lang w:val="en-US"/>
+              </w:rPr>
+              <w:t>Reporter/coordinator</w:t>
+            </w:r>
+          </w:p>
+        </w:tc>
+        <w:tc>
+          <w:tcPr>
+            <w:tcW w:w="4175" w:type="dxa"/>
+          </w:tcPr>
+          <w:p>
+            <w:pPr>
+              <w:rPr>
+                <w:lang w:val="en-US"/>
+              </w:rPr>
+            </w:pPr>
+            <w:r>
+              <w:rPr>
+                <w:lang w:val="en-US"/>
+              </w:rPr>
+              <w:t>The fault is linked to earlier work</w:t>
+            </w:r>
+          </w:p>
+        </w:tc>
+      </w:tr>
+      <w:tr>
+        <w:tc>
+          <w:tcPr>
+            <w:tcW w:w="2630" w:type="dxa"/>
+          </w:tcPr>
+          <w:p>
+            <w:pPr>
+              <w:rPr>
+                <w:lang w:val="en-US"/>
+              </w:rPr>
+            </w:pPr>
+            <w:r>
+              <w:rPr>
+                <w:lang w:val="en-US"/>
+              </w:rPr>
+              <w:t xml:space="preserve">Confirm Completion and close requests </w:t>
+            </w:r>
+          </w:p>
+        </w:tc>
+        <w:tc>
+          <w:tcPr>
+            <w:tcW w:w="2211" w:type="dxa"/>
+          </w:tcPr>
+          <w:p>
+            <w:pPr>
+              <w:rPr>
+                <w:lang w:val="en-US"/>
+              </w:rPr>
+            </w:pPr>
+            <w:r>
+              <w:rPr>
+                <w:lang w:val="en-US"/>
+              </w:rPr>
+              <w:t>Coordinator</w:t>
+            </w:r>
+          </w:p>
+        </w:tc>
+        <w:tc>
+          <w:tcPr>
+            <w:tcW w:w="4175" w:type="dxa"/>
+          </w:tcPr>
+          <w:p>
+            <w:pPr>
+              <w:rPr>
+                <w:lang w:val="en-US"/>
+              </w:rPr>
+            </w:pPr>
+            <w:r>
+              <w:rPr>
+                <w:lang w:val="en-US"/>
+              </w:rPr>
+              <w:t>Only verified works are closed</w:t>
+            </w:r>
+          </w:p>
+        </w:tc>
+      </w:tr>
+    </w:tbl>
+    <w:p>
+      <w:pPr>
+        <w:rPr>
+          <w:lang w:val="en-US"/>
+        </w:rPr>
+      </w:pPr>
+    </w:p>
+    <w:p>
+      <w:pPr>
+        <w:rPr>
+          <w:lang w:val="en-US"/>
+        </w:rPr>
+      </w:pPr>
+      <w:r>
+        <w:rPr>
+          <w:b/>
+          <w:bCs/>
+          <w:lang w:val="en-US"/>
+        </w:rPr>
+        <w:t xml:space="preserve">Diagram-planning decisions. </w:t>
+      </w:r>
+    </w:p>
+    <w:p>
+      <w:pPr>
+        <w:numPr>
+          <w:ilvl w:val="0"/>
+          <w:numId w:val="3"/>
+        </w:numPr>
+      </w:pPr>
+      <w:r>
+        <w:t>Actors (Reporter, Coordinator, Approver, Technician) are placed outside the Property Maintenance Request Service boundary; use cases are placed inside it.</w:t>
+      </w:r>
+    </w:p>
+    <w:p>
+      <w:pPr>
+        <w:numPr>
+          <w:ilvl w:val="0"/>
+          <w:numId w:val="3"/>
+        </w:numPr>
+      </w:pPr>
+      <w:r>
+        <w:t>Each use case from the catalogue appears once on the diagram and is linked to its primary actor.</w:t>
+      </w:r>
+    </w:p>
+    <w:p>
+      <w:pPr>
+        <w:numPr>
+          <w:ilvl w:val="0"/>
+          <w:numId w:val="3"/>
+        </w:numPr>
+      </w:pPr>
+      <w:r>
+        <w:t>Where two actors share a goal (Arrange Access, Reopen or Link Recurring Fault), both are linked to that use case.</w:t>
+      </w:r>
+    </w:p>
+    <w:p>
+      <w:pPr>
+        <w:numPr>
+          <w:ilvl w:val="0"/>
+          <w:numId w:val="3"/>
+        </w:numPr>
+      </w:pPr>
+      <w:r>
+        <w:t>Simple associations show who takes part; no classes, databases, screens or message sequences are shown.</w:t>
+      </w:r>
+    </w:p>
+    <w:p/>
+    <w:p/>
+    <w:p/>
+    <w:p/>
+    <w:p>
+      <w:pPr>
+        <w:rPr>
+          <w:b/>
+          <w:bCs/>
+        </w:rPr>
+      </w:pPr>
+      <w:r>
+        <w:rPr>
+          <w:b/>
+          <w:bCs/>
+        </w:rPr>
+        <w:lastRenderedPageBreak/>
+        <w:t>Detailed Use-case with Preconditions.</w:t>
+      </w:r>
+    </w:p>
+    <w:tbl>
+      <w:tblPr>
+        <w:tblStyle w:val="TableGrid"/>
+        <w:tblW w:w="0" w:type="auto"/>
+        <w:tblInd w:w="360" w:type="dxa"/>
+        <w:tblLook w:val="04A0" w:firstRow="1" w:lastRow="0" w:firstColumn="1" w:lastColumn="0" w:noHBand="0" w:noVBand="1"/>
+      </w:tblPr>
+      <w:tblGrid>
+        <w:gridCol w:w="2470"/>
+        <w:gridCol w:w="6186"/>
+      </w:tblGrid>
+      <w:tr>
+        <w:tc>
+          <w:tcPr>
+            <w:tcW w:w="2470" w:type="dxa"/>
+          </w:tcPr>
+          <w:p>
+            <w:pPr>
+              <w:rPr>
+                <w:lang w:val="en-US"/>
+              </w:rPr>
+            </w:pPr>
+            <w:r>
+              <w:rPr>
+                <w:lang w:val="en-US"/>
+              </w:rPr>
+              <w:t>Scope</w:t>
+            </w:r>
+          </w:p>
+        </w:tc>
+        <w:tc>
+          <w:tcPr>
+            <w:tcW w:w="6186" w:type="dxa"/>
+          </w:tcPr>
+          <w:p>
+            <w:r>
+              <w:t>Content</w:t>
+            </w:r>
+          </w:p>
+        </w:tc>
+      </w:tr>
+      <w:tr>
+        <w:tc>
+          <w:tcPr>
+            <w:tcW w:w="2470" w:type="dxa"/>
+          </w:tcPr>
+          <w:p>
+            <w:r>
+              <w:t>Level</w:t>
+            </w:r>
+          </w:p>
+        </w:tc>
+        <w:tc>
+          <w:tcPr>
+            <w:tcW w:w="6186" w:type="dxa"/>
+          </w:tcPr>
+          <w:p>
+            <w:r>
+              <w:t>User goal</w:t>
+            </w:r>
+          </w:p>
+        </w:tc>
+      </w:tr>
+      <w:tr>
+        <w:tc>
+          <w:tcPr>
+            <w:tcW w:w="2470" w:type="dxa"/>
+          </w:tcPr>
+          <w:p>
+            <w:r>
+              <w:t>Primary actor</w:t>
+            </w:r>
+          </w:p>
+        </w:tc>
+        <w:tc>
+          <w:tcPr>
+            <w:tcW w:w="6186" w:type="dxa"/>
+          </w:tcPr>
+          <w:p>
+            <w:r>
+              <w:t>Technician</w:t>
+            </w:r>
+          </w:p>
+        </w:tc>
+      </w:tr>
+      <w:tr>
+        <w:tc>
+          <w:tcPr>
+            <w:tcW w:w="2470" w:type="dxa"/>
+          </w:tcPr>
+          <w:p>
+            <w:r>
+              <w:t>Preconditions</w:t>
+            </w:r>
+          </w:p>
+        </w:tc>
+        <w:tc>
+          <w:tcPr>
+            <w:tcW w:w="6186" w:type="dxa"/>
+          </w:tcPr>
+          <w:p>
+            <w:r>
+              <w:t>The job is allocated to the technician, access has been granted, if external contractor: work has been approved</w:t>
+            </w:r>
+          </w:p>
+        </w:tc>
+      </w:tr>
+      <w:tr>
+        <w:tc>
+          <w:tcPr>
+            <w:tcW w:w="2470" w:type="dxa"/>
+          </w:tcPr>
+          <w:p>
+            <w:r>
+              <w:t>Trigger</w:t>
+            </w:r>
+          </w:p>
+        </w:tc>
+        <w:tc>
+          <w:tcPr>
+            <w:tcW w:w="6186" w:type="dxa"/>
+          </w:tcPr>
+          <w:p>
+            <w:r>
+              <w:t>Contractor attends property / not attends or finish the work</w:t>
+            </w:r>
+          </w:p>
+        </w:tc>
+      </w:tr>
+      <w:tr>
+        <w:tc>
+          <w:tcPr>
+            <w:tcW w:w="2470" w:type="dxa"/>
+          </w:tcPr>
+          <w:p>
+            <w:r>
+              <w:t>Minimal guarantee</w:t>
+            </w:r>
+          </w:p>
+        </w:tc>
+        <w:tc>
+          <w:tcPr>
+            <w:tcW w:w="6186" w:type="dxa"/>
+          </w:tcPr>
+          <w:p>
+            <w:r>
+              <w:t xml:space="preserve">The job is </w:t>
+            </w:r>
+            <w:r>
+              <w:t>haven’t</w:t>
+            </w:r>
+            <w:r>
+              <w:t xml:space="preserve"> been recorded as completed without a recorded outcome or failed </w:t>
+            </w:r>
+            <w:r>
+              <w:t>visit recorded with its cause</w:t>
+            </w:r>
+          </w:p>
+        </w:tc>
+      </w:tr>
+      <w:tr>
+        <w:tc>
+          <w:tcPr>
+            <w:tcW w:w="2470" w:type="dxa"/>
+          </w:tcPr>
+          <w:p>
+            <w:r>
+              <w:t>Success guarantee</w:t>
+            </w:r>
+          </w:p>
+        </w:tc>
+        <w:tc>
+          <w:tcPr>
+            <w:tcW w:w="6186" w:type="dxa"/>
+          </w:tcPr>
+          <w:p>
+            <w:r>
+              <w:t>The visit outcome is recorded, work performed, parts used, photographs are made, coordinator and reporter are notified</w:t>
+            </w:r>
+          </w:p>
+        </w:tc>
+      </w:tr>
+      <w:tr>
+        <w:tc>
+          <w:tcPr>
+            <w:tcW w:w="2470" w:type="dxa"/>
+          </w:tcPr>
+          <w:p>
+            <w:r>
+              <w:t>Open issue</w:t>
+            </w:r>
+          </w:p>
+        </w:tc>
+        <w:tc>
+          <w:tcPr>
+            <w:tcW w:w="6186" w:type="dxa"/>
+          </w:tcPr>
+          <w:p>
+            <w:r>
+              <w:t>Does temporary repair allowing to pause the request? Who must confirm completion?</w:t>
+            </w:r>
+          </w:p>
+        </w:tc>
+      </w:tr>
+    </w:tbl>
+    <w:p>
+      <w:pPr>
+        <w:ind w:left="360"/>
+      </w:pPr>
+    </w:p>
+    <w:p>
+      <w:pPr>
+        <w:rPr>
+          <w:b/>
+          <w:bCs/>
+          <w:lang w:val="en-US"/>
+        </w:rPr>
+      </w:pPr>
+      <w:r>
+        <w:rPr>
+          <w:b/>
+          <w:bCs/>
+          <w:lang w:val="en-US"/>
+        </w:rPr>
+        <w:t>Main success scenario.</w:t>
+      </w:r>
+    </w:p>
+    <w:tbl>
+      <w:tblPr>
+        <w:tblStyle w:val="TableGrid"/>
+        <w:tblW w:w="0" w:type="auto"/>
+        <w:tblLook w:val="04A0" w:firstRow="1" w:lastRow="0" w:firstColumn="1" w:lastColumn="0" w:noHBand="0" w:noVBand="1"/>
+      </w:tblPr>
+      <w:tblGrid>
+        <w:gridCol w:w="1413"/>
+        <w:gridCol w:w="7603"/>
+      </w:tblGrid>
+      <w:tr>
+        <w:tc>
+          <w:tcPr>
+            <w:tcW w:w="1413" w:type="dxa"/>
+          </w:tcPr>
+          <w:p>
+            <w:pPr>
+              <w:rPr>
+                <w:lang w:val="en-US"/>
+              </w:rPr>
+            </w:pPr>
+            <w:r>
+              <w:rPr>
+                <w:lang w:val="en-US"/>
+              </w:rPr>
+              <w:t>Step</w:t>
+            </w:r>
+          </w:p>
+        </w:tc>
+        <w:tc>
+          <w:tcPr>
+            <w:tcW w:w="7603" w:type="dxa"/>
+          </w:tcPr>
+          <w:p>
+            <w:pPr>
+              <w:rPr>
+                <w:lang w:val="en-US"/>
+              </w:rPr>
+            </w:pPr>
+            <w:r>
+              <w:t>Actor intention or system responsibility</w:t>
+            </w:r>
+          </w:p>
+        </w:tc>
+      </w:tr>
+      <w:tr>
+        <w:tc>
+          <w:tcPr>
+            <w:tcW w:w="1413" w:type="dxa"/>
+          </w:tcPr>
+          <w:p>
+            <w:pPr>
+              <w:rPr>
+                <w:lang w:val="en-US"/>
+              </w:rPr>
+            </w:pPr>
+            <w:r>
+              <w:rPr>
+                <w:lang w:val="en-US"/>
+              </w:rPr>
+              <w:t>1</w:t>
+            </w:r>
+          </w:p>
+        </w:tc>
+        <w:tc>
+          <w:tcPr>
+            <w:tcW w:w="7603" w:type="dxa"/>
+          </w:tcPr>
+          <w:p>
+            <w:r>
+              <w:t>The technician selects the allocated job</w:t>
+            </w:r>
+          </w:p>
+        </w:tc>
+      </w:tr>
+      <w:tr>
+        <w:tc>
+          <w:tcPr>
+            <w:tcW w:w="1413" w:type="dxa"/>
+          </w:tcPr>
+          <w:p>
+            <w:pPr>
+              <w:rPr>
+                <w:lang w:val="en-US"/>
+              </w:rPr>
+            </w:pPr>
+            <w:r>
+              <w:rPr>
+                <w:lang w:val="en-US"/>
+              </w:rPr>
+              <w:t>2</w:t>
+            </w:r>
+          </w:p>
+        </w:tc>
+        <w:tc>
+          <w:tcPr>
+            <w:tcW w:w="7603" w:type="dxa"/>
+          </w:tcPr>
+          <w:p>
+            <w:pPr>
+              <w:rPr>
+                <w:lang w:val="en-US"/>
+              </w:rPr>
+            </w:pPr>
+            <w:r>
+              <w:rPr>
+                <w:lang w:val="en-US"/>
+              </w:rPr>
+              <w:t>The system provides the job’s location, contact and access information</w:t>
+            </w:r>
+          </w:p>
+        </w:tc>
+      </w:tr>
+      <w:tr>
+        <w:tc>
+          <w:tcPr>
+            <w:tcW w:w="1413" w:type="dxa"/>
+          </w:tcPr>
+          <w:p>
+            <w:pPr>
+              <w:rPr>
+                <w:lang w:val="en-US"/>
+              </w:rPr>
+            </w:pPr>
+            <w:r>
+              <w:rPr>
+                <w:lang w:val="en-US"/>
+              </w:rPr>
+              <w:t>3</w:t>
+            </w:r>
+          </w:p>
+        </w:tc>
+        <w:tc>
+          <w:tcPr>
+            <w:tcW w:w="7603" w:type="dxa"/>
+          </w:tcPr>
+          <w:p>
+            <w:pPr>
+              <w:rPr>
+                <w:lang w:val="en-US"/>
+              </w:rPr>
+            </w:pPr>
+            <w:r>
+              <w:rPr>
+                <w:lang w:val="en-US"/>
+              </w:rPr>
+              <w:t>The technician confirms that the access has been granted and visit took place</w:t>
+            </w:r>
+          </w:p>
+        </w:tc>
+      </w:tr>
+      <w:tr>
+        <w:tc>
+          <w:tcPr>
+            <w:tcW w:w="1413" w:type="dxa"/>
+          </w:tcPr>
+          <w:p>
+            <w:pPr>
+              <w:rPr>
+                <w:lang w:val="en-US"/>
+              </w:rPr>
+            </w:pPr>
+            <w:r>
+              <w:rPr>
+                <w:lang w:val="en-US"/>
+              </w:rPr>
+              <w:t>4</w:t>
+            </w:r>
+          </w:p>
+        </w:tc>
+        <w:tc>
+          <w:tcPr>
+            <w:tcW w:w="7603" w:type="dxa"/>
+          </w:tcPr>
+          <w:p>
+            <w:pPr>
+              <w:rPr>
+                <w:lang w:val="en-US"/>
+              </w:rPr>
+            </w:pPr>
+            <w:r>
+              <w:rPr>
+                <w:lang w:val="en-US"/>
+              </w:rPr>
+              <w:t>The technician records the outcome as completed</w:t>
+            </w:r>
+          </w:p>
+        </w:tc>
+      </w:tr>
+      <w:tr>
+        <w:tc>
+          <w:tcPr>
+            <w:tcW w:w="1413" w:type="dxa"/>
+          </w:tcPr>
+          <w:p>
+            <w:pPr>
+              <w:rPr>
+                <w:lang w:val="en-US"/>
+              </w:rPr>
+            </w:pPr>
+            <w:r>
+              <w:rPr>
+                <w:lang w:val="en-US"/>
+              </w:rPr>
+              <w:t>5</w:t>
+            </w:r>
+          </w:p>
+        </w:tc>
+        <w:tc>
+          <w:tcPr>
+            <w:tcW w:w="7603" w:type="dxa"/>
+          </w:tcPr>
+          <w:p>
+            <w:pPr>
+              <w:rPr>
+                <w:lang w:val="en-US"/>
+              </w:rPr>
+            </w:pPr>
+            <w:r>
+              <w:rPr>
+                <w:lang w:val="en-US"/>
+              </w:rPr>
+              <w:t>The technician makes photos and records what work has been done</w:t>
+            </w:r>
+          </w:p>
+        </w:tc>
+      </w:tr>
+      <w:tr>
+        <w:tc>
+          <w:tcPr>
+            <w:tcW w:w="1413" w:type="dxa"/>
+          </w:tcPr>
+          <w:p>
+            <w:pPr>
+              <w:rPr>
+                <w:lang w:val="en-US"/>
+              </w:rPr>
+            </w:pPr>
+            <w:r>
+              <w:rPr>
+                <w:lang w:val="en-US"/>
+              </w:rPr>
+              <w:t>6</w:t>
+            </w:r>
+          </w:p>
+        </w:tc>
+        <w:tc>
+          <w:tcPr>
+            <w:tcW w:w="7603" w:type="dxa"/>
+          </w:tcPr>
+          <w:p>
+            <w:pPr>
+              <w:rPr>
+                <w:lang w:val="en-US"/>
+              </w:rPr>
+            </w:pPr>
+            <w:r>
+              <w:rPr>
+                <w:lang w:val="en-US"/>
+              </w:rPr>
+              <w:t>Check is the approval from the approving person is required</w:t>
+            </w:r>
+          </w:p>
+        </w:tc>
+      </w:tr>
+      <w:tr>
+        <w:tc>
+          <w:tcPr>
+            <w:tcW w:w="1413" w:type="dxa"/>
+          </w:tcPr>
+          <w:p>
+            <w:pPr>
+              <w:rPr>
+                <w:lang w:val="en-US"/>
+              </w:rPr>
+            </w:pPr>
+            <w:r>
+              <w:rPr>
+                <w:lang w:val="en-US"/>
+              </w:rPr>
+              <w:t>7</w:t>
+            </w:r>
+          </w:p>
+        </w:tc>
+        <w:tc>
+          <w:tcPr>
+            <w:tcW w:w="7603" w:type="dxa"/>
+          </w:tcPr>
+          <w:p>
+            <w:pPr>
+              <w:rPr>
+                <w:lang w:val="en-US"/>
+              </w:rPr>
+            </w:pPr>
+            <w:r>
+              <w:rPr>
+                <w:lang w:val="en-US"/>
+              </w:rPr>
+              <w:t>System notifies the coordinator and the reporter</w:t>
+            </w:r>
+          </w:p>
+        </w:tc>
+      </w:tr>
+    </w:tbl>
+    <w:p>
+      <w:pPr>
+        <w:rPr>
+          <w:b/>
+          <w:bCs/>
+          <w:lang w:val="en-US"/>
+        </w:rPr>
+      </w:pPr>
+    </w:p>
+    <w:p>
+      <w:pPr>
+        <w:rPr>
+          <w:b/>
+          <w:bCs/>
+          <w:lang w:val="en-US"/>
+        </w:rPr>
+      </w:pPr>
+    </w:p>
+    <w:p>
+      <w:pPr>
+        <w:rPr>
+          <w:b/>
+          <w:bCs/>
           <w:lang w:val="en-US"/>
         </w:rPr>
       </w:pPr>
@@ -5878,6 +7018,155 @@
 <file path=word/numbering.xml><?xml version="1.0" encoding="utf-8"?>
 <w:numbering xmlns:wpc="http://schemas.microsoft.com/office/word/2010/wordprocessingCanvas" xmlns:cx="http://schemas.microsoft.com/office/drawing/2014/chartex" xmlns:cx1="http://schemas.microsoft.com/office/drawing/2015/9/8/chartex" xmlns:cx2="http://schemas.microsoft.com/office/drawing/2015/10/21/chartex" xmlns:cx3="http://schemas.microsoft.com/office/drawing/2016/5/9/chartex" xmlns:cx4="http://schemas.microsoft.com/office/drawing/2016/5/10/chartex" xmlns:cx5="http://schemas.microsoft.com/office/drawing/2016/5/11/chartex" xmlns:cx6="http://schemas.microsoft.com/office/drawing/2016/5/12/chartex" xmlns:cx7="http://schemas.microsoft.com/office/drawing/2016/5/13/chartex" xmlns:cx8="http://schemas.microsoft.com/office/drawing/2016/5/14/chartex" xmlns:mc="http://schemas.openxmlformats.org/markup-compatibility/2006" xmlns:aink="http://schemas.microsoft.com/office/drawing/2016/ink" xmlns:am3d="http://schemas.microsoft.com/office/drawing/2017/model3d" xmlns:o="urn:schemas-microsoft-com:office:office" xmlns:oel="http://schemas.microsoft.com/office/2019/extlst" xmlns:r="http://schemas.openxmlformats.org/officeDocument/2006/relationships" xmlns:m="http://schemas.openxmlformats.org/officeDocument/2006/math" xmlns:v="urn:schemas-microsoft-com:vml" xmlns:wp14="http://schemas.microsoft.com/office/word/2010/wordprocessingDrawing" xmlns:wp="http://schemas.openxmlformats.org/drawingml/2006/wordprocessingDrawing" xmlns:w10="urn:schemas-microsoft-com:office:word" xmlns:w="http://schemas.openxmlformats.org/wordprocessingml/2006/main" xmlns:w14="http://schemas.microsoft.com/office/word/2010/wordml" xmlns:w15="http://schemas.microsoft.com/office/word/2012/wordml" xmlns:w16cex="http://schemas.microsoft.com/office/word/2018/wordml/cex" xmlns:w16cid="http://schemas.microsoft.com/office/word/2016/wordml/cid" xmlns:w16="http://schemas.microsoft.com/office/word/2018/wordml" xmlns:w16du="http://schemas.microsoft.com/office/word/2023/wordml/word16du" xmlns:w16sdtdh="http://schemas.microsoft.com/office/word/2020/wordml/sdtdatahash" xmlns:w16sdtfl="http://schemas.microsoft.com/office/word/2024/wordml/sdtformatlock" xmlns:w16se="http://schemas.microsoft.com/office/word/2015/wordml/symex" xmlns:wpg="http://schemas.microsoft.com/office/word/2010/wordprocessingGroup" xmlns:wpi="http://schemas.microsoft.com/office/word/2010/wordprocessingInk" xmlns:wne="http://schemas.microsoft.com/office/word/2006/wordml" xmlns:wps="http://schemas.microsoft.com/office/word/2010/wordprocessingShape" mc:Ignorable="w14 w15 w16se w16cid w16 w16cex w16sdtdh w16sdtfl w16du wp14">
   <w:abstractNum w:abstractNumId="0" w15:restartNumberingAfterBreak="0">
+    <w:nsid w:val="25F26107"/>
+    <w:multiLevelType w:val="multilevel"/>
+    <w:tmpl w:val="4372D95E"/>
+    <w:lvl w:ilvl="0">
+      <w:start w:val="1"/>
+      <w:numFmt w:val="bullet"/>
+      <w:lvlText w:val=""/>
+      <w:lvlJc w:val="left"/>
+      <w:pPr>
+        <w:tabs>
+          <w:tab w:val="num" w:pos="720"/>
+        </w:tabs>
+        <w:ind w:left="720" w:hanging="360"/>
+      </w:pPr>
+      <w:rPr>
+        <w:rFonts w:ascii="Symbol" w:hAnsi="Symbol" w:hint="default"/>
+        <w:sz w:val="20"/>
+      </w:rPr>
+    </w:lvl>
+    <w:lvl w:ilvl="1" w:tentative="1">
+      <w:start w:val="1"/>
+      <w:numFmt w:val="bullet"/>
+      <w:lvlText w:val="o"/>
+      <w:lvlJc w:val="left"/>
+      <w:pPr>
+        <w:tabs>
+          <w:tab w:val="num" w:pos="1440"/>
+        </w:tabs>
+        <w:ind w:left="1440" w:hanging="360"/>
+      </w:pPr>
+      <w:rPr>
+        <w:rFonts w:ascii="Courier New" w:hAnsi="Courier New" w:hint="default"/>
+        <w:sz w:val="20"/>
+      </w:rPr>
+    </w:lvl>
+    <w:lvl w:ilvl="2" w:tentative="1">
+      <w:start w:val="1"/>
+      <w:numFmt w:val="bullet"/>
+      <w:lvlText w:val=""/>
+      <w:lvlJc w:val="left"/>
+      <w:pPr>
+        <w:tabs>
+          <w:tab w:val="num" w:pos="2160"/>
+        </w:tabs>
+        <w:ind w:left="2160" w:hanging="360"/>
+      </w:pPr>
+      <w:rPr>
+        <w:rFonts w:ascii="Wingdings" w:hAnsi="Wingdings" w:hint="default"/>
+        <w:sz w:val="20"/>
+      </w:rPr>
+    </w:lvl>
+    <w:lvl w:ilvl="3" w:tentative="1">
+      <w:start w:val="1"/>
+      <w:numFmt w:val="bullet"/>
+      <w:lvlText w:val=""/>
+      <w:lvlJc w:val="left"/>
+      <w:pPr>
+        <w:tabs>
+          <w:tab w:val="num" w:pos="2880"/>
+        </w:tabs>
+        <w:ind w:left="2880" w:hanging="360"/>
+      </w:pPr>
+      <w:rPr>
+        <w:rFonts w:ascii="Wingdings" w:hAnsi="Wingdings" w:hint="default"/>
+        <w:sz w:val="20"/>
+      </w:rPr>
+    </w:lvl>
+    <w:lvl w:ilvl="4" w:tentative="1">
+      <w:start w:val="1"/>
+      <w:numFmt w:val="bullet"/>
+      <w:lvlText w:val=""/>
+      <w:lvlJc w:val="left"/>
+      <w:pPr>
+        <w:tabs>
+          <w:tab w:val="num" w:pos="3600"/>
+        </w:tabs>
+        <w:ind w:left="3600" w:hanging="360"/>
+      </w:pPr>
+      <w:rPr>
+        <w:rFonts w:ascii="Wingdings" w:hAnsi="Wingdings" w:hint="default"/>
+        <w:sz w:val="20"/>
+      </w:rPr>
+    </w:lvl>
+    <w:lvl w:ilvl="5" w:tentative="1">
+      <w:start w:val="1"/>
+      <w:numFmt w:val="bullet"/>
+      <w:lvlText w:val=""/>
+      <w:lvlJc w:val="left"/>
+      <w:pPr>
+        <w:tabs>
+          <w:tab w:val="num" w:pos="4320"/>
+        </w:tabs>
+        <w:ind w:left="4320" w:hanging="360"/>
+      </w:pPr>
+      <w:rPr>
+        <w:rFonts w:ascii="Wingdings" w:hAnsi="Wingdings" w:hint="default"/>
+        <w:sz w:val="20"/>
+      </w:rPr>
+    </w:lvl>
+    <w:lvl w:ilvl="6" w:tentative="1">
+      <w:start w:val="1"/>
+      <w:numFmt w:val="bullet"/>
+      <w:lvlText w:val=""/>
+      <w:lvlJc w:val="left"/>
+      <w:pPr>
+        <w:tabs>
+          <w:tab w:val="num" w:pos="5040"/>
+        </w:tabs>
+        <w:ind w:left="5040" w:hanging="360"/>
+      </w:pPr>
+      <w:rPr>
+        <w:rFonts w:ascii="Wingdings" w:hAnsi="Wingdings" w:hint="default"/>
+        <w:sz w:val="20"/>
+      </w:rPr>
+    </w:lvl>
+    <w:lvl w:ilvl="7" w:tentative="1">
+      <w:start w:val="1"/>
+      <w:numFmt w:val="bullet"/>
+      <w:lvlText w:val=""/>
+      <w:lvlJc w:val="left"/>
+      <w:pPr>
+        <w:tabs>
+          <w:tab w:val="num" w:pos="5760"/>
+        </w:tabs>
+        <w:ind w:left="5760" w:hanging="360"/>
+      </w:pPr>
+      <w:rPr>
+        <w:rFonts w:ascii="Wingdings" w:hAnsi="Wingdings" w:hint="default"/>
+        <w:sz w:val="20"/>
+      </w:rPr>
+    </w:lvl>
+    <w:lvl w:ilvl="8" w:tentative="1">
+      <w:start w:val="1"/>
+      <w:numFmt w:val="bullet"/>
+      <w:lvlText w:val=""/>
+      <w:lvlJc w:val="left"/>
+      <w:pPr>
+        <w:tabs>
+          <w:tab w:val="num" w:pos="6480"/>
+        </w:tabs>
+        <w:ind w:left="6480" w:hanging="360"/>
+      </w:pPr>
+      <w:rPr>
+        <w:rFonts w:ascii="Wingdings" w:hAnsi="Wingdings" w:hint="default"/>
+        <w:sz w:val="20"/>
+      </w:rPr>
+    </w:lvl>
+  </w:abstractNum>
+  <w:abstractNum w:abstractNumId="1" w15:restartNumberingAfterBreak="0">
     <w:nsid w:val="5D7A6293"/>
     <w:multiLevelType w:val="hybridMultilevel"/>
     <w:tmpl w:val="C3DC6C7C"/>
@@ -5989,7 +7278,7 @@
       </w:rPr>
     </w:lvl>
   </w:abstractNum>
-  <w:abstractNum w:abstractNumId="1" w15:restartNumberingAfterBreak="0">
+  <w:abstractNum w:abstractNumId="2" w15:restartNumberingAfterBreak="0">
     <w:nsid w:val="64304D7B"/>
     <w:multiLevelType w:val="hybridMultilevel"/>
     <w:tmpl w:val="A986FB3A"/>
@@ -6102,9 +7391,12 @@
     </w:lvl>
   </w:abstractNum>
   <w:num w:numId="1" w16cid:durableId="364913152">
+    <w:abstractNumId w:val="2"/>
+  </w:num>
+  <w:num w:numId="2" w16cid:durableId="313682462">
     <w:abstractNumId w:val="1"/>
   </w:num>
-  <w:num w:numId="2" w16cid:durableId="313682462">
+  <w:num w:numId="3" w16cid:durableId="860164041">
     <w:abstractNumId w:val="0"/>
   </w:num>
 </w:numbering>

--- a/report/CA1.docx
+++ b/report/CA1.docx
@@ -10,7 +10,7 @@
           <w:bCs/>
         </w:rPr>
       </w:pPr>
-      <w:bookmarkStart w:id="0" w:name="_Toc243468257"/>
+      <w:bookmarkStart w:id="0" w:name="_Toc243659739"/>
       <w:r>
         <w:rPr>
           <w:b/>
@@ -91,7 +91,7 @@
           <w:r>
             <w:fldChar w:fldCharType="separate"/>
           </w:r>
-          <w:hyperlink w:anchor="_Toc243468257" w:history="1">
+          <w:hyperlink w:anchor="_Toc243659739" w:history="1">
             <w:r>
               <w:rPr>
                 <w:rStyle w:val="Hyperlink"/>
@@ -120,7 +120,7 @@
                 <w:noProof/>
                 <w:webHidden/>
               </w:rPr>
-              <w:instrText xml:space="preserve"> PAGEREF _Toc243468257 \h </w:instrText>
+              <w:instrText xml:space="preserve"> PAGEREF _Toc243659739 \h </w:instrText>
             </w:r>
             <w:r>
               <w:rPr>
@@ -165,7 +165,7 @@
               <w:lang w:eastAsia="en-IE"/>
             </w:rPr>
           </w:pPr>
-          <w:hyperlink w:anchor="_Toc243468258" w:history="1">
+          <w:hyperlink w:anchor="_Toc243659740" w:history="1">
             <w:r>
               <w:rPr>
                 <w:rStyle w:val="Hyperlink"/>
@@ -193,7 +193,7 @@
                 <w:noProof/>
                 <w:webHidden/>
               </w:rPr>
-              <w:instrText xml:space="preserve"> PAGEREF _Toc243468258 \h </w:instrText>
+              <w:instrText xml:space="preserve"> PAGEREF _Toc243659740 \h </w:instrText>
             </w:r>
             <w:r>
               <w:rPr>
@@ -238,7 +238,7 @@
               <w:lang w:eastAsia="en-IE"/>
             </w:rPr>
           </w:pPr>
-          <w:hyperlink w:anchor="_Toc243468259" w:history="1">
+          <w:hyperlink w:anchor="_Toc243659741" w:history="1">
             <w:r>
               <w:rPr>
                 <w:rStyle w:val="Hyperlink"/>
@@ -265,7 +265,7 @@
                 <w:noProof/>
                 <w:webHidden/>
               </w:rPr>
-              <w:instrText xml:space="preserve"> PAGEREF _Toc243468259 \h </w:instrText>
+              <w:instrText xml:space="preserve"> PAGEREF _Toc243659741 \h </w:instrText>
             </w:r>
             <w:r>
               <w:rPr>
@@ -285,7 +285,7 @@
                 <w:noProof/>
                 <w:webHidden/>
               </w:rPr>
-              <w:t>3</w:t>
+              <w:t>2</w:t>
             </w:r>
             <w:r>
               <w:rPr>
@@ -310,7 +310,7 @@
               <w:lang w:eastAsia="en-IE"/>
             </w:rPr>
           </w:pPr>
-          <w:hyperlink w:anchor="_Toc243468260" w:history="1">
+          <w:hyperlink w:anchor="_Toc243659742" w:history="1">
             <w:r>
               <w:rPr>
                 <w:rStyle w:val="Hyperlink"/>
@@ -337,7 +337,7 @@
                 <w:noProof/>
                 <w:webHidden/>
               </w:rPr>
-              <w:instrText xml:space="preserve"> PAGEREF _Toc243468260 \h </w:instrText>
+              <w:instrText xml:space="preserve"> PAGEREF _Toc243659742 \h </w:instrText>
             </w:r>
             <w:r>
               <w:rPr>
@@ -357,7 +357,7 @@
                 <w:noProof/>
                 <w:webHidden/>
               </w:rPr>
-              <w:t>4</w:t>
+              <w:t>3</w:t>
             </w:r>
             <w:r>
               <w:rPr>
@@ -382,7 +382,7 @@
               <w:lang w:eastAsia="en-IE"/>
             </w:rPr>
           </w:pPr>
-          <w:hyperlink w:anchor="_Toc243468261" w:history="1">
+          <w:hyperlink w:anchor="_Toc243659743" w:history="1">
             <w:r>
               <w:rPr>
                 <w:rStyle w:val="Hyperlink"/>
@@ -410,7 +410,7 @@
                 <w:noProof/>
                 <w:webHidden/>
               </w:rPr>
-              <w:instrText xml:space="preserve"> PAGEREF _Toc243468261 \h </w:instrText>
+              <w:instrText xml:space="preserve"> PAGEREF _Toc243659743 \h </w:instrText>
             </w:r>
             <w:r>
               <w:rPr>
@@ -430,7 +430,7 @@
                 <w:noProof/>
                 <w:webHidden/>
               </w:rPr>
-              <w:t>4</w:t>
+              <w:t>3</w:t>
             </w:r>
             <w:r>
               <w:rPr>
@@ -455,7 +455,7 @@
               <w:lang w:eastAsia="en-IE"/>
             </w:rPr>
           </w:pPr>
-          <w:hyperlink w:anchor="_Toc243468262" w:history="1">
+          <w:hyperlink w:anchor="_Toc243659744" w:history="1">
             <w:r>
               <w:rPr>
                 <w:rStyle w:val="Hyperlink"/>
@@ -483,7 +483,7 @@
                 <w:noProof/>
                 <w:webHidden/>
               </w:rPr>
-              <w:instrText xml:space="preserve"> PAGEREF _Toc243468262 \h </w:instrText>
+              <w:instrText xml:space="preserve"> PAGEREF _Toc243659744 \h </w:instrText>
             </w:r>
             <w:r>
               <w:rPr>
@@ -503,7 +503,7 @@
                 <w:noProof/>
                 <w:webHidden/>
               </w:rPr>
-              <w:t>4</w:t>
+              <w:t>3</w:t>
             </w:r>
             <w:r>
               <w:rPr>
@@ -528,7 +528,7 @@
               <w:lang w:eastAsia="en-IE"/>
             </w:rPr>
           </w:pPr>
-          <w:hyperlink w:anchor="_Toc243468263" w:history="1">
+          <w:hyperlink w:anchor="_Toc243659745" w:history="1">
             <w:r>
               <w:rPr>
                 <w:rStyle w:val="Hyperlink"/>
@@ -556,7 +556,7 @@
                 <w:noProof/>
                 <w:webHidden/>
               </w:rPr>
-              <w:instrText xml:space="preserve"> PAGEREF _Toc243468263 \h </w:instrText>
+              <w:instrText xml:space="preserve"> PAGEREF _Toc243659745 \h </w:instrText>
             </w:r>
             <w:r>
               <w:rPr>
@@ -576,7 +576,7 @@
                 <w:noProof/>
                 <w:webHidden/>
               </w:rPr>
-              <w:t>5</w:t>
+              <w:t>4</w:t>
             </w:r>
             <w:r>
               <w:rPr>
@@ -601,7 +601,7 @@
               <w:lang w:eastAsia="en-IE"/>
             </w:rPr>
           </w:pPr>
-          <w:hyperlink w:anchor="_Toc243468264" w:history="1">
+          <w:hyperlink w:anchor="_Toc243659746" w:history="1">
             <w:r>
               <w:rPr>
                 <w:rStyle w:val="Hyperlink"/>
@@ -629,7 +629,7 @@
                 <w:noProof/>
                 <w:webHidden/>
               </w:rPr>
-              <w:instrText xml:space="preserve"> PAGEREF _Toc243468264 \h </w:instrText>
+              <w:instrText xml:space="preserve"> PAGEREF _Toc243659746 \h </w:instrText>
             </w:r>
             <w:r>
               <w:rPr>
@@ -649,7 +649,7 @@
                 <w:noProof/>
                 <w:webHidden/>
               </w:rPr>
-              <w:t>5</w:t>
+              <w:t>4</w:t>
             </w:r>
             <w:r>
               <w:rPr>
@@ -674,7 +674,7 @@
               <w:lang w:eastAsia="en-IE"/>
             </w:rPr>
           </w:pPr>
-          <w:hyperlink w:anchor="_Toc243468265" w:history="1">
+          <w:hyperlink w:anchor="_Toc243659747" w:history="1">
             <w:r>
               <w:rPr>
                 <w:rStyle w:val="Hyperlink"/>
@@ -702,7 +702,7 @@
                 <w:noProof/>
                 <w:webHidden/>
               </w:rPr>
-              <w:instrText xml:space="preserve"> PAGEREF _Toc243468265 \h </w:instrText>
+              <w:instrText xml:space="preserve"> PAGEREF _Toc243659747 \h </w:instrText>
             </w:r>
             <w:r>
               <w:rPr>
@@ -722,7 +722,7 @@
                 <w:noProof/>
                 <w:webHidden/>
               </w:rPr>
-              <w:t>5</w:t>
+              <w:t>4</w:t>
             </w:r>
             <w:r>
               <w:rPr>
@@ -747,7 +747,7 @@
               <w:lang w:eastAsia="en-IE"/>
             </w:rPr>
           </w:pPr>
-          <w:hyperlink w:anchor="_Toc243468266" w:history="1">
+          <w:hyperlink w:anchor="_Toc243659748" w:history="1">
             <w:r>
               <w:rPr>
                 <w:rStyle w:val="Hyperlink"/>
@@ -775,7 +775,7 @@
                 <w:noProof/>
                 <w:webHidden/>
               </w:rPr>
-              <w:instrText xml:space="preserve"> PAGEREF _Toc243468266 \h </w:instrText>
+              <w:instrText xml:space="preserve"> PAGEREF _Toc243659748 \h </w:instrText>
             </w:r>
             <w:r>
               <w:rPr>
@@ -795,7 +795,7 @@
                 <w:noProof/>
                 <w:webHidden/>
               </w:rPr>
-              <w:t>6</w:t>
+              <w:t>5</w:t>
             </w:r>
             <w:r>
               <w:rPr>
@@ -820,7 +820,7 @@
               <w:lang w:eastAsia="en-IE"/>
             </w:rPr>
           </w:pPr>
-          <w:hyperlink w:anchor="_Toc243468267" w:history="1">
+          <w:hyperlink w:anchor="_Toc243659749" w:history="1">
             <w:r>
               <w:rPr>
                 <w:rStyle w:val="Hyperlink"/>
@@ -848,7 +848,7 @@
                 <w:noProof/>
                 <w:webHidden/>
               </w:rPr>
-              <w:instrText xml:space="preserve"> PAGEREF _Toc243468267 \h </w:instrText>
+              <w:instrText xml:space="preserve"> PAGEREF _Toc243659749 \h </w:instrText>
             </w:r>
             <w:r>
               <w:rPr>
@@ -868,7 +868,7 @@
                 <w:noProof/>
                 <w:webHidden/>
               </w:rPr>
-              <w:t>7</w:t>
+              <w:t>6</w:t>
             </w:r>
             <w:r>
               <w:rPr>
@@ -893,7 +893,7 @@
               <w:lang w:eastAsia="en-IE"/>
             </w:rPr>
           </w:pPr>
-          <w:hyperlink w:anchor="_Toc243468268" w:history="1">
+          <w:hyperlink w:anchor="_Toc243659750" w:history="1">
             <w:r>
               <w:rPr>
                 <w:rStyle w:val="Hyperlink"/>
@@ -921,7 +921,7 @@
                 <w:noProof/>
                 <w:webHidden/>
               </w:rPr>
-              <w:instrText xml:space="preserve"> PAGEREF _Toc243468268 \h </w:instrText>
+              <w:instrText xml:space="preserve"> PAGEREF _Toc243659750 \h </w:instrText>
             </w:r>
             <w:r>
               <w:rPr>
@@ -941,7 +941,7 @@
                 <w:noProof/>
                 <w:webHidden/>
               </w:rPr>
-              <w:t>7</w:t>
+              <w:t>6</w:t>
             </w:r>
             <w:r>
               <w:rPr>
@@ -966,7 +966,7 @@
               <w:lang w:eastAsia="en-IE"/>
             </w:rPr>
           </w:pPr>
-          <w:hyperlink w:anchor="_Toc243468269" w:history="1">
+          <w:hyperlink w:anchor="_Toc243659751" w:history="1">
             <w:r>
               <w:rPr>
                 <w:rStyle w:val="Hyperlink"/>
@@ -994,7 +994,80 @@
                 <w:noProof/>
                 <w:webHidden/>
               </w:rPr>
-              <w:instrText xml:space="preserve"> PAGEREF _Toc243468269 \h </w:instrText>
+              <w:instrText xml:space="preserve"> PAGEREF _Toc243659751 \h </w:instrText>
+            </w:r>
+            <w:r>
+              <w:rPr>
+                <w:noProof/>
+                <w:webHidden/>
+              </w:rPr>
+            </w:r>
+            <w:r>
+              <w:rPr>
+                <w:noProof/>
+                <w:webHidden/>
+              </w:rPr>
+              <w:fldChar w:fldCharType="separate"/>
+            </w:r>
+            <w:r>
+              <w:rPr>
+                <w:noProof/>
+                <w:webHidden/>
+              </w:rPr>
+              <w:t>6</w:t>
+            </w:r>
+            <w:r>
+              <w:rPr>
+                <w:noProof/>
+                <w:webHidden/>
+              </w:rPr>
+              <w:fldChar w:fldCharType="end"/>
+            </w:r>
+          </w:hyperlink>
+        </w:p>
+        <w:p>
+          <w:pPr>
+            <w:pStyle w:val="TOC3"/>
+            <w:tabs>
+              <w:tab w:val="right" w:leader="dot" w:pos="9016"/>
+            </w:tabs>
+            <w:rPr>
+              <w:rFonts w:eastAsiaTheme="minorEastAsia"/>
+              <w:noProof/>
+              <w:sz w:val="24"/>
+              <w:szCs w:val="24"/>
+              <w:lang w:eastAsia="en-IE"/>
+            </w:rPr>
+          </w:pPr>
+          <w:hyperlink w:anchor="_Toc243659752" w:history="1">
+            <w:r>
+              <w:rPr>
+                <w:rStyle w:val="Hyperlink"/>
+                <w:noProof/>
+                <w:lang w:val="en-US"/>
+              </w:rPr>
+              <w:t>Clarification Questions</w:t>
+            </w:r>
+            <w:r>
+              <w:rPr>
+                <w:noProof/>
+                <w:webHidden/>
+              </w:rPr>
+              <w:tab/>
+            </w:r>
+            <w:r>
+              <w:rPr>
+                <w:noProof/>
+                <w:webHidden/>
+              </w:rPr>
+              <w:fldChar w:fldCharType="begin"/>
+            </w:r>
+            <w:r>
+              <w:rPr>
+                <w:noProof/>
+                <w:webHidden/>
+              </w:rPr>
+              <w:instrText xml:space="preserve"> PAGEREF _Toc243659752 \h </w:instrText>
             </w:r>
             <w:r>
               <w:rPr>
@@ -1039,14 +1112,14 @@
               <w:lang w:eastAsia="en-IE"/>
             </w:rPr>
           </w:pPr>
-          <w:hyperlink w:anchor="_Toc243468270" w:history="1">
+          <w:hyperlink w:anchor="_Toc243659753" w:history="1">
             <w:r>
               <w:rPr>
                 <w:rStyle w:val="Hyperlink"/>
                 <w:noProof/>
                 <w:lang w:val="en-US"/>
               </w:rPr>
-              <w:t>Clarification Questions</w:t>
+              <w:t>Use-Case Model</w:t>
             </w:r>
             <w:r>
               <w:rPr>
@@ -1067,7 +1140,7 @@
                 <w:noProof/>
                 <w:webHidden/>
               </w:rPr>
-              <w:instrText xml:space="preserve"> PAGEREF _Toc243468270 \h </w:instrText>
+              <w:instrText xml:space="preserve"> PAGEREF _Toc243659753 \h </w:instrText>
             </w:r>
             <w:r>
               <w:rPr>
@@ -1087,7 +1160,225 @@
                 <w:noProof/>
                 <w:webHidden/>
               </w:rPr>
-              <w:t>8</w:t>
+              <w:t>7</w:t>
+            </w:r>
+            <w:r>
+              <w:rPr>
+                <w:noProof/>
+                <w:webHidden/>
+              </w:rPr>
+              <w:fldChar w:fldCharType="end"/>
+            </w:r>
+          </w:hyperlink>
+        </w:p>
+        <w:p>
+          <w:pPr>
+            <w:pStyle w:val="TOC3"/>
+            <w:tabs>
+              <w:tab w:val="right" w:leader="dot" w:pos="9016"/>
+            </w:tabs>
+            <w:rPr>
+              <w:rFonts w:eastAsiaTheme="minorEastAsia"/>
+              <w:noProof/>
+              <w:sz w:val="24"/>
+              <w:szCs w:val="24"/>
+              <w:lang w:eastAsia="en-IE"/>
+            </w:rPr>
+          </w:pPr>
+          <w:hyperlink w:anchor="_Toc243659754" w:history="1">
+            <w:r>
+              <w:rPr>
+                <w:rStyle w:val="Hyperlink"/>
+                <w:noProof/>
+                <w:lang w:val="en-US"/>
+              </w:rPr>
+              <w:t>Use-Case Catalogue</w:t>
+            </w:r>
+            <w:r>
+              <w:rPr>
+                <w:noProof/>
+                <w:webHidden/>
+              </w:rPr>
+              <w:tab/>
+            </w:r>
+            <w:r>
+              <w:rPr>
+                <w:noProof/>
+                <w:webHidden/>
+              </w:rPr>
+              <w:fldChar w:fldCharType="begin"/>
+            </w:r>
+            <w:r>
+              <w:rPr>
+                <w:noProof/>
+                <w:webHidden/>
+              </w:rPr>
+              <w:instrText xml:space="preserve"> PAGEREF _Toc243659754 \h </w:instrText>
+            </w:r>
+            <w:r>
+              <w:rPr>
+                <w:noProof/>
+                <w:webHidden/>
+              </w:rPr>
+            </w:r>
+            <w:r>
+              <w:rPr>
+                <w:noProof/>
+                <w:webHidden/>
+              </w:rPr>
+              <w:fldChar w:fldCharType="separate"/>
+            </w:r>
+            <w:r>
+              <w:rPr>
+                <w:noProof/>
+                <w:webHidden/>
+              </w:rPr>
+              <w:t>7</w:t>
+            </w:r>
+            <w:r>
+              <w:rPr>
+                <w:noProof/>
+                <w:webHidden/>
+              </w:rPr>
+              <w:fldChar w:fldCharType="end"/>
+            </w:r>
+          </w:hyperlink>
+        </w:p>
+        <w:p>
+          <w:pPr>
+            <w:pStyle w:val="TOC2"/>
+            <w:tabs>
+              <w:tab w:val="right" w:leader="dot" w:pos="9016"/>
+            </w:tabs>
+            <w:rPr>
+              <w:rFonts w:eastAsiaTheme="minorEastAsia"/>
+              <w:noProof/>
+              <w:sz w:val="24"/>
+              <w:szCs w:val="24"/>
+              <w:lang w:eastAsia="en-IE"/>
+            </w:rPr>
+          </w:pPr>
+          <w:hyperlink w:anchor="_Toc243659755" w:history="1">
+            <w:r>
+              <w:rPr>
+                <w:rStyle w:val="Hyperlink"/>
+                <w:noProof/>
+                <w:lang w:val="en-US"/>
+              </w:rPr>
+              <w:t>User Stories and Acceptance Examples</w:t>
+            </w:r>
+            <w:r>
+              <w:rPr>
+                <w:noProof/>
+                <w:webHidden/>
+              </w:rPr>
+              <w:tab/>
+            </w:r>
+            <w:r>
+              <w:rPr>
+                <w:noProof/>
+                <w:webHidden/>
+              </w:rPr>
+              <w:fldChar w:fldCharType="begin"/>
+            </w:r>
+            <w:r>
+              <w:rPr>
+                <w:noProof/>
+                <w:webHidden/>
+              </w:rPr>
+              <w:instrText xml:space="preserve"> PAGEREF _Toc243659755 \h </w:instrText>
+            </w:r>
+            <w:r>
+              <w:rPr>
+                <w:noProof/>
+                <w:webHidden/>
+              </w:rPr>
+            </w:r>
+            <w:r>
+              <w:rPr>
+                <w:noProof/>
+                <w:webHidden/>
+              </w:rPr>
+              <w:fldChar w:fldCharType="separate"/>
+            </w:r>
+            <w:r>
+              <w:rPr>
+                <w:noProof/>
+                <w:webHidden/>
+              </w:rPr>
+              <w:t>9</w:t>
+            </w:r>
+            <w:r>
+              <w:rPr>
+                <w:noProof/>
+                <w:webHidden/>
+              </w:rPr>
+              <w:fldChar w:fldCharType="end"/>
+            </w:r>
+          </w:hyperlink>
+        </w:p>
+        <w:p>
+          <w:pPr>
+            <w:pStyle w:val="TOC2"/>
+            <w:tabs>
+              <w:tab w:val="right" w:leader="dot" w:pos="9016"/>
+            </w:tabs>
+            <w:rPr>
+              <w:rFonts w:eastAsiaTheme="minorEastAsia"/>
+              <w:noProof/>
+              <w:sz w:val="24"/>
+              <w:szCs w:val="24"/>
+              <w:lang w:eastAsia="en-IE"/>
+            </w:rPr>
+          </w:pPr>
+          <w:hyperlink w:anchor="_Toc243659756" w:history="1">
+            <w:r>
+              <w:rPr>
+                <w:rStyle w:val="Hyperlink"/>
+                <w:noProof/>
+              </w:rPr>
+              <w:t>Candidate Concept Analysis</w:t>
+            </w:r>
+            <w:r>
+              <w:rPr>
+                <w:noProof/>
+                <w:webHidden/>
+              </w:rPr>
+              <w:tab/>
+            </w:r>
+            <w:r>
+              <w:rPr>
+                <w:noProof/>
+                <w:webHidden/>
+              </w:rPr>
+              <w:fldChar w:fldCharType="begin"/>
+            </w:r>
+            <w:r>
+              <w:rPr>
+                <w:noProof/>
+                <w:webHidden/>
+              </w:rPr>
+              <w:instrText xml:space="preserve"> PAGEREF _Toc243659756 \h </w:instrText>
+            </w:r>
+            <w:r>
+              <w:rPr>
+                <w:noProof/>
+                <w:webHidden/>
+              </w:rPr>
+            </w:r>
+            <w:r>
+              <w:rPr>
+                <w:noProof/>
+                <w:webHidden/>
+              </w:rPr>
+              <w:fldChar w:fldCharType="separate"/>
+            </w:r>
+            <w:r>
+              <w:rPr>
+                <w:noProof/>
+                <w:webHidden/>
+              </w:rPr>
+              <w:t>10</w:t>
             </w:r>
             <w:r>
               <w:rPr>
@@ -1120,7 +1411,6 @@
           <w:lang w:val="en-US"/>
         </w:rPr>
       </w:pPr>
-      <w:bookmarkStart w:id="1" w:name="_Toc243468258"/>
       <w:r>
         <w:rPr>
           <w:lang w:val="en-US"/>
@@ -1135,6 +1425,7 @@
           <w:lang w:val="en-US"/>
         </w:rPr>
       </w:pPr>
+      <w:bookmarkStart w:id="1" w:name="_Toc243659740"/>
       <w:r>
         <w:rPr>
           <w:lang w:val="en-US"/>
@@ -1168,6 +1459,9 @@
     <w:p>
       <w:pPr>
         <w:pStyle w:val="NoSpacing"/>
+        <w:rPr>
+          <w:lang w:val="ru-RU"/>
+        </w:rPr>
       </w:pPr>
       <w:r>
         <w:t xml:space="preserve">The process is following: </w:t>
@@ -1207,8 +1501,11 @@
     <w:p>
       <w:pPr>
         <w:pStyle w:val="Heading2"/>
+        <w:rPr>
+          <w:lang w:val="ru-RU"/>
+        </w:rPr>
       </w:pPr>
-      <w:bookmarkStart w:id="2" w:name="_Toc243468259"/>
+      <w:bookmarkStart w:id="2" w:name="_Toc243659741"/>
       <w:r>
         <w:t>Problems</w:t>
       </w:r>
@@ -1216,6 +1513,22 @@
         <w:t xml:space="preserve"> and Consequences</w:t>
       </w:r>
       <w:bookmarkEnd w:id="2"/>
+    </w:p>
+    <w:p>
+      <w:pPr>
+        <w:rPr>
+          <w:lang w:val="en-US"/>
+        </w:rPr>
+      </w:pPr>
+      <w:r>
+        <w:t>Desired outcomes. KCPS needs one location in which each request may be accompanied from document to showed completion. Reporters ought to realize what's taking place with their request, technicians ought to arrive with showed get admission to and approval, and executives ought to be capable of see late jobs, transient maintenance and repeat faults. Evidence and uncertainty. The proof comes from the situation description and 6 stakeholder quotes. There aren't any</w:t>
+      </w:r>
+      <w:r>
+        <w:t xml:space="preserve"> mentions about</w:t>
+      </w:r>
+      <w:r>
+        <w:t xml:space="preserve"> approximate volumes, reaction instances or costs, so the measurable objectives on this report are proposals and should be showed. Unclear rules are recorded as assumptions or rationalization questions in place of being handled as showed rules.</w:t>
+      </w:r>
     </w:p>
     <w:tbl>
       <w:tblPr>
@@ -1235,8 +1548,16 @@
           <w:p>
             <w:pPr>
               <w:pStyle w:val="NoSpacing"/>
-            </w:pPr>
-            <w:r>
+              <w:rPr>
+                <w:b/>
+                <w:bCs/>
+              </w:rPr>
+            </w:pPr>
+            <w:r>
+              <w:rPr>
+                <w:b/>
+                <w:bCs/>
+              </w:rPr>
               <w:t>Problem</w:t>
             </w:r>
           </w:p>
@@ -1248,8 +1569,16 @@
           <w:p>
             <w:pPr>
               <w:pStyle w:val="NoSpacing"/>
-            </w:pPr>
-            <w:r>
+              <w:rPr>
+                <w:b/>
+                <w:bCs/>
+              </w:rPr>
+            </w:pPr>
+            <w:r>
+              <w:rPr>
+                <w:b/>
+                <w:bCs/>
+              </w:rPr>
               <w:t>Consequence</w:t>
             </w:r>
           </w:p>
@@ -1451,6 +1780,7 @@
               <w:pStyle w:val="NoSpacing"/>
             </w:pPr>
             <w:r>
+              <w:lastRenderedPageBreak/>
               <w:t>Reopened requests are not always linked to the earlier job.</w:t>
             </w:r>
           </w:p>
@@ -1537,15 +1867,26 @@
         <w:pStyle w:val="NoSpacing"/>
       </w:pPr>
     </w:p>
-    <w:p/>
+    <w:p>
+      <w:pPr>
+        <w:rPr>
+          <w:lang w:val="en-US"/>
+        </w:rPr>
+      </w:pPr>
+      <w:r>
+        <w:rPr>
+          <w:lang w:val="en-US"/>
+        </w:rPr>
+        <w:t>Most of these problems have same cause – information is kept in different places and using of inconsistent vocabulary like “fixed” or “urgent” in different ways.</w:t>
+      </w:r>
+    </w:p>
     <w:p/>
     <w:p>
       <w:pPr>
         <w:pStyle w:val="Heading2"/>
       </w:pPr>
-      <w:bookmarkStart w:id="3" w:name="_Toc243468260"/>
+      <w:bookmarkStart w:id="3" w:name="_Toc243659742"/>
       <w:r>
-        <w:lastRenderedPageBreak/>
         <w:t>Purpose, Scope and Boundary</w:t>
       </w:r>
       <w:bookmarkEnd w:id="3"/>
@@ -1594,7 +1935,17 @@
             <w:tcW w:w="4508" w:type="dxa"/>
           </w:tcPr>
           <w:p>
-            <w:r>
+            <w:pPr>
+              <w:rPr>
+                <w:b/>
+                <w:bCs/>
+              </w:rPr>
+            </w:pPr>
+            <w:r>
+              <w:rPr>
+                <w:b/>
+                <w:bCs/>
+              </w:rPr>
               <w:t>In scope</w:t>
             </w:r>
           </w:p>
@@ -1604,7 +1955,17 @@
             <w:tcW w:w="4508" w:type="dxa"/>
           </w:tcPr>
           <w:p>
-            <w:r>
+            <w:pPr>
+              <w:rPr>
+                <w:b/>
+                <w:bCs/>
+              </w:rPr>
+            </w:pPr>
+            <w:r>
+              <w:rPr>
+                <w:b/>
+                <w:bCs/>
+              </w:rPr>
               <w:t>Out of scope</w:t>
             </w:r>
           </w:p>
@@ -1833,7 +2194,7 @@
           <w:lang w:val="en-US"/>
         </w:rPr>
       </w:pPr>
-      <w:bookmarkStart w:id="4" w:name="_Toc243468261"/>
+      <w:bookmarkStart w:id="4" w:name="_Toc243659743"/>
       <w:r>
         <w:rPr>
           <w:lang w:val="en-US"/>
@@ -1849,7 +2210,7 @@
           <w:lang w:val="en-US"/>
         </w:rPr>
       </w:pPr>
-      <w:bookmarkStart w:id="5" w:name="_Toc243468262"/>
+      <w:bookmarkStart w:id="5" w:name="_Toc243659744"/>
       <w:r>
         <w:rPr>
           <w:lang w:val="en-US"/>
@@ -1878,11 +2239,15 @@
           <w:p>
             <w:pPr>
               <w:rPr>
-                <w:lang w:val="en-US"/>
-              </w:rPr>
-            </w:pPr>
-            <w:r>
-              <w:rPr>
+                <w:b/>
+                <w:bCs/>
+                <w:lang w:val="en-US"/>
+              </w:rPr>
+            </w:pPr>
+            <w:r>
+              <w:rPr>
+                <w:b/>
+                <w:bCs/>
                 <w:lang w:val="en-US"/>
               </w:rPr>
               <w:t>Stakeholder</w:t>
@@ -1896,11 +2261,15 @@
           <w:p>
             <w:pPr>
               <w:rPr>
-                <w:lang w:val="en-US"/>
-              </w:rPr>
-            </w:pPr>
-            <w:r>
-              <w:rPr>
+                <w:b/>
+                <w:bCs/>
+                <w:lang w:val="en-US"/>
+              </w:rPr>
+            </w:pPr>
+            <w:r>
+              <w:rPr>
+                <w:b/>
+                <w:bCs/>
                 <w:lang w:val="en-US"/>
               </w:rPr>
               <w:t>Goals</w:t>
@@ -1914,11 +2283,15 @@
           <w:p>
             <w:pPr>
               <w:rPr>
-                <w:lang w:val="en-US"/>
-              </w:rPr>
-            </w:pPr>
-            <w:r>
-              <w:rPr>
+                <w:b/>
+                <w:bCs/>
+                <w:lang w:val="en-US"/>
+              </w:rPr>
+            </w:pPr>
+            <w:r>
+              <w:rPr>
+                <w:b/>
+                <w:bCs/>
                 <w:lang w:val="en-US"/>
               </w:rPr>
               <w:t>Concern</w:t>
@@ -1932,11 +2305,15 @@
           <w:p>
             <w:pPr>
               <w:rPr>
-                <w:lang w:val="en-US"/>
-              </w:rPr>
-            </w:pPr>
-            <w:r>
-              <w:rPr>
+                <w:b/>
+                <w:bCs/>
+                <w:lang w:val="en-US"/>
+              </w:rPr>
+            </w:pPr>
+            <w:r>
+              <w:rPr>
+                <w:b/>
+                <w:bCs/>
                 <w:lang w:val="en-US"/>
               </w:rPr>
               <w:t>Influence</w:t>
@@ -1959,6 +2336,7 @@
               <w:rPr>
                 <w:lang w:val="en-US"/>
               </w:rPr>
+              <w:lastRenderedPageBreak/>
               <w:t>KCPS Management</w:t>
             </w:r>
           </w:p>
@@ -2415,7 +2793,6 @@
               <w:rPr>
                 <w:lang w:val="en-US"/>
               </w:rPr>
-              <w:lastRenderedPageBreak/>
               <w:t>Property Manager</w:t>
             </w:r>
           </w:p>
@@ -2704,7 +3081,7 @@
           <w:lang w:val="en-US"/>
         </w:rPr>
       </w:pPr>
-      <w:bookmarkStart w:id="6" w:name="_Toc243468263"/>
+      <w:bookmarkStart w:id="6" w:name="_Toc243659745"/>
       <w:r>
         <w:rPr>
           <w:lang w:val="en-US"/>
@@ -2732,6 +3109,74 @@
           <w:p>
             <w:pPr>
               <w:rPr>
+                <w:b/>
+                <w:bCs/>
+                <w:lang w:val="en-US"/>
+              </w:rPr>
+            </w:pPr>
+            <w:r>
+              <w:rPr>
+                <w:b/>
+                <w:bCs/>
+                <w:lang w:val="en-US"/>
+              </w:rPr>
+              <w:t>Roles</w:t>
+            </w:r>
+          </w:p>
+        </w:tc>
+        <w:tc>
+          <w:tcPr>
+            <w:tcW w:w="3005" w:type="dxa"/>
+          </w:tcPr>
+          <w:p>
+            <w:pPr>
+              <w:rPr>
+                <w:b/>
+                <w:bCs/>
+                <w:lang w:val="en-US"/>
+              </w:rPr>
+            </w:pPr>
+            <w:r>
+              <w:rPr>
+                <w:b/>
+                <w:bCs/>
+                <w:lang w:val="en-US"/>
+              </w:rPr>
+              <w:t>Classification</w:t>
+            </w:r>
+          </w:p>
+        </w:tc>
+        <w:tc>
+          <w:tcPr>
+            <w:tcW w:w="3006" w:type="dxa"/>
+          </w:tcPr>
+          <w:p>
+            <w:pPr>
+              <w:rPr>
+                <w:b/>
+                <w:bCs/>
+                <w:lang w:val="en-US"/>
+              </w:rPr>
+            </w:pPr>
+            <w:r>
+              <w:rPr>
+                <w:b/>
+                <w:bCs/>
+                <w:lang w:val="en-US"/>
+              </w:rPr>
+              <w:t>Reason</w:t>
+            </w:r>
+          </w:p>
+        </w:tc>
+      </w:tr>
+      <w:tr>
+        <w:tc>
+          <w:tcPr>
+            <w:tcW w:w="3005" w:type="dxa"/>
+          </w:tcPr>
+          <w:p>
+            <w:pPr>
+              <w:rPr>
                 <w:lang w:val="en-US"/>
               </w:rPr>
             </w:pPr>
@@ -3182,12 +3627,54 @@
     </w:p>
     <w:p>
       <w:pPr>
+        <w:rPr>
+          <w:lang w:val="en-US"/>
+        </w:rPr>
+      </w:pPr>
+      <w:r>
+        <w:rPr>
+          <w:lang w:val="en-US"/>
+        </w:rPr>
+        <w:lastRenderedPageBreak/>
+        <w:t xml:space="preserve">Occupant and caretaker are joined into a single actor Reporter, because they both report if something goes wrong. Same with technician and external contractor. </w:t>
+      </w:r>
+      <w:proofErr w:type="gramStart"/>
+      <w:r>
+        <w:rPr>
+          <w:lang w:val="en-US"/>
+        </w:rPr>
+        <w:t>Approver</w:t>
+      </w:r>
+      <w:proofErr w:type="gramEnd"/>
+      <w:r>
+        <w:rPr>
+          <w:lang w:val="en-US"/>
+        </w:rPr>
+        <w:t xml:space="preserve"> is an important role, but there is no evidence in </w:t>
+      </w:r>
+      <w:proofErr w:type="gramStart"/>
+      <w:r>
+        <w:rPr>
+          <w:lang w:val="en-US"/>
+        </w:rPr>
+        <w:t>scenario,</w:t>
+      </w:r>
+      <w:proofErr w:type="gramEnd"/>
+      <w:r>
+        <w:rPr>
+          <w:lang w:val="en-US"/>
+        </w:rPr>
+        <w:t xml:space="preserve"> who will be chosen.</w:t>
+      </w:r>
+    </w:p>
+    <w:p>
+      <w:pPr>
         <w:pStyle w:val="Heading2"/>
         <w:rPr>
           <w:lang w:val="en-US"/>
         </w:rPr>
       </w:pPr>
-      <w:bookmarkStart w:id="7" w:name="_Toc243468264"/>
+      <w:bookmarkStart w:id="7" w:name="_Toc243659746"/>
       <w:r>
         <w:rPr>
           <w:lang w:val="en-US"/>
@@ -3209,7 +3696,7 @@
           <w:lang w:val="en-US"/>
         </w:rPr>
       </w:pPr>
-      <w:bookmarkStart w:id="8" w:name="_Toc243468265"/>
+      <w:bookmarkStart w:id="8" w:name="_Toc243659747"/>
       <w:r>
         <w:rPr>
           <w:lang w:val="en-US"/>
@@ -3238,11 +3725,15 @@
           <w:p>
             <w:pPr>
               <w:rPr>
-                <w:lang w:val="en-US"/>
-              </w:rPr>
-            </w:pPr>
-            <w:r>
-              <w:rPr>
+                <w:b/>
+                <w:bCs/>
+                <w:lang w:val="en-US"/>
+              </w:rPr>
+            </w:pPr>
+            <w:r>
+              <w:rPr>
+                <w:b/>
+                <w:bCs/>
                 <w:lang w:val="en-US"/>
               </w:rPr>
               <w:t>ID</w:t>
@@ -3256,11 +3747,15 @@
           <w:p>
             <w:pPr>
               <w:rPr>
-                <w:lang w:val="en-US"/>
-              </w:rPr>
-            </w:pPr>
-            <w:r>
-              <w:rPr>
+                <w:b/>
+                <w:bCs/>
+                <w:lang w:val="en-US"/>
+              </w:rPr>
+            </w:pPr>
+            <w:r>
+              <w:rPr>
+                <w:b/>
+                <w:bCs/>
                 <w:lang w:val="en-US"/>
               </w:rPr>
               <w:t>Functional Requirements</w:t>
@@ -3274,11 +3769,15 @@
           <w:p>
             <w:pPr>
               <w:rPr>
-                <w:lang w:val="en-US"/>
-              </w:rPr>
-            </w:pPr>
-            <w:r>
-              <w:rPr>
+                <w:b/>
+                <w:bCs/>
+                <w:lang w:val="en-US"/>
+              </w:rPr>
+            </w:pPr>
+            <w:r>
+              <w:rPr>
+                <w:b/>
+                <w:bCs/>
                 <w:lang w:val="en-US"/>
               </w:rPr>
               <w:t>Priority</w:t>
@@ -3292,11 +3791,15 @@
           <w:p>
             <w:pPr>
               <w:rPr>
-                <w:lang w:val="en-US"/>
-              </w:rPr>
-            </w:pPr>
-            <w:r>
-              <w:rPr>
+                <w:b/>
+                <w:bCs/>
+                <w:lang w:val="en-US"/>
+              </w:rPr>
+            </w:pPr>
+            <w:r>
+              <w:rPr>
+                <w:b/>
+                <w:bCs/>
                 <w:lang w:val="en-US"/>
               </w:rPr>
               <w:t>Source</w:t>
@@ -3491,14 +3994,21 @@
               <w:rPr>
                 <w:lang w:val="en-US"/>
               </w:rPr>
-              <w:t xml:space="preserve">The system should allow coordinator to determine the decision to the report (accepted, returned for </w:t>
-            </w:r>
-            <w:r>
-              <w:rPr>
-                <w:lang w:val="en-US"/>
-              </w:rPr>
-              <w:lastRenderedPageBreak/>
-              <w:t>more information, referred, occupant’s responsibility)</w:t>
+              <w:t xml:space="preserve">The system should allow </w:t>
+            </w:r>
+            <w:proofErr w:type="gramStart"/>
+            <w:r>
+              <w:rPr>
+                <w:lang w:val="en-US"/>
+              </w:rPr>
+              <w:t>coordinator</w:t>
+            </w:r>
+            <w:proofErr w:type="gramEnd"/>
+            <w:r>
+              <w:rPr>
+                <w:lang w:val="en-US"/>
+              </w:rPr>
+              <w:t xml:space="preserve"> to determine the decision to the report (accepted, returned for more information, referred, occupant’s responsibility)</w:t>
             </w:r>
           </w:p>
         </w:tc>
@@ -3516,7 +4026,6 @@
               <w:rPr>
                 <w:lang w:val="en-US"/>
               </w:rPr>
-              <w:lastRenderedPageBreak/>
               <w:t>Must</w:t>
             </w:r>
           </w:p>
@@ -3573,7 +4082,21 @@
               <w:rPr>
                 <w:lang w:val="en-US"/>
               </w:rPr>
-              <w:t>The system should allow coordinator to determine priority level of a problem and escalate to the contractor</w:t>
+              <w:t xml:space="preserve">The system should allow </w:t>
+            </w:r>
+            <w:proofErr w:type="gramStart"/>
+            <w:r>
+              <w:rPr>
+                <w:lang w:val="en-US"/>
+              </w:rPr>
+              <w:t>coordinator</w:t>
+            </w:r>
+            <w:proofErr w:type="gramEnd"/>
+            <w:r>
+              <w:rPr>
+                <w:lang w:val="en-US"/>
+              </w:rPr>
+              <w:t xml:space="preserve"> to determine priority level of a problem and escalate to the contractor</w:t>
             </w:r>
           </w:p>
         </w:tc>
@@ -3723,11 +4246,19 @@
               </w:rPr>
               <w:t xml:space="preserve">The system should allow </w:t>
             </w:r>
-            <w:r>
-              <w:rPr>
-                <w:lang w:val="en-US"/>
-              </w:rPr>
-              <w:t xml:space="preserve">coordinator </w:t>
+            <w:proofErr w:type="gramStart"/>
+            <w:r>
+              <w:rPr>
+                <w:lang w:val="en-US"/>
+              </w:rPr>
+              <w:t>coordinator</w:t>
+            </w:r>
+            <w:proofErr w:type="gramEnd"/>
+            <w:r>
+              <w:rPr>
+                <w:lang w:val="en-US"/>
+              </w:rPr>
+              <w:t xml:space="preserve"> </w:t>
             </w:r>
             <w:r>
               <w:rPr>
@@ -4205,12 +4736,54 @@
     </w:p>
     <w:p>
       <w:pPr>
+        <w:rPr>
+          <w:lang w:val="en-US"/>
+        </w:rPr>
+      </w:pPr>
+      <w:r>
+        <w:rPr>
+          <w:lang w:val="en-US"/>
+        </w:rPr>
+        <w:lastRenderedPageBreak/>
+        <w:t xml:space="preserve">Each functional requirement </w:t>
+      </w:r>
+      <w:proofErr w:type="gramStart"/>
+      <w:r>
+        <w:rPr>
+          <w:lang w:val="en-US"/>
+        </w:rPr>
+        <w:t>describe</w:t>
+      </w:r>
+      <w:proofErr w:type="gramEnd"/>
+      <w:r>
+        <w:rPr>
+          <w:lang w:val="en-US"/>
+        </w:rPr>
+        <w:t xml:space="preserve"> one thing system must do and can be checked. Must is used for main problem function, assumption is what I think it might be without </w:t>
+      </w:r>
+      <w:proofErr w:type="gramStart"/>
+      <w:r>
+        <w:rPr>
+          <w:lang w:val="en-US"/>
+        </w:rPr>
+        <w:t>an evidence</w:t>
+      </w:r>
+      <w:proofErr w:type="gramEnd"/>
+      <w:r>
+        <w:rPr>
+          <w:lang w:val="en-US"/>
+        </w:rPr>
+        <w:t xml:space="preserve"> in scenario and should is something that might be added.</w:t>
+      </w:r>
+    </w:p>
+    <w:p>
+      <w:pPr>
         <w:pStyle w:val="Heading3"/>
         <w:rPr>
           <w:lang w:val="en-US"/>
         </w:rPr>
       </w:pPr>
-      <w:bookmarkStart w:id="9" w:name="_Toc243468266"/>
+      <w:bookmarkStart w:id="9" w:name="_Toc243659748"/>
       <w:r>
         <w:rPr>
           <w:lang w:val="en-US"/>
@@ -4238,11 +4811,15 @@
           <w:p>
             <w:pPr>
               <w:rPr>
-                <w:lang w:val="en-US"/>
-              </w:rPr>
-            </w:pPr>
-            <w:r>
-              <w:rPr>
+                <w:b/>
+                <w:bCs/>
+                <w:lang w:val="en-US"/>
+              </w:rPr>
+            </w:pPr>
+            <w:r>
+              <w:rPr>
+                <w:b/>
+                <w:bCs/>
                 <w:lang w:val="en-US"/>
               </w:rPr>
               <w:t>Weak Statement</w:t>
@@ -4256,11 +4833,15 @@
           <w:p>
             <w:pPr>
               <w:rPr>
-                <w:lang w:val="en-US"/>
-              </w:rPr>
-            </w:pPr>
-            <w:r>
-              <w:rPr>
+                <w:b/>
+                <w:bCs/>
+                <w:lang w:val="en-US"/>
+              </w:rPr>
+            </w:pPr>
+            <w:r>
+              <w:rPr>
+                <w:b/>
+                <w:bCs/>
                 <w:lang w:val="en-US"/>
               </w:rPr>
               <w:t>Measurable Statement</w:t>
@@ -4274,11 +4855,15 @@
           <w:p>
             <w:pPr>
               <w:rPr>
-                <w:lang w:val="en-US"/>
-              </w:rPr>
-            </w:pPr>
-            <w:r>
-              <w:rPr>
+                <w:b/>
+                <w:bCs/>
+                <w:lang w:val="en-US"/>
+              </w:rPr>
+            </w:pPr>
+            <w:r>
+              <w:rPr>
+                <w:b/>
+                <w:bCs/>
                 <w:lang w:val="en-US"/>
               </w:rPr>
               <w:t>Quality</w:t>
@@ -4532,13 +5117,20 @@
           <w:lang w:val="en-US"/>
         </w:rPr>
       </w:pPr>
-      <w:bookmarkStart w:id="10" w:name="_Toc243468267"/>
+      <w:bookmarkStart w:id="10" w:name="_Toc243659749"/>
+      <w:proofErr w:type="spellStart"/>
       <w:r>
         <w:rPr>
           <w:lang w:val="en-US"/>
         </w:rPr>
-        <w:lastRenderedPageBreak/>
-        <w:t>MoSCoW Priority</w:t>
+        <w:t>MoSCoW</w:t>
+      </w:r>
+      <w:proofErr w:type="spellEnd"/>
+      <w:r>
+        <w:rPr>
+          <w:lang w:val="en-US"/>
+        </w:rPr>
+        <w:t xml:space="preserve"> Priority</w:t>
       </w:r>
       <w:bookmarkEnd w:id="10"/>
     </w:p>
@@ -4561,11 +5153,15 @@
           <w:p>
             <w:pPr>
               <w:rPr>
-                <w:lang w:val="en-US"/>
-              </w:rPr>
-            </w:pPr>
-            <w:r>
-              <w:rPr>
+                <w:b/>
+                <w:bCs/>
+                <w:lang w:val="en-US"/>
+              </w:rPr>
+            </w:pPr>
+            <w:r>
+              <w:rPr>
+                <w:b/>
+                <w:bCs/>
                 <w:lang w:val="en-US"/>
               </w:rPr>
               <w:t>Priority</w:t>
@@ -4579,11 +5175,15 @@
           <w:p>
             <w:pPr>
               <w:rPr>
-                <w:lang w:val="en-US"/>
-              </w:rPr>
-            </w:pPr>
-            <w:r>
-              <w:rPr>
+                <w:b/>
+                <w:bCs/>
+                <w:lang w:val="en-US"/>
+              </w:rPr>
+            </w:pPr>
+            <w:r>
+              <w:rPr>
+                <w:b/>
+                <w:bCs/>
                 <w:lang w:val="en-US"/>
               </w:rPr>
               <w:t>Meaning</w:t>
@@ -4597,11 +5197,15 @@
           <w:p>
             <w:pPr>
               <w:rPr>
-                <w:lang w:val="en-US"/>
-              </w:rPr>
-            </w:pPr>
-            <w:r>
-              <w:rPr>
+                <w:b/>
+                <w:bCs/>
+                <w:lang w:val="en-US"/>
+              </w:rPr>
+            </w:pPr>
+            <w:r>
+              <w:rPr>
+                <w:b/>
+                <w:bCs/>
                 <w:lang w:val="en-US"/>
               </w:rPr>
               <w:t>Interpretation</w:t>
@@ -4836,7 +5440,7 @@
           <w:lang w:val="en-US"/>
         </w:rPr>
       </w:pPr>
-      <w:bookmarkStart w:id="11" w:name="_Toc243468268"/>
+      <w:bookmarkStart w:id="11" w:name="_Toc243659750"/>
       <w:r>
         <w:rPr>
           <w:lang w:val="en-US"/>
@@ -4863,11 +5467,15 @@
           <w:p>
             <w:pPr>
               <w:rPr>
-                <w:lang w:val="en-US"/>
-              </w:rPr>
-            </w:pPr>
-            <w:r>
-              <w:rPr>
+                <w:b/>
+                <w:bCs/>
+                <w:lang w:val="en-US"/>
+              </w:rPr>
+            </w:pPr>
+            <w:r>
+              <w:rPr>
+                <w:b/>
+                <w:bCs/>
                 <w:lang w:val="en-US"/>
               </w:rPr>
               <w:t>Business rule</w:t>
@@ -4881,11 +5489,15 @@
           <w:p>
             <w:pPr>
               <w:rPr>
-                <w:lang w:val="en-US"/>
-              </w:rPr>
-            </w:pPr>
-            <w:r>
-              <w:rPr>
+                <w:b/>
+                <w:bCs/>
+                <w:lang w:val="en-US"/>
+              </w:rPr>
+            </w:pPr>
+            <w:r>
+              <w:rPr>
+                <w:b/>
+                <w:bCs/>
                 <w:lang w:val="en-US"/>
               </w:rPr>
               <w:t>Evidence</w:t>
@@ -5120,6 +5732,7 @@
               <w:rPr>
                 <w:lang w:val="en-US"/>
               </w:rPr>
+              <w:lastRenderedPageBreak/>
               <w:t>External contractor work won’t be started until access and quotation are confirmed</w:t>
             </w:r>
           </w:p>
@@ -5147,486 +5760,6 @@
                 <w:lang w:val="en-US"/>
               </w:rPr>
             </w:pPr>
-          </w:p>
-        </w:tc>
-      </w:tr>
-    </w:tbl>
-    <w:p>
-      <w:pPr>
-        <w:rPr>
-          <w:lang w:val="en-US"/>
-        </w:rPr>
-      </w:pPr>
-    </w:p>
-    <w:p>
-      <w:pPr>
-        <w:pStyle w:val="Heading3"/>
-        <w:rPr>
-          <w:lang w:val="en-US"/>
-        </w:rPr>
-      </w:pPr>
-      <w:bookmarkStart w:id="12" w:name="_Toc243468269"/>
-      <w:r>
-        <w:rPr>
-          <w:lang w:val="en-US"/>
-        </w:rPr>
-        <w:t>Assumptions, Constraints and Risks</w:t>
-      </w:r>
-      <w:bookmarkEnd w:id="12"/>
-    </w:p>
-    <w:tbl>
-      <w:tblPr>
-        <w:tblStyle w:val="TableGrid"/>
-        <w:tblW w:w="0" w:type="auto"/>
-        <w:tblLook w:val="04A0" w:firstRow="1" w:lastRow="0" w:firstColumn="1" w:lastColumn="0" w:noHBand="0" w:noVBand="1"/>
-      </w:tblPr>
-      <w:tblGrid>
-        <w:gridCol w:w="1413"/>
-        <w:gridCol w:w="4597"/>
-        <w:gridCol w:w="3006"/>
-      </w:tblGrid>
-      <w:tr>
-        <w:tc>
-          <w:tcPr>
-            <w:tcW w:w="1413" w:type="dxa"/>
-          </w:tcPr>
-          <w:p>
-            <w:pPr>
-              <w:rPr>
-                <w:lang w:val="en-US"/>
-              </w:rPr>
-            </w:pPr>
-            <w:r>
-              <w:rPr>
-                <w:lang w:val="en-US"/>
-              </w:rPr>
-              <w:t>Type</w:t>
-            </w:r>
-          </w:p>
-        </w:tc>
-        <w:tc>
-          <w:tcPr>
-            <w:tcW w:w="4597" w:type="dxa"/>
-          </w:tcPr>
-          <w:p>
-            <w:pPr>
-              <w:rPr>
-                <w:lang w:val="en-US"/>
-              </w:rPr>
-            </w:pPr>
-            <w:r>
-              <w:rPr>
-                <w:lang w:val="en-US"/>
-              </w:rPr>
-              <w:t>Statement</w:t>
-            </w:r>
-          </w:p>
-        </w:tc>
-        <w:tc>
-          <w:tcPr>
-            <w:tcW w:w="3006" w:type="dxa"/>
-          </w:tcPr>
-          <w:p>
-            <w:pPr>
-              <w:rPr>
-                <w:lang w:val="en-US"/>
-              </w:rPr>
-            </w:pPr>
-            <w:r>
-              <w:rPr>
-                <w:lang w:val="en-US"/>
-              </w:rPr>
-              <w:t>Explanation</w:t>
-            </w:r>
-          </w:p>
-        </w:tc>
-      </w:tr>
-      <w:tr>
-        <w:tc>
-          <w:tcPr>
-            <w:tcW w:w="1413" w:type="dxa"/>
-          </w:tcPr>
-          <w:p>
-            <w:pPr>
-              <w:rPr>
-                <w:lang w:val="en-US"/>
-              </w:rPr>
-            </w:pPr>
-            <w:r>
-              <w:rPr>
-                <w:lang w:val="en-US"/>
-              </w:rPr>
-              <w:t>Assumption</w:t>
-            </w:r>
-          </w:p>
-        </w:tc>
-        <w:tc>
-          <w:tcPr>
-            <w:tcW w:w="4597" w:type="dxa"/>
-          </w:tcPr>
-          <w:p>
-            <w:pPr>
-              <w:rPr>
-                <w:lang w:val="en-US"/>
-              </w:rPr>
-            </w:pPr>
-            <w:r>
-              <w:rPr>
-                <w:lang w:val="en-US"/>
-              </w:rPr>
-              <w:t>Recurring faults have no time limit</w:t>
-            </w:r>
-          </w:p>
-        </w:tc>
-        <w:tc>
-          <w:tcPr>
-            <w:tcW w:w="3006" w:type="dxa"/>
-          </w:tcPr>
-          <w:p>
-            <w:pPr>
-              <w:rPr>
-                <w:lang w:val="en-US"/>
-              </w:rPr>
-            </w:pPr>
-            <w:r>
-              <w:rPr>
-                <w:lang w:val="en-US"/>
-              </w:rPr>
-              <w:t>Requires clarification</w:t>
-            </w:r>
-          </w:p>
-        </w:tc>
-      </w:tr>
-      <w:tr>
-        <w:tc>
-          <w:tcPr>
-            <w:tcW w:w="1413" w:type="dxa"/>
-          </w:tcPr>
-          <w:p>
-            <w:pPr>
-              <w:rPr>
-                <w:lang w:val="en-US"/>
-              </w:rPr>
-            </w:pPr>
-            <w:r>
-              <w:rPr>
-                <w:lang w:val="en-US"/>
-              </w:rPr>
-              <w:t>Assumption</w:t>
-            </w:r>
-          </w:p>
-        </w:tc>
-        <w:tc>
-          <w:tcPr>
-            <w:tcW w:w="4597" w:type="dxa"/>
-          </w:tcPr>
-          <w:p>
-            <w:pPr>
-              <w:rPr>
-                <w:lang w:val="en-US"/>
-              </w:rPr>
-            </w:pPr>
-            <w:r>
-              <w:rPr>
-                <w:lang w:val="en-US"/>
-              </w:rPr>
-              <w:t>Reporters can be contacted by email, phone</w:t>
-            </w:r>
-          </w:p>
-        </w:tc>
-        <w:tc>
-          <w:tcPr>
-            <w:tcW w:w="3006" w:type="dxa"/>
-          </w:tcPr>
-          <w:p>
-            <w:pPr>
-              <w:rPr>
-                <w:lang w:val="en-US"/>
-              </w:rPr>
-            </w:pPr>
-            <w:r>
-              <w:rPr>
-                <w:lang w:val="en-US"/>
-              </w:rPr>
-              <w:t>Probably true</w:t>
-            </w:r>
-          </w:p>
-        </w:tc>
-      </w:tr>
-      <w:tr>
-        <w:tc>
-          <w:tcPr>
-            <w:tcW w:w="1413" w:type="dxa"/>
-          </w:tcPr>
-          <w:p>
-            <w:pPr>
-              <w:rPr>
-                <w:lang w:val="en-US"/>
-              </w:rPr>
-            </w:pPr>
-            <w:r>
-              <w:rPr>
-                <w:lang w:val="en-US"/>
-              </w:rPr>
-              <w:t>Assumption</w:t>
-            </w:r>
-          </w:p>
-        </w:tc>
-        <w:tc>
-          <w:tcPr>
-            <w:tcW w:w="4597" w:type="dxa"/>
-          </w:tcPr>
-          <w:p>
-            <w:pPr>
-              <w:rPr>
-                <w:lang w:val="en-US"/>
-              </w:rPr>
-            </w:pPr>
-            <w:r>
-              <w:t>The coordinator decides what counts as a duplicate.</w:t>
-            </w:r>
-          </w:p>
-        </w:tc>
-        <w:tc>
-          <w:tcPr>
-            <w:tcW w:w="3006" w:type="dxa"/>
-          </w:tcPr>
-          <w:p>
-            <w:pPr>
-              <w:rPr>
-                <w:lang w:val="en-US"/>
-              </w:rPr>
-            </w:pPr>
-            <w:r>
-              <w:rPr>
-                <w:lang w:val="en-US"/>
-              </w:rPr>
-              <w:t>Must be verified</w:t>
-            </w:r>
-          </w:p>
-        </w:tc>
-      </w:tr>
-      <w:tr>
-        <w:tc>
-          <w:tcPr>
-            <w:tcW w:w="1413" w:type="dxa"/>
-          </w:tcPr>
-          <w:p>
-            <w:pPr>
-              <w:rPr>
-                <w:lang w:val="en-US"/>
-              </w:rPr>
-            </w:pPr>
-            <w:r>
-              <w:rPr>
-                <w:lang w:val="en-US"/>
-              </w:rPr>
-              <w:t>Constraint</w:t>
-            </w:r>
-          </w:p>
-        </w:tc>
-        <w:tc>
-          <w:tcPr>
-            <w:tcW w:w="4597" w:type="dxa"/>
-          </w:tcPr>
-          <w:p>
-            <w:pPr>
-              <w:rPr>
-                <w:lang w:val="en-US"/>
-              </w:rPr>
-            </w:pPr>
-            <w:r>
-              <w:rPr>
-                <w:lang w:val="en-US"/>
-              </w:rPr>
-              <w:t>Invoicing remains in separate finance system</w:t>
-            </w:r>
-          </w:p>
-        </w:tc>
-        <w:tc>
-          <w:tcPr>
-            <w:tcW w:w="3006" w:type="dxa"/>
-          </w:tcPr>
-          <w:p>
-            <w:pPr>
-              <w:rPr>
-                <w:lang w:val="en-US"/>
-              </w:rPr>
-            </w:pPr>
-            <w:r>
-              <w:rPr>
-                <w:lang w:val="en-US"/>
-              </w:rPr>
-              <w:t>Restrict the solution</w:t>
-            </w:r>
-          </w:p>
-        </w:tc>
-      </w:tr>
-      <w:tr>
-        <w:tc>
-          <w:tcPr>
-            <w:tcW w:w="1413" w:type="dxa"/>
-          </w:tcPr>
-          <w:p>
-            <w:pPr>
-              <w:rPr>
-                <w:lang w:val="en-US"/>
-              </w:rPr>
-            </w:pPr>
-            <w:r>
-              <w:rPr>
-                <w:lang w:val="en-US"/>
-              </w:rPr>
-              <w:t>Constraint</w:t>
-            </w:r>
-          </w:p>
-        </w:tc>
-        <w:tc>
-          <w:tcPr>
-            <w:tcW w:w="4597" w:type="dxa"/>
-          </w:tcPr>
-          <w:p>
-            <w:pPr>
-              <w:rPr>
-                <w:lang w:val="en-US"/>
-              </w:rPr>
-            </w:pPr>
-            <w:r>
-              <w:rPr>
-                <w:lang w:val="en-US"/>
-              </w:rPr>
-              <w:t>External contractors are separate firms</w:t>
-            </w:r>
-          </w:p>
-        </w:tc>
-        <w:tc>
-          <w:tcPr>
-            <w:tcW w:w="3006" w:type="dxa"/>
-          </w:tcPr>
-          <w:p>
-            <w:pPr>
-              <w:rPr>
-                <w:lang w:val="en-US"/>
-              </w:rPr>
-            </w:pPr>
-            <w:r>
-              <w:rPr>
-                <w:lang w:val="en-US"/>
-              </w:rPr>
-              <w:t>KCPS can’t control them completely</w:t>
-            </w:r>
-          </w:p>
-        </w:tc>
-      </w:tr>
-      <w:tr>
-        <w:tc>
-          <w:tcPr>
-            <w:tcW w:w="1413" w:type="dxa"/>
-          </w:tcPr>
-          <w:p>
-            <w:pPr>
-              <w:rPr>
-                <w:lang w:val="en-US"/>
-              </w:rPr>
-            </w:pPr>
-            <w:r>
-              <w:rPr>
-                <w:lang w:val="en-US"/>
-              </w:rPr>
-              <w:t>Risk</w:t>
-            </w:r>
-          </w:p>
-        </w:tc>
-        <w:tc>
-          <w:tcPr>
-            <w:tcW w:w="4597" w:type="dxa"/>
-          </w:tcPr>
-          <w:p>
-            <w:pPr>
-              <w:rPr>
-                <w:lang w:val="en-US"/>
-              </w:rPr>
-            </w:pPr>
-            <w:r>
-              <w:rPr>
-                <w:lang w:val="en-US"/>
-              </w:rPr>
-              <w:t>Priority classification is not agreed</w:t>
-            </w:r>
-          </w:p>
-        </w:tc>
-        <w:tc>
-          <w:tcPr>
-            <w:tcW w:w="3006" w:type="dxa"/>
-          </w:tcPr>
-          <w:p>
-            <w:pPr>
-              <w:rPr>
-                <w:lang w:val="en-US"/>
-              </w:rPr>
-            </w:pPr>
-            <w:r>
-              <w:rPr>
-                <w:lang w:val="en-US"/>
-              </w:rPr>
-              <w:t>May lead to misleading of priority</w:t>
-            </w:r>
-          </w:p>
-        </w:tc>
-      </w:tr>
-      <w:tr>
-        <w:tc>
-          <w:tcPr>
-            <w:tcW w:w="1413" w:type="dxa"/>
-          </w:tcPr>
-          <w:p>
-            <w:pPr>
-              <w:rPr>
-                <w:lang w:val="en-US"/>
-              </w:rPr>
-            </w:pPr>
-            <w:r>
-              <w:rPr>
-                <w:lang w:val="en-US"/>
-              </w:rPr>
-              <w:t>Risk</w:t>
-            </w:r>
-          </w:p>
-        </w:tc>
-        <w:tc>
-          <w:tcPr>
-            <w:tcW w:w="4597" w:type="dxa"/>
-          </w:tcPr>
-          <w:p>
-            <w:pPr>
-              <w:rPr>
-                <w:lang w:val="en-US"/>
-              </w:rPr>
-            </w:pPr>
-            <w:r>
-              <w:rPr>
-                <w:lang w:val="en-US"/>
-              </w:rPr>
-              <w:t>No metric on how to distinguish failed access, cancellation or contractor delay</w:t>
-            </w:r>
-          </w:p>
-        </w:tc>
-        <w:tc>
-          <w:tcPr>
-            <w:tcW w:w="3006" w:type="dxa"/>
-          </w:tcPr>
-          <w:p>
-            <w:pPr>
-              <w:rPr>
-                <w:lang w:val="en-US"/>
-              </w:rPr>
-            </w:pPr>
-            <w:r>
-              <w:rPr>
-                <w:lang w:val="en-US"/>
-              </w:rPr>
-              <w:t>Wasted time, money, reputation</w:t>
-            </w:r>
           </w:p>
         </w:tc>
       </w:tr>
@@ -5652,12 +5785,510 @@
           <w:lang w:val="en-US"/>
         </w:rPr>
       </w:pPr>
-      <w:bookmarkStart w:id="13" w:name="_Toc243468270"/>
+      <w:bookmarkStart w:id="12" w:name="_Toc243659751"/>
       <w:r>
         <w:rPr>
           <w:lang w:val="en-US"/>
         </w:rPr>
-        <w:lastRenderedPageBreak/>
+        <w:t>Assumptions, Constraints and Risks</w:t>
+      </w:r>
+      <w:bookmarkEnd w:id="12"/>
+    </w:p>
+    <w:tbl>
+      <w:tblPr>
+        <w:tblStyle w:val="TableGrid"/>
+        <w:tblW w:w="0" w:type="auto"/>
+        <w:tblLook w:val="04A0" w:firstRow="1" w:lastRow="0" w:firstColumn="1" w:lastColumn="0" w:noHBand="0" w:noVBand="1"/>
+      </w:tblPr>
+      <w:tblGrid>
+        <w:gridCol w:w="1413"/>
+        <w:gridCol w:w="4597"/>
+        <w:gridCol w:w="3006"/>
+      </w:tblGrid>
+      <w:tr>
+        <w:tc>
+          <w:tcPr>
+            <w:tcW w:w="1413" w:type="dxa"/>
+          </w:tcPr>
+          <w:p>
+            <w:pPr>
+              <w:rPr>
+                <w:b/>
+                <w:bCs/>
+                <w:lang w:val="en-US"/>
+              </w:rPr>
+            </w:pPr>
+            <w:r>
+              <w:rPr>
+                <w:b/>
+                <w:bCs/>
+                <w:lang w:val="en-US"/>
+              </w:rPr>
+              <w:t>Type</w:t>
+            </w:r>
+          </w:p>
+        </w:tc>
+        <w:tc>
+          <w:tcPr>
+            <w:tcW w:w="4597" w:type="dxa"/>
+          </w:tcPr>
+          <w:p>
+            <w:pPr>
+              <w:rPr>
+                <w:b/>
+                <w:bCs/>
+                <w:lang w:val="en-US"/>
+              </w:rPr>
+            </w:pPr>
+            <w:r>
+              <w:rPr>
+                <w:b/>
+                <w:bCs/>
+                <w:lang w:val="en-US"/>
+              </w:rPr>
+              <w:t>Statement</w:t>
+            </w:r>
+          </w:p>
+        </w:tc>
+        <w:tc>
+          <w:tcPr>
+            <w:tcW w:w="3006" w:type="dxa"/>
+          </w:tcPr>
+          <w:p>
+            <w:pPr>
+              <w:rPr>
+                <w:b/>
+                <w:bCs/>
+                <w:lang w:val="en-US"/>
+              </w:rPr>
+            </w:pPr>
+            <w:r>
+              <w:rPr>
+                <w:b/>
+                <w:bCs/>
+                <w:lang w:val="en-US"/>
+              </w:rPr>
+              <w:t>Explanation</w:t>
+            </w:r>
+          </w:p>
+        </w:tc>
+      </w:tr>
+      <w:tr>
+        <w:tc>
+          <w:tcPr>
+            <w:tcW w:w="1413" w:type="dxa"/>
+          </w:tcPr>
+          <w:p>
+            <w:pPr>
+              <w:rPr>
+                <w:lang w:val="en-US"/>
+              </w:rPr>
+            </w:pPr>
+            <w:r>
+              <w:rPr>
+                <w:lang w:val="en-US"/>
+              </w:rPr>
+              <w:t>Assumption</w:t>
+            </w:r>
+          </w:p>
+        </w:tc>
+        <w:tc>
+          <w:tcPr>
+            <w:tcW w:w="4597" w:type="dxa"/>
+          </w:tcPr>
+          <w:p>
+            <w:pPr>
+              <w:rPr>
+                <w:lang w:val="en-US"/>
+              </w:rPr>
+            </w:pPr>
+            <w:r>
+              <w:rPr>
+                <w:lang w:val="en-US"/>
+              </w:rPr>
+              <w:t>Recurring faults have no time limit</w:t>
+            </w:r>
+          </w:p>
+        </w:tc>
+        <w:tc>
+          <w:tcPr>
+            <w:tcW w:w="3006" w:type="dxa"/>
+          </w:tcPr>
+          <w:p>
+            <w:pPr>
+              <w:rPr>
+                <w:lang w:val="en-US"/>
+              </w:rPr>
+            </w:pPr>
+            <w:r>
+              <w:rPr>
+                <w:lang w:val="en-US"/>
+              </w:rPr>
+              <w:t>Requires clarification</w:t>
+            </w:r>
+          </w:p>
+        </w:tc>
+      </w:tr>
+      <w:tr>
+        <w:tc>
+          <w:tcPr>
+            <w:tcW w:w="1413" w:type="dxa"/>
+          </w:tcPr>
+          <w:p>
+            <w:pPr>
+              <w:rPr>
+                <w:lang w:val="en-US"/>
+              </w:rPr>
+            </w:pPr>
+            <w:r>
+              <w:rPr>
+                <w:lang w:val="en-US"/>
+              </w:rPr>
+              <w:t>Assumption</w:t>
+            </w:r>
+          </w:p>
+        </w:tc>
+        <w:tc>
+          <w:tcPr>
+            <w:tcW w:w="4597" w:type="dxa"/>
+          </w:tcPr>
+          <w:p>
+            <w:pPr>
+              <w:rPr>
+                <w:lang w:val="en-US"/>
+              </w:rPr>
+            </w:pPr>
+            <w:r>
+              <w:rPr>
+                <w:lang w:val="en-US"/>
+              </w:rPr>
+              <w:t>Reporters can be contacted by email, phone</w:t>
+            </w:r>
+          </w:p>
+        </w:tc>
+        <w:tc>
+          <w:tcPr>
+            <w:tcW w:w="3006" w:type="dxa"/>
+          </w:tcPr>
+          <w:p>
+            <w:pPr>
+              <w:rPr>
+                <w:lang w:val="en-US"/>
+              </w:rPr>
+            </w:pPr>
+            <w:r>
+              <w:rPr>
+                <w:lang w:val="en-US"/>
+              </w:rPr>
+              <w:t>Probably true</w:t>
+            </w:r>
+          </w:p>
+        </w:tc>
+      </w:tr>
+      <w:tr>
+        <w:tc>
+          <w:tcPr>
+            <w:tcW w:w="1413" w:type="dxa"/>
+          </w:tcPr>
+          <w:p>
+            <w:pPr>
+              <w:rPr>
+                <w:lang w:val="en-US"/>
+              </w:rPr>
+            </w:pPr>
+            <w:r>
+              <w:rPr>
+                <w:lang w:val="en-US"/>
+              </w:rPr>
+              <w:t>Assumption</w:t>
+            </w:r>
+          </w:p>
+        </w:tc>
+        <w:tc>
+          <w:tcPr>
+            <w:tcW w:w="4597" w:type="dxa"/>
+          </w:tcPr>
+          <w:p>
+            <w:pPr>
+              <w:rPr>
+                <w:lang w:val="en-US"/>
+              </w:rPr>
+            </w:pPr>
+            <w:r>
+              <w:t>The coordinator decides what counts as a duplicate.</w:t>
+            </w:r>
+          </w:p>
+        </w:tc>
+        <w:tc>
+          <w:tcPr>
+            <w:tcW w:w="3006" w:type="dxa"/>
+          </w:tcPr>
+          <w:p>
+            <w:pPr>
+              <w:rPr>
+                <w:lang w:val="en-US"/>
+              </w:rPr>
+            </w:pPr>
+            <w:r>
+              <w:rPr>
+                <w:lang w:val="en-US"/>
+              </w:rPr>
+              <w:t>Must be verified</w:t>
+            </w:r>
+          </w:p>
+        </w:tc>
+      </w:tr>
+      <w:tr>
+        <w:tc>
+          <w:tcPr>
+            <w:tcW w:w="1413" w:type="dxa"/>
+          </w:tcPr>
+          <w:p>
+            <w:pPr>
+              <w:rPr>
+                <w:lang w:val="en-US"/>
+              </w:rPr>
+            </w:pPr>
+            <w:r>
+              <w:rPr>
+                <w:lang w:val="en-US"/>
+              </w:rPr>
+              <w:t>Constraint</w:t>
+            </w:r>
+          </w:p>
+        </w:tc>
+        <w:tc>
+          <w:tcPr>
+            <w:tcW w:w="4597" w:type="dxa"/>
+          </w:tcPr>
+          <w:p>
+            <w:pPr>
+              <w:rPr>
+                <w:lang w:val="en-US"/>
+              </w:rPr>
+            </w:pPr>
+            <w:r>
+              <w:rPr>
+                <w:lang w:val="en-US"/>
+              </w:rPr>
+              <w:t>Invoicing remains in separate finance system</w:t>
+            </w:r>
+          </w:p>
+        </w:tc>
+        <w:tc>
+          <w:tcPr>
+            <w:tcW w:w="3006" w:type="dxa"/>
+          </w:tcPr>
+          <w:p>
+            <w:pPr>
+              <w:rPr>
+                <w:lang w:val="en-US"/>
+              </w:rPr>
+            </w:pPr>
+            <w:r>
+              <w:rPr>
+                <w:lang w:val="en-US"/>
+              </w:rPr>
+              <w:t>Restrict the solution</w:t>
+            </w:r>
+          </w:p>
+        </w:tc>
+      </w:tr>
+      <w:tr>
+        <w:tc>
+          <w:tcPr>
+            <w:tcW w:w="1413" w:type="dxa"/>
+          </w:tcPr>
+          <w:p>
+            <w:pPr>
+              <w:rPr>
+                <w:lang w:val="en-US"/>
+              </w:rPr>
+            </w:pPr>
+            <w:r>
+              <w:rPr>
+                <w:lang w:val="en-US"/>
+              </w:rPr>
+              <w:t>Constraint</w:t>
+            </w:r>
+          </w:p>
+        </w:tc>
+        <w:tc>
+          <w:tcPr>
+            <w:tcW w:w="4597" w:type="dxa"/>
+          </w:tcPr>
+          <w:p>
+            <w:pPr>
+              <w:rPr>
+                <w:lang w:val="en-US"/>
+              </w:rPr>
+            </w:pPr>
+            <w:r>
+              <w:rPr>
+                <w:lang w:val="en-US"/>
+              </w:rPr>
+              <w:t>External contractors are separate firms</w:t>
+            </w:r>
+          </w:p>
+        </w:tc>
+        <w:tc>
+          <w:tcPr>
+            <w:tcW w:w="3006" w:type="dxa"/>
+          </w:tcPr>
+          <w:p>
+            <w:pPr>
+              <w:rPr>
+                <w:lang w:val="en-US"/>
+              </w:rPr>
+            </w:pPr>
+            <w:r>
+              <w:rPr>
+                <w:lang w:val="en-US"/>
+              </w:rPr>
+              <w:t>KCPS can’t control them completely</w:t>
+            </w:r>
+          </w:p>
+        </w:tc>
+      </w:tr>
+      <w:tr>
+        <w:tc>
+          <w:tcPr>
+            <w:tcW w:w="1413" w:type="dxa"/>
+          </w:tcPr>
+          <w:p>
+            <w:pPr>
+              <w:rPr>
+                <w:lang w:val="en-US"/>
+              </w:rPr>
+            </w:pPr>
+            <w:r>
+              <w:rPr>
+                <w:lang w:val="en-US"/>
+              </w:rPr>
+              <w:t>Risk</w:t>
+            </w:r>
+          </w:p>
+        </w:tc>
+        <w:tc>
+          <w:tcPr>
+            <w:tcW w:w="4597" w:type="dxa"/>
+          </w:tcPr>
+          <w:p>
+            <w:pPr>
+              <w:rPr>
+                <w:lang w:val="en-US"/>
+              </w:rPr>
+            </w:pPr>
+            <w:r>
+              <w:rPr>
+                <w:lang w:val="en-US"/>
+              </w:rPr>
+              <w:t>Priority classification is not agreed</w:t>
+            </w:r>
+          </w:p>
+        </w:tc>
+        <w:tc>
+          <w:tcPr>
+            <w:tcW w:w="3006" w:type="dxa"/>
+          </w:tcPr>
+          <w:p>
+            <w:pPr>
+              <w:rPr>
+                <w:lang w:val="en-US"/>
+              </w:rPr>
+            </w:pPr>
+            <w:r>
+              <w:rPr>
+                <w:lang w:val="en-US"/>
+              </w:rPr>
+              <w:t>May lead to misleading of priority</w:t>
+            </w:r>
+          </w:p>
+        </w:tc>
+      </w:tr>
+      <w:tr>
+        <w:tc>
+          <w:tcPr>
+            <w:tcW w:w="1413" w:type="dxa"/>
+          </w:tcPr>
+          <w:p>
+            <w:pPr>
+              <w:rPr>
+                <w:lang w:val="en-US"/>
+              </w:rPr>
+            </w:pPr>
+            <w:r>
+              <w:rPr>
+                <w:lang w:val="en-US"/>
+              </w:rPr>
+              <w:t>Risk</w:t>
+            </w:r>
+          </w:p>
+        </w:tc>
+        <w:tc>
+          <w:tcPr>
+            <w:tcW w:w="4597" w:type="dxa"/>
+          </w:tcPr>
+          <w:p>
+            <w:pPr>
+              <w:rPr>
+                <w:lang w:val="en-US"/>
+              </w:rPr>
+            </w:pPr>
+            <w:r>
+              <w:rPr>
+                <w:lang w:val="en-US"/>
+              </w:rPr>
+              <w:t>No metric on how to distinguish failed access, cancellation or contractor delay</w:t>
+            </w:r>
+          </w:p>
+        </w:tc>
+        <w:tc>
+          <w:tcPr>
+            <w:tcW w:w="3006" w:type="dxa"/>
+          </w:tcPr>
+          <w:p>
+            <w:pPr>
+              <w:rPr>
+                <w:lang w:val="en-US"/>
+              </w:rPr>
+            </w:pPr>
+            <w:r>
+              <w:rPr>
+                <w:lang w:val="en-US"/>
+              </w:rPr>
+              <w:t>Wasted time, money, reputation</w:t>
+            </w:r>
+          </w:p>
+        </w:tc>
+      </w:tr>
+    </w:tbl>
+    <w:p>
+      <w:pPr>
+        <w:rPr>
+          <w:lang w:val="en-US"/>
+        </w:rPr>
+      </w:pPr>
+    </w:p>
+    <w:p>
+      <w:pPr>
+        <w:rPr>
+          <w:lang w:val="en-US"/>
+        </w:rPr>
+      </w:pPr>
+    </w:p>
+    <w:p>
+      <w:pPr>
+        <w:pStyle w:val="Heading3"/>
+        <w:rPr>
+          <w:lang w:val="en-US"/>
+        </w:rPr>
+      </w:pPr>
+      <w:bookmarkStart w:id="13" w:name="_Toc243659752"/>
+      <w:r>
+        <w:rPr>
+          <w:lang w:val="en-US"/>
+        </w:rPr>
         <w:t>Clarification Questions</w:t>
       </w:r>
       <w:bookmarkEnd w:id="13"/>
@@ -5679,11 +6310,15 @@
           <w:p>
             <w:pPr>
               <w:rPr>
-                <w:lang w:val="en-US"/>
-              </w:rPr>
-            </w:pPr>
-            <w:r>
-              <w:rPr>
+                <w:b/>
+                <w:bCs/>
+                <w:lang w:val="en-US"/>
+              </w:rPr>
+            </w:pPr>
+            <w:r>
+              <w:rPr>
+                <w:b/>
+                <w:bCs/>
                 <w:lang w:val="en-US"/>
               </w:rPr>
               <w:t>Question</w:t>
@@ -5876,16 +6511,15 @@
     <w:p>
       <w:pPr>
         <w:pStyle w:val="Heading2"/>
-        <w:rPr>
-          <w:lang w:val="ru-RU"/>
-        </w:rPr>
       </w:pPr>
+      <w:bookmarkStart w:id="14" w:name="_Toc243659753"/>
       <w:r>
         <w:rPr>
           <w:lang w:val="en-US"/>
         </w:rPr>
         <w:t>Use-Case Model</w:t>
       </w:r>
+      <w:bookmarkEnd w:id="14"/>
     </w:p>
     <w:p>
       <w:pPr>
@@ -5894,12 +6528,14 @@
           <w:lang w:val="en-US"/>
         </w:rPr>
       </w:pPr>
+      <w:bookmarkStart w:id="15" w:name="_Toc243659754"/>
       <w:r>
         <w:rPr>
           <w:lang w:val="en-US"/>
         </w:rPr>
         <w:t>Use-Case Catalogue</w:t>
       </w:r>
+      <w:bookmarkEnd w:id="15"/>
     </w:p>
     <w:tbl>
       <w:tblPr>
@@ -5920,11 +6556,15 @@
           <w:p>
             <w:pPr>
               <w:rPr>
-                <w:lang w:val="en-US"/>
-              </w:rPr>
-            </w:pPr>
-            <w:r>
-              <w:rPr>
+                <w:b/>
+                <w:bCs/>
+                <w:lang w:val="en-US"/>
+              </w:rPr>
+            </w:pPr>
+            <w:r>
+              <w:rPr>
+                <w:b/>
+                <w:bCs/>
                 <w:lang w:val="en-US"/>
               </w:rPr>
               <w:t>Use case</w:t>
@@ -5938,11 +6578,15 @@
           <w:p>
             <w:pPr>
               <w:rPr>
-                <w:lang w:val="en-US"/>
-              </w:rPr>
-            </w:pPr>
-            <w:r>
-              <w:rPr>
+                <w:b/>
+                <w:bCs/>
+                <w:lang w:val="en-US"/>
+              </w:rPr>
+            </w:pPr>
+            <w:r>
+              <w:rPr>
+                <w:b/>
+                <w:bCs/>
                 <w:lang w:val="en-US"/>
               </w:rPr>
               <w:t>Primary actor</w:t>
@@ -5956,11 +6600,15 @@
           <w:p>
             <w:pPr>
               <w:rPr>
-                <w:lang w:val="en-US"/>
-              </w:rPr>
-            </w:pPr>
-            <w:r>
-              <w:rPr>
+                <w:b/>
+                <w:bCs/>
+                <w:lang w:val="en-US"/>
+              </w:rPr>
+            </w:pPr>
+            <w:r>
+              <w:rPr>
+                <w:b/>
+                <w:bCs/>
                 <w:lang w:val="en-US"/>
               </w:rPr>
               <w:t>Meaningful outcome</w:t>
@@ -5979,11 +6627,19 @@
                 <w:lang w:val="en-US"/>
               </w:rPr>
             </w:pPr>
-            <w:r>
-              <w:rPr>
-                <w:lang w:val="en-US"/>
-              </w:rPr>
-              <w:t>Report Maintenance Problem</w:t>
+            <w:proofErr w:type="gramStart"/>
+            <w:r>
+              <w:rPr>
+                <w:lang w:val="en-US"/>
+              </w:rPr>
+              <w:t>Report</w:t>
+            </w:r>
+            <w:proofErr w:type="gramEnd"/>
+            <w:r>
+              <w:rPr>
+                <w:lang w:val="en-US"/>
+              </w:rPr>
+              <w:t xml:space="preserve"> Maintenance Problem</w:t>
             </w:r>
           </w:p>
         </w:tc>
@@ -6035,11 +6691,19 @@
                 <w:lang w:val="en-US"/>
               </w:rPr>
             </w:pPr>
-            <w:r>
-              <w:rPr>
-                <w:lang w:val="en-US"/>
-              </w:rPr>
-              <w:t>Evaluate Priority level</w:t>
+            <w:proofErr w:type="gramStart"/>
+            <w:r>
+              <w:rPr>
+                <w:lang w:val="en-US"/>
+              </w:rPr>
+              <w:t>Evaluate</w:t>
+            </w:r>
+            <w:proofErr w:type="gramEnd"/>
+            <w:r>
+              <w:rPr>
+                <w:lang w:val="en-US"/>
+              </w:rPr>
+              <w:t xml:space="preserve"> Priority level</w:t>
             </w:r>
           </w:p>
         </w:tc>
@@ -6319,6 +6983,7 @@
               <w:rPr>
                 <w:lang w:val="en-US"/>
               </w:rPr>
+              <w:lastRenderedPageBreak/>
               <w:t xml:space="preserve">Confirm Completion and close requests </w:t>
             </w:r>
           </w:p>
@@ -6443,7 +7108,6 @@
           <w:b/>
           <w:bCs/>
         </w:rPr>
-        <w:lastRenderedPageBreak/>
         <w:t>Detailed Use-case with Preconditions.</w:t>
       </w:r>
     </w:p>
@@ -6466,11 +7130,15 @@
           <w:p>
             <w:pPr>
               <w:rPr>
-                <w:lang w:val="en-US"/>
-              </w:rPr>
-            </w:pPr>
-            <w:r>
-              <w:rPr>
+                <w:b/>
+                <w:bCs/>
+                <w:lang w:val="en-US"/>
+              </w:rPr>
+            </w:pPr>
+            <w:r>
+              <w:rPr>
+                <w:b/>
+                <w:bCs/>
                 <w:lang w:val="en-US"/>
               </w:rPr>
               <w:t>Scope</w:t>
@@ -6482,7 +7150,17 @@
             <w:tcW w:w="6186" w:type="dxa"/>
           </w:tcPr>
           <w:p>
-            <w:r>
+            <w:pPr>
+              <w:rPr>
+                <w:b/>
+                <w:bCs/>
+              </w:rPr>
+            </w:pPr>
+            <w:r>
+              <w:rPr>
+                <w:b/>
+                <w:bCs/>
+              </w:rPr>
               <w:t>Content</w:t>
             </w:r>
           </w:p>
@@ -6692,11 +7370,15 @@
           <w:p>
             <w:pPr>
               <w:rPr>
-                <w:lang w:val="en-US"/>
-              </w:rPr>
-            </w:pPr>
-            <w:r>
-              <w:rPr>
+                <w:b/>
+                <w:bCs/>
+                <w:lang w:val="en-US"/>
+              </w:rPr>
+            </w:pPr>
+            <w:r>
+              <w:rPr>
+                <w:b/>
+                <w:bCs/>
                 <w:lang w:val="en-US"/>
               </w:rPr>
               <w:t>Step</w:t>
@@ -6710,10 +7392,16 @@
           <w:p>
             <w:pPr>
               <w:rPr>
-                <w:lang w:val="en-US"/>
-              </w:rPr>
-            </w:pPr>
-            <w:r>
+                <w:b/>
+                <w:bCs/>
+                <w:lang w:val="en-US"/>
+              </w:rPr>
+            </w:pPr>
+            <w:r>
+              <w:rPr>
+                <w:b/>
+                <w:bCs/>
+              </w:rPr>
               <w:t>Actor intention or system responsibility</w:t>
             </w:r>
           </w:p>
@@ -6983,7 +7671,97 @@
         <w:rPr>
           <w:b/>
           <w:bCs/>
-          <w:lang w:val="en-US"/>
+          <w:lang w:val="ru-RU"/>
+        </w:rPr>
+      </w:pPr>
+    </w:p>
+    <w:p>
+      <w:pPr>
+        <w:rPr>
+          <w:b/>
+          <w:bCs/>
+        </w:rPr>
+      </w:pPr>
+      <w:r>
+        <w:rPr>
+          <w:b/>
+          <w:bCs/>
+        </w:rPr>
+        <w:lastRenderedPageBreak/>
+        <w:drawing>
+          <wp:inline distT="0" distB="0" distL="0" distR="0" wp14:anchorId="2F7CC5A5" wp14:editId="0CE393D7">
+            <wp:extent cx="5166360" cy="5905500"/>
+            <wp:effectExtent l="0" t="0" r="0" b="0"/>
+            <wp:docPr id="1161789574" name="Picture 2" descr="A diagram of a maintenance request service&#10;&#10;AI-generated content may be incorrect."/>
+            <wp:cNvGraphicFramePr>
+              <a:graphicFrameLocks xmlns:a="http://schemas.openxmlformats.org/drawingml/2006/main" noChangeAspect="1"/>
+            </wp:cNvGraphicFramePr>
+            <a:graphic xmlns:a="http://schemas.openxmlformats.org/drawingml/2006/main">
+              <a:graphicData uri="http://schemas.openxmlformats.org/drawingml/2006/picture">
+                <pic:pic xmlns:pic="http://schemas.openxmlformats.org/drawingml/2006/picture">
+                  <pic:nvPicPr>
+                    <pic:cNvPr id="1161789574" name="Picture 2" descr="A diagram of a maintenance request service&#10;&#10;AI-generated content may be incorrect."/>
+                    <pic:cNvPicPr>
+                      <a:picLocks noChangeAspect="1" noChangeArrowheads="1"/>
+                    </pic:cNvPicPr>
+                  </pic:nvPicPr>
+                  <pic:blipFill>
+                    <a:blip r:embed="rId6">
+                      <a:extLst>
+                        <a:ext uri="{28A0092B-C50C-407E-A947-70E740481C1C}">
+                          <a14:useLocalDpi xmlns:a14="http://schemas.microsoft.com/office/drawing/2010/main" val="0"/>
+                        </a:ext>
+                      </a:extLst>
+                    </a:blip>
+                    <a:srcRect/>
+                    <a:stretch>
+                      <a:fillRect/>
+                    </a:stretch>
+                  </pic:blipFill>
+                  <pic:spPr bwMode="auto">
+                    <a:xfrm>
+                      <a:off x="0" y="0"/>
+                      <a:ext cx="5166360" cy="5905500"/>
+                    </a:xfrm>
+                    <a:prstGeom prst="rect">
+                      <a:avLst/>
+                    </a:prstGeom>
+                    <a:noFill/>
+                    <a:ln>
+                      <a:noFill/>
+                    </a:ln>
+                  </pic:spPr>
+                </pic:pic>
+              </a:graphicData>
+            </a:graphic>
+          </wp:inline>
+        </w:drawing>
+      </w:r>
+    </w:p>
+    <w:p>
+      <w:pPr>
+        <w:rPr>
+          <w:b/>
+          <w:bCs/>
+          <w:lang w:val="ru-RU"/>
+        </w:rPr>
+      </w:pPr>
+    </w:p>
+    <w:p>
+      <w:pPr>
+        <w:rPr>
+          <w:b/>
+          <w:bCs/>
+          <w:lang w:val="ru-RU"/>
+        </w:rPr>
+      </w:pPr>
+    </w:p>
+    <w:p>
+      <w:pPr>
+        <w:rPr>
+          <w:b/>
+          <w:bCs/>
+          <w:lang w:val="ru-RU"/>
         </w:rPr>
       </w:pPr>
     </w:p>
@@ -6998,13 +7776,3241 @@
     </w:p>
     <w:p>
       <w:pPr>
+        <w:pStyle w:val="Heading2"/>
         <w:rPr>
           <w:b/>
           <w:bCs/>
+          <w:lang w:val="ru-RU"/>
+        </w:rPr>
+      </w:pPr>
+      <w:bookmarkStart w:id="16" w:name="_Toc243659755"/>
+      <w:r>
+        <w:rPr>
           <w:lang w:val="en-US"/>
+        </w:rPr>
+        <w:t>User Stories and Acceptance Examples</w:t>
+      </w:r>
+      <w:bookmarkEnd w:id="16"/>
+    </w:p>
+    <w:tbl>
+      <w:tblPr>
+        <w:tblStyle w:val="TableGrid"/>
+        <w:tblW w:w="0" w:type="auto"/>
+        <w:tblLook w:val="04A0" w:firstRow="1" w:lastRow="0" w:firstColumn="1" w:lastColumn="0" w:noHBand="0" w:noVBand="1"/>
+      </w:tblPr>
+      <w:tblGrid>
+        <w:gridCol w:w="975"/>
+        <w:gridCol w:w="4970"/>
+        <w:gridCol w:w="3071"/>
+      </w:tblGrid>
+      <w:tr>
+        <w:tc>
+          <w:tcPr>
+            <w:tcW w:w="988" w:type="dxa"/>
+          </w:tcPr>
+          <w:p>
+            <w:pPr>
+              <w:rPr>
+                <w:b/>
+                <w:bCs/>
+                <w:lang w:val="en-US"/>
+              </w:rPr>
+            </w:pPr>
+            <w:r>
+              <w:rPr>
+                <w:b/>
+                <w:bCs/>
+                <w:lang w:val="en-US"/>
+              </w:rPr>
+              <w:t>ID</w:t>
+            </w:r>
+          </w:p>
+        </w:tc>
+        <w:tc>
+          <w:tcPr>
+            <w:tcW w:w="5103" w:type="dxa"/>
+          </w:tcPr>
+          <w:p>
+            <w:pPr>
+              <w:rPr>
+                <w:b/>
+                <w:bCs/>
+                <w:lang w:val="en-US"/>
+              </w:rPr>
+            </w:pPr>
+            <w:r>
+              <w:rPr>
+                <w:b/>
+                <w:bCs/>
+                <w:lang w:val="en-US"/>
+              </w:rPr>
+              <w:t>Rule</w:t>
+            </w:r>
+          </w:p>
+        </w:tc>
+        <w:tc>
+          <w:tcPr>
+            <w:tcW w:w="2835" w:type="dxa"/>
+          </w:tcPr>
+          <w:p>
+            <w:pPr>
+              <w:rPr>
+                <w:lang w:val="en-US"/>
+              </w:rPr>
+            </w:pPr>
+            <w:r>
+              <w:rPr>
+                <w:b/>
+                <w:bCs/>
+                <w:lang w:val="en-US"/>
+              </w:rPr>
+              <w:t>Link</w:t>
+            </w:r>
+          </w:p>
+        </w:tc>
+      </w:tr>
+      <w:tr>
+        <w:tc>
+          <w:tcPr>
+            <w:tcW w:w="988" w:type="dxa"/>
+          </w:tcPr>
+          <w:p>
+            <w:pPr>
+              <w:rPr>
+                <w:lang w:val="en-US"/>
+              </w:rPr>
+            </w:pPr>
+            <w:r>
+              <w:rPr>
+                <w:lang w:val="en-US"/>
+              </w:rPr>
+              <w:t>GH-01</w:t>
+            </w:r>
+          </w:p>
+        </w:tc>
+        <w:tc>
+          <w:tcPr>
+            <w:tcW w:w="5103" w:type="dxa"/>
+          </w:tcPr>
+          <w:p>
+            <w:r>
+              <w:t>Business rule: a request is accepted only when property, location, problem, contact person and access availability are given</w:t>
+            </w:r>
+          </w:p>
+        </w:tc>
+        <w:tc>
+          <w:tcPr>
+            <w:tcW w:w="2835" w:type="dxa"/>
+          </w:tcPr>
+          <w:p>
+            <w:r>
+              <w:t>features/request.feature</w:t>
+            </w:r>
+          </w:p>
+        </w:tc>
+      </w:tr>
+      <w:tr>
+        <w:tc>
+          <w:tcPr>
+            <w:tcW w:w="988" w:type="dxa"/>
+          </w:tcPr>
+          <w:p>
+            <w:pPr>
+              <w:rPr>
+                <w:lang w:val="en-US"/>
+              </w:rPr>
+            </w:pPr>
+            <w:r>
+              <w:rPr>
+                <w:lang w:val="en-US"/>
+              </w:rPr>
+              <w:t>GH-02</w:t>
+            </w:r>
+          </w:p>
+        </w:tc>
+        <w:tc>
+          <w:tcPr>
+            <w:tcW w:w="5103" w:type="dxa"/>
+          </w:tcPr>
+          <w:p>
+            <w:pPr>
+              <w:rPr>
+                <w:lang w:val="ru-RU"/>
+              </w:rPr>
+            </w:pPr>
+            <w:r>
+              <w:rPr>
+                <w:lang w:val="ru-RU"/>
+              </w:rPr>
+              <w:t>Record visit outcome</w:t>
+            </w:r>
+          </w:p>
+        </w:tc>
+        <w:tc>
+          <w:tcPr>
+            <w:tcW w:w="2835" w:type="dxa"/>
+          </w:tcPr>
+          <w:p>
+            <w:pPr>
+              <w:rPr>
+                <w:lang w:val="ru-RU"/>
+              </w:rPr>
+            </w:pPr>
+            <w:r>
+              <w:t>features/visitOutcome.feature</w:t>
+            </w:r>
+          </w:p>
+        </w:tc>
+      </w:tr>
+      <w:tr>
+        <w:tc>
+          <w:tcPr>
+            <w:tcW w:w="988" w:type="dxa"/>
+          </w:tcPr>
+          <w:p>
+            <w:pPr>
+              <w:rPr>
+                <w:lang w:val="en-US"/>
+              </w:rPr>
+            </w:pPr>
+            <w:r>
+              <w:rPr>
+                <w:lang w:val="en-US"/>
+              </w:rPr>
+              <w:t>GH-03</w:t>
+            </w:r>
+          </w:p>
+        </w:tc>
+        <w:tc>
+          <w:tcPr>
+            <w:tcW w:w="5103" w:type="dxa"/>
+          </w:tcPr>
+          <w:p>
+            <w:r>
+              <w:t>A temporary repair does not complete a request</w:t>
+            </w:r>
+          </w:p>
+        </w:tc>
+        <w:tc>
+          <w:tcPr>
+            <w:tcW w:w="2835" w:type="dxa"/>
+          </w:tcPr>
+          <w:p>
+            <w:pPr>
+              <w:rPr>
+                <w:lang w:val="ru-RU"/>
+              </w:rPr>
+            </w:pPr>
+            <w:r>
+              <w:t>features/visitOutcome.feature</w:t>
+            </w:r>
+          </w:p>
+        </w:tc>
+      </w:tr>
+    </w:tbl>
+    <w:p>
+      <w:pPr>
+        <w:rPr>
+          <w:lang w:val="ru-RU"/>
         </w:rPr>
       </w:pPr>
     </w:p>
+    <w:tbl>
+      <w:tblPr>
+        <w:tblStyle w:val="TableGrid"/>
+        <w:tblW w:w="0" w:type="auto"/>
+        <w:tblLook w:val="04A0" w:firstRow="1" w:lastRow="0" w:firstColumn="1" w:lastColumn="0" w:noHBand="0" w:noVBand="1"/>
+      </w:tblPr>
+      <w:tblGrid>
+        <w:gridCol w:w="2547"/>
+        <w:gridCol w:w="992"/>
+        <w:gridCol w:w="1559"/>
+        <w:gridCol w:w="2835"/>
+        <w:gridCol w:w="1083"/>
+      </w:tblGrid>
+      <w:tr>
+        <w:tc>
+          <w:tcPr>
+            <w:tcW w:w="2547" w:type="dxa"/>
+          </w:tcPr>
+          <w:p>
+            <w:pPr>
+              <w:rPr>
+                <w:b/>
+                <w:bCs/>
+                <w:lang w:val="en-US"/>
+              </w:rPr>
+            </w:pPr>
+            <w:r>
+              <w:rPr>
+                <w:b/>
+                <w:bCs/>
+                <w:lang w:val="en-US"/>
+              </w:rPr>
+              <w:lastRenderedPageBreak/>
+              <w:t>User story</w:t>
+            </w:r>
+          </w:p>
+        </w:tc>
+        <w:tc>
+          <w:tcPr>
+            <w:tcW w:w="992" w:type="dxa"/>
+          </w:tcPr>
+          <w:p>
+            <w:pPr>
+              <w:rPr>
+                <w:b/>
+                <w:bCs/>
+                <w:lang w:val="en-US"/>
+              </w:rPr>
+            </w:pPr>
+            <w:r>
+              <w:rPr>
+                <w:b/>
+                <w:bCs/>
+                <w:lang w:val="en-US"/>
+              </w:rPr>
+              <w:t>Priority</w:t>
+            </w:r>
+          </w:p>
+        </w:tc>
+        <w:tc>
+          <w:tcPr>
+            <w:tcW w:w="1559" w:type="dxa"/>
+          </w:tcPr>
+          <w:p>
+            <w:pPr>
+              <w:rPr>
+                <w:b/>
+                <w:bCs/>
+                <w:lang w:val="en-US"/>
+              </w:rPr>
+            </w:pPr>
+            <w:r>
+              <w:rPr>
+                <w:b/>
+                <w:bCs/>
+                <w:lang w:val="en-US"/>
+              </w:rPr>
+              <w:t>Cases</w:t>
+            </w:r>
+          </w:p>
+        </w:tc>
+        <w:tc>
+          <w:tcPr>
+            <w:tcW w:w="2835" w:type="dxa"/>
+          </w:tcPr>
+          <w:p>
+            <w:pPr>
+              <w:rPr>
+                <w:b/>
+                <w:bCs/>
+                <w:lang w:val="en-US"/>
+              </w:rPr>
+            </w:pPr>
+            <w:r>
+              <w:rPr>
+                <w:b/>
+                <w:bCs/>
+                <w:lang w:val="en-US"/>
+              </w:rPr>
+              <w:t>Acceptance Criteria</w:t>
+            </w:r>
+          </w:p>
+        </w:tc>
+        <w:tc>
+          <w:tcPr>
+            <w:tcW w:w="1083" w:type="dxa"/>
+          </w:tcPr>
+          <w:p>
+            <w:pPr>
+              <w:rPr>
+                <w:b/>
+                <w:bCs/>
+                <w:lang w:val="ru-RU"/>
+              </w:rPr>
+            </w:pPr>
+            <w:r>
+              <w:rPr>
+                <w:b/>
+                <w:bCs/>
+                <w:lang w:val="en-US"/>
+              </w:rPr>
+              <w:t>Gherkin</w:t>
+            </w:r>
+          </w:p>
+        </w:tc>
+      </w:tr>
+      <w:tr>
+        <w:trPr>
+          <w:trHeight w:val="1270"/>
+        </w:trPr>
+        <w:tc>
+          <w:tcPr>
+            <w:tcW w:w="2547" w:type="dxa"/>
+          </w:tcPr>
+          <w:p>
+            <w:r>
+              <w:rPr>
+                <w:lang w:val="en-US"/>
+              </w:rPr>
+              <w:t>As a reporter, I want to report a problem in my own words so that it is recorded without me knowing the trade.</w:t>
+            </w:r>
+          </w:p>
+        </w:tc>
+        <w:tc>
+          <w:tcPr>
+            <w:tcW w:w="992" w:type="dxa"/>
+          </w:tcPr>
+          <w:p>
+            <w:r>
+              <w:t>Must</w:t>
+            </w:r>
+          </w:p>
+        </w:tc>
+        <w:tc>
+          <w:tcPr>
+            <w:tcW w:w="1559" w:type="dxa"/>
+          </w:tcPr>
+          <w:p>
+            <w:r>
+              <w:t>FR-01, FR-03</w:t>
+            </w:r>
+          </w:p>
+        </w:tc>
+        <w:tc>
+          <w:tcPr>
+            <w:tcW w:w="2835" w:type="dxa"/>
+          </w:tcPr>
+          <w:p>
+            <w:r>
+              <w:rPr>
+                <w:lang w:val="en-US"/>
+              </w:rPr>
+              <w:t>Property, location, problem, contact person and access availability are recorded. An incomplete request is returned for more information. No job is created for an incomplete request.</w:t>
+            </w:r>
+          </w:p>
+        </w:tc>
+        <w:tc>
+          <w:tcPr>
+            <w:tcW w:w="1083" w:type="dxa"/>
+          </w:tcPr>
+          <w:p>
+            <w:pPr>
+              <w:rPr>
+                <w:lang w:val="en-US"/>
+              </w:rPr>
+            </w:pPr>
+            <w:r>
+              <w:rPr>
+                <w:lang w:val="en-US"/>
+              </w:rPr>
+              <w:t>GH-01</w:t>
+            </w:r>
+          </w:p>
+        </w:tc>
+      </w:tr>
+      <w:tr>
+        <w:tc>
+          <w:tcPr>
+            <w:tcW w:w="2547" w:type="dxa"/>
+          </w:tcPr>
+          <w:p>
+            <w:r>
+              <w:rPr>
+                <w:lang w:val="en-US"/>
+              </w:rPr>
+              <w:t xml:space="preserve">As a technician, I want to record the outcome of each visit so that the coordinator and reporter know the </w:t>
+            </w:r>
+            <w:proofErr w:type="gramStart"/>
+            <w:r>
+              <w:rPr>
+                <w:lang w:val="en-US"/>
+              </w:rPr>
+              <w:t>current status</w:t>
+            </w:r>
+            <w:proofErr w:type="gramEnd"/>
+            <w:r>
+              <w:rPr>
+                <w:lang w:val="en-US"/>
+              </w:rPr>
+              <w:t>.</w:t>
+            </w:r>
+          </w:p>
+        </w:tc>
+        <w:tc>
+          <w:tcPr>
+            <w:tcW w:w="992" w:type="dxa"/>
+          </w:tcPr>
+          <w:p>
+            <w:pPr>
+              <w:rPr>
+                <w:lang w:val="en-US"/>
+              </w:rPr>
+            </w:pPr>
+            <w:r>
+              <w:rPr>
+                <w:lang w:val="en-US"/>
+              </w:rPr>
+              <w:t>Must</w:t>
+            </w:r>
+          </w:p>
+        </w:tc>
+        <w:tc>
+          <w:tcPr>
+            <w:tcW w:w="1559" w:type="dxa"/>
+          </w:tcPr>
+          <w:p>
+            <w:pPr>
+              <w:rPr>
+                <w:lang w:val="en-US"/>
+              </w:rPr>
+            </w:pPr>
+            <w:r>
+              <w:rPr>
+                <w:lang w:val="en-US"/>
+              </w:rPr>
+              <w:t>FR-09</w:t>
+            </w:r>
+          </w:p>
+        </w:tc>
+        <w:tc>
+          <w:tcPr>
+            <w:tcW w:w="2835" w:type="dxa"/>
+          </w:tcPr>
+          <w:p>
+            <w:r>
+              <w:rPr>
+                <w:lang w:val="en-US"/>
+              </w:rPr>
+              <w:t>The outcome is chosen from agreed terms. Work performed and photographs are recorded. A job that needs confirmation is recorded as “Completed – awaiting confirmation”.</w:t>
+            </w:r>
+          </w:p>
+        </w:tc>
+        <w:tc>
+          <w:tcPr>
+            <w:tcW w:w="1083" w:type="dxa"/>
+          </w:tcPr>
+          <w:p>
+            <w:pPr>
+              <w:rPr>
+                <w:lang w:val="en-US"/>
+              </w:rPr>
+            </w:pPr>
+            <w:r>
+              <w:rPr>
+                <w:lang w:val="en-US"/>
+              </w:rPr>
+              <w:t>GH-02</w:t>
+            </w:r>
+          </w:p>
+        </w:tc>
+      </w:tr>
+      <w:tr>
+        <w:tc>
+          <w:tcPr>
+            <w:tcW w:w="2547" w:type="dxa"/>
+          </w:tcPr>
+          <w:p>
+            <w:r>
+              <w:rPr>
+                <w:lang w:val="en-US"/>
+              </w:rPr>
+              <w:t>As a technician, I want to record “made safe” separately from “completed” so that a temporary repair is not mistaken for a finished one.</w:t>
+            </w:r>
+          </w:p>
+        </w:tc>
+        <w:tc>
+          <w:tcPr>
+            <w:tcW w:w="992" w:type="dxa"/>
+          </w:tcPr>
+          <w:p>
+            <w:pPr>
+              <w:rPr>
+                <w:lang w:val="en-US"/>
+              </w:rPr>
+            </w:pPr>
+            <w:r>
+              <w:rPr>
+                <w:lang w:val="en-US"/>
+              </w:rPr>
+              <w:t>Must</w:t>
+            </w:r>
+          </w:p>
+        </w:tc>
+        <w:tc>
+          <w:tcPr>
+            <w:tcW w:w="1559" w:type="dxa"/>
+          </w:tcPr>
+          <w:p>
+            <w:pPr>
+              <w:rPr>
+                <w:lang w:val="en-US"/>
+              </w:rPr>
+            </w:pPr>
+            <w:r>
+              <w:rPr>
+                <w:lang w:val="en-US"/>
+              </w:rPr>
+              <w:t>FR-09</w:t>
+            </w:r>
+          </w:p>
+        </w:tc>
+        <w:tc>
+          <w:tcPr>
+            <w:tcW w:w="2835" w:type="dxa"/>
+          </w:tcPr>
+          <w:p>
+            <w:pPr>
+              <w:rPr>
+                <w:lang w:val="ru-RU"/>
+              </w:rPr>
+            </w:pPr>
+            <w:r>
+              <w:rPr>
+                <w:lang w:val="en-US"/>
+              </w:rPr>
+              <w:t>“Made safe” is recorded as a temporary repair. The request remains open.</w:t>
+            </w:r>
+          </w:p>
+        </w:tc>
+        <w:tc>
+          <w:tcPr>
+            <w:tcW w:w="1083" w:type="dxa"/>
+          </w:tcPr>
+          <w:p>
+            <w:pPr>
+              <w:rPr>
+                <w:lang w:val="en-US"/>
+              </w:rPr>
+            </w:pPr>
+            <w:r>
+              <w:rPr>
+                <w:lang w:val="en-US"/>
+              </w:rPr>
+              <w:t>GH-03</w:t>
+            </w:r>
+          </w:p>
+        </w:tc>
+      </w:tr>
+    </w:tbl>
+    <w:p/>
+    <w:p/>
+    <w:p>
+      <w:pPr>
+        <w:pStyle w:val="Heading2"/>
+      </w:pPr>
+      <w:bookmarkStart w:id="17" w:name="_Toc243659756"/>
+      <w:r>
+        <w:t>Candidate Concept Analysis</w:t>
+      </w:r>
+      <w:bookmarkEnd w:id="17"/>
+    </w:p>
+    <w:tbl>
+      <w:tblPr>
+        <w:tblW w:w="9630" w:type="dxa"/>
+        <w:tblBorders>
+          <w:top w:val="single" w:sz="4" w:space="0" w:color="9AA9BC"/>
+          <w:left w:val="single" w:sz="4" w:space="0" w:color="9AA9BC"/>
+          <w:bottom w:val="single" w:sz="4" w:space="0" w:color="9AA9BC"/>
+          <w:right w:val="single" w:sz="4" w:space="0" w:color="9AA9BC"/>
+          <w:insideH w:val="single" w:sz="4" w:space="0" w:color="9AA9BC"/>
+          <w:insideV w:val="single" w:sz="4" w:space="0" w:color="9AA9BC"/>
+        </w:tblBorders>
+        <w:tblLayout w:type="fixed"/>
+        <w:tblLook w:val="0020" w:firstRow="1" w:lastRow="0" w:firstColumn="0" w:lastColumn="0" w:noHBand="0" w:noVBand="0"/>
+      </w:tblPr>
+      <w:tblGrid>
+        <w:gridCol w:w="2242"/>
+        <w:gridCol w:w="1699"/>
+        <w:gridCol w:w="1990"/>
+        <w:gridCol w:w="3699"/>
+      </w:tblGrid>
+      <w:tr>
+        <w:tc>
+          <w:tcPr>
+            <w:tcW w:w="2242" w:type="dxa"/>
+            <w:tcBorders>
+              <w:top w:val="single" w:sz="4" w:space="0" w:color="9AA9BC"/>
+              <w:left w:val="single" w:sz="4" w:space="0" w:color="9AA9BC"/>
+              <w:right w:val="single" w:sz="4" w:space="0" w:color="9AA9BC"/>
+            </w:tcBorders>
+          </w:tcPr>
+          <w:p>
+            <w:pPr>
+              <w:rPr>
+                <w:lang w:val="en-US"/>
+              </w:rPr>
+            </w:pPr>
+            <w:r>
+              <w:rPr>
+                <w:b/>
+                <w:bCs/>
+                <w:lang w:val="en-US"/>
+              </w:rPr>
+              <w:t>Candidate</w:t>
+            </w:r>
+            <w:r>
+              <w:rPr>
+                <w:lang w:val="en-US"/>
+              </w:rPr>
+              <w:t xml:space="preserve"> </w:t>
+            </w:r>
+            <w:r>
+              <w:rPr>
+                <w:b/>
+                <w:bCs/>
+                <w:lang w:val="en-US"/>
+              </w:rPr>
+              <w:t>term</w:t>
+            </w:r>
+          </w:p>
+        </w:tc>
+        <w:tc>
+          <w:tcPr>
+            <w:tcW w:w="1699" w:type="dxa"/>
+            <w:tcBorders>
+              <w:top w:val="single" w:sz="4" w:space="0" w:color="9AA9BC"/>
+              <w:left w:val="single" w:sz="4" w:space="0" w:color="9AA9BC"/>
+              <w:right w:val="single" w:sz="4" w:space="0" w:color="9AA9BC"/>
+            </w:tcBorders>
+          </w:tcPr>
+          <w:p>
+            <w:pPr>
+              <w:rPr>
+                <w:b/>
+                <w:bCs/>
+                <w:lang w:val="en-US"/>
+              </w:rPr>
+            </w:pPr>
+            <w:r>
+              <w:rPr>
+                <w:b/>
+                <w:bCs/>
+                <w:lang w:val="en-US"/>
+              </w:rPr>
+              <w:t>Classification</w:t>
+            </w:r>
+          </w:p>
+        </w:tc>
+        <w:tc>
+          <w:tcPr>
+            <w:tcW w:w="1990" w:type="dxa"/>
+            <w:tcBorders>
+              <w:top w:val="single" w:sz="4" w:space="0" w:color="9AA9BC"/>
+              <w:left w:val="single" w:sz="4" w:space="0" w:color="9AA9BC"/>
+              <w:right w:val="single" w:sz="4" w:space="0" w:color="9AA9BC"/>
+            </w:tcBorders>
+          </w:tcPr>
+          <w:p>
+            <w:pPr>
+              <w:rPr>
+                <w:b/>
+                <w:bCs/>
+                <w:lang w:val="en-US"/>
+              </w:rPr>
+            </w:pPr>
+            <w:r>
+              <w:rPr>
+                <w:b/>
+                <w:bCs/>
+                <w:lang w:val="en-US"/>
+              </w:rPr>
+              <w:t>Decision</w:t>
+            </w:r>
+          </w:p>
+        </w:tc>
+        <w:tc>
+          <w:tcPr>
+            <w:tcW w:w="3699" w:type="dxa"/>
+            <w:tcBorders>
+              <w:top w:val="single" w:sz="4" w:space="0" w:color="9AA9BC"/>
+              <w:left w:val="single" w:sz="4" w:space="0" w:color="9AA9BC"/>
+              <w:right w:val="single" w:sz="4" w:space="0" w:color="9AA9BC"/>
+            </w:tcBorders>
+          </w:tcPr>
+          <w:p>
+            <w:pPr>
+              <w:rPr>
+                <w:lang w:val="en-US"/>
+              </w:rPr>
+            </w:pPr>
+            <w:r>
+              <w:rPr>
+                <w:b/>
+                <w:bCs/>
+                <w:lang w:val="en-US"/>
+              </w:rPr>
+              <w:t>Reason</w:t>
+            </w:r>
+          </w:p>
+        </w:tc>
+      </w:tr>
+      <w:tr>
+        <w:tc>
+          <w:tcPr>
+            <w:tcW w:w="2242" w:type="dxa"/>
+            <w:tcBorders>
+              <w:top w:val="single" w:sz="4" w:space="0" w:color="9AA9BC"/>
+              <w:left w:val="single" w:sz="4" w:space="0" w:color="9AA9BC"/>
+              <w:right w:val="single" w:sz="4" w:space="0" w:color="9AA9BC"/>
+            </w:tcBorders>
+            <w:hideMark/>
+          </w:tcPr>
+          <w:p>
+            <w:pPr>
+              <w:rPr>
+                <w:lang w:val="en-US"/>
+              </w:rPr>
+            </w:pPr>
+            <w:r>
+              <w:rPr>
+                <w:lang w:val="en-US"/>
+              </w:rPr>
+              <w:t>Request, report</w:t>
+            </w:r>
+          </w:p>
+        </w:tc>
+        <w:tc>
+          <w:tcPr>
+            <w:tcW w:w="1699" w:type="dxa"/>
+            <w:tcBorders>
+              <w:top w:val="single" w:sz="4" w:space="0" w:color="9AA9BC"/>
+              <w:left w:val="single" w:sz="4" w:space="0" w:color="9AA9BC"/>
+              <w:right w:val="single" w:sz="4" w:space="0" w:color="9AA9BC"/>
+            </w:tcBorders>
+            <w:hideMark/>
+          </w:tcPr>
+          <w:p>
+            <w:pPr>
+              <w:rPr>
+                <w:lang w:val="en-US"/>
+              </w:rPr>
+            </w:pPr>
+            <w:r>
+              <w:rPr>
+                <w:lang w:val="en-US"/>
+              </w:rPr>
+              <w:t>Class</w:t>
+            </w:r>
+          </w:p>
+        </w:tc>
+        <w:tc>
+          <w:tcPr>
+            <w:tcW w:w="1990" w:type="dxa"/>
+            <w:tcBorders>
+              <w:top w:val="single" w:sz="4" w:space="0" w:color="9AA9BC"/>
+              <w:left w:val="single" w:sz="4" w:space="0" w:color="9AA9BC"/>
+              <w:right w:val="single" w:sz="4" w:space="0" w:color="9AA9BC"/>
+            </w:tcBorders>
+            <w:hideMark/>
+          </w:tcPr>
+          <w:p>
+            <w:pPr>
+              <w:rPr>
+                <w:lang w:val="en-US"/>
+              </w:rPr>
+            </w:pPr>
+            <w:r>
+              <w:rPr>
+                <w:lang w:val="en-US"/>
+              </w:rPr>
+              <w:t>Keep as Maintenance Request</w:t>
+            </w:r>
+          </w:p>
+        </w:tc>
+        <w:tc>
+          <w:tcPr>
+            <w:tcW w:w="3699" w:type="dxa"/>
+            <w:tcBorders>
+              <w:top w:val="single" w:sz="4" w:space="0" w:color="9AA9BC"/>
+              <w:left w:val="single" w:sz="4" w:space="0" w:color="9AA9BC"/>
+              <w:right w:val="single" w:sz="4" w:space="0" w:color="9AA9BC"/>
+            </w:tcBorders>
+            <w:hideMark/>
+          </w:tcPr>
+          <w:p>
+            <w:pPr>
+              <w:rPr>
+                <w:lang w:val="en-US"/>
+              </w:rPr>
+            </w:pPr>
+            <w:r>
+              <w:rPr>
+                <w:lang w:val="en-US"/>
+              </w:rPr>
+              <w:t>Same thing seen from the reporter’s side</w:t>
+            </w:r>
+          </w:p>
+        </w:tc>
+      </w:tr>
+      <w:tr>
+        <w:tc>
+          <w:tcPr>
+            <w:tcW w:w="2242" w:type="dxa"/>
+            <w:tcBorders>
+              <w:top w:val="single" w:sz="4" w:space="0" w:color="9AA9BC"/>
+              <w:left w:val="single" w:sz="4" w:space="0" w:color="9AA9BC"/>
+              <w:bottom w:val="single" w:sz="4" w:space="0" w:color="9AA9BC"/>
+              <w:right w:val="single" w:sz="4" w:space="0" w:color="9AA9BC"/>
+            </w:tcBorders>
+            <w:hideMark/>
+          </w:tcPr>
+          <w:p>
+            <w:pPr>
+              <w:rPr>
+                <w:lang w:val="en-US"/>
+              </w:rPr>
+            </w:pPr>
+            <w:r>
+              <w:rPr>
+                <w:lang w:val="en-US"/>
+              </w:rPr>
+              <w:t>Work item, job, job sheet</w:t>
+            </w:r>
+          </w:p>
+        </w:tc>
+        <w:tc>
+          <w:tcPr>
+            <w:tcW w:w="1699" w:type="dxa"/>
+            <w:tcBorders>
+              <w:top w:val="single" w:sz="4" w:space="0" w:color="9AA9BC"/>
+              <w:left w:val="single" w:sz="4" w:space="0" w:color="9AA9BC"/>
+              <w:bottom w:val="single" w:sz="4" w:space="0" w:color="9AA9BC"/>
+              <w:right w:val="single" w:sz="4" w:space="0" w:color="9AA9BC"/>
+            </w:tcBorders>
+            <w:hideMark/>
+          </w:tcPr>
+          <w:p>
+            <w:pPr>
+              <w:rPr>
+                <w:lang w:val="en-US"/>
+              </w:rPr>
+            </w:pPr>
+            <w:r>
+              <w:rPr>
+                <w:lang w:val="en-US"/>
+              </w:rPr>
+              <w:t>Class</w:t>
+            </w:r>
+          </w:p>
+        </w:tc>
+        <w:tc>
+          <w:tcPr>
+            <w:tcW w:w="1990" w:type="dxa"/>
+            <w:tcBorders>
+              <w:top w:val="single" w:sz="4" w:space="0" w:color="9AA9BC"/>
+              <w:left w:val="single" w:sz="4" w:space="0" w:color="9AA9BC"/>
+              <w:bottom w:val="single" w:sz="4" w:space="0" w:color="9AA9BC"/>
+              <w:right w:val="single" w:sz="4" w:space="0" w:color="9AA9BC"/>
+            </w:tcBorders>
+            <w:hideMark/>
+          </w:tcPr>
+          <w:p>
+            <w:pPr>
+              <w:rPr>
+                <w:lang w:val="en-US"/>
+              </w:rPr>
+            </w:pPr>
+            <w:r>
+              <w:rPr>
+                <w:lang w:val="en-US"/>
+              </w:rPr>
+              <w:t>Keep Job</w:t>
+            </w:r>
+            <w:r>
+              <w:rPr>
+                <w:lang w:val="en-US"/>
+              </w:rPr>
+              <w:t>,</w:t>
+            </w:r>
+            <w:r>
+              <w:rPr>
+                <w:lang w:val="en-US"/>
+              </w:rPr>
+              <w:t xml:space="preserve"> remove “job sheet”</w:t>
+            </w:r>
+          </w:p>
+        </w:tc>
+        <w:tc>
+          <w:tcPr>
+            <w:tcW w:w="3699" w:type="dxa"/>
+            <w:tcBorders>
+              <w:top w:val="single" w:sz="4" w:space="0" w:color="9AA9BC"/>
+              <w:left w:val="single" w:sz="4" w:space="0" w:color="9AA9BC"/>
+              <w:bottom w:val="single" w:sz="4" w:space="0" w:color="9AA9BC"/>
+              <w:right w:val="single" w:sz="4" w:space="0" w:color="9AA9BC"/>
+            </w:tcBorders>
+            <w:hideMark/>
+          </w:tcPr>
+          <w:p>
+            <w:pPr>
+              <w:rPr>
+                <w:lang w:val="en-US"/>
+              </w:rPr>
+            </w:pPr>
+            <w:r>
+              <w:rPr>
+                <w:lang w:val="en-US"/>
+              </w:rPr>
+              <w:t>One report may contain several work items a job sheet is only paper</w:t>
+            </w:r>
+          </w:p>
+        </w:tc>
+      </w:tr>
+      <w:tr>
+        <w:tc>
+          <w:tcPr>
+            <w:tcW w:w="2242" w:type="dxa"/>
+            <w:tcBorders>
+              <w:top w:val="single" w:sz="4" w:space="0" w:color="9AA9BC"/>
+              <w:left w:val="single" w:sz="4" w:space="0" w:color="9AA9BC"/>
+              <w:bottom w:val="single" w:sz="4" w:space="0" w:color="9AA9BC"/>
+              <w:right w:val="single" w:sz="4" w:space="0" w:color="9AA9BC"/>
+            </w:tcBorders>
+            <w:hideMark/>
+          </w:tcPr>
+          <w:p>
+            <w:pPr>
+              <w:rPr>
+                <w:lang w:val="en-US"/>
+              </w:rPr>
+            </w:pPr>
+            <w:r>
+              <w:rPr>
+                <w:lang w:val="en-US"/>
+              </w:rPr>
+              <w:t>Fault, problem, symptom</w:t>
+            </w:r>
+          </w:p>
+        </w:tc>
+        <w:tc>
+          <w:tcPr>
+            <w:tcW w:w="1699" w:type="dxa"/>
+            <w:tcBorders>
+              <w:top w:val="single" w:sz="4" w:space="0" w:color="9AA9BC"/>
+              <w:left w:val="single" w:sz="4" w:space="0" w:color="9AA9BC"/>
+              <w:bottom w:val="single" w:sz="4" w:space="0" w:color="9AA9BC"/>
+              <w:right w:val="single" w:sz="4" w:space="0" w:color="9AA9BC"/>
+            </w:tcBorders>
+            <w:hideMark/>
+          </w:tcPr>
+          <w:p>
+            <w:pPr>
+              <w:rPr>
+                <w:lang w:val="en-US"/>
+              </w:rPr>
+            </w:pPr>
+            <w:r>
+              <w:rPr>
+                <w:lang w:val="en-US"/>
+              </w:rPr>
+              <w:t>Attribute</w:t>
+            </w:r>
+          </w:p>
+        </w:tc>
+        <w:tc>
+          <w:tcPr>
+            <w:tcW w:w="1990" w:type="dxa"/>
+            <w:tcBorders>
+              <w:top w:val="single" w:sz="4" w:space="0" w:color="9AA9BC"/>
+              <w:left w:val="single" w:sz="4" w:space="0" w:color="9AA9BC"/>
+              <w:bottom w:val="single" w:sz="4" w:space="0" w:color="9AA9BC"/>
+              <w:right w:val="single" w:sz="4" w:space="0" w:color="9AA9BC"/>
+            </w:tcBorders>
+            <w:hideMark/>
+          </w:tcPr>
+          <w:p>
+            <w:pPr>
+              <w:rPr>
+                <w:lang w:val="en-US"/>
+              </w:rPr>
+            </w:pPr>
+            <w:r>
+              <w:rPr>
+                <w:lang w:val="en-US"/>
+              </w:rPr>
+              <w:t>reportedProblem, faultCategory</w:t>
+            </w:r>
+          </w:p>
+        </w:tc>
+        <w:tc>
+          <w:tcPr>
+            <w:tcW w:w="3699" w:type="dxa"/>
+            <w:tcBorders>
+              <w:top w:val="single" w:sz="4" w:space="0" w:color="9AA9BC"/>
+              <w:left w:val="single" w:sz="4" w:space="0" w:color="9AA9BC"/>
+              <w:bottom w:val="single" w:sz="4" w:space="0" w:color="9AA9BC"/>
+              <w:right w:val="single" w:sz="4" w:space="0" w:color="9AA9BC"/>
+            </w:tcBorders>
+            <w:hideMark/>
+          </w:tcPr>
+          <w:p>
+            <w:pPr>
+              <w:rPr>
+                <w:lang w:val="en-US"/>
+              </w:rPr>
+            </w:pPr>
+            <w:r>
+              <w:rPr>
+                <w:lang w:val="en-US"/>
+              </w:rPr>
+              <w:t>Reporters describe symptoms</w:t>
+            </w:r>
+            <w:r>
+              <w:rPr>
+                <w:lang w:val="en-US"/>
+              </w:rPr>
+              <w:t>,</w:t>
+            </w:r>
+            <w:r>
+              <w:rPr>
+                <w:lang w:val="en-US"/>
+              </w:rPr>
+              <w:t xml:space="preserve"> staff classify the fault</w:t>
+            </w:r>
+          </w:p>
+        </w:tc>
+      </w:tr>
+      <w:tr>
+        <w:tc>
+          <w:tcPr>
+            <w:tcW w:w="2242" w:type="dxa"/>
+            <w:tcBorders>
+              <w:top w:val="single" w:sz="4" w:space="0" w:color="9AA9BC"/>
+              <w:left w:val="single" w:sz="4" w:space="0" w:color="9AA9BC"/>
+              <w:bottom w:val="single" w:sz="4" w:space="0" w:color="9AA9BC"/>
+              <w:right w:val="single" w:sz="4" w:space="0" w:color="9AA9BC"/>
+            </w:tcBorders>
+            <w:hideMark/>
+          </w:tcPr>
+          <w:p>
+            <w:pPr>
+              <w:rPr>
+                <w:lang w:val="en-US"/>
+              </w:rPr>
+            </w:pPr>
+            <w:r>
+              <w:rPr>
+                <w:lang w:val="en-US"/>
+              </w:rPr>
+              <w:t>Property</w:t>
+            </w:r>
+          </w:p>
+        </w:tc>
+        <w:tc>
+          <w:tcPr>
+            <w:tcW w:w="1699" w:type="dxa"/>
+            <w:tcBorders>
+              <w:top w:val="single" w:sz="4" w:space="0" w:color="9AA9BC"/>
+              <w:left w:val="single" w:sz="4" w:space="0" w:color="9AA9BC"/>
+              <w:bottom w:val="single" w:sz="4" w:space="0" w:color="9AA9BC"/>
+              <w:right w:val="single" w:sz="4" w:space="0" w:color="9AA9BC"/>
+            </w:tcBorders>
+            <w:hideMark/>
+          </w:tcPr>
+          <w:p>
+            <w:pPr>
+              <w:rPr>
+                <w:lang w:val="en-US"/>
+              </w:rPr>
+            </w:pPr>
+            <w:r>
+              <w:rPr>
+                <w:lang w:val="en-US"/>
+              </w:rPr>
+              <w:t>Class</w:t>
+            </w:r>
+          </w:p>
+        </w:tc>
+        <w:tc>
+          <w:tcPr>
+            <w:tcW w:w="1990" w:type="dxa"/>
+            <w:tcBorders>
+              <w:top w:val="single" w:sz="4" w:space="0" w:color="9AA9BC"/>
+              <w:left w:val="single" w:sz="4" w:space="0" w:color="9AA9BC"/>
+              <w:bottom w:val="single" w:sz="4" w:space="0" w:color="9AA9BC"/>
+              <w:right w:val="single" w:sz="4" w:space="0" w:color="9AA9BC"/>
+            </w:tcBorders>
+            <w:hideMark/>
+          </w:tcPr>
+          <w:p>
+            <w:pPr>
+              <w:rPr>
+                <w:lang w:val="en-US"/>
+              </w:rPr>
+            </w:pPr>
+            <w:r>
+              <w:rPr>
+                <w:lang w:val="en-US"/>
+              </w:rPr>
+              <w:t>Keep</w:t>
+            </w:r>
+          </w:p>
+        </w:tc>
+        <w:tc>
+          <w:tcPr>
+            <w:tcW w:w="3699" w:type="dxa"/>
+            <w:tcBorders>
+              <w:top w:val="single" w:sz="4" w:space="0" w:color="9AA9BC"/>
+              <w:left w:val="single" w:sz="4" w:space="0" w:color="9AA9BC"/>
+              <w:bottom w:val="single" w:sz="4" w:space="0" w:color="9AA9BC"/>
+              <w:right w:val="single" w:sz="4" w:space="0" w:color="9AA9BC"/>
+            </w:tcBorders>
+            <w:hideMark/>
+          </w:tcPr>
+          <w:p>
+            <w:pPr>
+              <w:rPr>
+                <w:lang w:val="en-US"/>
+              </w:rPr>
+            </w:pPr>
+            <w:r>
+              <w:rPr>
+                <w:lang w:val="en-US"/>
+              </w:rPr>
+              <w:t xml:space="preserve">Has an address and responsible </w:t>
+            </w:r>
+            <w:r>
+              <w:rPr>
+                <w:lang w:val="en-US"/>
+              </w:rPr>
+              <w:t>organizations</w:t>
+            </w:r>
+          </w:p>
+        </w:tc>
+      </w:tr>
+      <w:tr>
+        <w:tc>
+          <w:tcPr>
+            <w:tcW w:w="2242" w:type="dxa"/>
+            <w:tcBorders>
+              <w:top w:val="single" w:sz="4" w:space="0" w:color="9AA9BC"/>
+              <w:left w:val="single" w:sz="4" w:space="0" w:color="9AA9BC"/>
+              <w:bottom w:val="single" w:sz="4" w:space="0" w:color="9AA9BC"/>
+              <w:right w:val="single" w:sz="4" w:space="0" w:color="9AA9BC"/>
+            </w:tcBorders>
+            <w:hideMark/>
+          </w:tcPr>
+          <w:p>
+            <w:pPr>
+              <w:rPr>
+                <w:lang w:val="en-US"/>
+              </w:rPr>
+            </w:pPr>
+            <w:r>
+              <w:rPr>
+                <w:lang w:val="en-US"/>
+              </w:rPr>
+              <w:t>Room, location</w:t>
+            </w:r>
+          </w:p>
+        </w:tc>
+        <w:tc>
+          <w:tcPr>
+            <w:tcW w:w="1699" w:type="dxa"/>
+            <w:tcBorders>
+              <w:top w:val="single" w:sz="4" w:space="0" w:color="9AA9BC"/>
+              <w:left w:val="single" w:sz="4" w:space="0" w:color="9AA9BC"/>
+              <w:bottom w:val="single" w:sz="4" w:space="0" w:color="9AA9BC"/>
+              <w:right w:val="single" w:sz="4" w:space="0" w:color="9AA9BC"/>
+            </w:tcBorders>
+            <w:hideMark/>
+          </w:tcPr>
+          <w:p>
+            <w:pPr>
+              <w:rPr>
+                <w:lang w:val="en-US"/>
+              </w:rPr>
+            </w:pPr>
+            <w:r>
+              <w:rPr>
+                <w:lang w:val="en-US"/>
+              </w:rPr>
+              <w:t>Class</w:t>
+            </w:r>
+          </w:p>
+        </w:tc>
+        <w:tc>
+          <w:tcPr>
+            <w:tcW w:w="1990" w:type="dxa"/>
+            <w:tcBorders>
+              <w:top w:val="single" w:sz="4" w:space="0" w:color="9AA9BC"/>
+              <w:left w:val="single" w:sz="4" w:space="0" w:color="9AA9BC"/>
+              <w:bottom w:val="single" w:sz="4" w:space="0" w:color="9AA9BC"/>
+              <w:right w:val="single" w:sz="4" w:space="0" w:color="9AA9BC"/>
+            </w:tcBorders>
+            <w:hideMark/>
+          </w:tcPr>
+          <w:p>
+            <w:pPr>
+              <w:rPr>
+                <w:lang w:val="en-US"/>
+              </w:rPr>
+            </w:pPr>
+            <w:r>
+              <w:rPr>
+                <w:lang w:val="en-US"/>
+              </w:rPr>
+              <w:t>Keep as Location</w:t>
+            </w:r>
+          </w:p>
+        </w:tc>
+        <w:tc>
+          <w:tcPr>
+            <w:tcW w:w="3699" w:type="dxa"/>
+            <w:tcBorders>
+              <w:top w:val="single" w:sz="4" w:space="0" w:color="9AA9BC"/>
+              <w:left w:val="single" w:sz="4" w:space="0" w:color="9AA9BC"/>
+              <w:bottom w:val="single" w:sz="4" w:space="0" w:color="9AA9BC"/>
+              <w:right w:val="single" w:sz="4" w:space="0" w:color="9AA9BC"/>
+            </w:tcBorders>
+            <w:hideMark/>
+          </w:tcPr>
+          <w:p>
+            <w:pPr>
+              <w:rPr>
+                <w:lang w:val="en-US"/>
+              </w:rPr>
+            </w:pPr>
+            <w:r>
+              <w:rPr>
+                <w:lang w:val="en-US"/>
+              </w:rPr>
+              <w:t>Needed to name places the same way and to find repeat faults</w:t>
+            </w:r>
+          </w:p>
+        </w:tc>
+      </w:tr>
+      <w:tr>
+        <w:tc>
+          <w:tcPr>
+            <w:tcW w:w="2242" w:type="dxa"/>
+            <w:tcBorders>
+              <w:top w:val="single" w:sz="4" w:space="0" w:color="9AA9BC"/>
+              <w:left w:val="single" w:sz="4" w:space="0" w:color="9AA9BC"/>
+              <w:bottom w:val="single" w:sz="4" w:space="0" w:color="9AA9BC"/>
+              <w:right w:val="single" w:sz="4" w:space="0" w:color="9AA9BC"/>
+            </w:tcBorders>
+            <w:hideMark/>
+          </w:tcPr>
+          <w:p>
+            <w:pPr>
+              <w:rPr>
+                <w:lang w:val="en-US"/>
+              </w:rPr>
+            </w:pPr>
+            <w:r>
+              <w:rPr>
+                <w:lang w:val="en-US"/>
+              </w:rPr>
+              <w:t>Asset</w:t>
+            </w:r>
+          </w:p>
+        </w:tc>
+        <w:tc>
+          <w:tcPr>
+            <w:tcW w:w="1699" w:type="dxa"/>
+            <w:tcBorders>
+              <w:top w:val="single" w:sz="4" w:space="0" w:color="9AA9BC"/>
+              <w:left w:val="single" w:sz="4" w:space="0" w:color="9AA9BC"/>
+              <w:bottom w:val="single" w:sz="4" w:space="0" w:color="9AA9BC"/>
+              <w:right w:val="single" w:sz="4" w:space="0" w:color="9AA9BC"/>
+            </w:tcBorders>
+            <w:hideMark/>
+          </w:tcPr>
+          <w:p>
+            <w:pPr>
+              <w:rPr>
+                <w:lang w:val="en-US"/>
+              </w:rPr>
+            </w:pPr>
+            <w:r>
+              <w:rPr>
+                <w:lang w:val="en-US"/>
+              </w:rPr>
+              <w:t>Class</w:t>
+            </w:r>
+          </w:p>
+        </w:tc>
+        <w:tc>
+          <w:tcPr>
+            <w:tcW w:w="1990" w:type="dxa"/>
+            <w:tcBorders>
+              <w:top w:val="single" w:sz="4" w:space="0" w:color="9AA9BC"/>
+              <w:left w:val="single" w:sz="4" w:space="0" w:color="9AA9BC"/>
+              <w:bottom w:val="single" w:sz="4" w:space="0" w:color="9AA9BC"/>
+              <w:right w:val="single" w:sz="4" w:space="0" w:color="9AA9BC"/>
+            </w:tcBorders>
+            <w:hideMark/>
+          </w:tcPr>
+          <w:p>
+            <w:pPr>
+              <w:rPr>
+                <w:lang w:val="en-US"/>
+              </w:rPr>
+            </w:pPr>
+            <w:r>
+              <w:rPr>
+                <w:lang w:val="en-US"/>
+              </w:rPr>
+              <w:t>Remove</w:t>
+            </w:r>
+          </w:p>
+        </w:tc>
+        <w:tc>
+          <w:tcPr>
+            <w:tcW w:w="3699" w:type="dxa"/>
+            <w:tcBorders>
+              <w:top w:val="single" w:sz="4" w:space="0" w:color="9AA9BC"/>
+              <w:left w:val="single" w:sz="4" w:space="0" w:color="9AA9BC"/>
+              <w:bottom w:val="single" w:sz="4" w:space="0" w:color="9AA9BC"/>
+              <w:right w:val="single" w:sz="4" w:space="0" w:color="9AA9BC"/>
+            </w:tcBorders>
+            <w:hideMark/>
+          </w:tcPr>
+          <w:p>
+            <w:pPr>
+              <w:rPr>
+                <w:lang w:val="en-US"/>
+              </w:rPr>
+            </w:pPr>
+            <w:r>
+              <w:rPr>
+                <w:lang w:val="en-US"/>
+              </w:rPr>
+              <w:t>Asset management is out of scope</w:t>
+            </w:r>
+          </w:p>
+        </w:tc>
+      </w:tr>
+      <w:tr>
+        <w:tc>
+          <w:tcPr>
+            <w:tcW w:w="2242" w:type="dxa"/>
+            <w:tcBorders>
+              <w:top w:val="single" w:sz="4" w:space="0" w:color="9AA9BC"/>
+              <w:left w:val="single" w:sz="4" w:space="0" w:color="9AA9BC"/>
+              <w:bottom w:val="single" w:sz="4" w:space="0" w:color="9AA9BC"/>
+              <w:right w:val="single" w:sz="4" w:space="0" w:color="9AA9BC"/>
+            </w:tcBorders>
+            <w:hideMark/>
+          </w:tcPr>
+          <w:p>
+            <w:pPr>
+              <w:rPr>
+                <w:lang w:val="en-US"/>
+              </w:rPr>
+            </w:pPr>
+            <w:r>
+              <w:rPr>
+                <w:lang w:val="en-US"/>
+              </w:rPr>
+              <w:lastRenderedPageBreak/>
+              <w:t xml:space="preserve">Occupant, caretaker, partner </w:t>
+            </w:r>
+            <w:r>
+              <w:rPr>
+                <w:lang w:val="en-US"/>
+              </w:rPr>
+              <w:t>organization</w:t>
+            </w:r>
+          </w:p>
+        </w:tc>
+        <w:tc>
+          <w:tcPr>
+            <w:tcW w:w="1699" w:type="dxa"/>
+            <w:tcBorders>
+              <w:top w:val="single" w:sz="4" w:space="0" w:color="9AA9BC"/>
+              <w:left w:val="single" w:sz="4" w:space="0" w:color="9AA9BC"/>
+              <w:bottom w:val="single" w:sz="4" w:space="0" w:color="9AA9BC"/>
+              <w:right w:val="single" w:sz="4" w:space="0" w:color="9AA9BC"/>
+            </w:tcBorders>
+            <w:hideMark/>
+          </w:tcPr>
+          <w:p>
+            <w:pPr>
+              <w:rPr>
+                <w:lang w:val="en-US"/>
+              </w:rPr>
+            </w:pPr>
+            <w:r>
+              <w:rPr>
+                <w:lang w:val="en-US"/>
+              </w:rPr>
+              <w:t>Role</w:t>
+            </w:r>
+          </w:p>
+        </w:tc>
+        <w:tc>
+          <w:tcPr>
+            <w:tcW w:w="1990" w:type="dxa"/>
+            <w:tcBorders>
+              <w:top w:val="single" w:sz="4" w:space="0" w:color="9AA9BC"/>
+              <w:left w:val="single" w:sz="4" w:space="0" w:color="9AA9BC"/>
+              <w:bottom w:val="single" w:sz="4" w:space="0" w:color="9AA9BC"/>
+              <w:right w:val="single" w:sz="4" w:space="0" w:color="9AA9BC"/>
+            </w:tcBorders>
+            <w:hideMark/>
+          </w:tcPr>
+          <w:p>
+            <w:pPr>
+              <w:rPr>
+                <w:lang w:val="en-US"/>
+              </w:rPr>
+            </w:pPr>
+            <w:r>
+              <w:rPr>
+                <w:lang w:val="en-US"/>
+              </w:rPr>
+              <w:t>Merge into Reporter</w:t>
+            </w:r>
+          </w:p>
+        </w:tc>
+        <w:tc>
+          <w:tcPr>
+            <w:tcW w:w="3699" w:type="dxa"/>
+            <w:tcBorders>
+              <w:top w:val="single" w:sz="4" w:space="0" w:color="9AA9BC"/>
+              <w:left w:val="single" w:sz="4" w:space="0" w:color="9AA9BC"/>
+              <w:bottom w:val="single" w:sz="4" w:space="0" w:color="9AA9BC"/>
+              <w:right w:val="single" w:sz="4" w:space="0" w:color="9AA9BC"/>
+            </w:tcBorders>
+            <w:hideMark/>
+          </w:tcPr>
+          <w:p>
+            <w:pPr>
+              <w:rPr>
+                <w:lang w:val="en-US"/>
+              </w:rPr>
+            </w:pPr>
+            <w:r>
+              <w:rPr>
+                <w:lang w:val="en-US"/>
+              </w:rPr>
+              <w:t>All of them report problems in the same way</w:t>
+            </w:r>
+          </w:p>
+        </w:tc>
+      </w:tr>
+      <w:tr>
+        <w:tc>
+          <w:tcPr>
+            <w:tcW w:w="2242" w:type="dxa"/>
+            <w:tcBorders>
+              <w:top w:val="single" w:sz="4" w:space="0" w:color="9AA9BC"/>
+              <w:left w:val="single" w:sz="4" w:space="0" w:color="9AA9BC"/>
+              <w:bottom w:val="single" w:sz="4" w:space="0" w:color="9AA9BC"/>
+              <w:right w:val="single" w:sz="4" w:space="0" w:color="9AA9BC"/>
+            </w:tcBorders>
+            <w:hideMark/>
+          </w:tcPr>
+          <w:p>
+            <w:pPr>
+              <w:rPr>
+                <w:lang w:val="en-US"/>
+              </w:rPr>
+            </w:pPr>
+            <w:r>
+              <w:rPr>
+                <w:lang w:val="en-US"/>
+              </w:rPr>
+              <w:t>Technician, external contractor</w:t>
+            </w:r>
+          </w:p>
+        </w:tc>
+        <w:tc>
+          <w:tcPr>
+            <w:tcW w:w="1699" w:type="dxa"/>
+            <w:tcBorders>
+              <w:top w:val="single" w:sz="4" w:space="0" w:color="9AA9BC"/>
+              <w:left w:val="single" w:sz="4" w:space="0" w:color="9AA9BC"/>
+              <w:bottom w:val="single" w:sz="4" w:space="0" w:color="9AA9BC"/>
+              <w:right w:val="single" w:sz="4" w:space="0" w:color="9AA9BC"/>
+            </w:tcBorders>
+            <w:hideMark/>
+          </w:tcPr>
+          <w:p>
+            <w:pPr>
+              <w:rPr>
+                <w:lang w:val="en-US"/>
+              </w:rPr>
+            </w:pPr>
+            <w:r>
+              <w:rPr>
+                <w:lang w:val="en-US"/>
+              </w:rPr>
+              <w:t>Role</w:t>
+            </w:r>
+          </w:p>
+        </w:tc>
+        <w:tc>
+          <w:tcPr>
+            <w:tcW w:w="1990" w:type="dxa"/>
+            <w:tcBorders>
+              <w:top w:val="single" w:sz="4" w:space="0" w:color="9AA9BC"/>
+              <w:left w:val="single" w:sz="4" w:space="0" w:color="9AA9BC"/>
+              <w:bottom w:val="single" w:sz="4" w:space="0" w:color="9AA9BC"/>
+              <w:right w:val="single" w:sz="4" w:space="0" w:color="9AA9BC"/>
+            </w:tcBorders>
+            <w:hideMark/>
+          </w:tcPr>
+          <w:p>
+            <w:pPr>
+              <w:rPr>
+                <w:lang w:val="en-US"/>
+              </w:rPr>
+            </w:pPr>
+            <w:r>
+              <w:rPr>
+                <w:lang w:val="en-US"/>
+              </w:rPr>
+              <w:t>Merge into Technician</w:t>
+            </w:r>
+          </w:p>
+        </w:tc>
+        <w:tc>
+          <w:tcPr>
+            <w:tcW w:w="3699" w:type="dxa"/>
+            <w:tcBorders>
+              <w:top w:val="single" w:sz="4" w:space="0" w:color="9AA9BC"/>
+              <w:left w:val="single" w:sz="4" w:space="0" w:color="9AA9BC"/>
+              <w:bottom w:val="single" w:sz="4" w:space="0" w:color="9AA9BC"/>
+              <w:right w:val="single" w:sz="4" w:space="0" w:color="9AA9BC"/>
+            </w:tcBorders>
+            <w:hideMark/>
+          </w:tcPr>
+          <w:p>
+            <w:pPr>
+              <w:rPr>
+                <w:lang w:val="en-US"/>
+              </w:rPr>
+            </w:pPr>
+            <w:r>
+              <w:rPr>
+                <w:lang w:val="en-US"/>
+              </w:rPr>
+              <w:t>Both carry out jobs</w:t>
+            </w:r>
+            <w:r>
+              <w:rPr>
+                <w:lang w:val="en-US"/>
+              </w:rPr>
+              <w:t>,</w:t>
+            </w:r>
+            <w:r>
+              <w:rPr>
+                <w:lang w:val="en-US"/>
+              </w:rPr>
+              <w:t xml:space="preserve"> technicianType shows internal or external</w:t>
+            </w:r>
+          </w:p>
+        </w:tc>
+      </w:tr>
+      <w:tr>
+        <w:tc>
+          <w:tcPr>
+            <w:tcW w:w="2242" w:type="dxa"/>
+            <w:tcBorders>
+              <w:top w:val="single" w:sz="4" w:space="0" w:color="9AA9BC"/>
+              <w:left w:val="single" w:sz="4" w:space="0" w:color="9AA9BC"/>
+              <w:bottom w:val="single" w:sz="4" w:space="0" w:color="9AA9BC"/>
+              <w:right w:val="single" w:sz="4" w:space="0" w:color="9AA9BC"/>
+            </w:tcBorders>
+            <w:hideMark/>
+          </w:tcPr>
+          <w:p>
+            <w:pPr>
+              <w:rPr>
+                <w:lang w:val="en-US"/>
+              </w:rPr>
+            </w:pPr>
+            <w:r>
+              <w:rPr>
+                <w:lang w:val="en-US"/>
+              </w:rPr>
+              <w:t>Coordinator, property manager</w:t>
+            </w:r>
+          </w:p>
+        </w:tc>
+        <w:tc>
+          <w:tcPr>
+            <w:tcW w:w="1699" w:type="dxa"/>
+            <w:tcBorders>
+              <w:top w:val="single" w:sz="4" w:space="0" w:color="9AA9BC"/>
+              <w:left w:val="single" w:sz="4" w:space="0" w:color="9AA9BC"/>
+              <w:bottom w:val="single" w:sz="4" w:space="0" w:color="9AA9BC"/>
+              <w:right w:val="single" w:sz="4" w:space="0" w:color="9AA9BC"/>
+            </w:tcBorders>
+            <w:hideMark/>
+          </w:tcPr>
+          <w:p>
+            <w:pPr>
+              <w:rPr>
+                <w:lang w:val="en-US"/>
+              </w:rPr>
+            </w:pPr>
+            <w:r>
+              <w:rPr>
+                <w:lang w:val="en-US"/>
+              </w:rPr>
+              <w:t>Role</w:t>
+            </w:r>
+          </w:p>
+        </w:tc>
+        <w:tc>
+          <w:tcPr>
+            <w:tcW w:w="1990" w:type="dxa"/>
+            <w:tcBorders>
+              <w:top w:val="single" w:sz="4" w:space="0" w:color="9AA9BC"/>
+              <w:left w:val="single" w:sz="4" w:space="0" w:color="9AA9BC"/>
+              <w:bottom w:val="single" w:sz="4" w:space="0" w:color="9AA9BC"/>
+              <w:right w:val="single" w:sz="4" w:space="0" w:color="9AA9BC"/>
+            </w:tcBorders>
+            <w:hideMark/>
+          </w:tcPr>
+          <w:p>
+            <w:pPr>
+              <w:rPr>
+                <w:lang w:val="en-US"/>
+              </w:rPr>
+            </w:pPr>
+            <w:r>
+              <w:rPr>
+                <w:lang w:val="en-US"/>
+              </w:rPr>
+              <w:t>Remove (actors only)</w:t>
+            </w:r>
+          </w:p>
+        </w:tc>
+        <w:tc>
+          <w:tcPr>
+            <w:tcW w:w="3699" w:type="dxa"/>
+            <w:tcBorders>
+              <w:top w:val="single" w:sz="4" w:space="0" w:color="9AA9BC"/>
+              <w:left w:val="single" w:sz="4" w:space="0" w:color="9AA9BC"/>
+              <w:bottom w:val="single" w:sz="4" w:space="0" w:color="9AA9BC"/>
+              <w:right w:val="single" w:sz="4" w:space="0" w:color="9AA9BC"/>
+            </w:tcBorders>
+            <w:hideMark/>
+          </w:tcPr>
+          <w:p>
+            <w:pPr>
+              <w:rPr>
+                <w:lang w:val="en-US"/>
+              </w:rPr>
+            </w:pPr>
+            <w:r>
+              <w:rPr>
+                <w:lang w:val="en-US"/>
+              </w:rPr>
+              <w:t>They act on requests, but nothing about them needs to be recorded</w:t>
+            </w:r>
+          </w:p>
+        </w:tc>
+      </w:tr>
+      <w:tr>
+        <w:tc>
+          <w:tcPr>
+            <w:tcW w:w="2242" w:type="dxa"/>
+            <w:tcBorders>
+              <w:top w:val="single" w:sz="4" w:space="0" w:color="9AA9BC"/>
+              <w:left w:val="single" w:sz="4" w:space="0" w:color="9AA9BC"/>
+              <w:bottom w:val="single" w:sz="4" w:space="0" w:color="9AA9BC"/>
+              <w:right w:val="single" w:sz="4" w:space="0" w:color="9AA9BC"/>
+            </w:tcBorders>
+            <w:hideMark/>
+          </w:tcPr>
+          <w:p>
+            <w:pPr>
+              <w:rPr>
+                <w:lang w:val="en-US"/>
+              </w:rPr>
+            </w:pPr>
+            <w:r>
+              <w:rPr>
+                <w:lang w:val="en-US"/>
+              </w:rPr>
+              <w:t>Certification</w:t>
+            </w:r>
+          </w:p>
+        </w:tc>
+        <w:tc>
+          <w:tcPr>
+            <w:tcW w:w="1699" w:type="dxa"/>
+            <w:tcBorders>
+              <w:top w:val="single" w:sz="4" w:space="0" w:color="9AA9BC"/>
+              <w:left w:val="single" w:sz="4" w:space="0" w:color="9AA9BC"/>
+              <w:bottom w:val="single" w:sz="4" w:space="0" w:color="9AA9BC"/>
+              <w:right w:val="single" w:sz="4" w:space="0" w:color="9AA9BC"/>
+            </w:tcBorders>
+            <w:hideMark/>
+          </w:tcPr>
+          <w:p>
+            <w:pPr>
+              <w:rPr>
+                <w:lang w:val="en-US"/>
+              </w:rPr>
+            </w:pPr>
+            <w:r>
+              <w:rPr>
+                <w:lang w:val="en-US"/>
+              </w:rPr>
+              <w:t>Attribute</w:t>
+            </w:r>
+          </w:p>
+        </w:tc>
+        <w:tc>
+          <w:tcPr>
+            <w:tcW w:w="1990" w:type="dxa"/>
+            <w:tcBorders>
+              <w:top w:val="single" w:sz="4" w:space="0" w:color="9AA9BC"/>
+              <w:left w:val="single" w:sz="4" w:space="0" w:color="9AA9BC"/>
+              <w:bottom w:val="single" w:sz="4" w:space="0" w:color="9AA9BC"/>
+              <w:right w:val="single" w:sz="4" w:space="0" w:color="9AA9BC"/>
+            </w:tcBorders>
+            <w:hideMark/>
+          </w:tcPr>
+          <w:p>
+            <w:pPr>
+              <w:rPr>
+                <w:lang w:val="en-US"/>
+              </w:rPr>
+            </w:pPr>
+            <w:r>
+              <w:rPr>
+                <w:lang w:val="en-US"/>
+              </w:rPr>
+              <w:t>certifications of Technician</w:t>
+            </w:r>
+          </w:p>
+        </w:tc>
+        <w:tc>
+          <w:tcPr>
+            <w:tcW w:w="3699" w:type="dxa"/>
+            <w:tcBorders>
+              <w:top w:val="single" w:sz="4" w:space="0" w:color="9AA9BC"/>
+              <w:left w:val="single" w:sz="4" w:space="0" w:color="9AA9BC"/>
+              <w:bottom w:val="single" w:sz="4" w:space="0" w:color="9AA9BC"/>
+              <w:right w:val="single" w:sz="4" w:space="0" w:color="9AA9BC"/>
+            </w:tcBorders>
+            <w:hideMark/>
+          </w:tcPr>
+          <w:p>
+            <w:pPr>
+              <w:rPr>
+                <w:lang w:val="en-US"/>
+              </w:rPr>
+            </w:pPr>
+            <w:r>
+              <w:rPr>
+                <w:lang w:val="en-US"/>
+              </w:rPr>
+              <w:t>Only used to match a technician to a job</w:t>
+            </w:r>
+          </w:p>
+        </w:tc>
+      </w:tr>
+      <w:tr>
+        <w:tc>
+          <w:tcPr>
+            <w:tcW w:w="2242" w:type="dxa"/>
+            <w:tcBorders>
+              <w:top w:val="single" w:sz="4" w:space="0" w:color="9AA9BC"/>
+              <w:left w:val="single" w:sz="4" w:space="0" w:color="9AA9BC"/>
+              <w:bottom w:val="single" w:sz="4" w:space="0" w:color="9AA9BC"/>
+              <w:right w:val="single" w:sz="4" w:space="0" w:color="9AA9BC"/>
+            </w:tcBorders>
+            <w:hideMark/>
+          </w:tcPr>
+          <w:p>
+            <w:pPr>
+              <w:rPr>
+                <w:lang w:val="en-US"/>
+              </w:rPr>
+            </w:pPr>
+            <w:r>
+              <w:rPr>
+                <w:lang w:val="en-US"/>
+              </w:rPr>
+              <w:t>Priority, urgency</w:t>
+            </w:r>
+          </w:p>
+        </w:tc>
+        <w:tc>
+          <w:tcPr>
+            <w:tcW w:w="1699" w:type="dxa"/>
+            <w:tcBorders>
+              <w:top w:val="single" w:sz="4" w:space="0" w:color="9AA9BC"/>
+              <w:left w:val="single" w:sz="4" w:space="0" w:color="9AA9BC"/>
+              <w:bottom w:val="single" w:sz="4" w:space="0" w:color="9AA9BC"/>
+              <w:right w:val="single" w:sz="4" w:space="0" w:color="9AA9BC"/>
+            </w:tcBorders>
+            <w:hideMark/>
+          </w:tcPr>
+          <w:p>
+            <w:pPr>
+              <w:rPr>
+                <w:lang w:val="en-US"/>
+              </w:rPr>
+            </w:pPr>
+            <w:r>
+              <w:rPr>
+                <w:lang w:val="en-US"/>
+              </w:rPr>
+              <w:t>Attribute</w:t>
+            </w:r>
+          </w:p>
+        </w:tc>
+        <w:tc>
+          <w:tcPr>
+            <w:tcW w:w="1990" w:type="dxa"/>
+            <w:tcBorders>
+              <w:top w:val="single" w:sz="4" w:space="0" w:color="9AA9BC"/>
+              <w:left w:val="single" w:sz="4" w:space="0" w:color="9AA9BC"/>
+              <w:bottom w:val="single" w:sz="4" w:space="0" w:color="9AA9BC"/>
+              <w:right w:val="single" w:sz="4" w:space="0" w:color="9AA9BC"/>
+            </w:tcBorders>
+            <w:hideMark/>
+          </w:tcPr>
+          <w:p>
+            <w:pPr>
+              <w:rPr>
+                <w:lang w:val="en-US"/>
+              </w:rPr>
+            </w:pPr>
+            <w:proofErr w:type="gramStart"/>
+            <w:r>
+              <w:rPr>
+                <w:lang w:val="en-US"/>
+              </w:rPr>
+              <w:t>priorityLevel</w:t>
+            </w:r>
+            <w:proofErr w:type="gramEnd"/>
+            <w:r>
+              <w:rPr>
+                <w:lang w:val="en-US"/>
+              </w:rPr>
+              <w:t xml:space="preserve"> of Maintenance Request</w:t>
+            </w:r>
+          </w:p>
+        </w:tc>
+        <w:tc>
+          <w:tcPr>
+            <w:tcW w:w="3699" w:type="dxa"/>
+            <w:tcBorders>
+              <w:top w:val="single" w:sz="4" w:space="0" w:color="9AA9BC"/>
+              <w:left w:val="single" w:sz="4" w:space="0" w:color="9AA9BC"/>
+              <w:bottom w:val="single" w:sz="4" w:space="0" w:color="9AA9BC"/>
+              <w:right w:val="single" w:sz="4" w:space="0" w:color="9AA9BC"/>
+            </w:tcBorders>
+            <w:hideMark/>
+          </w:tcPr>
+          <w:p>
+            <w:pPr>
+              <w:rPr>
+                <w:lang w:val="en-US"/>
+              </w:rPr>
+            </w:pPr>
+            <w:r>
+              <w:rPr>
+                <w:lang w:val="en-US"/>
+              </w:rPr>
+              <w:t>Set by the coordinator for each request</w:t>
+            </w:r>
+          </w:p>
+        </w:tc>
+      </w:tr>
+      <w:tr>
+        <w:tc>
+          <w:tcPr>
+            <w:tcW w:w="2242" w:type="dxa"/>
+            <w:tcBorders>
+              <w:top w:val="single" w:sz="4" w:space="0" w:color="9AA9BC"/>
+              <w:left w:val="single" w:sz="4" w:space="0" w:color="9AA9BC"/>
+              <w:bottom w:val="single" w:sz="4" w:space="0" w:color="9AA9BC"/>
+              <w:right w:val="single" w:sz="4" w:space="0" w:color="9AA9BC"/>
+            </w:tcBorders>
+            <w:hideMark/>
+          </w:tcPr>
+          <w:p>
+            <w:pPr>
+              <w:rPr>
+                <w:lang w:val="en-US"/>
+              </w:rPr>
+            </w:pPr>
+            <w:r>
+              <w:rPr>
+                <w:lang w:val="en-US"/>
+              </w:rPr>
+              <w:t>Emergency, urgent, routine</w:t>
+            </w:r>
+          </w:p>
+        </w:tc>
+        <w:tc>
+          <w:tcPr>
+            <w:tcW w:w="1699" w:type="dxa"/>
+            <w:tcBorders>
+              <w:top w:val="single" w:sz="4" w:space="0" w:color="9AA9BC"/>
+              <w:left w:val="single" w:sz="4" w:space="0" w:color="9AA9BC"/>
+              <w:bottom w:val="single" w:sz="4" w:space="0" w:color="9AA9BC"/>
+              <w:right w:val="single" w:sz="4" w:space="0" w:color="9AA9BC"/>
+            </w:tcBorders>
+            <w:hideMark/>
+          </w:tcPr>
+          <w:p>
+            <w:pPr>
+              <w:rPr>
+                <w:lang w:val="en-US"/>
+              </w:rPr>
+            </w:pPr>
+            <w:r>
+              <w:rPr>
+                <w:lang w:val="en-US"/>
+              </w:rPr>
+              <w:t>Values</w:t>
+            </w:r>
+          </w:p>
+        </w:tc>
+        <w:tc>
+          <w:tcPr>
+            <w:tcW w:w="1990" w:type="dxa"/>
+            <w:tcBorders>
+              <w:top w:val="single" w:sz="4" w:space="0" w:color="9AA9BC"/>
+              <w:left w:val="single" w:sz="4" w:space="0" w:color="9AA9BC"/>
+              <w:bottom w:val="single" w:sz="4" w:space="0" w:color="9AA9BC"/>
+              <w:right w:val="single" w:sz="4" w:space="0" w:color="9AA9BC"/>
+            </w:tcBorders>
+            <w:hideMark/>
+          </w:tcPr>
+          <w:p>
+            <w:pPr>
+              <w:rPr>
+                <w:lang w:val="en-US"/>
+              </w:rPr>
+            </w:pPr>
+            <w:r>
+              <w:rPr>
+                <w:lang w:val="en-US"/>
+              </w:rPr>
+              <w:t>Values of priorityLevel</w:t>
+            </w:r>
+          </w:p>
+        </w:tc>
+        <w:tc>
+          <w:tcPr>
+            <w:tcW w:w="3699" w:type="dxa"/>
+            <w:tcBorders>
+              <w:top w:val="single" w:sz="4" w:space="0" w:color="9AA9BC"/>
+              <w:left w:val="single" w:sz="4" w:space="0" w:color="9AA9BC"/>
+              <w:bottom w:val="single" w:sz="4" w:space="0" w:color="9AA9BC"/>
+              <w:right w:val="single" w:sz="4" w:space="0" w:color="9AA9BC"/>
+            </w:tcBorders>
+            <w:hideMark/>
+          </w:tcPr>
+          <w:p>
+            <w:pPr>
+              <w:rPr>
+                <w:lang w:val="en-US"/>
+              </w:rPr>
+            </w:pPr>
+            <w:r>
+              <w:rPr>
+                <w:lang w:val="en-US"/>
+              </w:rPr>
+              <w:t>Meanings not yet agreed</w:t>
+            </w:r>
+          </w:p>
+        </w:tc>
+      </w:tr>
+      <w:tr>
+        <w:tc>
+          <w:tcPr>
+            <w:tcW w:w="2242" w:type="dxa"/>
+            <w:tcBorders>
+              <w:top w:val="single" w:sz="4" w:space="0" w:color="9AA9BC"/>
+              <w:left w:val="single" w:sz="4" w:space="0" w:color="9AA9BC"/>
+              <w:bottom w:val="single" w:sz="4" w:space="0" w:color="9AA9BC"/>
+              <w:right w:val="single" w:sz="4" w:space="0" w:color="9AA9BC"/>
+            </w:tcBorders>
+            <w:hideMark/>
+          </w:tcPr>
+          <w:p>
+            <w:pPr>
+              <w:rPr>
+                <w:lang w:val="en-US"/>
+              </w:rPr>
+            </w:pPr>
+            <w:r>
+              <w:rPr>
+                <w:lang w:val="en-US"/>
+              </w:rPr>
+              <w:t>Appointment, key collection</w:t>
+            </w:r>
+          </w:p>
+        </w:tc>
+        <w:tc>
+          <w:tcPr>
+            <w:tcW w:w="1699" w:type="dxa"/>
+            <w:tcBorders>
+              <w:top w:val="single" w:sz="4" w:space="0" w:color="9AA9BC"/>
+              <w:left w:val="single" w:sz="4" w:space="0" w:color="9AA9BC"/>
+              <w:bottom w:val="single" w:sz="4" w:space="0" w:color="9AA9BC"/>
+              <w:right w:val="single" w:sz="4" w:space="0" w:color="9AA9BC"/>
+            </w:tcBorders>
+            <w:hideMark/>
+          </w:tcPr>
+          <w:p>
+            <w:pPr>
+              <w:rPr>
+                <w:lang w:val="en-US"/>
+              </w:rPr>
+            </w:pPr>
+            <w:r>
+              <w:rPr>
+                <w:lang w:val="en-US"/>
+              </w:rPr>
+              <w:t>Class</w:t>
+            </w:r>
+          </w:p>
+        </w:tc>
+        <w:tc>
+          <w:tcPr>
+            <w:tcW w:w="1990" w:type="dxa"/>
+            <w:tcBorders>
+              <w:top w:val="single" w:sz="4" w:space="0" w:color="9AA9BC"/>
+              <w:left w:val="single" w:sz="4" w:space="0" w:color="9AA9BC"/>
+              <w:bottom w:val="single" w:sz="4" w:space="0" w:color="9AA9BC"/>
+              <w:right w:val="single" w:sz="4" w:space="0" w:color="9AA9BC"/>
+            </w:tcBorders>
+            <w:hideMark/>
+          </w:tcPr>
+          <w:p>
+            <w:pPr>
+              <w:rPr>
+                <w:lang w:val="en-US"/>
+              </w:rPr>
+            </w:pPr>
+            <w:r>
+              <w:rPr>
+                <w:lang w:val="en-US"/>
+              </w:rPr>
+              <w:t>Merge into Access Arrangement</w:t>
+            </w:r>
+          </w:p>
+        </w:tc>
+        <w:tc>
+          <w:tcPr>
+            <w:tcW w:w="3699" w:type="dxa"/>
+            <w:tcBorders>
+              <w:top w:val="single" w:sz="4" w:space="0" w:color="9AA9BC"/>
+              <w:left w:val="single" w:sz="4" w:space="0" w:color="9AA9BC"/>
+              <w:bottom w:val="single" w:sz="4" w:space="0" w:color="9AA9BC"/>
+              <w:right w:val="single" w:sz="4" w:space="0" w:color="9AA9BC"/>
+            </w:tcBorders>
+            <w:hideMark/>
+          </w:tcPr>
+          <w:p>
+            <w:pPr>
+              <w:rPr>
+                <w:lang w:val="en-US"/>
+              </w:rPr>
+            </w:pPr>
+            <w:r>
+              <w:rPr>
+                <w:lang w:val="en-US"/>
+              </w:rPr>
+              <w:t>All are ways of getting into the property</w:t>
+            </w:r>
+          </w:p>
+        </w:tc>
+      </w:tr>
+      <w:tr>
+        <w:tc>
+          <w:tcPr>
+            <w:tcW w:w="2242" w:type="dxa"/>
+            <w:tcBorders>
+              <w:top w:val="single" w:sz="4" w:space="0" w:color="9AA9BC"/>
+              <w:left w:val="single" w:sz="4" w:space="0" w:color="9AA9BC"/>
+              <w:bottom w:val="single" w:sz="4" w:space="0" w:color="9AA9BC"/>
+              <w:right w:val="single" w:sz="4" w:space="0" w:color="9AA9BC"/>
+            </w:tcBorders>
+            <w:hideMark/>
+          </w:tcPr>
+          <w:p>
+            <w:pPr>
+              <w:rPr>
+                <w:lang w:val="en-US"/>
+              </w:rPr>
+            </w:pPr>
+            <w:r>
+              <w:rPr>
+                <w:lang w:val="en-US"/>
+              </w:rPr>
+              <w:t>Visit</w:t>
+            </w:r>
+          </w:p>
+        </w:tc>
+        <w:tc>
+          <w:tcPr>
+            <w:tcW w:w="1699" w:type="dxa"/>
+            <w:tcBorders>
+              <w:top w:val="single" w:sz="4" w:space="0" w:color="9AA9BC"/>
+              <w:left w:val="single" w:sz="4" w:space="0" w:color="9AA9BC"/>
+              <w:bottom w:val="single" w:sz="4" w:space="0" w:color="9AA9BC"/>
+              <w:right w:val="single" w:sz="4" w:space="0" w:color="9AA9BC"/>
+            </w:tcBorders>
+            <w:hideMark/>
+          </w:tcPr>
+          <w:p>
+            <w:pPr>
+              <w:rPr>
+                <w:lang w:val="en-US"/>
+              </w:rPr>
+            </w:pPr>
+            <w:r>
+              <w:rPr>
+                <w:lang w:val="en-US"/>
+              </w:rPr>
+              <w:t>Class</w:t>
+            </w:r>
+          </w:p>
+        </w:tc>
+        <w:tc>
+          <w:tcPr>
+            <w:tcW w:w="1990" w:type="dxa"/>
+            <w:tcBorders>
+              <w:top w:val="single" w:sz="4" w:space="0" w:color="9AA9BC"/>
+              <w:left w:val="single" w:sz="4" w:space="0" w:color="9AA9BC"/>
+              <w:bottom w:val="single" w:sz="4" w:space="0" w:color="9AA9BC"/>
+              <w:right w:val="single" w:sz="4" w:space="0" w:color="9AA9BC"/>
+            </w:tcBorders>
+            <w:hideMark/>
+          </w:tcPr>
+          <w:p>
+            <w:pPr>
+              <w:rPr>
+                <w:lang w:val="en-US"/>
+              </w:rPr>
+            </w:pPr>
+            <w:r>
+              <w:rPr>
+                <w:lang w:val="en-US"/>
+              </w:rPr>
+              <w:t>Keep</w:t>
+            </w:r>
+          </w:p>
+        </w:tc>
+        <w:tc>
+          <w:tcPr>
+            <w:tcW w:w="3699" w:type="dxa"/>
+            <w:tcBorders>
+              <w:top w:val="single" w:sz="4" w:space="0" w:color="9AA9BC"/>
+              <w:left w:val="single" w:sz="4" w:space="0" w:color="9AA9BC"/>
+              <w:bottom w:val="single" w:sz="4" w:space="0" w:color="9AA9BC"/>
+              <w:right w:val="single" w:sz="4" w:space="0" w:color="9AA9BC"/>
+            </w:tcBorders>
+            <w:hideMark/>
+          </w:tcPr>
+          <w:p>
+            <w:pPr>
+              <w:rPr>
+                <w:lang w:val="en-US"/>
+              </w:rPr>
+            </w:pPr>
+            <w:r>
+              <w:rPr>
+                <w:lang w:val="en-US"/>
+              </w:rPr>
+              <w:t>One job may need several visits</w:t>
+            </w:r>
+          </w:p>
+        </w:tc>
+      </w:tr>
+      <w:tr>
+        <w:tc>
+          <w:tcPr>
+            <w:tcW w:w="2242" w:type="dxa"/>
+            <w:tcBorders>
+              <w:top w:val="single" w:sz="4" w:space="0" w:color="9AA9BC"/>
+              <w:left w:val="single" w:sz="4" w:space="0" w:color="9AA9BC"/>
+              <w:bottom w:val="single" w:sz="4" w:space="0" w:color="9AA9BC"/>
+              <w:right w:val="single" w:sz="4" w:space="0" w:color="9AA9BC"/>
+            </w:tcBorders>
+            <w:hideMark/>
+          </w:tcPr>
+          <w:p>
+            <w:pPr>
+              <w:rPr>
+                <w:lang w:val="en-US"/>
+              </w:rPr>
+            </w:pPr>
+            <w:r>
+              <w:rPr>
+                <w:lang w:val="en-US"/>
+              </w:rPr>
+              <w:t>Fixed, safe for now, awaiting parts</w:t>
+            </w:r>
+          </w:p>
+        </w:tc>
+        <w:tc>
+          <w:tcPr>
+            <w:tcW w:w="1699" w:type="dxa"/>
+            <w:tcBorders>
+              <w:top w:val="single" w:sz="4" w:space="0" w:color="9AA9BC"/>
+              <w:left w:val="single" w:sz="4" w:space="0" w:color="9AA9BC"/>
+              <w:bottom w:val="single" w:sz="4" w:space="0" w:color="9AA9BC"/>
+              <w:right w:val="single" w:sz="4" w:space="0" w:color="9AA9BC"/>
+            </w:tcBorders>
+            <w:hideMark/>
+          </w:tcPr>
+          <w:p>
+            <w:pPr>
+              <w:rPr>
+                <w:lang w:val="en-US"/>
+              </w:rPr>
+            </w:pPr>
+            <w:r>
+              <w:rPr>
+                <w:lang w:val="en-US"/>
+              </w:rPr>
+              <w:t>Values</w:t>
+            </w:r>
+          </w:p>
+        </w:tc>
+        <w:tc>
+          <w:tcPr>
+            <w:tcW w:w="1990" w:type="dxa"/>
+            <w:tcBorders>
+              <w:top w:val="single" w:sz="4" w:space="0" w:color="9AA9BC"/>
+              <w:left w:val="single" w:sz="4" w:space="0" w:color="9AA9BC"/>
+              <w:bottom w:val="single" w:sz="4" w:space="0" w:color="9AA9BC"/>
+              <w:right w:val="single" w:sz="4" w:space="0" w:color="9AA9BC"/>
+            </w:tcBorders>
+            <w:hideMark/>
+          </w:tcPr>
+          <w:p>
+            <w:pPr>
+              <w:rPr>
+                <w:lang w:val="en-US"/>
+              </w:rPr>
+            </w:pPr>
+            <w:r>
+              <w:rPr>
+                <w:lang w:val="en-US"/>
+              </w:rPr>
+              <w:t>Values of Visit outcome</w:t>
+            </w:r>
+          </w:p>
+        </w:tc>
+        <w:tc>
+          <w:tcPr>
+            <w:tcW w:w="3699" w:type="dxa"/>
+            <w:tcBorders>
+              <w:top w:val="single" w:sz="4" w:space="0" w:color="9AA9BC"/>
+              <w:left w:val="single" w:sz="4" w:space="0" w:color="9AA9BC"/>
+              <w:bottom w:val="single" w:sz="4" w:space="0" w:color="9AA9BC"/>
+              <w:right w:val="single" w:sz="4" w:space="0" w:color="9AA9BC"/>
+            </w:tcBorders>
+            <w:hideMark/>
+          </w:tcPr>
+          <w:p>
+            <w:pPr>
+              <w:rPr>
+                <w:lang w:val="en-US"/>
+              </w:rPr>
+            </w:pPr>
+            <w:r>
+              <w:rPr>
+                <w:lang w:val="en-US"/>
+              </w:rPr>
+              <w:t>Replaces phrases with no agreed meaning</w:t>
+            </w:r>
+          </w:p>
+        </w:tc>
+      </w:tr>
+      <w:tr>
+        <w:tc>
+          <w:tcPr>
+            <w:tcW w:w="2242" w:type="dxa"/>
+            <w:tcBorders>
+              <w:top w:val="single" w:sz="4" w:space="0" w:color="9AA9BC"/>
+              <w:left w:val="single" w:sz="4" w:space="0" w:color="9AA9BC"/>
+              <w:bottom w:val="single" w:sz="4" w:space="0" w:color="9AA9BC"/>
+              <w:right w:val="single" w:sz="4" w:space="0" w:color="9AA9BC"/>
+            </w:tcBorders>
+            <w:hideMark/>
+          </w:tcPr>
+          <w:p>
+            <w:pPr>
+              <w:rPr>
+                <w:lang w:val="en-US"/>
+              </w:rPr>
+            </w:pPr>
+            <w:r>
+              <w:rPr>
+                <w:lang w:val="en-US"/>
+              </w:rPr>
+              <w:t>No access, cancellation, delay</w:t>
+            </w:r>
+          </w:p>
+        </w:tc>
+        <w:tc>
+          <w:tcPr>
+            <w:tcW w:w="1699" w:type="dxa"/>
+            <w:tcBorders>
+              <w:top w:val="single" w:sz="4" w:space="0" w:color="9AA9BC"/>
+              <w:left w:val="single" w:sz="4" w:space="0" w:color="9AA9BC"/>
+              <w:bottom w:val="single" w:sz="4" w:space="0" w:color="9AA9BC"/>
+              <w:right w:val="single" w:sz="4" w:space="0" w:color="9AA9BC"/>
+            </w:tcBorders>
+            <w:hideMark/>
+          </w:tcPr>
+          <w:p>
+            <w:pPr>
+              <w:rPr>
+                <w:lang w:val="en-US"/>
+              </w:rPr>
+            </w:pPr>
+            <w:r>
+              <w:rPr>
+                <w:lang w:val="en-US"/>
+              </w:rPr>
+              <w:t>Values</w:t>
+            </w:r>
+          </w:p>
+        </w:tc>
+        <w:tc>
+          <w:tcPr>
+            <w:tcW w:w="1990" w:type="dxa"/>
+            <w:tcBorders>
+              <w:top w:val="single" w:sz="4" w:space="0" w:color="9AA9BC"/>
+              <w:left w:val="single" w:sz="4" w:space="0" w:color="9AA9BC"/>
+              <w:bottom w:val="single" w:sz="4" w:space="0" w:color="9AA9BC"/>
+              <w:right w:val="single" w:sz="4" w:space="0" w:color="9AA9BC"/>
+            </w:tcBorders>
+            <w:hideMark/>
+          </w:tcPr>
+          <w:p>
+            <w:pPr>
+              <w:rPr>
+                <w:lang w:val="en-US"/>
+              </w:rPr>
+            </w:pPr>
+            <w:r>
+              <w:rPr>
+                <w:lang w:val="en-US"/>
+              </w:rPr>
+              <w:t>Values of Visit failureCause</w:t>
+            </w:r>
+          </w:p>
+        </w:tc>
+        <w:tc>
+          <w:tcPr>
+            <w:tcW w:w="3699" w:type="dxa"/>
+            <w:tcBorders>
+              <w:top w:val="single" w:sz="4" w:space="0" w:color="9AA9BC"/>
+              <w:left w:val="single" w:sz="4" w:space="0" w:color="9AA9BC"/>
+              <w:bottom w:val="single" w:sz="4" w:space="0" w:color="9AA9BC"/>
+              <w:right w:val="single" w:sz="4" w:space="0" w:color="9AA9BC"/>
+            </w:tcBorders>
+            <w:hideMark/>
+          </w:tcPr>
+          <w:p>
+            <w:pPr>
+              <w:rPr>
+                <w:lang w:val="en-US"/>
+              </w:rPr>
+            </w:pPr>
+            <w:r>
+              <w:rPr>
+                <w:lang w:val="en-US"/>
+              </w:rPr>
+              <w:t>Shows why a visit failed</w:t>
+            </w:r>
+          </w:p>
+        </w:tc>
+      </w:tr>
+      <w:tr>
+        <w:tc>
+          <w:tcPr>
+            <w:tcW w:w="2242" w:type="dxa"/>
+            <w:tcBorders>
+              <w:top w:val="single" w:sz="4" w:space="0" w:color="9AA9BC"/>
+              <w:left w:val="single" w:sz="4" w:space="0" w:color="9AA9BC"/>
+              <w:bottom w:val="single" w:sz="4" w:space="0" w:color="9AA9BC"/>
+              <w:right w:val="single" w:sz="4" w:space="0" w:color="9AA9BC"/>
+            </w:tcBorders>
+            <w:hideMark/>
+          </w:tcPr>
+          <w:p>
+            <w:pPr>
+              <w:rPr>
+                <w:lang w:val="en-US"/>
+              </w:rPr>
+            </w:pPr>
+            <w:r>
+              <w:rPr>
+                <w:lang w:val="en-US"/>
+              </w:rPr>
+              <w:t>Quotation</w:t>
+            </w:r>
+          </w:p>
+        </w:tc>
+        <w:tc>
+          <w:tcPr>
+            <w:tcW w:w="1699" w:type="dxa"/>
+            <w:tcBorders>
+              <w:top w:val="single" w:sz="4" w:space="0" w:color="9AA9BC"/>
+              <w:left w:val="single" w:sz="4" w:space="0" w:color="9AA9BC"/>
+              <w:bottom w:val="single" w:sz="4" w:space="0" w:color="9AA9BC"/>
+              <w:right w:val="single" w:sz="4" w:space="0" w:color="9AA9BC"/>
+            </w:tcBorders>
+            <w:hideMark/>
+          </w:tcPr>
+          <w:p>
+            <w:pPr>
+              <w:rPr>
+                <w:lang w:val="en-US"/>
+              </w:rPr>
+            </w:pPr>
+            <w:r>
+              <w:rPr>
+                <w:lang w:val="en-US"/>
+              </w:rPr>
+              <w:t>Class</w:t>
+            </w:r>
+          </w:p>
+        </w:tc>
+        <w:tc>
+          <w:tcPr>
+            <w:tcW w:w="1990" w:type="dxa"/>
+            <w:tcBorders>
+              <w:top w:val="single" w:sz="4" w:space="0" w:color="9AA9BC"/>
+              <w:left w:val="single" w:sz="4" w:space="0" w:color="9AA9BC"/>
+              <w:bottom w:val="single" w:sz="4" w:space="0" w:color="9AA9BC"/>
+              <w:right w:val="single" w:sz="4" w:space="0" w:color="9AA9BC"/>
+            </w:tcBorders>
+            <w:hideMark/>
+          </w:tcPr>
+          <w:p>
+            <w:pPr>
+              <w:rPr>
+                <w:lang w:val="en-US"/>
+              </w:rPr>
+            </w:pPr>
+            <w:r>
+              <w:rPr>
+                <w:lang w:val="en-US"/>
+              </w:rPr>
+              <w:t>Keep</w:t>
+            </w:r>
+          </w:p>
+        </w:tc>
+        <w:tc>
+          <w:tcPr>
+            <w:tcW w:w="3699" w:type="dxa"/>
+            <w:tcBorders>
+              <w:top w:val="single" w:sz="4" w:space="0" w:color="9AA9BC"/>
+              <w:left w:val="single" w:sz="4" w:space="0" w:color="9AA9BC"/>
+              <w:bottom w:val="single" w:sz="4" w:space="0" w:color="9AA9BC"/>
+              <w:right w:val="single" w:sz="4" w:space="0" w:color="9AA9BC"/>
+            </w:tcBorders>
+            <w:hideMark/>
+          </w:tcPr>
+          <w:p>
+            <w:pPr>
+              <w:rPr>
+                <w:lang w:val="en-US"/>
+              </w:rPr>
+            </w:pPr>
+            <w:r>
+              <w:rPr>
+                <w:lang w:val="en-US"/>
+              </w:rPr>
+              <w:t>Has its own amount and scope of work</w:t>
+            </w:r>
+          </w:p>
+        </w:tc>
+      </w:tr>
+      <w:tr>
+        <w:tc>
+          <w:tcPr>
+            <w:tcW w:w="2242" w:type="dxa"/>
+            <w:tcBorders>
+              <w:top w:val="single" w:sz="4" w:space="0" w:color="9AA9BC"/>
+              <w:left w:val="single" w:sz="4" w:space="0" w:color="9AA9BC"/>
+              <w:bottom w:val="single" w:sz="4" w:space="0" w:color="9AA9BC"/>
+              <w:right w:val="single" w:sz="4" w:space="0" w:color="9AA9BC"/>
+            </w:tcBorders>
+            <w:hideMark/>
+          </w:tcPr>
+          <w:p>
+            <w:pPr>
+              <w:rPr>
+                <w:lang w:val="en-US"/>
+              </w:rPr>
+            </w:pPr>
+            <w:r>
+              <w:rPr>
+                <w:lang w:val="en-US"/>
+              </w:rPr>
+              <w:t>Approval</w:t>
+            </w:r>
+          </w:p>
+        </w:tc>
+        <w:tc>
+          <w:tcPr>
+            <w:tcW w:w="1699" w:type="dxa"/>
+            <w:tcBorders>
+              <w:top w:val="single" w:sz="4" w:space="0" w:color="9AA9BC"/>
+              <w:left w:val="single" w:sz="4" w:space="0" w:color="9AA9BC"/>
+              <w:bottom w:val="single" w:sz="4" w:space="0" w:color="9AA9BC"/>
+              <w:right w:val="single" w:sz="4" w:space="0" w:color="9AA9BC"/>
+            </w:tcBorders>
+            <w:hideMark/>
+          </w:tcPr>
+          <w:p>
+            <w:pPr>
+              <w:rPr>
+                <w:lang w:val="en-US"/>
+              </w:rPr>
+            </w:pPr>
+            <w:r>
+              <w:rPr>
+                <w:lang w:val="en-US"/>
+              </w:rPr>
+              <w:t>Class</w:t>
+            </w:r>
+          </w:p>
+        </w:tc>
+        <w:tc>
+          <w:tcPr>
+            <w:tcW w:w="1990" w:type="dxa"/>
+            <w:tcBorders>
+              <w:top w:val="single" w:sz="4" w:space="0" w:color="9AA9BC"/>
+              <w:left w:val="single" w:sz="4" w:space="0" w:color="9AA9BC"/>
+              <w:bottom w:val="single" w:sz="4" w:space="0" w:color="9AA9BC"/>
+              <w:right w:val="single" w:sz="4" w:space="0" w:color="9AA9BC"/>
+            </w:tcBorders>
+            <w:hideMark/>
+          </w:tcPr>
+          <w:p>
+            <w:pPr>
+              <w:rPr>
+                <w:lang w:val="en-US"/>
+              </w:rPr>
+            </w:pPr>
+            <w:r>
+              <w:rPr>
+                <w:lang w:val="en-US"/>
+              </w:rPr>
+              <w:t>Keep</w:t>
+            </w:r>
+          </w:p>
+        </w:tc>
+        <w:tc>
+          <w:tcPr>
+            <w:tcW w:w="3699" w:type="dxa"/>
+            <w:tcBorders>
+              <w:top w:val="single" w:sz="4" w:space="0" w:color="9AA9BC"/>
+              <w:left w:val="single" w:sz="4" w:space="0" w:color="9AA9BC"/>
+              <w:bottom w:val="single" w:sz="4" w:space="0" w:color="9AA9BC"/>
+              <w:right w:val="single" w:sz="4" w:space="0" w:color="9AA9BC"/>
+            </w:tcBorders>
+            <w:hideMark/>
+          </w:tcPr>
+          <w:p>
+            <w:pPr>
+              <w:rPr>
+                <w:lang w:val="en-US"/>
+              </w:rPr>
+            </w:pPr>
+            <w:r>
+              <w:rPr>
+                <w:lang w:val="en-US"/>
+              </w:rPr>
+              <w:t>Records who allowed the work and when</w:t>
+            </w:r>
+          </w:p>
+        </w:tc>
+      </w:tr>
+      <w:tr>
+        <w:tc>
+          <w:tcPr>
+            <w:tcW w:w="2242" w:type="dxa"/>
+            <w:tcBorders>
+              <w:top w:val="single" w:sz="4" w:space="0" w:color="9AA9BC"/>
+              <w:left w:val="single" w:sz="4" w:space="0" w:color="9AA9BC"/>
+              <w:bottom w:val="single" w:sz="4" w:space="0" w:color="9AA9BC"/>
+              <w:right w:val="single" w:sz="4" w:space="0" w:color="9AA9BC"/>
+            </w:tcBorders>
+            <w:hideMark/>
+          </w:tcPr>
+          <w:p>
+            <w:pPr>
+              <w:rPr>
+                <w:lang w:val="en-US"/>
+              </w:rPr>
+            </w:pPr>
+            <w:r>
+              <w:rPr>
+                <w:lang w:val="en-US"/>
+              </w:rPr>
+              <w:t>Parts</w:t>
+            </w:r>
+          </w:p>
+        </w:tc>
+        <w:tc>
+          <w:tcPr>
+            <w:tcW w:w="1699" w:type="dxa"/>
+            <w:tcBorders>
+              <w:top w:val="single" w:sz="4" w:space="0" w:color="9AA9BC"/>
+              <w:left w:val="single" w:sz="4" w:space="0" w:color="9AA9BC"/>
+              <w:bottom w:val="single" w:sz="4" w:space="0" w:color="9AA9BC"/>
+              <w:right w:val="single" w:sz="4" w:space="0" w:color="9AA9BC"/>
+            </w:tcBorders>
+            <w:hideMark/>
+          </w:tcPr>
+          <w:p>
+            <w:pPr>
+              <w:rPr>
+                <w:lang w:val="en-US"/>
+              </w:rPr>
+            </w:pPr>
+            <w:r>
+              <w:rPr>
+                <w:lang w:val="en-US"/>
+              </w:rPr>
+              <w:t>Class</w:t>
+            </w:r>
+          </w:p>
+        </w:tc>
+        <w:tc>
+          <w:tcPr>
+            <w:tcW w:w="1990" w:type="dxa"/>
+            <w:tcBorders>
+              <w:top w:val="single" w:sz="4" w:space="0" w:color="9AA9BC"/>
+              <w:left w:val="single" w:sz="4" w:space="0" w:color="9AA9BC"/>
+              <w:bottom w:val="single" w:sz="4" w:space="0" w:color="9AA9BC"/>
+              <w:right w:val="single" w:sz="4" w:space="0" w:color="9AA9BC"/>
+            </w:tcBorders>
+            <w:hideMark/>
+          </w:tcPr>
+          <w:p>
+            <w:pPr>
+              <w:rPr>
+                <w:lang w:val="en-US"/>
+              </w:rPr>
+            </w:pPr>
+            <w:r>
+              <w:rPr>
+                <w:lang w:val="en-US"/>
+              </w:rPr>
+              <w:t>Keep as Part Requirement</w:t>
+            </w:r>
+          </w:p>
+        </w:tc>
+        <w:tc>
+          <w:tcPr>
+            <w:tcW w:w="3699" w:type="dxa"/>
+            <w:tcBorders>
+              <w:top w:val="single" w:sz="4" w:space="0" w:color="9AA9BC"/>
+              <w:left w:val="single" w:sz="4" w:space="0" w:color="9AA9BC"/>
+              <w:bottom w:val="single" w:sz="4" w:space="0" w:color="9AA9BC"/>
+              <w:right w:val="single" w:sz="4" w:space="0" w:color="9AA9BC"/>
+            </w:tcBorders>
+            <w:hideMark/>
+          </w:tcPr>
+          <w:p>
+            <w:pPr>
+              <w:rPr>
+                <w:lang w:val="en-US"/>
+              </w:rPr>
+            </w:pPr>
+            <w:r>
+              <w:rPr>
+                <w:lang w:val="en-US"/>
+              </w:rPr>
+              <w:t>Parts can delay completion</w:t>
+            </w:r>
+          </w:p>
+        </w:tc>
+      </w:tr>
+      <w:tr>
+        <w:tc>
+          <w:tcPr>
+            <w:tcW w:w="2242" w:type="dxa"/>
+            <w:tcBorders>
+              <w:top w:val="single" w:sz="4" w:space="0" w:color="9AA9BC"/>
+              <w:left w:val="single" w:sz="4" w:space="0" w:color="9AA9BC"/>
+              <w:bottom w:val="single" w:sz="4" w:space="0" w:color="9AA9BC"/>
+              <w:right w:val="single" w:sz="4" w:space="0" w:color="9AA9BC"/>
+            </w:tcBorders>
+            <w:hideMark/>
+          </w:tcPr>
+          <w:p>
+            <w:pPr>
+              <w:rPr>
+                <w:lang w:val="en-US"/>
+              </w:rPr>
+            </w:pPr>
+            <w:r>
+              <w:rPr>
+                <w:lang w:val="en-US"/>
+              </w:rPr>
+              <w:t>Photographs, completion notes</w:t>
+            </w:r>
+          </w:p>
+        </w:tc>
+        <w:tc>
+          <w:tcPr>
+            <w:tcW w:w="1699" w:type="dxa"/>
+            <w:tcBorders>
+              <w:top w:val="single" w:sz="4" w:space="0" w:color="9AA9BC"/>
+              <w:left w:val="single" w:sz="4" w:space="0" w:color="9AA9BC"/>
+              <w:bottom w:val="single" w:sz="4" w:space="0" w:color="9AA9BC"/>
+              <w:right w:val="single" w:sz="4" w:space="0" w:color="9AA9BC"/>
+            </w:tcBorders>
+            <w:hideMark/>
+          </w:tcPr>
+          <w:p>
+            <w:pPr>
+              <w:rPr>
+                <w:lang w:val="en-US"/>
+              </w:rPr>
+            </w:pPr>
+            <w:r>
+              <w:rPr>
+                <w:lang w:val="en-US"/>
+              </w:rPr>
+              <w:t>Attribute</w:t>
+            </w:r>
+          </w:p>
+        </w:tc>
+        <w:tc>
+          <w:tcPr>
+            <w:tcW w:w="1990" w:type="dxa"/>
+            <w:tcBorders>
+              <w:top w:val="single" w:sz="4" w:space="0" w:color="9AA9BC"/>
+              <w:left w:val="single" w:sz="4" w:space="0" w:color="9AA9BC"/>
+              <w:bottom w:val="single" w:sz="4" w:space="0" w:color="9AA9BC"/>
+              <w:right w:val="single" w:sz="4" w:space="0" w:color="9AA9BC"/>
+            </w:tcBorders>
+            <w:hideMark/>
+          </w:tcPr>
+          <w:p>
+            <w:pPr>
+              <w:rPr>
+                <w:lang w:val="en-US"/>
+              </w:rPr>
+            </w:pPr>
+            <w:r>
+              <w:rPr>
+                <w:lang w:val="en-US"/>
+              </w:rPr>
+              <w:t>Of Completion Record</w:t>
+            </w:r>
+          </w:p>
+        </w:tc>
+        <w:tc>
+          <w:tcPr>
+            <w:tcW w:w="3699" w:type="dxa"/>
+            <w:tcBorders>
+              <w:top w:val="single" w:sz="4" w:space="0" w:color="9AA9BC"/>
+              <w:left w:val="single" w:sz="4" w:space="0" w:color="9AA9BC"/>
+              <w:bottom w:val="single" w:sz="4" w:space="0" w:color="9AA9BC"/>
+              <w:right w:val="single" w:sz="4" w:space="0" w:color="9AA9BC"/>
+            </w:tcBorders>
+            <w:hideMark/>
+          </w:tcPr>
+          <w:p>
+            <w:pPr>
+              <w:rPr>
+                <w:lang w:val="en-US"/>
+              </w:rPr>
+            </w:pPr>
+            <w:r>
+              <w:rPr>
+                <w:lang w:val="en-US"/>
+              </w:rPr>
+              <w:t>Evidence that the work was done</w:t>
+            </w:r>
+          </w:p>
+        </w:tc>
+      </w:tr>
+      <w:tr>
+        <w:tc>
+          <w:tcPr>
+            <w:tcW w:w="2242" w:type="dxa"/>
+            <w:tcBorders>
+              <w:top w:val="single" w:sz="4" w:space="0" w:color="9AA9BC"/>
+              <w:left w:val="single" w:sz="4" w:space="0" w:color="9AA9BC"/>
+              <w:bottom w:val="single" w:sz="4" w:space="0" w:color="9AA9BC"/>
+              <w:right w:val="single" w:sz="4" w:space="0" w:color="9AA9BC"/>
+            </w:tcBorders>
+            <w:hideMark/>
+          </w:tcPr>
+          <w:p>
+            <w:pPr>
+              <w:rPr>
+                <w:lang w:val="en-US"/>
+              </w:rPr>
+            </w:pPr>
+            <w:r>
+              <w:rPr>
+                <w:lang w:val="en-US"/>
+              </w:rPr>
+              <w:t xml:space="preserve">Responsible </w:t>
+            </w:r>
+            <w:r>
+              <w:rPr>
+                <w:lang w:val="en-US"/>
+              </w:rPr>
+              <w:t>organization</w:t>
+            </w:r>
+          </w:p>
+        </w:tc>
+        <w:tc>
+          <w:tcPr>
+            <w:tcW w:w="1699" w:type="dxa"/>
+            <w:tcBorders>
+              <w:top w:val="single" w:sz="4" w:space="0" w:color="9AA9BC"/>
+              <w:left w:val="single" w:sz="4" w:space="0" w:color="9AA9BC"/>
+              <w:bottom w:val="single" w:sz="4" w:space="0" w:color="9AA9BC"/>
+              <w:right w:val="single" w:sz="4" w:space="0" w:color="9AA9BC"/>
+            </w:tcBorders>
+            <w:hideMark/>
+          </w:tcPr>
+          <w:p>
+            <w:pPr>
+              <w:rPr>
+                <w:lang w:val="en-US"/>
+              </w:rPr>
+            </w:pPr>
+            <w:r>
+              <w:rPr>
+                <w:lang w:val="en-US"/>
+              </w:rPr>
+              <w:t>Class</w:t>
+            </w:r>
+          </w:p>
+        </w:tc>
+        <w:tc>
+          <w:tcPr>
+            <w:tcW w:w="1990" w:type="dxa"/>
+            <w:tcBorders>
+              <w:top w:val="single" w:sz="4" w:space="0" w:color="9AA9BC"/>
+              <w:left w:val="single" w:sz="4" w:space="0" w:color="9AA9BC"/>
+              <w:bottom w:val="single" w:sz="4" w:space="0" w:color="9AA9BC"/>
+              <w:right w:val="single" w:sz="4" w:space="0" w:color="9AA9BC"/>
+            </w:tcBorders>
+            <w:hideMark/>
+          </w:tcPr>
+          <w:p>
+            <w:pPr>
+              <w:rPr>
+                <w:lang w:val="en-US"/>
+              </w:rPr>
+            </w:pPr>
+            <w:r>
+              <w:rPr>
+                <w:lang w:val="en-US"/>
+              </w:rPr>
+              <w:t>Keep</w:t>
+            </w:r>
+          </w:p>
+        </w:tc>
+        <w:tc>
+          <w:tcPr>
+            <w:tcW w:w="3699" w:type="dxa"/>
+            <w:tcBorders>
+              <w:top w:val="single" w:sz="4" w:space="0" w:color="9AA9BC"/>
+              <w:left w:val="single" w:sz="4" w:space="0" w:color="9AA9BC"/>
+              <w:bottom w:val="single" w:sz="4" w:space="0" w:color="9AA9BC"/>
+              <w:right w:val="single" w:sz="4" w:space="0" w:color="9AA9BC"/>
+            </w:tcBorders>
+            <w:hideMark/>
+          </w:tcPr>
+          <w:p>
+            <w:pPr>
+              <w:rPr>
+                <w:lang w:val="en-US"/>
+              </w:rPr>
+            </w:pPr>
+            <w:r>
+              <w:rPr>
+                <w:lang w:val="en-US"/>
+              </w:rPr>
+              <w:t>A property may have several; they give approvals</w:t>
+            </w:r>
+          </w:p>
+        </w:tc>
+      </w:tr>
+      <w:tr>
+        <w:tc>
+          <w:tcPr>
+            <w:tcW w:w="2242" w:type="dxa"/>
+            <w:tcBorders>
+              <w:top w:val="single" w:sz="4" w:space="0" w:color="9AA9BC"/>
+              <w:left w:val="single" w:sz="4" w:space="0" w:color="9AA9BC"/>
+              <w:bottom w:val="single" w:sz="4" w:space="0" w:color="9AA9BC"/>
+              <w:right w:val="single" w:sz="4" w:space="0" w:color="9AA9BC"/>
+            </w:tcBorders>
+            <w:hideMark/>
+          </w:tcPr>
+          <w:p>
+            <w:pPr>
+              <w:rPr>
+                <w:lang w:val="en-US"/>
+              </w:rPr>
+            </w:pPr>
+            <w:r>
+              <w:rPr>
+                <w:lang w:val="en-US"/>
+              </w:rPr>
+              <w:t>Email, spreadsheet, messaging group</w:t>
+            </w:r>
+          </w:p>
+        </w:tc>
+        <w:tc>
+          <w:tcPr>
+            <w:tcW w:w="1699" w:type="dxa"/>
+            <w:tcBorders>
+              <w:top w:val="single" w:sz="4" w:space="0" w:color="9AA9BC"/>
+              <w:left w:val="single" w:sz="4" w:space="0" w:color="9AA9BC"/>
+              <w:bottom w:val="single" w:sz="4" w:space="0" w:color="9AA9BC"/>
+              <w:right w:val="single" w:sz="4" w:space="0" w:color="9AA9BC"/>
+            </w:tcBorders>
+            <w:hideMark/>
+          </w:tcPr>
+          <w:p>
+            <w:pPr>
+              <w:rPr>
+                <w:lang w:val="en-US"/>
+              </w:rPr>
+            </w:pPr>
+            <w:r>
+              <w:rPr>
+                <w:lang w:val="en-US"/>
+              </w:rPr>
+              <w:t>Technology</w:t>
+            </w:r>
+          </w:p>
+        </w:tc>
+        <w:tc>
+          <w:tcPr>
+            <w:tcW w:w="1990" w:type="dxa"/>
+            <w:tcBorders>
+              <w:top w:val="single" w:sz="4" w:space="0" w:color="9AA9BC"/>
+              <w:left w:val="single" w:sz="4" w:space="0" w:color="9AA9BC"/>
+              <w:bottom w:val="single" w:sz="4" w:space="0" w:color="9AA9BC"/>
+              <w:right w:val="single" w:sz="4" w:space="0" w:color="9AA9BC"/>
+            </w:tcBorders>
+            <w:hideMark/>
+          </w:tcPr>
+          <w:p>
+            <w:pPr>
+              <w:rPr>
+                <w:lang w:val="en-US"/>
+              </w:rPr>
+            </w:pPr>
+            <w:r>
+              <w:rPr>
+                <w:lang w:val="en-US"/>
+              </w:rPr>
+              <w:t>Remove</w:t>
+            </w:r>
+          </w:p>
+        </w:tc>
+        <w:tc>
+          <w:tcPr>
+            <w:tcW w:w="3699" w:type="dxa"/>
+            <w:tcBorders>
+              <w:top w:val="single" w:sz="4" w:space="0" w:color="9AA9BC"/>
+              <w:left w:val="single" w:sz="4" w:space="0" w:color="9AA9BC"/>
+              <w:bottom w:val="single" w:sz="4" w:space="0" w:color="9AA9BC"/>
+              <w:right w:val="single" w:sz="4" w:space="0" w:color="9AA9BC"/>
+            </w:tcBorders>
+            <w:hideMark/>
+          </w:tcPr>
+          <w:p>
+            <w:pPr>
+              <w:rPr>
+                <w:lang w:val="en-US"/>
+              </w:rPr>
+            </w:pPr>
+            <w:r>
+              <w:rPr>
+                <w:lang w:val="en-US"/>
+              </w:rPr>
+              <w:t>Current way of working, not part of the domain</w:t>
+            </w:r>
+          </w:p>
+        </w:tc>
+      </w:tr>
+      <w:tr>
+        <w:tc>
+          <w:tcPr>
+            <w:tcW w:w="2242" w:type="dxa"/>
+            <w:tcBorders>
+              <w:top w:val="single" w:sz="4" w:space="0" w:color="9AA9BC"/>
+              <w:left w:val="single" w:sz="4" w:space="0" w:color="9AA9BC"/>
+              <w:bottom w:val="single" w:sz="4" w:space="0" w:color="9AA9BC"/>
+              <w:right w:val="single" w:sz="4" w:space="0" w:color="9AA9BC"/>
+            </w:tcBorders>
+            <w:hideMark/>
+          </w:tcPr>
+          <w:p>
+            <w:pPr>
+              <w:rPr>
+                <w:lang w:val="en-US"/>
+              </w:rPr>
+            </w:pPr>
+            <w:r>
+              <w:rPr>
+                <w:lang w:val="en-US"/>
+              </w:rPr>
+              <w:t>Invoice, rent, payroll</w:t>
+            </w:r>
+          </w:p>
+        </w:tc>
+        <w:tc>
+          <w:tcPr>
+            <w:tcW w:w="1699" w:type="dxa"/>
+            <w:tcBorders>
+              <w:top w:val="single" w:sz="4" w:space="0" w:color="9AA9BC"/>
+              <w:left w:val="single" w:sz="4" w:space="0" w:color="9AA9BC"/>
+              <w:bottom w:val="single" w:sz="4" w:space="0" w:color="9AA9BC"/>
+              <w:right w:val="single" w:sz="4" w:space="0" w:color="9AA9BC"/>
+            </w:tcBorders>
+            <w:hideMark/>
+          </w:tcPr>
+          <w:p>
+            <w:pPr>
+              <w:rPr>
+                <w:lang w:val="en-US"/>
+              </w:rPr>
+            </w:pPr>
+            <w:r>
+              <w:rPr>
+                <w:lang w:val="en-US"/>
+              </w:rPr>
+              <w:t>Out of scope</w:t>
+            </w:r>
+          </w:p>
+        </w:tc>
+        <w:tc>
+          <w:tcPr>
+            <w:tcW w:w="1990" w:type="dxa"/>
+            <w:tcBorders>
+              <w:top w:val="single" w:sz="4" w:space="0" w:color="9AA9BC"/>
+              <w:left w:val="single" w:sz="4" w:space="0" w:color="9AA9BC"/>
+              <w:bottom w:val="single" w:sz="4" w:space="0" w:color="9AA9BC"/>
+              <w:right w:val="single" w:sz="4" w:space="0" w:color="9AA9BC"/>
+            </w:tcBorders>
+            <w:hideMark/>
+          </w:tcPr>
+          <w:p>
+            <w:pPr>
+              <w:rPr>
+                <w:lang w:val="en-US"/>
+              </w:rPr>
+            </w:pPr>
+            <w:r>
+              <w:rPr>
+                <w:lang w:val="en-US"/>
+              </w:rPr>
+              <w:t>Remove</w:t>
+            </w:r>
+          </w:p>
+        </w:tc>
+        <w:tc>
+          <w:tcPr>
+            <w:tcW w:w="3699" w:type="dxa"/>
+            <w:tcBorders>
+              <w:top w:val="single" w:sz="4" w:space="0" w:color="9AA9BC"/>
+              <w:left w:val="single" w:sz="4" w:space="0" w:color="9AA9BC"/>
+              <w:bottom w:val="single" w:sz="4" w:space="0" w:color="9AA9BC"/>
+              <w:right w:val="single" w:sz="4" w:space="0" w:color="9AA9BC"/>
+            </w:tcBorders>
+            <w:hideMark/>
+          </w:tcPr>
+          <w:p>
+            <w:pPr>
+              <w:rPr>
+                <w:lang w:val="en-US"/>
+              </w:rPr>
+            </w:pPr>
+            <w:r>
+              <w:rPr>
+                <w:lang w:val="en-US"/>
+              </w:rPr>
+              <w:t>Excluded by the scope</w:t>
+            </w:r>
+          </w:p>
+        </w:tc>
+      </w:tr>
+    </w:tbl>
+    <w:p/>
+    <w:p/>
+    <w:p>
+      <w:r>
+        <w:rPr>
+          <w:noProof/>
+        </w:rPr>
+        <w:lastRenderedPageBreak/>
+        <w:drawing>
+          <wp:inline distT="0" distB="0" distL="0" distR="0" wp14:anchorId="5C49BD00" wp14:editId="22830C3F">
+            <wp:extent cx="5731510" cy="3009265"/>
+            <wp:effectExtent l="0" t="0" r="2540" b="635"/>
+            <wp:docPr id="2136792162" name="Picture 2" descr="A diagram of a work flow&#10;&#10;AI-generated content may be incorrect."/>
+            <wp:cNvGraphicFramePr>
+              <a:graphicFrameLocks xmlns:a="http://schemas.openxmlformats.org/drawingml/2006/main" noChangeAspect="1"/>
+            </wp:cNvGraphicFramePr>
+            <a:graphic xmlns:a="http://schemas.openxmlformats.org/drawingml/2006/main">
+              <a:graphicData uri="http://schemas.openxmlformats.org/drawingml/2006/picture">
+                <pic:pic xmlns:pic="http://schemas.openxmlformats.org/drawingml/2006/picture">
+                  <pic:nvPicPr>
+                    <pic:cNvPr id="2136792162" name="Picture 2" descr="A diagram of a work flow&#10;&#10;AI-generated content may be incorrect."/>
+                    <pic:cNvPicPr>
+                      <a:picLocks noChangeAspect="1" noChangeArrowheads="1"/>
+                    </pic:cNvPicPr>
+                  </pic:nvPicPr>
+                  <pic:blipFill>
+                    <a:blip r:embed="rId7">
+                      <a:extLst>
+                        <a:ext uri="{28A0092B-C50C-407E-A947-70E740481C1C}">
+                          <a14:useLocalDpi xmlns:a14="http://schemas.microsoft.com/office/drawing/2010/main" val="0"/>
+                        </a:ext>
+                      </a:extLst>
+                    </a:blip>
+                    <a:srcRect/>
+                    <a:stretch>
+                      <a:fillRect/>
+                    </a:stretch>
+                  </pic:blipFill>
+                  <pic:spPr bwMode="auto">
+                    <a:xfrm>
+                      <a:off x="0" y="0"/>
+                      <a:ext cx="5731510" cy="3009265"/>
+                    </a:xfrm>
+                    <a:prstGeom prst="rect">
+                      <a:avLst/>
+                    </a:prstGeom>
+                    <a:noFill/>
+                    <a:ln>
+                      <a:noFill/>
+                    </a:ln>
+                  </pic:spPr>
+                </pic:pic>
+              </a:graphicData>
+            </a:graphic>
+          </wp:inline>
+        </w:drawing>
+      </w:r>
+    </w:p>
+    <w:p/>
     <w:sectPr>
       <w:pgSz w:w="11906" w:h="16838"/>
       <w:pgMar w:top="1440" w:right="1440" w:bottom="1440" w:left="1440" w:header="708" w:footer="708" w:gutter="0"/>

--- a/report/CA1.docx
+++ b/report/CA1.docx
@@ -10,7 +10,7 @@
           <w:bCs/>
         </w:rPr>
       </w:pPr>
-      <w:bookmarkStart w:id="0" w:name="_Toc243659739"/>
+      <w:bookmarkStart w:id="0" w:name="_Toc243661047"/>
       <w:r>
         <w:rPr>
           <w:b/>
@@ -91,7 +91,7 @@
           <w:r>
             <w:fldChar w:fldCharType="separate"/>
           </w:r>
-          <w:hyperlink w:anchor="_Toc243659739" w:history="1">
+          <w:hyperlink w:anchor="_Toc243661047" w:history="1">
             <w:r>
               <w:rPr>
                 <w:rStyle w:val="Hyperlink"/>
@@ -120,7 +120,7 @@
                 <w:noProof/>
                 <w:webHidden/>
               </w:rPr>
-              <w:instrText xml:space="preserve"> PAGEREF _Toc243659739 \h </w:instrText>
+              <w:instrText xml:space="preserve"> PAGEREF _Toc243661047 \h </w:instrText>
             </w:r>
             <w:r>
               <w:rPr>
@@ -165,7 +165,7 @@
               <w:lang w:eastAsia="en-IE"/>
             </w:rPr>
           </w:pPr>
-          <w:hyperlink w:anchor="_Toc243659740" w:history="1">
+          <w:hyperlink w:anchor="_Toc243661048" w:history="1">
             <w:r>
               <w:rPr>
                 <w:rStyle w:val="Hyperlink"/>
@@ -193,7 +193,7 @@
                 <w:noProof/>
                 <w:webHidden/>
               </w:rPr>
-              <w:instrText xml:space="preserve"> PAGEREF _Toc243659740 \h </w:instrText>
+              <w:instrText xml:space="preserve"> PAGEREF _Toc243661048 \h </w:instrText>
             </w:r>
             <w:r>
               <w:rPr>
@@ -238,7 +238,7 @@
               <w:lang w:eastAsia="en-IE"/>
             </w:rPr>
           </w:pPr>
-          <w:hyperlink w:anchor="_Toc243659741" w:history="1">
+          <w:hyperlink w:anchor="_Toc243661049" w:history="1">
             <w:r>
               <w:rPr>
                 <w:rStyle w:val="Hyperlink"/>
@@ -265,7 +265,7 @@
                 <w:noProof/>
                 <w:webHidden/>
               </w:rPr>
-              <w:instrText xml:space="preserve"> PAGEREF _Toc243659741 \h </w:instrText>
+              <w:instrText xml:space="preserve"> PAGEREF _Toc243661049 \h </w:instrText>
             </w:r>
             <w:r>
               <w:rPr>
@@ -310,7 +310,7 @@
               <w:lang w:eastAsia="en-IE"/>
             </w:rPr>
           </w:pPr>
-          <w:hyperlink w:anchor="_Toc243659742" w:history="1">
+          <w:hyperlink w:anchor="_Toc243661050" w:history="1">
             <w:r>
               <w:rPr>
                 <w:rStyle w:val="Hyperlink"/>
@@ -337,7 +337,7 @@
                 <w:noProof/>
                 <w:webHidden/>
               </w:rPr>
-              <w:instrText xml:space="preserve"> PAGEREF _Toc243659742 \h </w:instrText>
+              <w:instrText xml:space="preserve"> PAGEREF _Toc243661050 \h </w:instrText>
             </w:r>
             <w:r>
               <w:rPr>
@@ -382,7 +382,7 @@
               <w:lang w:eastAsia="en-IE"/>
             </w:rPr>
           </w:pPr>
-          <w:hyperlink w:anchor="_Toc243659743" w:history="1">
+          <w:hyperlink w:anchor="_Toc243661051" w:history="1">
             <w:r>
               <w:rPr>
                 <w:rStyle w:val="Hyperlink"/>
@@ -410,7 +410,7 @@
                 <w:noProof/>
                 <w:webHidden/>
               </w:rPr>
-              <w:instrText xml:space="preserve"> PAGEREF _Toc243659743 \h </w:instrText>
+              <w:instrText xml:space="preserve"> PAGEREF _Toc243661051 \h </w:instrText>
             </w:r>
             <w:r>
               <w:rPr>
@@ -455,7 +455,7 @@
               <w:lang w:eastAsia="en-IE"/>
             </w:rPr>
           </w:pPr>
-          <w:hyperlink w:anchor="_Toc243659744" w:history="1">
+          <w:hyperlink w:anchor="_Toc243661052" w:history="1">
             <w:r>
               <w:rPr>
                 <w:rStyle w:val="Hyperlink"/>
@@ -483,7 +483,7 @@
                 <w:noProof/>
                 <w:webHidden/>
               </w:rPr>
-              <w:instrText xml:space="preserve"> PAGEREF _Toc243659744 \h </w:instrText>
+              <w:instrText xml:space="preserve"> PAGEREF _Toc243661052 \h </w:instrText>
             </w:r>
             <w:r>
               <w:rPr>
@@ -528,7 +528,7 @@
               <w:lang w:eastAsia="en-IE"/>
             </w:rPr>
           </w:pPr>
-          <w:hyperlink w:anchor="_Toc243659745" w:history="1">
+          <w:hyperlink w:anchor="_Toc243661053" w:history="1">
             <w:r>
               <w:rPr>
                 <w:rStyle w:val="Hyperlink"/>
@@ -556,7 +556,7 @@
                 <w:noProof/>
                 <w:webHidden/>
               </w:rPr>
-              <w:instrText xml:space="preserve"> PAGEREF _Toc243659745 \h </w:instrText>
+              <w:instrText xml:space="preserve"> PAGEREF _Toc243661053 \h </w:instrText>
             </w:r>
             <w:r>
               <w:rPr>
@@ -601,7 +601,7 @@
               <w:lang w:eastAsia="en-IE"/>
             </w:rPr>
           </w:pPr>
-          <w:hyperlink w:anchor="_Toc243659746" w:history="1">
+          <w:hyperlink w:anchor="_Toc243661054" w:history="1">
             <w:r>
               <w:rPr>
                 <w:rStyle w:val="Hyperlink"/>
@@ -629,7 +629,7 @@
                 <w:noProof/>
                 <w:webHidden/>
               </w:rPr>
-              <w:instrText xml:space="preserve"> PAGEREF _Toc243659746 \h </w:instrText>
+              <w:instrText xml:space="preserve"> PAGEREF _Toc243661054 \h </w:instrText>
             </w:r>
             <w:r>
               <w:rPr>
@@ -649,7 +649,7 @@
                 <w:noProof/>
                 <w:webHidden/>
               </w:rPr>
-              <w:t>4</w:t>
+              <w:t>5</w:t>
             </w:r>
             <w:r>
               <w:rPr>
@@ -674,7 +674,7 @@
               <w:lang w:eastAsia="en-IE"/>
             </w:rPr>
           </w:pPr>
-          <w:hyperlink w:anchor="_Toc243659747" w:history="1">
+          <w:hyperlink w:anchor="_Toc243661055" w:history="1">
             <w:r>
               <w:rPr>
                 <w:rStyle w:val="Hyperlink"/>
@@ -702,7 +702,7 @@
                 <w:noProof/>
                 <w:webHidden/>
               </w:rPr>
-              <w:instrText xml:space="preserve"> PAGEREF _Toc243659747 \h </w:instrText>
+              <w:instrText xml:space="preserve"> PAGEREF _Toc243661055 \h </w:instrText>
             </w:r>
             <w:r>
               <w:rPr>
@@ -722,7 +722,7 @@
                 <w:noProof/>
                 <w:webHidden/>
               </w:rPr>
-              <w:t>4</w:t>
+              <w:t>5</w:t>
             </w:r>
             <w:r>
               <w:rPr>
@@ -747,7 +747,7 @@
               <w:lang w:eastAsia="en-IE"/>
             </w:rPr>
           </w:pPr>
-          <w:hyperlink w:anchor="_Toc243659748" w:history="1">
+          <w:hyperlink w:anchor="_Toc243661056" w:history="1">
             <w:r>
               <w:rPr>
                 <w:rStyle w:val="Hyperlink"/>
@@ -775,7 +775,7 @@
                 <w:noProof/>
                 <w:webHidden/>
               </w:rPr>
-              <w:instrText xml:space="preserve"> PAGEREF _Toc243659748 \h </w:instrText>
+              <w:instrText xml:space="preserve"> PAGEREF _Toc243661056 \h </w:instrText>
             </w:r>
             <w:r>
               <w:rPr>
@@ -795,7 +795,7 @@
                 <w:noProof/>
                 <w:webHidden/>
               </w:rPr>
-              <w:t>5</w:t>
+              <w:t>6</w:t>
             </w:r>
             <w:r>
               <w:rPr>
@@ -820,7 +820,7 @@
               <w:lang w:eastAsia="en-IE"/>
             </w:rPr>
           </w:pPr>
-          <w:hyperlink w:anchor="_Toc243659749" w:history="1">
+          <w:hyperlink w:anchor="_Toc243661057" w:history="1">
             <w:r>
               <w:rPr>
                 <w:rStyle w:val="Hyperlink"/>
@@ -848,7 +848,7 @@
                 <w:noProof/>
                 <w:webHidden/>
               </w:rPr>
-              <w:instrText xml:space="preserve"> PAGEREF _Toc243659749 \h </w:instrText>
+              <w:instrText xml:space="preserve"> PAGEREF _Toc243661057 \h </w:instrText>
             </w:r>
             <w:r>
               <w:rPr>
@@ -893,7 +893,7 @@
               <w:lang w:eastAsia="en-IE"/>
             </w:rPr>
           </w:pPr>
-          <w:hyperlink w:anchor="_Toc243659750" w:history="1">
+          <w:hyperlink w:anchor="_Toc243661058" w:history="1">
             <w:r>
               <w:rPr>
                 <w:rStyle w:val="Hyperlink"/>
@@ -921,7 +921,7 @@
                 <w:noProof/>
                 <w:webHidden/>
               </w:rPr>
-              <w:instrText xml:space="preserve"> PAGEREF _Toc243659750 \h </w:instrText>
+              <w:instrText xml:space="preserve"> PAGEREF _Toc243661058 \h </w:instrText>
             </w:r>
             <w:r>
               <w:rPr>
@@ -966,7 +966,7 @@
               <w:lang w:eastAsia="en-IE"/>
             </w:rPr>
           </w:pPr>
-          <w:hyperlink w:anchor="_Toc243659751" w:history="1">
+          <w:hyperlink w:anchor="_Toc243661059" w:history="1">
             <w:r>
               <w:rPr>
                 <w:rStyle w:val="Hyperlink"/>
@@ -994,7 +994,7 @@
                 <w:noProof/>
                 <w:webHidden/>
               </w:rPr>
-              <w:instrText xml:space="preserve"> PAGEREF _Toc243659751 \h </w:instrText>
+              <w:instrText xml:space="preserve"> PAGEREF _Toc243661059 \h </w:instrText>
             </w:r>
             <w:r>
               <w:rPr>
@@ -1014,7 +1014,7 @@
                 <w:noProof/>
                 <w:webHidden/>
               </w:rPr>
-              <w:t>6</w:t>
+              <w:t>7</w:t>
             </w:r>
             <w:r>
               <w:rPr>
@@ -1039,7 +1039,7 @@
               <w:lang w:eastAsia="en-IE"/>
             </w:rPr>
           </w:pPr>
-          <w:hyperlink w:anchor="_Toc243659752" w:history="1">
+          <w:hyperlink w:anchor="_Toc243661060" w:history="1">
             <w:r>
               <w:rPr>
                 <w:rStyle w:val="Hyperlink"/>
@@ -1067,7 +1067,7 @@
                 <w:noProof/>
                 <w:webHidden/>
               </w:rPr>
-              <w:instrText xml:space="preserve"> PAGEREF _Toc243659752 \h </w:instrText>
+              <w:instrText xml:space="preserve"> PAGEREF _Toc243661060 \h </w:instrText>
             </w:r>
             <w:r>
               <w:rPr>
@@ -1112,7 +1112,7 @@
               <w:lang w:eastAsia="en-IE"/>
             </w:rPr>
           </w:pPr>
-          <w:hyperlink w:anchor="_Toc243659753" w:history="1">
+          <w:hyperlink w:anchor="_Toc243661061" w:history="1">
             <w:r>
               <w:rPr>
                 <w:rStyle w:val="Hyperlink"/>
@@ -1140,7 +1140,7 @@
                 <w:noProof/>
                 <w:webHidden/>
               </w:rPr>
-              <w:instrText xml:space="preserve"> PAGEREF _Toc243659753 \h </w:instrText>
+              <w:instrText xml:space="preserve"> PAGEREF _Toc243661061 \h </w:instrText>
             </w:r>
             <w:r>
               <w:rPr>
@@ -1185,7 +1185,7 @@
               <w:lang w:eastAsia="en-IE"/>
             </w:rPr>
           </w:pPr>
-          <w:hyperlink w:anchor="_Toc243659754" w:history="1">
+          <w:hyperlink w:anchor="_Toc243661062" w:history="1">
             <w:r>
               <w:rPr>
                 <w:rStyle w:val="Hyperlink"/>
@@ -1213,7 +1213,7 @@
                 <w:noProof/>
                 <w:webHidden/>
               </w:rPr>
-              <w:instrText xml:space="preserve"> PAGEREF _Toc243659754 \h </w:instrText>
+              <w:instrText xml:space="preserve"> PAGEREF _Toc243661062 \h </w:instrText>
             </w:r>
             <w:r>
               <w:rPr>
@@ -1258,7 +1258,7 @@
               <w:lang w:eastAsia="en-IE"/>
             </w:rPr>
           </w:pPr>
-          <w:hyperlink w:anchor="_Toc243659755" w:history="1">
+          <w:hyperlink w:anchor="_Toc243661063" w:history="1">
             <w:r>
               <w:rPr>
                 <w:rStyle w:val="Hyperlink"/>
@@ -1286,7 +1286,7 @@
                 <w:noProof/>
                 <w:webHidden/>
               </w:rPr>
-              <w:instrText xml:space="preserve"> PAGEREF _Toc243659755 \h </w:instrText>
+              <w:instrText xml:space="preserve"> PAGEREF _Toc243661063 \h </w:instrText>
             </w:r>
             <w:r>
               <w:rPr>
@@ -1331,7 +1331,7 @@
               <w:lang w:eastAsia="en-IE"/>
             </w:rPr>
           </w:pPr>
-          <w:hyperlink w:anchor="_Toc243659756" w:history="1">
+          <w:hyperlink w:anchor="_Toc243661064" w:history="1">
             <w:r>
               <w:rPr>
                 <w:rStyle w:val="Hyperlink"/>
@@ -1358,7 +1358,7 @@
                 <w:noProof/>
                 <w:webHidden/>
               </w:rPr>
-              <w:instrText xml:space="preserve"> PAGEREF _Toc243659756 \h </w:instrText>
+              <w:instrText xml:space="preserve"> PAGEREF _Toc243661064 \h </w:instrText>
             </w:r>
             <w:r>
               <w:rPr>
@@ -1379,6 +1379,78 @@
                 <w:webHidden/>
               </w:rPr>
               <w:t>10</w:t>
+            </w:r>
+            <w:r>
+              <w:rPr>
+                <w:noProof/>
+                <w:webHidden/>
+              </w:rPr>
+              <w:fldChar w:fldCharType="end"/>
+            </w:r>
+          </w:hyperlink>
+        </w:p>
+        <w:p>
+          <w:pPr>
+            <w:pStyle w:val="TOC2"/>
+            <w:tabs>
+              <w:tab w:val="right" w:leader="dot" w:pos="9016"/>
+            </w:tabs>
+            <w:rPr>
+              <w:rFonts w:eastAsiaTheme="minorEastAsia"/>
+              <w:noProof/>
+              <w:sz w:val="24"/>
+              <w:szCs w:val="24"/>
+              <w:lang w:eastAsia="en-IE"/>
+            </w:rPr>
+          </w:pPr>
+          <w:hyperlink w:anchor="_Toc243661065" w:history="1">
+            <w:r>
+              <w:rPr>
+                <w:rStyle w:val="Hyperlink"/>
+                <w:noProof/>
+              </w:rPr>
+              <w:t>AI Reflection</w:t>
+            </w:r>
+            <w:r>
+              <w:rPr>
+                <w:noProof/>
+                <w:webHidden/>
+              </w:rPr>
+              <w:tab/>
+            </w:r>
+            <w:r>
+              <w:rPr>
+                <w:noProof/>
+                <w:webHidden/>
+              </w:rPr>
+              <w:fldChar w:fldCharType="begin"/>
+            </w:r>
+            <w:r>
+              <w:rPr>
+                <w:noProof/>
+                <w:webHidden/>
+              </w:rPr>
+              <w:instrText xml:space="preserve"> PAGEREF _Toc243661065 \h </w:instrText>
+            </w:r>
+            <w:r>
+              <w:rPr>
+                <w:noProof/>
+                <w:webHidden/>
+              </w:rPr>
+            </w:r>
+            <w:r>
+              <w:rPr>
+                <w:noProof/>
+                <w:webHidden/>
+              </w:rPr>
+              <w:fldChar w:fldCharType="separate"/>
+            </w:r>
+            <w:r>
+              <w:rPr>
+                <w:noProof/>
+                <w:webHidden/>
+              </w:rPr>
+              <w:t>13</w:t>
             </w:r>
             <w:r>
               <w:rPr>
@@ -1425,7 +1497,7 @@
           <w:lang w:val="en-US"/>
         </w:rPr>
       </w:pPr>
-      <w:bookmarkStart w:id="1" w:name="_Toc243659740"/>
+      <w:bookmarkStart w:id="1" w:name="_Toc243661048"/>
       <w:r>
         <w:rPr>
           <w:lang w:val="en-US"/>
@@ -1459,9 +1531,6 @@
     <w:p>
       <w:pPr>
         <w:pStyle w:val="NoSpacing"/>
-        <w:rPr>
-          <w:lang w:val="ru-RU"/>
-        </w:rPr>
       </w:pPr>
       <w:r>
         <w:t xml:space="preserve">The process is following: </w:t>
@@ -1501,11 +1570,8 @@
     <w:p>
       <w:pPr>
         <w:pStyle w:val="Heading2"/>
-        <w:rPr>
-          <w:lang w:val="ru-RU"/>
-        </w:rPr>
       </w:pPr>
-      <w:bookmarkStart w:id="2" w:name="_Toc243659741"/>
+      <w:bookmarkStart w:id="2" w:name="_Toc243661049"/>
       <w:r>
         <w:t>Problems</w:t>
       </w:r>
@@ -1885,7 +1951,7 @@
       <w:pPr>
         <w:pStyle w:val="Heading2"/>
       </w:pPr>
-      <w:bookmarkStart w:id="3" w:name="_Toc243659742"/>
+      <w:bookmarkStart w:id="3" w:name="_Toc243661050"/>
       <w:r>
         <w:t>Purpose, Scope and Boundary</w:t>
       </w:r>
@@ -2194,7 +2260,7 @@
           <w:lang w:val="en-US"/>
         </w:rPr>
       </w:pPr>
-      <w:bookmarkStart w:id="4" w:name="_Toc243659743"/>
+      <w:bookmarkStart w:id="4" w:name="_Toc243661051"/>
       <w:r>
         <w:rPr>
           <w:lang w:val="en-US"/>
@@ -2210,7 +2276,7 @@
           <w:lang w:val="en-US"/>
         </w:rPr>
       </w:pPr>
-      <w:bookmarkStart w:id="5" w:name="_Toc243659744"/>
+      <w:bookmarkStart w:id="5" w:name="_Toc243661052"/>
       <w:r>
         <w:rPr>
           <w:lang w:val="en-US"/>
@@ -3081,7 +3147,7 @@
           <w:lang w:val="en-US"/>
         </w:rPr>
       </w:pPr>
-      <w:bookmarkStart w:id="6" w:name="_Toc243659745"/>
+      <w:bookmarkStart w:id="6" w:name="_Toc243661053"/>
       <w:r>
         <w:rPr>
           <w:lang w:val="en-US"/>
@@ -3674,7 +3740,7 @@
           <w:lang w:val="en-US"/>
         </w:rPr>
       </w:pPr>
-      <w:bookmarkStart w:id="7" w:name="_Toc243659746"/>
+      <w:bookmarkStart w:id="7" w:name="_Toc243661054"/>
       <w:r>
         <w:rPr>
           <w:lang w:val="en-US"/>
@@ -3696,7 +3762,7 @@
           <w:lang w:val="en-US"/>
         </w:rPr>
       </w:pPr>
-      <w:bookmarkStart w:id="8" w:name="_Toc243659747"/>
+      <w:bookmarkStart w:id="8" w:name="_Toc243661055"/>
       <w:r>
         <w:rPr>
           <w:lang w:val="en-US"/>
@@ -4783,7 +4849,7 @@
           <w:lang w:val="en-US"/>
         </w:rPr>
       </w:pPr>
-      <w:bookmarkStart w:id="9" w:name="_Toc243659748"/>
+      <w:bookmarkStart w:id="9" w:name="_Toc243661056"/>
       <w:r>
         <w:rPr>
           <w:lang w:val="en-US"/>
@@ -5117,7 +5183,7 @@
           <w:lang w:val="en-US"/>
         </w:rPr>
       </w:pPr>
-      <w:bookmarkStart w:id="10" w:name="_Toc243659749"/>
+      <w:bookmarkStart w:id="10" w:name="_Toc243661057"/>
       <w:proofErr w:type="spellStart"/>
       <w:r>
         <w:rPr>
@@ -5440,7 +5506,7 @@
           <w:lang w:val="en-US"/>
         </w:rPr>
       </w:pPr>
-      <w:bookmarkStart w:id="11" w:name="_Toc243659750"/>
+      <w:bookmarkStart w:id="11" w:name="_Toc243661058"/>
       <w:r>
         <w:rPr>
           <w:lang w:val="en-US"/>
@@ -5785,7 +5851,7 @@
           <w:lang w:val="en-US"/>
         </w:rPr>
       </w:pPr>
-      <w:bookmarkStart w:id="12" w:name="_Toc243659751"/>
+      <w:bookmarkStart w:id="12" w:name="_Toc243661059"/>
       <w:r>
         <w:rPr>
           <w:lang w:val="en-US"/>
@@ -6284,7 +6350,7 @@
           <w:lang w:val="en-US"/>
         </w:rPr>
       </w:pPr>
-      <w:bookmarkStart w:id="13" w:name="_Toc243659752"/>
+      <w:bookmarkStart w:id="13" w:name="_Toc243661060"/>
       <w:r>
         <w:rPr>
           <w:lang w:val="en-US"/>
@@ -6512,7 +6578,7 @@
       <w:pPr>
         <w:pStyle w:val="Heading2"/>
       </w:pPr>
-      <w:bookmarkStart w:id="14" w:name="_Toc243659753"/>
+      <w:bookmarkStart w:id="14" w:name="_Toc243661061"/>
       <w:r>
         <w:rPr>
           <w:lang w:val="en-US"/>
@@ -6528,7 +6594,7 @@
           <w:lang w:val="en-US"/>
         </w:rPr>
       </w:pPr>
-      <w:bookmarkStart w:id="15" w:name="_Toc243659754"/>
+      <w:bookmarkStart w:id="15" w:name="_Toc243661062"/>
       <w:r>
         <w:rPr>
           <w:lang w:val="en-US"/>
@@ -7671,7 +7737,6 @@
         <w:rPr>
           <w:b/>
           <w:bCs/>
-          <w:lang w:val="ru-RU"/>
         </w:rPr>
       </w:pPr>
     </w:p>
@@ -7686,6 +7751,7 @@
         <w:rPr>
           <w:b/>
           <w:bCs/>
+          <w:noProof/>
         </w:rPr>
         <w:lastRenderedPageBreak/>
         <w:drawing>
@@ -7783,7 +7849,7 @@
           <w:lang w:val="ru-RU"/>
         </w:rPr>
       </w:pPr>
-      <w:bookmarkStart w:id="16" w:name="_Toc243659755"/>
+      <w:bookmarkStart w:id="16" w:name="_Toc243661063"/>
       <w:r>
         <w:rPr>
           <w:lang w:val="en-US"/>
@@ -8400,7 +8466,7 @@
       <w:pPr>
         <w:pStyle w:val="Heading2"/>
       </w:pPr>
-      <w:bookmarkStart w:id="17" w:name="_Toc243659756"/>
+      <w:bookmarkStart w:id="17" w:name="_Toc243661064"/>
       <w:r>
         <w:t>Candidate Concept Analysis</w:t>
       </w:r>
@@ -11010,7 +11076,35 @@
         </w:drawing>
       </w:r>
     </w:p>
-    <w:p/>
+    <w:p>
+      <w:r>
+        <w:br w:type="page"/>
+      </w:r>
+    </w:p>
+    <w:p>
+      <w:pPr>
+        <w:pStyle w:val="Heading2"/>
+      </w:pPr>
+      <w:bookmarkStart w:id="18" w:name="_Toc243661065"/>
+      <w:r>
+        <w:lastRenderedPageBreak/>
+        <w:t>AI Reflection</w:t>
+      </w:r>
+      <w:bookmarkEnd w:id="18"/>
+    </w:p>
+    <w:p>
+      <w:pPr>
+        <w:rPr>
+          <w:lang w:val="en-US"/>
+        </w:rPr>
+      </w:pPr>
+      <w:r>
+        <w:rPr>
+          <w:lang w:val="en-US"/>
+        </w:rPr>
+        <w:t>AI played a good role in creating code for plantuml diagram and analyzing the overall pipeline of the PMRS.</w:t>
+      </w:r>
+    </w:p>
     <w:sectPr>
       <w:pgSz w:w="11906" w:h="16838"/>
       <w:pgMar w:top="1440" w:right="1440" w:bottom="1440" w:left="1440" w:header="708" w:footer="708" w:gutter="0"/>
@@ -12009,6 +12103,7 @@
   <w:style w:type="character" w:default="1" w:styleId="DefaultParagraphFont">
     <w:name w:val="Default Paragraph Font"/>
     <w:uiPriority w:val="1"/>
+    <w:semiHidden/>
     <w:unhideWhenUsed/>
   </w:style>
   <w:style w:type="table" w:default="1" w:styleId="TableNormal">
